--- a/texte/SmartVoc-Texts-English.docx
+++ b/texte/SmartVoc-Texts-English.docx
@@ -31486,7 +31486,7 @@
         <w:spacing w:after="120" w:before="260"/>
       </w:pPr>
       <w:r>
-        <w:t xml:space="preserve">Account  (21)</w:t>
+        <w:t xml:space="preserve">Account  (34)</w:t>
       </w:r>
     </w:p>
     <w:tbl>
@@ -31661,6 +31661,159 @@
                 <w:sz w:val="21"/>
                 <w:szCs w:val="21"/>
               </w:rPr>
+              <w:t xml:space="preserve">Already registered? Sign in</w:t>
+            </w:r>
+          </w:p>
+        </w:tc>
+      </w:tr>
+      <w:tr>
+        <w:tc>
+          <w:tcPr>
+            <w:tcW w:type="dxa" w:w="1120"/>
+            <w:tcMar>
+              <w:top w:type="dxa" w:w="60"/>
+              <w:left w:type="dxa" w:w="90"/>
+              <w:bottom w:type="dxa" w:w="60"/>
+              <w:right w:type="dxa" w:w="90"/>
+            </w:tcMar>
+          </w:tcPr>
+          <w:p>
+            <w:pPr>
+              <w:spacing w:after="0"/>
+            </w:pPr>
+            <w:r>
+              <w:rPr>
+                <w:rFonts w:ascii="Consolas" w:cs="Consolas" w:eastAsia="Consolas" w:hAnsi="Consolas"/>
+                <w:color w:val="9A958B"/>
+                <w:sz w:val="15"/>
+                <w:szCs w:val="15"/>
+              </w:rPr>
+              <w:t xml:space="preserve">B-481</w:t>
+            </w:r>
+          </w:p>
+        </w:tc>
+        <w:tc>
+          <w:tcPr>
+            <w:tcW w:type="dxa" w:w="7880"/>
+            <w:tcMar>
+              <w:top w:type="dxa" w:w="60"/>
+              <w:left w:type="dxa" w:w="90"/>
+              <w:bottom w:type="dxa" w:w="60"/>
+              <w:right w:type="dxa" w:w="90"/>
+            </w:tcMar>
+          </w:tcPr>
+          <w:p>
+            <w:pPr>
+              <w:spacing w:after="0" w:before="0"/>
+            </w:pPr>
+            <w:r>
+              <w:rPr>
+                <w:rFonts w:ascii="Calibri" w:cs="Calibri" w:eastAsia="Calibri" w:hAnsi="Calibri"/>
+                <w:sz w:val="21"/>
+                <w:szCs w:val="21"/>
+              </w:rPr>
+              <w:t xml:space="preserve">At least {n} characters.</w:t>
+            </w:r>
+          </w:p>
+        </w:tc>
+      </w:tr>
+      <w:tr>
+        <w:tc>
+          <w:tcPr>
+            <w:tcW w:type="dxa" w:w="1120"/>
+            <w:tcMar>
+              <w:top w:type="dxa" w:w="60"/>
+              <w:left w:type="dxa" w:w="90"/>
+              <w:bottom w:type="dxa" w:w="60"/>
+              <w:right w:type="dxa" w:w="90"/>
+            </w:tcMar>
+          </w:tcPr>
+          <w:p>
+            <w:pPr>
+              <w:spacing w:after="0"/>
+            </w:pPr>
+            <w:r>
+              <w:rPr>
+                <w:rFonts w:ascii="Consolas" w:cs="Consolas" w:eastAsia="Consolas" w:hAnsi="Consolas"/>
+                <w:color w:val="9A958B"/>
+                <w:sz w:val="15"/>
+                <w:szCs w:val="15"/>
+              </w:rPr>
+              <w:t xml:space="preserve">B-482</w:t>
+            </w:r>
+          </w:p>
+        </w:tc>
+        <w:tc>
+          <w:tcPr>
+            <w:tcW w:type="dxa" w:w="7880"/>
+            <w:tcMar>
+              <w:top w:type="dxa" w:w="60"/>
+              <w:left w:type="dxa" w:w="90"/>
+              <w:bottom w:type="dxa" w:w="60"/>
+              <w:right w:type="dxa" w:w="90"/>
+            </w:tcMar>
+          </w:tcPr>
+          <w:p>
+            <w:pPr>
+              <w:spacing w:after="0" w:before="0"/>
+            </w:pPr>
+            <w:r>
+              <w:rPr>
+                <w:rFonts w:ascii="Calibri" w:cs="Calibri" w:eastAsia="Calibri" w:hAnsi="Calibri"/>
+                <w:sz w:val="21"/>
+                <w:szCs w:val="21"/>
+              </w:rPr>
+              <w:t xml:space="preserve">At least {n} characters. Longer beats complicated.</w:t>
+            </w:r>
+          </w:p>
+        </w:tc>
+      </w:tr>
+      <w:tr>
+        <w:tc>
+          <w:tcPr>
+            <w:tcW w:type="dxa" w:w="1120"/>
+            <w:tcMar>
+              <w:top w:type="dxa" w:w="60"/>
+              <w:left w:type="dxa" w:w="90"/>
+              <w:bottom w:type="dxa" w:w="60"/>
+              <w:right w:type="dxa" w:w="90"/>
+            </w:tcMar>
+          </w:tcPr>
+          <w:p>
+            <w:pPr>
+              <w:spacing w:after="0"/>
+            </w:pPr>
+            <w:r>
+              <w:rPr>
+                <w:rFonts w:ascii="Consolas" w:cs="Consolas" w:eastAsia="Consolas" w:hAnsi="Consolas"/>
+                <w:color w:val="9A958B"/>
+                <w:sz w:val="15"/>
+                <w:szCs w:val="15"/>
+              </w:rPr>
+              <w:t xml:space="preserve">B-483</w:t>
+            </w:r>
+          </w:p>
+        </w:tc>
+        <w:tc>
+          <w:tcPr>
+            <w:tcW w:type="dxa" w:w="7880"/>
+            <w:tcMar>
+              <w:top w:type="dxa" w:w="60"/>
+              <w:left w:type="dxa" w:w="90"/>
+              <w:bottom w:type="dxa" w:w="60"/>
+              <w:right w:type="dxa" w:w="90"/>
+            </w:tcMar>
+          </w:tcPr>
+          <w:p>
+            <w:pPr>
+              <w:spacing w:after="0" w:before="0"/>
+            </w:pPr>
+            <w:r>
+              <w:rPr>
+                <w:rFonts w:ascii="Calibri" w:cs="Calibri" w:eastAsia="Calibri" w:hAnsi="Calibri"/>
+                <w:sz w:val="21"/>
+                <w:szCs w:val="21"/>
+              </w:rPr>
               <w:t xml:space="preserve">Back to sign in</w:t>
             </w:r>
           </w:p>
@@ -31688,7 +31841,58 @@
                 <w:sz w:val="15"/>
                 <w:szCs w:val="15"/>
               </w:rPr>
-              <w:t xml:space="preserve">B-481</w:t>
+              <w:t xml:space="preserve">B-484</w:t>
+            </w:r>
+          </w:p>
+        </w:tc>
+        <w:tc>
+          <w:tcPr>
+            <w:tcW w:type="dxa" w:w="7880"/>
+            <w:tcMar>
+              <w:top w:type="dxa" w:w="60"/>
+              <w:left w:type="dxa" w:w="90"/>
+              <w:bottom w:type="dxa" w:w="60"/>
+              <w:right w:type="dxa" w:w="90"/>
+            </w:tcMar>
+          </w:tcPr>
+          <w:p>
+            <w:pPr>
+              <w:spacing w:after="0" w:before="0"/>
+            </w:pPr>
+            <w:r>
+              <w:rPr>
+                <w:rFonts w:ascii="Calibri" w:cs="Calibri" w:eastAsia="Calibri" w:hAnsi="Calibri"/>
+                <w:sz w:val="21"/>
+                <w:szCs w:val="21"/>
+              </w:rPr>
+              <w:t xml:space="preserve">Create account</w:t>
+            </w:r>
+          </w:p>
+        </w:tc>
+      </w:tr>
+      <w:tr>
+        <w:tc>
+          <w:tcPr>
+            <w:tcW w:type="dxa" w:w="1120"/>
+            <w:tcMar>
+              <w:top w:type="dxa" w:w="60"/>
+              <w:left w:type="dxa" w:w="90"/>
+              <w:bottom w:type="dxa" w:w="60"/>
+              <w:right w:type="dxa" w:w="90"/>
+            </w:tcMar>
+          </w:tcPr>
+          <w:p>
+            <w:pPr>
+              <w:spacing w:after="0"/>
+            </w:pPr>
+            <w:r>
+              <w:rPr>
+                <w:rFonts w:ascii="Consolas" w:cs="Consolas" w:eastAsia="Consolas" w:hAnsi="Consolas"/>
+                <w:color w:val="9A958B"/>
+                <w:sz w:val="15"/>
+                <w:szCs w:val="15"/>
+              </w:rPr>
+              <w:t xml:space="preserve">B-485</w:t>
             </w:r>
           </w:p>
         </w:tc>
@@ -31739,7 +31943,7 @@
                 <w:sz w:val="15"/>
                 <w:szCs w:val="15"/>
               </w:rPr>
-              <w:t xml:space="preserve">B-482</w:t>
+              <w:t xml:space="preserve">B-486</w:t>
             </w:r>
           </w:p>
         </w:tc>
@@ -31790,7 +31994,7 @@
                 <w:sz w:val="15"/>
                 <w:szCs w:val="15"/>
               </w:rPr>
-              <w:t xml:space="preserve">B-483</w:t>
+              <w:t xml:space="preserve">B-487</w:t>
             </w:r>
           </w:p>
         </w:tc>
@@ -31841,7 +32045,7 @@
                 <w:sz w:val="15"/>
                 <w:szCs w:val="15"/>
               </w:rPr>
-              <w:t xml:space="preserve">B-484</w:t>
+              <w:t xml:space="preserve">B-488</w:t>
             </w:r>
           </w:p>
         </w:tc>
@@ -31892,7 +32096,7 @@
                 <w:sz w:val="15"/>
                 <w:szCs w:val="15"/>
               </w:rPr>
-              <w:t xml:space="preserve">B-485</w:t>
+              <w:t xml:space="preserve">B-489</w:t>
             </w:r>
           </w:p>
         </w:tc>
@@ -31943,7 +32147,7 @@
                 <w:sz w:val="15"/>
                 <w:szCs w:val="15"/>
               </w:rPr>
-              <w:t xml:space="preserve">B-486</w:t>
+              <w:t xml:space="preserve">B-490</w:t>
             </w:r>
           </w:p>
         </w:tc>
@@ -31994,7 +32198,7 @@
                 <w:sz w:val="15"/>
                 <w:szCs w:val="15"/>
               </w:rPr>
-              <w:t xml:space="preserve">B-487</w:t>
+              <w:t xml:space="preserve">B-491</w:t>
             </w:r>
           </w:p>
         </w:tc>
@@ -32045,7 +32249,7 @@
                 <w:sz w:val="15"/>
                 <w:szCs w:val="15"/>
               </w:rPr>
-              <w:t xml:space="preserve">B-488</w:t>
+              <w:t xml:space="preserve">B-492</w:t>
             </w:r>
           </w:p>
         </w:tc>
@@ -32096,7 +32300,7 @@
                 <w:sz w:val="15"/>
                 <w:szCs w:val="15"/>
               </w:rPr>
-              <w:t xml:space="preserve">B-489</w:t>
+              <w:t xml:space="preserve">B-493</w:t>
             </w:r>
           </w:p>
         </w:tc>
@@ -32147,7 +32351,7 @@
                 <w:sz w:val="15"/>
                 <w:szCs w:val="15"/>
               </w:rPr>
-              <w:t xml:space="preserve">B-490</w:t>
+              <w:t xml:space="preserve">B-494</w:t>
             </w:r>
           </w:p>
         </w:tc>
@@ -32198,7 +32402,7 @@
                 <w:sz w:val="15"/>
                 <w:szCs w:val="15"/>
               </w:rPr>
-              <w:t xml:space="preserve">B-491</w:t>
+              <w:t xml:space="preserve">B-495</w:t>
             </w:r>
           </w:p>
         </w:tc>
@@ -32249,7 +32453,7 @@
                 <w:sz w:val="15"/>
                 <w:szCs w:val="15"/>
               </w:rPr>
-              <w:t xml:space="preserve">B-492</w:t>
+              <w:t xml:space="preserve">B-496</w:t>
             </w:r>
           </w:p>
         </w:tc>
@@ -32300,7 +32504,7 @@
                 <w:sz w:val="15"/>
                 <w:szCs w:val="15"/>
               </w:rPr>
-              <w:t xml:space="preserve">B-493</w:t>
+              <w:t xml:space="preserve">B-497</w:t>
             </w:r>
           </w:p>
         </w:tc>
@@ -32351,7 +32555,109 @@
                 <w:sz w:val="15"/>
                 <w:szCs w:val="15"/>
               </w:rPr>
-              <w:t xml:space="preserve">B-494</w:t>
+              <w:t xml:space="preserve">B-498</w:t>
+            </w:r>
+          </w:p>
+        </w:tc>
+        <w:tc>
+          <w:tcPr>
+            <w:tcW w:type="dxa" w:w="7880"/>
+            <w:tcMar>
+              <w:top w:type="dxa" w:w="60"/>
+              <w:left w:type="dxa" w:w="90"/>
+              <w:bottom w:type="dxa" w:w="60"/>
+              <w:right w:type="dxa" w:w="90"/>
+            </w:tcMar>
+          </w:tcPr>
+          <w:p>
+            <w:pPr>
+              <w:spacing w:after="0" w:before="0"/>
+            </w:pPr>
+            <w:r>
+              <w:rPr>
+                <w:rFonts w:ascii="Calibri" w:cs="Calibri" w:eastAsia="Calibri" w:hAnsi="Calibri"/>
+                <w:sz w:val="21"/>
+                <w:szCs w:val="21"/>
+              </w:rPr>
+              <w:t xml:space="preserve">Register</w:t>
+            </w:r>
+          </w:p>
+        </w:tc>
+      </w:tr>
+      <w:tr>
+        <w:tc>
+          <w:tcPr>
+            <w:tcW w:type="dxa" w:w="1120"/>
+            <w:tcMar>
+              <w:top w:type="dxa" w:w="60"/>
+              <w:left w:type="dxa" w:w="90"/>
+              <w:bottom w:type="dxa" w:w="60"/>
+              <w:right w:type="dxa" w:w="90"/>
+            </w:tcMar>
+          </w:tcPr>
+          <w:p>
+            <w:pPr>
+              <w:spacing w:after="0"/>
+            </w:pPr>
+            <w:r>
+              <w:rPr>
+                <w:rFonts w:ascii="Consolas" w:cs="Consolas" w:eastAsia="Consolas" w:hAnsi="Consolas"/>
+                <w:color w:val="9A958B"/>
+                <w:sz w:val="15"/>
+                <w:szCs w:val="15"/>
+              </w:rPr>
+              <w:t xml:space="preserve">B-499</w:t>
+            </w:r>
+          </w:p>
+        </w:tc>
+        <w:tc>
+          <w:tcPr>
+            <w:tcW w:type="dxa" w:w="7880"/>
+            <w:tcMar>
+              <w:top w:type="dxa" w:w="60"/>
+              <w:left w:type="dxa" w:w="90"/>
+              <w:bottom w:type="dxa" w:w="60"/>
+              <w:right w:type="dxa" w:w="90"/>
+            </w:tcMar>
+          </w:tcPr>
+          <w:p>
+            <w:pPr>
+              <w:spacing w:after="0" w:before="0"/>
+            </w:pPr>
+            <w:r>
+              <w:rPr>
+                <w:rFonts w:ascii="Calibri" w:cs="Calibri" w:eastAsia="Calibri" w:hAnsi="Calibri"/>
+                <w:sz w:val="21"/>
+                <w:szCs w:val="21"/>
+              </w:rPr>
+              <w:t xml:space="preserve">Repeat password</w:t>
+            </w:r>
+          </w:p>
+        </w:tc>
+      </w:tr>
+      <w:tr>
+        <w:tc>
+          <w:tcPr>
+            <w:tcW w:type="dxa" w:w="1120"/>
+            <w:tcMar>
+              <w:top w:type="dxa" w:w="60"/>
+              <w:left w:type="dxa" w:w="90"/>
+              <w:bottom w:type="dxa" w:w="60"/>
+              <w:right w:type="dxa" w:w="90"/>
+            </w:tcMar>
+          </w:tcPr>
+          <w:p>
+            <w:pPr>
+              <w:spacing w:after="0"/>
+            </w:pPr>
+            <w:r>
+              <w:rPr>
+                <w:rFonts w:ascii="Consolas" w:cs="Consolas" w:eastAsia="Consolas" w:hAnsi="Consolas"/>
+                <w:color w:val="9A958B"/>
+                <w:sz w:val="15"/>
+                <w:szCs w:val="15"/>
+              </w:rPr>
+              <w:t xml:space="preserve">B-500</w:t>
             </w:r>
           </w:p>
         </w:tc>
@@ -32402,7 +32708,7 @@
                 <w:sz w:val="15"/>
                 <w:szCs w:val="15"/>
               </w:rPr>
-              <w:t xml:space="preserve">B-495</w:t>
+              <w:t xml:space="preserve">B-501</w:t>
             </w:r>
           </w:p>
         </w:tc>
@@ -32453,7 +32759,211 @@
                 <w:sz w:val="15"/>
                 <w:szCs w:val="15"/>
               </w:rPr>
-              <w:t xml:space="preserve">B-496</w:t>
+              <w:t xml:space="preserve">B-502</w:t>
+            </w:r>
+          </w:p>
+        </w:tc>
+        <w:tc>
+          <w:tcPr>
+            <w:tcW w:type="dxa" w:w="7880"/>
+            <w:tcMar>
+              <w:top w:type="dxa" w:w="60"/>
+              <w:left w:type="dxa" w:w="90"/>
+              <w:bottom w:type="dxa" w:w="60"/>
+              <w:right w:type="dxa" w:w="90"/>
+            </w:tcMar>
+          </w:tcPr>
+          <w:p>
+            <w:pPr>
+              <w:spacing w:after="0" w:before="0"/>
+            </w:pPr>
+            <w:r>
+              <w:rPr>
+                <w:rFonts w:ascii="Calibri" w:cs="Calibri" w:eastAsia="Calibri" w:hAnsi="Calibri"/>
+                <w:sz w:val="21"/>
+                <w:szCs w:val="21"/>
+              </w:rPr>
+              <w:t xml:space="preserve">Save password</w:t>
+            </w:r>
+          </w:p>
+        </w:tc>
+      </w:tr>
+      <w:tr>
+        <w:tc>
+          <w:tcPr>
+            <w:tcW w:type="dxa" w:w="1120"/>
+            <w:tcMar>
+              <w:top w:type="dxa" w:w="60"/>
+              <w:left w:type="dxa" w:w="90"/>
+              <w:bottom w:type="dxa" w:w="60"/>
+              <w:right w:type="dxa" w:w="90"/>
+            </w:tcMar>
+          </w:tcPr>
+          <w:p>
+            <w:pPr>
+              <w:spacing w:after="0"/>
+            </w:pPr>
+            <w:r>
+              <w:rPr>
+                <w:rFonts w:ascii="Consolas" w:cs="Consolas" w:eastAsia="Consolas" w:hAnsi="Consolas"/>
+                <w:color w:val="9A958B"/>
+                <w:sz w:val="15"/>
+                <w:szCs w:val="15"/>
+              </w:rPr>
+              <w:t xml:space="preserve">B-503</w:t>
+            </w:r>
+          </w:p>
+        </w:tc>
+        <w:tc>
+          <w:tcPr>
+            <w:tcW w:type="dxa" w:w="7880"/>
+            <w:tcMar>
+              <w:top w:type="dxa" w:w="60"/>
+              <w:left w:type="dxa" w:w="90"/>
+              <w:bottom w:type="dxa" w:w="60"/>
+              <w:right w:type="dxa" w:w="90"/>
+            </w:tcMar>
+          </w:tcPr>
+          <w:p>
+            <w:pPr>
+              <w:spacing w:after="0" w:before="0"/>
+            </w:pPr>
+            <w:r>
+              <w:rPr>
+                <w:rFonts w:ascii="Calibri" w:cs="Calibri" w:eastAsia="Calibri" w:hAnsi="Calibri"/>
+                <w:sz w:val="21"/>
+                <w:szCs w:val="21"/>
+              </w:rPr>
+              <w:t xml:space="preserve">Send link</w:t>
+            </w:r>
+          </w:p>
+        </w:tc>
+      </w:tr>
+      <w:tr>
+        <w:tc>
+          <w:tcPr>
+            <w:tcW w:type="dxa" w:w="1120"/>
+            <w:tcMar>
+              <w:top w:type="dxa" w:w="60"/>
+              <w:left w:type="dxa" w:w="90"/>
+              <w:bottom w:type="dxa" w:w="60"/>
+              <w:right w:type="dxa" w:w="90"/>
+            </w:tcMar>
+          </w:tcPr>
+          <w:p>
+            <w:pPr>
+              <w:spacing w:after="0"/>
+            </w:pPr>
+            <w:r>
+              <w:rPr>
+                <w:rFonts w:ascii="Consolas" w:cs="Consolas" w:eastAsia="Consolas" w:hAnsi="Consolas"/>
+                <w:color w:val="9A958B"/>
+                <w:sz w:val="15"/>
+                <w:szCs w:val="15"/>
+              </w:rPr>
+              <w:t xml:space="preserve">B-504</w:t>
+            </w:r>
+          </w:p>
+        </w:tc>
+        <w:tc>
+          <w:tcPr>
+            <w:tcW w:type="dxa" w:w="7880"/>
+            <w:tcMar>
+              <w:top w:type="dxa" w:w="60"/>
+              <w:left w:type="dxa" w:w="90"/>
+              <w:bottom w:type="dxa" w:w="60"/>
+              <w:right w:type="dxa" w:w="90"/>
+            </w:tcMar>
+          </w:tcPr>
+          <w:p>
+            <w:pPr>
+              <w:spacing w:after="0" w:before="0"/>
+            </w:pPr>
+            <w:r>
+              <w:rPr>
+                <w:rFonts w:ascii="Calibri" w:cs="Calibri" w:eastAsia="Calibri" w:hAnsi="Calibri"/>
+                <w:sz w:val="21"/>
+                <w:szCs w:val="21"/>
+              </w:rPr>
+              <w:t xml:space="preserve">Set a new password</w:t>
+            </w:r>
+          </w:p>
+        </w:tc>
+      </w:tr>
+      <w:tr>
+        <w:tc>
+          <w:tcPr>
+            <w:tcW w:type="dxa" w:w="1120"/>
+            <w:tcMar>
+              <w:top w:type="dxa" w:w="60"/>
+              <w:left w:type="dxa" w:w="90"/>
+              <w:bottom w:type="dxa" w:w="60"/>
+              <w:right w:type="dxa" w:w="90"/>
+            </w:tcMar>
+          </w:tcPr>
+          <w:p>
+            <w:pPr>
+              <w:spacing w:after="0"/>
+            </w:pPr>
+            <w:r>
+              <w:rPr>
+                <w:rFonts w:ascii="Consolas" w:cs="Consolas" w:eastAsia="Consolas" w:hAnsi="Consolas"/>
+                <w:color w:val="9A958B"/>
+                <w:sz w:val="15"/>
+                <w:szCs w:val="15"/>
+              </w:rPr>
+              <w:t xml:space="preserve">B-505</w:t>
+            </w:r>
+          </w:p>
+        </w:tc>
+        <w:tc>
+          <w:tcPr>
+            <w:tcW w:type="dxa" w:w="7880"/>
+            <w:tcMar>
+              <w:top w:type="dxa" w:w="60"/>
+              <w:left w:type="dxa" w:w="90"/>
+              <w:bottom w:type="dxa" w:w="60"/>
+              <w:right w:type="dxa" w:w="90"/>
+            </w:tcMar>
+          </w:tcPr>
+          <w:p>
+            <w:pPr>
+              <w:spacing w:after="0" w:before="0"/>
+            </w:pPr>
+            <w:r>
+              <w:rPr>
+                <w:rFonts w:ascii="Calibri" w:cs="Calibri" w:eastAsia="Calibri" w:hAnsi="Calibri"/>
+                <w:sz w:val="21"/>
+                <w:szCs w:val="21"/>
+              </w:rPr>
+              <w:t xml:space="preserve">Set a new password for {wer}.</w:t>
+            </w:r>
+          </w:p>
+        </w:tc>
+      </w:tr>
+      <w:tr>
+        <w:tc>
+          <w:tcPr>
+            <w:tcW w:type="dxa" w:w="1120"/>
+            <w:tcMar>
+              <w:top w:type="dxa" w:w="60"/>
+              <w:left w:type="dxa" w:w="90"/>
+              <w:bottom w:type="dxa" w:w="60"/>
+              <w:right w:type="dxa" w:w="90"/>
+            </w:tcMar>
+          </w:tcPr>
+          <w:p>
+            <w:pPr>
+              <w:spacing w:after="0"/>
+            </w:pPr>
+            <w:r>
+              <w:rPr>
+                <w:rFonts w:ascii="Consolas" w:cs="Consolas" w:eastAsia="Consolas" w:hAnsi="Consolas"/>
+                <w:color w:val="9A958B"/>
+                <w:sz w:val="15"/>
+                <w:szCs w:val="15"/>
+              </w:rPr>
+              <w:t xml:space="preserve">B-506</w:t>
             </w:r>
           </w:p>
         </w:tc>
@@ -32504,7 +33014,58 @@
                 <w:sz w:val="15"/>
                 <w:szCs w:val="15"/>
               </w:rPr>
-              <w:t xml:space="preserve">B-497</w:t>
+              <w:t xml:space="preserve">B-507</w:t>
+            </w:r>
+          </w:p>
+        </w:tc>
+        <w:tc>
+          <w:tcPr>
+            <w:tcW w:type="dxa" w:w="7880"/>
+            <w:tcMar>
+              <w:top w:type="dxa" w:w="60"/>
+              <w:left w:type="dxa" w:w="90"/>
+              <w:bottom w:type="dxa" w:w="60"/>
+              <w:right w:type="dxa" w:w="90"/>
+            </w:tcMar>
+          </w:tcPr>
+          <w:p>
+            <w:pPr>
+              <w:spacing w:after="0" w:before="0"/>
+            </w:pPr>
+            <w:r>
+              <w:rPr>
+                <w:rFonts w:ascii="Calibri" w:cs="Calibri" w:eastAsia="Calibri" w:hAnsi="Calibri"/>
+                <w:sz w:val="21"/>
+                <w:szCs w:val="21"/>
+              </w:rPr>
+              <w:t xml:space="preserve">Still too short: at least {n} characters.</w:t>
+            </w:r>
+          </w:p>
+        </w:tc>
+      </w:tr>
+      <w:tr>
+        <w:tc>
+          <w:tcPr>
+            <w:tcW w:type="dxa" w:w="1120"/>
+            <w:tcMar>
+              <w:top w:type="dxa" w:w="60"/>
+              <w:left w:type="dxa" w:w="90"/>
+              <w:bottom w:type="dxa" w:w="60"/>
+              <w:right w:type="dxa" w:w="90"/>
+            </w:tcMar>
+          </w:tcPr>
+          <w:p>
+            <w:pPr>
+              <w:spacing w:after="0"/>
+            </w:pPr>
+            <w:r>
+              <w:rPr>
+                <w:rFonts w:ascii="Consolas" w:cs="Consolas" w:eastAsia="Consolas" w:hAnsi="Consolas"/>
+                <w:color w:val="9A958B"/>
+                <w:sz w:val="15"/>
+                <w:szCs w:val="15"/>
+              </w:rPr>
+              <w:t xml:space="preserve">B-508</w:t>
             </w:r>
           </w:p>
         </w:tc>
@@ -32555,7 +33116,58 @@
                 <w:sz w:val="15"/>
                 <w:szCs w:val="15"/>
               </w:rPr>
-              <w:t xml:space="preserve">B-498</w:t>
+              <w:t xml:space="preserve">B-509</w:t>
+            </w:r>
+          </w:p>
+        </w:tc>
+        <w:tc>
+          <w:tcPr>
+            <w:tcW w:type="dxa" w:w="7880"/>
+            <w:tcMar>
+              <w:top w:type="dxa" w:w="60"/>
+              <w:left w:type="dxa" w:w="90"/>
+              <w:bottom w:type="dxa" w:w="60"/>
+              <w:right w:type="dxa" w:w="90"/>
+            </w:tcMar>
+          </w:tcPr>
+          <w:p>
+            <w:pPr>
+              <w:spacing w:after="0" w:before="0"/>
+            </w:pPr>
+            <w:r>
+              <w:rPr>
+                <w:rFonts w:ascii="Calibri" w:cs="Calibri" w:eastAsia="Calibri" w:hAnsi="Calibri"/>
+                <w:sz w:val="21"/>
+                <w:szCs w:val="21"/>
+              </w:rPr>
+              <w:t xml:space="preserve">The two passwords do not match.</w:t>
+            </w:r>
+          </w:p>
+        </w:tc>
+      </w:tr>
+      <w:tr>
+        <w:tc>
+          <w:tcPr>
+            <w:tcW w:type="dxa" w:w="1120"/>
+            <w:tcMar>
+              <w:top w:type="dxa" w:w="60"/>
+              <w:left w:type="dxa" w:w="90"/>
+              <w:bottom w:type="dxa" w:w="60"/>
+              <w:right w:type="dxa" w:w="90"/>
+            </w:tcMar>
+          </w:tcPr>
+          <w:p>
+            <w:pPr>
+              <w:spacing w:after="0"/>
+            </w:pPr>
+            <w:r>
+              <w:rPr>
+                <w:rFonts w:ascii="Consolas" w:cs="Consolas" w:eastAsia="Consolas" w:hAnsi="Consolas"/>
+                <w:color w:val="9A958B"/>
+                <w:sz w:val="15"/>
+                <w:szCs w:val="15"/>
+              </w:rPr>
+              <w:t xml:space="preserve">B-510</w:t>
             </w:r>
           </w:p>
         </w:tc>
@@ -32606,7 +33218,58 @@
                 <w:sz w:val="15"/>
                 <w:szCs w:val="15"/>
               </w:rPr>
-              <w:t xml:space="preserve">B-499</w:t>
+              <w:t xml:space="preserve">B-511</w:t>
+            </w:r>
+          </w:p>
+        </w:tc>
+        <w:tc>
+          <w:tcPr>
+            <w:tcW w:type="dxa" w:w="7880"/>
+            <w:tcMar>
+              <w:top w:type="dxa" w:w="60"/>
+              <w:left w:type="dxa" w:w="90"/>
+              <w:bottom w:type="dxa" w:w="60"/>
+              <w:right w:type="dxa" w:w="90"/>
+            </w:tcMar>
+          </w:tcPr>
+          <w:p>
+            <w:pPr>
+              <w:spacing w:after="0" w:before="0"/>
+            </w:pPr>
+            <w:r>
+              <w:rPr>
+                <w:rFonts w:ascii="Calibri" w:cs="Calibri" w:eastAsia="Calibri" w:hAnsi="Calibri"/>
+                <w:sz w:val="21"/>
+                <w:szCs w:val="21"/>
+              </w:rPr>
+              <w:t xml:space="preserve">your account</w:t>
+            </w:r>
+          </w:p>
+        </w:tc>
+      </w:tr>
+      <w:tr>
+        <w:tc>
+          <w:tcPr>
+            <w:tcW w:type="dxa" w:w="1120"/>
+            <w:tcMar>
+              <w:top w:type="dxa" w:w="60"/>
+              <w:left w:type="dxa" w:w="90"/>
+              <w:bottom w:type="dxa" w:w="60"/>
+              <w:right w:type="dxa" w:w="90"/>
+            </w:tcMar>
+          </w:tcPr>
+          <w:p>
+            <w:pPr>
+              <w:spacing w:after="0"/>
+            </w:pPr>
+            <w:r>
+              <w:rPr>
+                <w:rFonts w:ascii="Consolas" w:cs="Consolas" w:eastAsia="Consolas" w:hAnsi="Consolas"/>
+                <w:color w:val="9A958B"/>
+                <w:sz w:val="15"/>
+                <w:szCs w:val="15"/>
+              </w:rPr>
+              <w:t xml:space="preserve">B-512</w:t>
             </w:r>
           </w:p>
         </w:tc>
@@ -32755,7 +33418,7 @@
                 <w:sz w:val="15"/>
                 <w:szCs w:val="15"/>
               </w:rPr>
-              <w:t xml:space="preserve">B-500</w:t>
+              <w:t xml:space="preserve">B-513</w:t>
             </w:r>
           </w:p>
         </w:tc>
@@ -32806,7 +33469,7 @@
                 <w:sz w:val="15"/>
                 <w:szCs w:val="15"/>
               </w:rPr>
-              <w:t xml:space="preserve">B-501</w:t>
+              <w:t xml:space="preserve">B-514</w:t>
             </w:r>
           </w:p>
         </w:tc>
@@ -32857,7 +33520,7 @@
                 <w:sz w:val="15"/>
                 <w:szCs w:val="15"/>
               </w:rPr>
-              <w:t xml:space="preserve">B-502</w:t>
+              <w:t xml:space="preserve">B-515</w:t>
             </w:r>
           </w:p>
         </w:tc>
@@ -32908,7 +33571,7 @@
                 <w:sz w:val="15"/>
                 <w:szCs w:val="15"/>
               </w:rPr>
-              <w:t xml:space="preserve">B-503</w:t>
+              <w:t xml:space="preserve">B-516</w:t>
             </w:r>
           </w:p>
         </w:tc>
@@ -33057,7 +33720,7 @@
                 <w:sz w:val="15"/>
                 <w:szCs w:val="15"/>
               </w:rPr>
-              <w:t xml:space="preserve">B-504</w:t>
+              <w:t xml:space="preserve">B-517</w:t>
             </w:r>
           </w:p>
         </w:tc>
@@ -33108,7 +33771,7 @@
                 <w:sz w:val="15"/>
                 <w:szCs w:val="15"/>
               </w:rPr>
-              <w:t xml:space="preserve">B-505</w:t>
+              <w:t xml:space="preserve">B-518</w:t>
             </w:r>
           </w:p>
         </w:tc>
@@ -33159,7 +33822,7 @@
                 <w:sz w:val="15"/>
                 <w:szCs w:val="15"/>
               </w:rPr>
-              <w:t xml:space="preserve">B-506</w:t>
+              <w:t xml:space="preserve">B-519</w:t>
             </w:r>
           </w:p>
         </w:tc>
@@ -33308,7 +33971,7 @@
                 <w:sz w:val="15"/>
                 <w:szCs w:val="15"/>
               </w:rPr>
-              <w:t xml:space="preserve">B-507</w:t>
+              <w:t xml:space="preserve">B-520</w:t>
             </w:r>
           </w:p>
         </w:tc>
@@ -33359,7 +34022,7 @@
                 <w:sz w:val="15"/>
                 <w:szCs w:val="15"/>
               </w:rPr>
-              <w:t xml:space="preserve">B-508</w:t>
+              <w:t xml:space="preserve">B-521</w:t>
             </w:r>
           </w:p>
         </w:tc>
@@ -33410,7 +34073,7 @@
                 <w:sz w:val="15"/>
                 <w:szCs w:val="15"/>
               </w:rPr>
-              <w:t xml:space="preserve">B-509</w:t>
+              <w:t xml:space="preserve">B-522</w:t>
             </w:r>
           </w:p>
         </w:tc>
@@ -33461,7 +34124,7 @@
                 <w:sz w:val="15"/>
                 <w:szCs w:val="15"/>
               </w:rPr>
-              <w:t xml:space="preserve">B-510</w:t>
+              <w:t xml:space="preserve">B-523</w:t>
             </w:r>
           </w:p>
         </w:tc>
@@ -33512,7 +34175,7 @@
                 <w:sz w:val="15"/>
                 <w:szCs w:val="15"/>
               </w:rPr>
-              <w:t xml:space="preserve">B-511</w:t>
+              <w:t xml:space="preserve">B-524</w:t>
             </w:r>
           </w:p>
         </w:tc>
@@ -33563,7 +34226,7 @@
                 <w:sz w:val="15"/>
                 <w:szCs w:val="15"/>
               </w:rPr>
-              <w:t xml:space="preserve">B-512</w:t>
+              <w:t xml:space="preserve">B-525</w:t>
             </w:r>
           </w:p>
         </w:tc>
@@ -33614,7 +34277,7 @@
                 <w:sz w:val="15"/>
                 <w:szCs w:val="15"/>
               </w:rPr>
-              <w:t xml:space="preserve">B-513</w:t>
+              <w:t xml:space="preserve">B-526</w:t>
             </w:r>
           </w:p>
         </w:tc>
@@ -33665,7 +34328,7 @@
                 <w:sz w:val="15"/>
                 <w:szCs w:val="15"/>
               </w:rPr>
-              <w:t xml:space="preserve">B-514</w:t>
+              <w:t xml:space="preserve">B-527</w:t>
             </w:r>
           </w:p>
         </w:tc>
@@ -33716,7 +34379,7 @@
                 <w:sz w:val="15"/>
                 <w:szCs w:val="15"/>
               </w:rPr>
-              <w:t xml:space="preserve">B-515</w:t>
+              <w:t xml:space="preserve">B-528</w:t>
             </w:r>
           </w:p>
         </w:tc>
@@ -33767,7 +34430,7 @@
                 <w:sz w:val="15"/>
                 <w:szCs w:val="15"/>
               </w:rPr>
-              <w:t xml:space="preserve">B-516</w:t>
+              <w:t xml:space="preserve">B-529</w:t>
             </w:r>
           </w:p>
         </w:tc>
@@ -33818,7 +34481,7 @@
                 <w:sz w:val="15"/>
                 <w:szCs w:val="15"/>
               </w:rPr>
-              <w:t xml:space="preserve">B-517</w:t>
+              <w:t xml:space="preserve">B-530</w:t>
             </w:r>
           </w:p>
         </w:tc>
@@ -33869,7 +34532,7 @@
                 <w:sz w:val="15"/>
                 <w:szCs w:val="15"/>
               </w:rPr>
-              <w:t xml:space="preserve">B-518</w:t>
+              <w:t xml:space="preserve">B-531</w:t>
             </w:r>
           </w:p>
         </w:tc>
@@ -33920,7 +34583,7 @@
                 <w:sz w:val="15"/>
                 <w:szCs w:val="15"/>
               </w:rPr>
-              <w:t xml:space="preserve">B-519</w:t>
+              <w:t xml:space="preserve">B-532</w:t>
             </w:r>
           </w:p>
         </w:tc>
@@ -33971,7 +34634,7 @@
                 <w:sz w:val="15"/>
                 <w:szCs w:val="15"/>
               </w:rPr>
-              <w:t xml:space="preserve">B-520</w:t>
+              <w:t xml:space="preserve">B-533</w:t>
             </w:r>
           </w:p>
         </w:tc>
@@ -34022,7 +34685,7 @@
                 <w:sz w:val="15"/>
                 <w:szCs w:val="15"/>
               </w:rPr>
-              <w:t xml:space="preserve">B-521</w:t>
+              <w:t xml:space="preserve">B-534</w:t>
             </w:r>
           </w:p>
         </w:tc>
@@ -34073,7 +34736,7 @@
                 <w:sz w:val="15"/>
                 <w:szCs w:val="15"/>
               </w:rPr>
-              <w:t xml:space="preserve">B-522</w:t>
+              <w:t xml:space="preserve">B-535</w:t>
             </w:r>
           </w:p>
         </w:tc>
@@ -34124,7 +34787,7 @@
                 <w:sz w:val="15"/>
                 <w:szCs w:val="15"/>
               </w:rPr>
-              <w:t xml:space="preserve">B-523</w:t>
+              <w:t xml:space="preserve">B-536</w:t>
             </w:r>
           </w:p>
         </w:tc>
@@ -34273,7 +34936,7 @@
                 <w:sz w:val="15"/>
                 <w:szCs w:val="15"/>
               </w:rPr>
-              <w:t xml:space="preserve">B-524</w:t>
+              <w:t xml:space="preserve">B-537</w:t>
             </w:r>
           </w:p>
         </w:tc>
@@ -34324,7 +34987,7 @@
                 <w:sz w:val="15"/>
                 <w:szCs w:val="15"/>
               </w:rPr>
-              <w:t xml:space="preserve">B-525</w:t>
+              <w:t xml:space="preserve">B-538</w:t>
             </w:r>
           </w:p>
         </w:tc>
@@ -34375,7 +35038,7 @@
                 <w:sz w:val="15"/>
                 <w:szCs w:val="15"/>
               </w:rPr>
-              <w:t xml:space="preserve">B-526</w:t>
+              <w:t xml:space="preserve">B-539</w:t>
             </w:r>
           </w:p>
         </w:tc>
@@ -34426,7 +35089,7 @@
                 <w:sz w:val="15"/>
                 <w:szCs w:val="15"/>
               </w:rPr>
-              <w:t xml:space="preserve">B-527</w:t>
+              <w:t xml:space="preserve">B-540</w:t>
             </w:r>
           </w:p>
         </w:tc>
@@ -34477,7 +35140,7 @@
                 <w:sz w:val="15"/>
                 <w:szCs w:val="15"/>
               </w:rPr>
-              <w:t xml:space="preserve">B-528</w:t>
+              <w:t xml:space="preserve">B-541</w:t>
             </w:r>
           </w:p>
         </w:tc>
@@ -34528,7 +35191,7 @@
                 <w:sz w:val="15"/>
                 <w:szCs w:val="15"/>
               </w:rPr>
-              <w:t xml:space="preserve">B-529</w:t>
+              <w:t xml:space="preserve">B-542</w:t>
             </w:r>
           </w:p>
         </w:tc>
@@ -34579,7 +35242,7 @@
                 <w:sz w:val="15"/>
                 <w:szCs w:val="15"/>
               </w:rPr>
-              <w:t xml:space="preserve">B-530</w:t>
+              <w:t xml:space="preserve">B-543</w:t>
             </w:r>
           </w:p>
         </w:tc>
@@ -34630,7 +35293,7 @@
                 <w:sz w:val="15"/>
                 <w:szCs w:val="15"/>
               </w:rPr>
-              <w:t xml:space="preserve">B-531</w:t>
+              <w:t xml:space="preserve">B-544</w:t>
             </w:r>
           </w:p>
         </w:tc>
@@ -34681,7 +35344,7 @@
                 <w:sz w:val="15"/>
                 <w:szCs w:val="15"/>
               </w:rPr>
-              <w:t xml:space="preserve">B-532</w:t>
+              <w:t xml:space="preserve">B-545</w:t>
             </w:r>
           </w:p>
         </w:tc>
@@ -34732,7 +35395,7 @@
                 <w:sz w:val="15"/>
                 <w:szCs w:val="15"/>
               </w:rPr>
-              <w:t xml:space="preserve">B-533</w:t>
+              <w:t xml:space="preserve">B-546</w:t>
             </w:r>
           </w:p>
         </w:tc>
@@ -34783,7 +35446,7 @@
                 <w:sz w:val="15"/>
                 <w:szCs w:val="15"/>
               </w:rPr>
-              <w:t xml:space="preserve">B-534</w:t>
+              <w:t xml:space="preserve">B-547</w:t>
             </w:r>
           </w:p>
         </w:tc>
@@ -34834,7 +35497,7 @@
                 <w:sz w:val="15"/>
                 <w:szCs w:val="15"/>
               </w:rPr>
-              <w:t xml:space="preserve">B-535</w:t>
+              <w:t xml:space="preserve">B-548</w:t>
             </w:r>
           </w:p>
         </w:tc>
@@ -34983,7 +35646,7 @@
                 <w:sz w:val="15"/>
                 <w:szCs w:val="15"/>
               </w:rPr>
-              <w:t xml:space="preserve">B-536</w:t>
+              <w:t xml:space="preserve">B-549</w:t>
             </w:r>
           </w:p>
         </w:tc>
@@ -35034,7 +35697,7 @@
                 <w:sz w:val="15"/>
                 <w:szCs w:val="15"/>
               </w:rPr>
-              <w:t xml:space="preserve">B-537</w:t>
+              <w:t xml:space="preserve">B-550</w:t>
             </w:r>
           </w:p>
         </w:tc>
@@ -35085,7 +35748,7 @@
                 <w:sz w:val="15"/>
                 <w:szCs w:val="15"/>
               </w:rPr>
-              <w:t xml:space="preserve">B-538</w:t>
+              <w:t xml:space="preserve">B-551</w:t>
             </w:r>
           </w:p>
         </w:tc>
@@ -35136,7 +35799,7 @@
                 <w:sz w:val="15"/>
                 <w:szCs w:val="15"/>
               </w:rPr>
-              <w:t xml:space="preserve">B-539</w:t>
+              <w:t xml:space="preserve">B-552</w:t>
             </w:r>
           </w:p>
         </w:tc>
@@ -35187,7 +35850,7 @@
                 <w:sz w:val="15"/>
                 <w:szCs w:val="15"/>
               </w:rPr>
-              <w:t xml:space="preserve">B-540</w:t>
+              <w:t xml:space="preserve">B-553</w:t>
             </w:r>
           </w:p>
         </w:tc>
@@ -35238,7 +35901,7 @@
                 <w:sz w:val="15"/>
                 <w:szCs w:val="15"/>
               </w:rPr>
-              <w:t xml:space="preserve">B-541</w:t>
+              <w:t xml:space="preserve">B-554</w:t>
             </w:r>
           </w:p>
         </w:tc>
@@ -35289,7 +35952,7 @@
                 <w:sz w:val="15"/>
                 <w:szCs w:val="15"/>
               </w:rPr>
-              <w:t xml:space="preserve">B-542</w:t>
+              <w:t xml:space="preserve">B-555</w:t>
             </w:r>
           </w:p>
         </w:tc>
@@ -35340,7 +36003,7 @@
                 <w:sz w:val="15"/>
                 <w:szCs w:val="15"/>
               </w:rPr>
-              <w:t xml:space="preserve">B-543</w:t>
+              <w:t xml:space="preserve">B-556</w:t>
             </w:r>
           </w:p>
         </w:tc>
@@ -35489,7 +36152,7 @@
                 <w:sz w:val="15"/>
                 <w:szCs w:val="15"/>
               </w:rPr>
-              <w:t xml:space="preserve">B-544</w:t>
+              <w:t xml:space="preserve">B-557</w:t>
             </w:r>
           </w:p>
         </w:tc>
@@ -35540,7 +36203,7 @@
                 <w:sz w:val="15"/>
                 <w:szCs w:val="15"/>
               </w:rPr>
-              <w:t xml:space="preserve">B-545</w:t>
+              <w:t xml:space="preserve">B-558</w:t>
             </w:r>
           </w:p>
         </w:tc>
@@ -35591,7 +36254,7 @@
                 <w:sz w:val="15"/>
                 <w:szCs w:val="15"/>
               </w:rPr>
-              <w:t xml:space="preserve">B-546</w:t>
+              <w:t xml:space="preserve">B-559</w:t>
             </w:r>
           </w:p>
         </w:tc>
@@ -35642,7 +36305,7 @@
                 <w:sz w:val="15"/>
                 <w:szCs w:val="15"/>
               </w:rPr>
-              <w:t xml:space="preserve">B-547</w:t>
+              <w:t xml:space="preserve">B-560</w:t>
             </w:r>
           </w:p>
         </w:tc>
@@ -35693,7 +36356,7 @@
                 <w:sz w:val="15"/>
                 <w:szCs w:val="15"/>
               </w:rPr>
-              <w:t xml:space="preserve">B-548</w:t>
+              <w:t xml:space="preserve">B-561</w:t>
             </w:r>
           </w:p>
         </w:tc>
@@ -35744,7 +36407,7 @@
                 <w:sz w:val="15"/>
                 <w:szCs w:val="15"/>
               </w:rPr>
-              <w:t xml:space="preserve">B-549</w:t>
+              <w:t xml:space="preserve">B-562</w:t>
             </w:r>
           </w:p>
         </w:tc>
@@ -35893,7 +36556,7 @@
                 <w:sz w:val="15"/>
                 <w:szCs w:val="15"/>
               </w:rPr>
-              <w:t xml:space="preserve">B-550</w:t>
+              <w:t xml:space="preserve">B-563</w:t>
             </w:r>
           </w:p>
         </w:tc>
@@ -35944,7 +36607,7 @@
                 <w:sz w:val="15"/>
                 <w:szCs w:val="15"/>
               </w:rPr>
-              <w:t xml:space="preserve">B-551</w:t>
+              <w:t xml:space="preserve">B-564</w:t>
             </w:r>
           </w:p>
         </w:tc>
@@ -35995,7 +36658,7 @@
                 <w:sz w:val="15"/>
                 <w:szCs w:val="15"/>
               </w:rPr>
-              <w:t xml:space="preserve">B-552</w:t>
+              <w:t xml:space="preserve">B-565</w:t>
             </w:r>
           </w:p>
         </w:tc>
@@ -36046,7 +36709,7 @@
                 <w:sz w:val="15"/>
                 <w:szCs w:val="15"/>
               </w:rPr>
-              <w:t xml:space="preserve">B-553</w:t>
+              <w:t xml:space="preserve">B-566</w:t>
             </w:r>
           </w:p>
         </w:tc>
@@ -36195,7 +36858,7 @@
                 <w:sz w:val="15"/>
                 <w:szCs w:val="15"/>
               </w:rPr>
-              <w:t xml:space="preserve">B-554</w:t>
+              <w:t xml:space="preserve">B-567</w:t>
             </w:r>
           </w:p>
         </w:tc>
@@ -36246,7 +36909,7 @@
                 <w:sz w:val="15"/>
                 <w:szCs w:val="15"/>
               </w:rPr>
-              <w:t xml:space="preserve">B-555</w:t>
+              <w:t xml:space="preserve">B-568</w:t>
             </w:r>
           </w:p>
         </w:tc>
@@ -36297,7 +36960,7 @@
                 <w:sz w:val="15"/>
                 <w:szCs w:val="15"/>
               </w:rPr>
-              <w:t xml:space="preserve">B-556</w:t>
+              <w:t xml:space="preserve">B-569</w:t>
             </w:r>
           </w:p>
         </w:tc>
@@ -36348,7 +37011,7 @@
                 <w:sz w:val="15"/>
                 <w:szCs w:val="15"/>
               </w:rPr>
-              <w:t xml:space="preserve">B-557</w:t>
+              <w:t xml:space="preserve">B-570</w:t>
             </w:r>
           </w:p>
         </w:tc>
@@ -36399,7 +37062,7 @@
                 <w:sz w:val="15"/>
                 <w:szCs w:val="15"/>
               </w:rPr>
-              <w:t xml:space="preserve">B-558</w:t>
+              <w:t xml:space="preserve">B-571</w:t>
             </w:r>
           </w:p>
         </w:tc>
@@ -36450,7 +37113,7 @@
                 <w:sz w:val="15"/>
                 <w:szCs w:val="15"/>
               </w:rPr>
-              <w:t xml:space="preserve">B-559</w:t>
+              <w:t xml:space="preserve">B-572</w:t>
             </w:r>
           </w:p>
         </w:tc>
@@ -36501,7 +37164,7 @@
                 <w:sz w:val="15"/>
                 <w:szCs w:val="15"/>
               </w:rPr>
-              <w:t xml:space="preserve">B-560</w:t>
+              <w:t xml:space="preserve">B-573</w:t>
             </w:r>
           </w:p>
         </w:tc>
@@ -36650,7 +37313,7 @@
                 <w:sz w:val="15"/>
                 <w:szCs w:val="15"/>
               </w:rPr>
-              <w:t xml:space="preserve">B-561</w:t>
+              <w:t xml:space="preserve">B-574</w:t>
             </w:r>
           </w:p>
         </w:tc>
@@ -36701,7 +37364,7 @@
                 <w:sz w:val="15"/>
                 <w:szCs w:val="15"/>
               </w:rPr>
-              <w:t xml:space="preserve">B-562</w:t>
+              <w:t xml:space="preserve">B-575</w:t>
             </w:r>
           </w:p>
         </w:tc>
@@ -36752,7 +37415,7 @@
                 <w:sz w:val="15"/>
                 <w:szCs w:val="15"/>
               </w:rPr>
-              <w:t xml:space="preserve">B-563</w:t>
+              <w:t xml:space="preserve">B-576</w:t>
             </w:r>
           </w:p>
         </w:tc>
@@ -36803,7 +37466,7 @@
                 <w:sz w:val="15"/>
                 <w:szCs w:val="15"/>
               </w:rPr>
-              <w:t xml:space="preserve">B-564</w:t>
+              <w:t xml:space="preserve">B-577</w:t>
             </w:r>
           </w:p>
         </w:tc>
@@ -36854,7 +37517,7 @@
                 <w:sz w:val="15"/>
                 <w:szCs w:val="15"/>
               </w:rPr>
-              <w:t xml:space="preserve">B-565</w:t>
+              <w:t xml:space="preserve">B-578</w:t>
             </w:r>
           </w:p>
         </w:tc>
@@ -36905,7 +37568,7 @@
                 <w:sz w:val="15"/>
                 <w:szCs w:val="15"/>
               </w:rPr>
-              <w:t xml:space="preserve">B-566</w:t>
+              <w:t xml:space="preserve">B-579</w:t>
             </w:r>
           </w:p>
         </w:tc>
@@ -36956,7 +37619,7 @@
                 <w:sz w:val="15"/>
                 <w:szCs w:val="15"/>
               </w:rPr>
-              <w:t xml:space="preserve">B-567</w:t>
+              <w:t xml:space="preserve">B-580</w:t>
             </w:r>
           </w:p>
         </w:tc>
@@ -37007,7 +37670,7 @@
                 <w:sz w:val="15"/>
                 <w:szCs w:val="15"/>
               </w:rPr>
-              <w:t xml:space="preserve">B-568</w:t>
+              <w:t xml:space="preserve">B-581</w:t>
             </w:r>
           </w:p>
         </w:tc>
@@ -37156,7 +37819,7 @@
                 <w:sz w:val="15"/>
                 <w:szCs w:val="15"/>
               </w:rPr>
-              <w:t xml:space="preserve">B-569</w:t>
+              <w:t xml:space="preserve">B-582</w:t>
             </w:r>
           </w:p>
         </w:tc>
@@ -37207,7 +37870,7 @@
                 <w:sz w:val="15"/>
                 <w:szCs w:val="15"/>
               </w:rPr>
-              <w:t xml:space="preserve">B-570</w:t>
+              <w:t xml:space="preserve">B-583</w:t>
             </w:r>
           </w:p>
         </w:tc>
@@ -37258,7 +37921,7 @@
                 <w:sz w:val="15"/>
                 <w:szCs w:val="15"/>
               </w:rPr>
-              <w:t xml:space="preserve">B-571</w:t>
+              <w:t xml:space="preserve">B-584</w:t>
             </w:r>
           </w:p>
         </w:tc>
@@ -37309,7 +37972,7 @@
                 <w:sz w:val="15"/>
                 <w:szCs w:val="15"/>
               </w:rPr>
-              <w:t xml:space="preserve">B-572</w:t>
+              <w:t xml:space="preserve">B-585</w:t>
             </w:r>
           </w:p>
         </w:tc>
@@ -37360,7 +38023,7 @@
                 <w:sz w:val="15"/>
                 <w:szCs w:val="15"/>
               </w:rPr>
-              <w:t xml:space="preserve">B-573</w:t>
+              <w:t xml:space="preserve">B-586</w:t>
             </w:r>
           </w:p>
         </w:tc>
@@ -37509,7 +38172,7 @@
                 <w:sz w:val="15"/>
                 <w:szCs w:val="15"/>
               </w:rPr>
-              <w:t xml:space="preserve">B-574</w:t>
+              <w:t xml:space="preserve">B-587</w:t>
             </w:r>
           </w:p>
         </w:tc>
@@ -37560,7 +38223,7 @@
                 <w:sz w:val="15"/>
                 <w:szCs w:val="15"/>
               </w:rPr>
-              <w:t xml:space="preserve">B-575</w:t>
+              <w:t xml:space="preserve">B-588</w:t>
             </w:r>
           </w:p>
         </w:tc>
@@ -37611,7 +38274,7 @@
                 <w:sz w:val="15"/>
                 <w:szCs w:val="15"/>
               </w:rPr>
-              <w:t xml:space="preserve">B-576</w:t>
+              <w:t xml:space="preserve">B-589</w:t>
             </w:r>
           </w:p>
         </w:tc>
@@ -37662,7 +38325,7 @@
                 <w:sz w:val="15"/>
                 <w:szCs w:val="15"/>
               </w:rPr>
-              <w:t xml:space="preserve">B-577</w:t>
+              <w:t xml:space="preserve">B-590</w:t>
             </w:r>
           </w:p>
         </w:tc>
@@ -37811,7 +38474,7 @@
                 <w:sz w:val="15"/>
                 <w:szCs w:val="15"/>
               </w:rPr>
-              <w:t xml:space="preserve">B-578</w:t>
+              <w:t xml:space="preserve">B-591</w:t>
             </w:r>
           </w:p>
         </w:tc>
@@ -37862,7 +38525,7 @@
                 <w:sz w:val="15"/>
                 <w:szCs w:val="15"/>
               </w:rPr>
-              <w:t xml:space="preserve">B-579</w:t>
+              <w:t xml:space="preserve">B-592</w:t>
             </w:r>
           </w:p>
         </w:tc>
@@ -37913,7 +38576,7 @@
                 <w:sz w:val="15"/>
                 <w:szCs w:val="15"/>
               </w:rPr>
-              <w:t xml:space="preserve">B-580</w:t>
+              <w:t xml:space="preserve">B-593</w:t>
             </w:r>
           </w:p>
         </w:tc>
@@ -37964,7 +38627,7 @@
                 <w:sz w:val="15"/>
                 <w:szCs w:val="15"/>
               </w:rPr>
-              <w:t xml:space="preserve">B-581</w:t>
+              <w:t xml:space="preserve">B-594</w:t>
             </w:r>
           </w:p>
         </w:tc>
@@ -38015,7 +38678,7 @@
                 <w:sz w:val="15"/>
                 <w:szCs w:val="15"/>
               </w:rPr>
-              <w:t xml:space="preserve">B-582</w:t>
+              <w:t xml:space="preserve">B-595</w:t>
             </w:r>
           </w:p>
         </w:tc>
@@ -38066,7 +38729,7 @@
                 <w:sz w:val="15"/>
                 <w:szCs w:val="15"/>
               </w:rPr>
-              <w:t xml:space="preserve">B-583</w:t>
+              <w:t xml:space="preserve">B-596</w:t>
             </w:r>
           </w:p>
         </w:tc>
@@ -38215,7 +38878,7 @@
                 <w:sz w:val="15"/>
                 <w:szCs w:val="15"/>
               </w:rPr>
-              <w:t xml:space="preserve">B-584</w:t>
+              <w:t xml:space="preserve">B-597</w:t>
             </w:r>
           </w:p>
         </w:tc>
@@ -38266,7 +38929,7 @@
                 <w:sz w:val="15"/>
                 <w:szCs w:val="15"/>
               </w:rPr>
-              <w:t xml:space="preserve">B-585</w:t>
+              <w:t xml:space="preserve">B-598</w:t>
             </w:r>
           </w:p>
         </w:tc>
@@ -38317,7 +38980,7 @@
                 <w:sz w:val="15"/>
                 <w:szCs w:val="15"/>
               </w:rPr>
-              <w:t xml:space="preserve">B-586</w:t>
+              <w:t xml:space="preserve">B-599</w:t>
             </w:r>
           </w:p>
         </w:tc>
@@ -38466,7 +39129,7 @@
                 <w:sz w:val="15"/>
                 <w:szCs w:val="15"/>
               </w:rPr>
-              <w:t xml:space="preserve">B-587</w:t>
+              <w:t xml:space="preserve">B-600</w:t>
             </w:r>
           </w:p>
         </w:tc>
@@ -38517,7 +39180,7 @@
                 <w:sz w:val="15"/>
                 <w:szCs w:val="15"/>
               </w:rPr>
-              <w:t xml:space="preserve">B-588</w:t>
+              <w:t xml:space="preserve">B-601</w:t>
             </w:r>
           </w:p>
         </w:tc>
@@ -38568,7 +39231,7 @@
                 <w:sz w:val="15"/>
                 <w:szCs w:val="15"/>
               </w:rPr>
-              <w:t xml:space="preserve">B-589</w:t>
+              <w:t xml:space="preserve">B-602</w:t>
             </w:r>
           </w:p>
         </w:tc>
@@ -38619,7 +39282,7 @@
                 <w:sz w:val="15"/>
                 <w:szCs w:val="15"/>
               </w:rPr>
-              <w:t xml:space="preserve">B-590</w:t>
+              <w:t xml:space="preserve">B-603</w:t>
             </w:r>
           </w:p>
         </w:tc>
@@ -38670,7 +39333,7 @@
                 <w:sz w:val="15"/>
                 <w:szCs w:val="15"/>
               </w:rPr>
-              <w:t xml:space="preserve">B-591</w:t>
+              <w:t xml:space="preserve">B-604</w:t>
             </w:r>
           </w:p>
         </w:tc>
@@ -38721,7 +39384,7 @@
                 <w:sz w:val="15"/>
                 <w:szCs w:val="15"/>
               </w:rPr>
-              <w:t xml:space="preserve">B-592</w:t>
+              <w:t xml:space="preserve">B-605</w:t>
             </w:r>
           </w:p>
         </w:tc>
@@ -38772,7 +39435,7 @@
                 <w:sz w:val="15"/>
                 <w:szCs w:val="15"/>
               </w:rPr>
-              <w:t xml:space="preserve">B-593</w:t>
+              <w:t xml:space="preserve">B-606</w:t>
             </w:r>
           </w:p>
         </w:tc>
@@ -38823,7 +39486,7 @@
                 <w:sz w:val="15"/>
                 <w:szCs w:val="15"/>
               </w:rPr>
-              <w:t xml:space="preserve">B-594</w:t>
+              <w:t xml:space="preserve">B-607</w:t>
             </w:r>
           </w:p>
         </w:tc>
@@ -38874,7 +39537,7 @@
                 <w:sz w:val="15"/>
                 <w:szCs w:val="15"/>
               </w:rPr>
-              <w:t xml:space="preserve">B-595</w:t>
+              <w:t xml:space="preserve">B-608</w:t>
             </w:r>
           </w:p>
         </w:tc>
@@ -38925,7 +39588,7 @@
                 <w:sz w:val="15"/>
                 <w:szCs w:val="15"/>
               </w:rPr>
-              <w:t xml:space="preserve">B-596</w:t>
+              <w:t xml:space="preserve">B-609</w:t>
             </w:r>
           </w:p>
         </w:tc>
@@ -38976,7 +39639,7 @@
                 <w:sz w:val="15"/>
                 <w:szCs w:val="15"/>
               </w:rPr>
-              <w:t xml:space="preserve">B-597</w:t>
+              <w:t xml:space="preserve">B-610</w:t>
             </w:r>
           </w:p>
         </w:tc>
@@ -39027,7 +39690,7 @@
                 <w:sz w:val="15"/>
                 <w:szCs w:val="15"/>
               </w:rPr>
-              <w:t xml:space="preserve">B-598</w:t>
+              <w:t xml:space="preserve">B-611</w:t>
             </w:r>
           </w:p>
         </w:tc>
@@ -39078,7 +39741,7 @@
                 <w:sz w:val="15"/>
                 <w:szCs w:val="15"/>
               </w:rPr>
-              <w:t xml:space="preserve">B-599</w:t>
+              <w:t xml:space="preserve">B-612</w:t>
             </w:r>
           </w:p>
         </w:tc>
@@ -39129,7 +39792,7 @@
                 <w:sz w:val="15"/>
                 <w:szCs w:val="15"/>
               </w:rPr>
-              <w:t xml:space="preserve">B-600</w:t>
+              <w:t xml:space="preserve">B-613</w:t>
             </w:r>
           </w:p>
         </w:tc>
@@ -39180,7 +39843,7 @@
                 <w:sz w:val="15"/>
                 <w:szCs w:val="15"/>
               </w:rPr>
-              <w:t xml:space="preserve">B-601</w:t>
+              <w:t xml:space="preserve">B-614</w:t>
             </w:r>
           </w:p>
         </w:tc>
@@ -39231,7 +39894,7 @@
                 <w:sz w:val="15"/>
                 <w:szCs w:val="15"/>
               </w:rPr>
-              <w:t xml:space="preserve">B-602</w:t>
+              <w:t xml:space="preserve">B-615</w:t>
             </w:r>
           </w:p>
         </w:tc>
@@ -39282,7 +39945,7 @@
                 <w:sz w:val="15"/>
                 <w:szCs w:val="15"/>
               </w:rPr>
-              <w:t xml:space="preserve">B-603</w:t>
+              <w:t xml:space="preserve">B-616</w:t>
             </w:r>
           </w:p>
         </w:tc>
@@ -39333,7 +39996,7 @@
                 <w:sz w:val="15"/>
                 <w:szCs w:val="15"/>
               </w:rPr>
-              <w:t xml:space="preserve">B-604</w:t>
+              <w:t xml:space="preserve">B-617</w:t>
             </w:r>
           </w:p>
         </w:tc>
@@ -39384,7 +40047,7 @@
                 <w:sz w:val="15"/>
                 <w:szCs w:val="15"/>
               </w:rPr>
-              <w:t xml:space="preserve">B-605</w:t>
+              <w:t xml:space="preserve">B-618</w:t>
             </w:r>
           </w:p>
         </w:tc>
@@ -39435,7 +40098,7 @@
                 <w:sz w:val="15"/>
                 <w:szCs w:val="15"/>
               </w:rPr>
-              <w:t xml:space="preserve">B-606</w:t>
+              <w:t xml:space="preserve">B-619</w:t>
             </w:r>
           </w:p>
         </w:tc>
@@ -39486,7 +40149,7 @@
                 <w:sz w:val="15"/>
                 <w:szCs w:val="15"/>
               </w:rPr>
-              <w:t xml:space="preserve">B-607</w:t>
+              <w:t xml:space="preserve">B-620</w:t>
             </w:r>
           </w:p>
         </w:tc>
@@ -39537,7 +40200,7 @@
                 <w:sz w:val="15"/>
                 <w:szCs w:val="15"/>
               </w:rPr>
-              <w:t xml:space="preserve">B-608</w:t>
+              <w:t xml:space="preserve">B-621</w:t>
             </w:r>
           </w:p>
         </w:tc>
@@ -39686,7 +40349,7 @@
                 <w:sz w:val="15"/>
                 <w:szCs w:val="15"/>
               </w:rPr>
-              <w:t xml:space="preserve">B-609</w:t>
+              <w:t xml:space="preserve">B-622</w:t>
             </w:r>
           </w:p>
         </w:tc>
@@ -39737,7 +40400,7 @@
                 <w:sz w:val="15"/>
                 <w:szCs w:val="15"/>
               </w:rPr>
-              <w:t xml:space="preserve">B-610</w:t>
+              <w:t xml:space="preserve">B-623</w:t>
             </w:r>
           </w:p>
         </w:tc>
@@ -39788,7 +40451,7 @@
                 <w:sz w:val="15"/>
                 <w:szCs w:val="15"/>
               </w:rPr>
-              <w:t xml:space="preserve">B-611</w:t>
+              <w:t xml:space="preserve">B-624</w:t>
             </w:r>
           </w:p>
         </w:tc>
@@ -39839,7 +40502,7 @@
                 <w:sz w:val="15"/>
                 <w:szCs w:val="15"/>
               </w:rPr>
-              <w:t xml:space="preserve">B-612</w:t>
+              <w:t xml:space="preserve">B-625</w:t>
             </w:r>
           </w:p>
         </w:tc>
@@ -39890,7 +40553,7 @@
                 <w:sz w:val="15"/>
                 <w:szCs w:val="15"/>
               </w:rPr>
-              <w:t xml:space="preserve">B-613</w:t>
+              <w:t xml:space="preserve">B-626</w:t>
             </w:r>
           </w:p>
         </w:tc>
@@ -40039,7 +40702,7 @@
                 <w:sz w:val="15"/>
                 <w:szCs w:val="15"/>
               </w:rPr>
-              <w:t xml:space="preserve">B-614</w:t>
+              <w:t xml:space="preserve">B-627</w:t>
             </w:r>
           </w:p>
         </w:tc>
@@ -40090,7 +40753,7 @@
                 <w:sz w:val="15"/>
                 <w:szCs w:val="15"/>
               </w:rPr>
-              <w:t xml:space="preserve">B-615</w:t>
+              <w:t xml:space="preserve">B-628</w:t>
             </w:r>
           </w:p>
         </w:tc>
@@ -40141,7 +40804,7 @@
                 <w:sz w:val="15"/>
                 <w:szCs w:val="15"/>
               </w:rPr>
-              <w:t xml:space="preserve">B-616</w:t>
+              <w:t xml:space="preserve">B-629</w:t>
             </w:r>
           </w:p>
         </w:tc>
@@ -40192,7 +40855,7 @@
                 <w:sz w:val="15"/>
                 <w:szCs w:val="15"/>
               </w:rPr>
-              <w:t xml:space="preserve">B-617</w:t>
+              <w:t xml:space="preserve">B-630</w:t>
             </w:r>
           </w:p>
         </w:tc>
@@ -40243,7 +40906,7 @@
                 <w:sz w:val="15"/>
                 <w:szCs w:val="15"/>
               </w:rPr>
-              <w:t xml:space="preserve">B-618</w:t>
+              <w:t xml:space="preserve">B-631</w:t>
             </w:r>
           </w:p>
         </w:tc>
@@ -40294,7 +40957,7 @@
                 <w:sz w:val="15"/>
                 <w:szCs w:val="15"/>
               </w:rPr>
-              <w:t xml:space="preserve">B-619</w:t>
+              <w:t xml:space="preserve">B-632</w:t>
             </w:r>
           </w:p>
         </w:tc>
@@ -40345,7 +41008,7 @@
                 <w:sz w:val="15"/>
                 <w:szCs w:val="15"/>
               </w:rPr>
-              <w:t xml:space="preserve">B-620</w:t>
+              <w:t xml:space="preserve">B-633</w:t>
             </w:r>
           </w:p>
         </w:tc>
@@ -40396,7 +41059,7 @@
                 <w:sz w:val="15"/>
                 <w:szCs w:val="15"/>
               </w:rPr>
-              <w:t xml:space="preserve">B-621</w:t>
+              <w:t xml:space="preserve">B-634</w:t>
             </w:r>
           </w:p>
         </w:tc>
@@ -40445,7 +41108,7 @@
         <w:spacing w:after="120" w:before="260"/>
       </w:pPr>
       <w:r>
-        <w:t xml:space="preserve">Labels in the drawings  (36)</w:t>
+        <w:t xml:space="preserve">Labels in the drawings  (35)</w:t>
       </w:r>
     </w:p>
     <w:tbl>
@@ -40545,58 +41208,7 @@
                 <w:sz w:val="15"/>
                 <w:szCs w:val="15"/>
               </w:rPr>
-              <w:t xml:space="preserve">B-622</w:t>
-            </w:r>
-          </w:p>
-        </w:tc>
-        <w:tc>
-          <w:tcPr>
-            <w:tcW w:type="dxa" w:w="7880"/>
-            <w:tcMar>
-              <w:top w:type="dxa" w:w="60"/>
-              <w:left w:type="dxa" w:w="90"/>
-              <w:bottom w:type="dxa" w:w="60"/>
-              <w:right w:type="dxa" w:w="90"/>
-            </w:tcMar>
-          </w:tcPr>
-          <w:p>
-            <w:pPr>
-              <w:spacing w:after="0" w:before="0"/>
-            </w:pPr>
-            <w:r>
-              <w:rPr>
-                <w:rFonts w:ascii="Calibri" w:cs="Calibri" w:eastAsia="Calibri" w:hAnsi="Calibri"/>
-                <w:sz w:val="21"/>
-                <w:szCs w:val="21"/>
-              </w:rPr>
-              <w:t xml:space="preserve">"blättern"</w:t>
-            </w:r>
-          </w:p>
-        </w:tc>
-      </w:tr>
-      <w:tr>
-        <w:tc>
-          <w:tcPr>
-            <w:tcW w:type="dxa" w:w="1120"/>
-            <w:tcMar>
-              <w:top w:type="dxa" w:w="60"/>
-              <w:left w:type="dxa" w:w="90"/>
-              <w:bottom w:type="dxa" w:w="60"/>
-              <w:right w:type="dxa" w:w="90"/>
-            </w:tcMar>
-          </w:tcPr>
-          <w:p>
-            <w:pPr>
-              <w:spacing w:after="0"/>
-            </w:pPr>
-            <w:r>
-              <w:rPr>
-                <w:rFonts w:ascii="Consolas" w:cs="Consolas" w:eastAsia="Consolas" w:hAnsi="Consolas"/>
-                <w:color w:val="9A958B"/>
-                <w:sz w:val="15"/>
-                <w:szCs w:val="15"/>
-              </w:rPr>
-              <w:t xml:space="preserve">B-623</w:t>
+              <w:t xml:space="preserve">B-635</w:t>
             </w:r>
           </w:p>
         </w:tc>
@@ -40647,7 +41259,7 @@
                 <w:sz w:val="15"/>
                 <w:szCs w:val="15"/>
               </w:rPr>
-              <w:t xml:space="preserve">B-624</w:t>
+              <w:t xml:space="preserve">B-636</w:t>
             </w:r>
           </w:p>
         </w:tc>
@@ -40698,7 +41310,7 @@
                 <w:sz w:val="15"/>
                 <w:szCs w:val="15"/>
               </w:rPr>
-              <w:t xml:space="preserve">B-625</w:t>
+              <w:t xml:space="preserve">B-637</w:t>
             </w:r>
           </w:p>
         </w:tc>
@@ -40749,7 +41361,7 @@
                 <w:sz w:val="15"/>
                 <w:szCs w:val="15"/>
               </w:rPr>
-              <w:t xml:space="preserve">B-626</w:t>
+              <w:t xml:space="preserve">B-638</w:t>
             </w:r>
           </w:p>
         </w:tc>
@@ -40800,7 +41412,7 @@
                 <w:sz w:val="15"/>
                 <w:szCs w:val="15"/>
               </w:rPr>
-              <w:t xml:space="preserve">B-627</w:t>
+              <w:t xml:space="preserve">B-639</w:t>
             </w:r>
           </w:p>
         </w:tc>
@@ -40851,7 +41463,7 @@
                 <w:sz w:val="15"/>
                 <w:szCs w:val="15"/>
               </w:rPr>
-              <w:t xml:space="preserve">B-628</w:t>
+              <w:t xml:space="preserve">B-640</w:t>
             </w:r>
           </w:p>
         </w:tc>
@@ -40902,7 +41514,7 @@
                 <w:sz w:val="15"/>
                 <w:szCs w:val="15"/>
               </w:rPr>
-              <w:t xml:space="preserve">B-629</w:t>
+              <w:t xml:space="preserve">B-641</w:t>
             </w:r>
           </w:p>
         </w:tc>
@@ -40953,7 +41565,7 @@
                 <w:sz w:val="15"/>
                 <w:szCs w:val="15"/>
               </w:rPr>
-              <w:t xml:space="preserve">B-630</w:t>
+              <w:t xml:space="preserve">B-642</w:t>
             </w:r>
           </w:p>
         </w:tc>
@@ -41004,7 +41616,7 @@
                 <w:sz w:val="15"/>
                 <w:szCs w:val="15"/>
               </w:rPr>
-              <w:t xml:space="preserve">B-631</w:t>
+              <w:t xml:space="preserve">B-643</w:t>
             </w:r>
           </w:p>
         </w:tc>
@@ -41055,7 +41667,7 @@
                 <w:sz w:val="15"/>
                 <w:szCs w:val="15"/>
               </w:rPr>
-              <w:t xml:space="preserve">B-632</w:t>
+              <w:t xml:space="preserve">B-644</w:t>
             </w:r>
           </w:p>
         </w:tc>
@@ -41106,7 +41718,7 @@
                 <w:sz w:val="15"/>
                 <w:szCs w:val="15"/>
               </w:rPr>
-              <w:t xml:space="preserve">B-633</w:t>
+              <w:t xml:space="preserve">B-645</w:t>
             </w:r>
           </w:p>
         </w:tc>
@@ -41157,7 +41769,7 @@
                 <w:sz w:val="15"/>
                 <w:szCs w:val="15"/>
               </w:rPr>
-              <w:t xml:space="preserve">B-634</w:t>
+              <w:t xml:space="preserve">B-646</w:t>
             </w:r>
           </w:p>
         </w:tc>
@@ -41208,7 +41820,7 @@
                 <w:sz w:val="15"/>
                 <w:szCs w:val="15"/>
               </w:rPr>
-              <w:t xml:space="preserve">B-635</w:t>
+              <w:t xml:space="preserve">B-647</w:t>
             </w:r>
           </w:p>
         </w:tc>
@@ -41259,7 +41871,7 @@
                 <w:sz w:val="15"/>
                 <w:szCs w:val="15"/>
               </w:rPr>
-              <w:t xml:space="preserve">B-636</w:t>
+              <w:t xml:space="preserve">B-648</w:t>
             </w:r>
           </w:p>
         </w:tc>
@@ -41310,7 +41922,7 @@
                 <w:sz w:val="15"/>
                 <w:szCs w:val="15"/>
               </w:rPr>
-              <w:t xml:space="preserve">B-637</w:t>
+              <w:t xml:space="preserve">B-649</w:t>
             </w:r>
           </w:p>
         </w:tc>
@@ -41361,7 +41973,7 @@
                 <w:sz w:val="15"/>
                 <w:szCs w:val="15"/>
               </w:rPr>
-              <w:t xml:space="preserve">B-638</w:t>
+              <w:t xml:space="preserve">B-650</w:t>
             </w:r>
           </w:p>
         </w:tc>
@@ -41412,7 +42024,7 @@
                 <w:sz w:val="15"/>
                 <w:szCs w:val="15"/>
               </w:rPr>
-              <w:t xml:space="preserve">B-639</w:t>
+              <w:t xml:space="preserve">B-651</w:t>
             </w:r>
           </w:p>
         </w:tc>
@@ -41463,7 +42075,7 @@
                 <w:sz w:val="15"/>
                 <w:szCs w:val="15"/>
               </w:rPr>
-              <w:t xml:space="preserve">B-640</w:t>
+              <w:t xml:space="preserve">B-652</w:t>
             </w:r>
           </w:p>
         </w:tc>
@@ -41514,7 +42126,7 @@
                 <w:sz w:val="15"/>
                 <w:szCs w:val="15"/>
               </w:rPr>
-              <w:t xml:space="preserve">B-641</w:t>
+              <w:t xml:space="preserve">B-653</w:t>
             </w:r>
           </w:p>
         </w:tc>
@@ -41565,7 +42177,7 @@
                 <w:sz w:val="15"/>
                 <w:szCs w:val="15"/>
               </w:rPr>
-              <w:t xml:space="preserve">B-642</w:t>
+              <w:t xml:space="preserve">B-654</w:t>
             </w:r>
           </w:p>
         </w:tc>
@@ -41616,7 +42228,7 @@
                 <w:sz w:val="15"/>
                 <w:szCs w:val="15"/>
               </w:rPr>
-              <w:t xml:space="preserve">B-643</w:t>
+              <w:t xml:space="preserve">B-655</w:t>
             </w:r>
           </w:p>
         </w:tc>
@@ -41667,7 +42279,7 @@
                 <w:sz w:val="15"/>
                 <w:szCs w:val="15"/>
               </w:rPr>
-              <w:t xml:space="preserve">B-644</w:t>
+              <w:t xml:space="preserve">B-656</w:t>
             </w:r>
           </w:p>
         </w:tc>
@@ -41718,7 +42330,7 @@
                 <w:sz w:val="15"/>
                 <w:szCs w:val="15"/>
               </w:rPr>
-              <w:t xml:space="preserve">B-645</w:t>
+              <w:t xml:space="preserve">B-657</w:t>
             </w:r>
           </w:p>
         </w:tc>
@@ -41769,7 +42381,7 @@
                 <w:sz w:val="15"/>
                 <w:szCs w:val="15"/>
               </w:rPr>
-              <w:t xml:space="preserve">B-646</w:t>
+              <w:t xml:space="preserve">B-658</w:t>
             </w:r>
           </w:p>
         </w:tc>
@@ -41820,7 +42432,7 @@
                 <w:sz w:val="15"/>
                 <w:szCs w:val="15"/>
               </w:rPr>
-              <w:t xml:space="preserve">B-647</w:t>
+              <w:t xml:space="preserve">B-659</w:t>
             </w:r>
           </w:p>
         </w:tc>
@@ -41871,7 +42483,7 @@
                 <w:sz w:val="15"/>
                 <w:szCs w:val="15"/>
               </w:rPr>
-              <w:t xml:space="preserve">B-648</w:t>
+              <w:t xml:space="preserve">B-660</w:t>
             </w:r>
           </w:p>
         </w:tc>
@@ -41922,7 +42534,7 @@
                 <w:sz w:val="15"/>
                 <w:szCs w:val="15"/>
               </w:rPr>
-              <w:t xml:space="preserve">B-649</w:t>
+              <w:t xml:space="preserve">B-661</w:t>
             </w:r>
           </w:p>
         </w:tc>
@@ -41973,7 +42585,7 @@
                 <w:sz w:val="15"/>
                 <w:szCs w:val="15"/>
               </w:rPr>
-              <w:t xml:space="preserve">B-650</w:t>
+              <w:t xml:space="preserve">B-662</w:t>
             </w:r>
           </w:p>
         </w:tc>
@@ -42024,7 +42636,7 @@
                 <w:sz w:val="15"/>
                 <w:szCs w:val="15"/>
               </w:rPr>
-              <w:t xml:space="preserve">B-651</w:t>
+              <w:t xml:space="preserve">B-663</w:t>
             </w:r>
           </w:p>
         </w:tc>
@@ -42075,7 +42687,7 @@
                 <w:sz w:val="15"/>
                 <w:szCs w:val="15"/>
               </w:rPr>
-              <w:t xml:space="preserve">B-652</w:t>
+              <w:t xml:space="preserve">B-664</w:t>
             </w:r>
           </w:p>
         </w:tc>
@@ -42126,7 +42738,7 @@
                 <w:sz w:val="15"/>
                 <w:szCs w:val="15"/>
               </w:rPr>
-              <w:t xml:space="preserve">B-653</w:t>
+              <w:t xml:space="preserve">B-665</w:t>
             </w:r>
           </w:p>
         </w:tc>
@@ -42177,7 +42789,7 @@
                 <w:sz w:val="15"/>
                 <w:szCs w:val="15"/>
               </w:rPr>
-              <w:t xml:space="preserve">B-654</w:t>
+              <w:t xml:space="preserve">B-666</w:t>
             </w:r>
           </w:p>
         </w:tc>
@@ -42228,7 +42840,7 @@
                 <w:sz w:val="15"/>
                 <w:szCs w:val="15"/>
               </w:rPr>
-              <w:t xml:space="preserve">B-655</w:t>
+              <w:t xml:space="preserve">B-667</w:t>
             </w:r>
           </w:p>
         </w:tc>
@@ -42279,7 +42891,7 @@
                 <w:sz w:val="15"/>
                 <w:szCs w:val="15"/>
               </w:rPr>
-              <w:t xml:space="preserve">B-656</w:t>
+              <w:t xml:space="preserve">B-668</w:t>
             </w:r>
           </w:p>
         </w:tc>
@@ -42330,7 +42942,7 @@
                 <w:sz w:val="15"/>
                 <w:szCs w:val="15"/>
               </w:rPr>
-              <w:t xml:space="preserve">B-657</w:t>
+              <w:t xml:space="preserve">B-669</w:t>
             </w:r>
           </w:p>
         </w:tc>
@@ -42479,7 +43091,7 @@
                 <w:sz w:val="15"/>
                 <w:szCs w:val="15"/>
               </w:rPr>
-              <w:t xml:space="preserve">B-658</w:t>
+              <w:t xml:space="preserve">B-670</w:t>
             </w:r>
           </w:p>
         </w:tc>
@@ -42628,58 +43240,7 @@
                 <w:sz w:val="15"/>
                 <w:szCs w:val="15"/>
               </w:rPr>
-              <w:t xml:space="preserve">B-659</w:t>
-            </w:r>
-          </w:p>
-        </w:tc>
-        <w:tc>
-          <w:tcPr>
-            <w:tcW w:type="dxa" w:w="7880"/>
-            <w:tcMar>
-              <w:top w:type="dxa" w:w="60"/>
-              <w:left w:type="dxa" w:w="90"/>
-              <w:bottom w:type="dxa" w:w="60"/>
-              <w:right w:type="dxa" w:w="90"/>
-            </w:tcMar>
-          </w:tcPr>
-          <w:p>
-            <w:pPr>
-              <w:spacing w:after="0" w:before="0"/>
-            </w:pPr>
-            <w:r>
-              <w:rPr>
-                <w:rFonts w:ascii="Calibri" w:cs="Calibri" w:eastAsia="Calibri" w:hAnsi="Calibri"/>
-                <w:sz w:val="21"/>
-                <w:szCs w:val="21"/>
-              </w:rPr>
-              <w:t xml:space="preserve">Cancel, start empty (your existing data stays on the device as a backup)</w:t>
-            </w:r>
-          </w:p>
-        </w:tc>
-      </w:tr>
-      <w:tr>
-        <w:tc>
-          <w:tcPr>
-            <w:tcW w:type="dxa" w:w="1120"/>
-            <w:tcMar>
-              <w:top w:type="dxa" w:w="60"/>
-              <w:left w:type="dxa" w:w="90"/>
-              <w:bottom w:type="dxa" w:w="60"/>
-              <w:right w:type="dxa" w:w="90"/>
-            </w:tcMar>
-          </w:tcPr>
-          <w:p>
-            <w:pPr>
-              <w:spacing w:after="0"/>
-            </w:pPr>
-            <w:r>
-              <w:rPr>
-                <w:rFonts w:ascii="Consolas" w:cs="Consolas" w:eastAsia="Consolas" w:hAnsi="Consolas"/>
-                <w:color w:val="9A958B"/>
-                <w:sz w:val="15"/>
-                <w:szCs w:val="15"/>
-              </w:rPr>
-              <w:t xml:space="preserve">B-660</w:t>
+              <w:t xml:space="preserve">B-671</w:t>
             </w:r>
           </w:p>
         </w:tc>
@@ -42730,7 +43291,7 @@
                 <w:sz w:val="15"/>
                 <w:szCs w:val="15"/>
               </w:rPr>
-              <w:t xml:space="preserve">B-661</w:t>
+              <w:t xml:space="preserve">B-672</w:t>
             </w:r>
           </w:p>
         </w:tc>
@@ -42781,58 +43342,109 @@
                 <w:sz w:val="15"/>
                 <w:szCs w:val="15"/>
               </w:rPr>
-              <w:t xml:space="preserve">B-662</w:t>
-            </w:r>
-          </w:p>
-        </w:tc>
-        <w:tc>
-          <w:tcPr>
-            <w:tcW w:type="dxa" w:w="7880"/>
-            <w:tcMar>
-              <w:top w:type="dxa" w:w="60"/>
-              <w:left w:type="dxa" w:w="90"/>
-              <w:bottom w:type="dxa" w:w="60"/>
-              <w:right w:type="dxa" w:w="90"/>
-            </w:tcMar>
-          </w:tcPr>
-          <w:p>
-            <w:pPr>
-              <w:spacing w:after="0" w:before="0"/>
-            </w:pPr>
-            <w:r>
-              <w:rPr>
-                <w:rFonts w:ascii="Calibri" w:cs="Calibri" w:eastAsia="Calibri" w:hAnsi="Calibri"/>
-                <w:sz w:val="21"/>
-                <w:szCs w:val="21"/>
-              </w:rPr>
-              <w:t xml:space="preserve">OK, move them into this account</w:t>
-            </w:r>
-          </w:p>
-        </w:tc>
-      </w:tr>
-      <w:tr>
-        <w:tc>
-          <w:tcPr>
-            <w:tcW w:type="dxa" w:w="1120"/>
-            <w:tcMar>
-              <w:top w:type="dxa" w:w="60"/>
-              <w:left w:type="dxa" w:w="90"/>
-              <w:bottom w:type="dxa" w:w="60"/>
-              <w:right w:type="dxa" w:w="90"/>
-            </w:tcMar>
-          </w:tcPr>
-          <w:p>
-            <w:pPr>
-              <w:spacing w:after="0"/>
-            </w:pPr>
-            <w:r>
-              <w:rPr>
-                <w:rFonts w:ascii="Consolas" w:cs="Consolas" w:eastAsia="Consolas" w:hAnsi="Consolas"/>
-                <w:color w:val="9A958B"/>
-                <w:sz w:val="15"/>
-                <w:szCs w:val="15"/>
-              </w:rPr>
-              <w:t xml:space="preserve">B-663</w:t>
+              <w:t xml:space="preserve">B-673</w:t>
+            </w:r>
+          </w:p>
+        </w:tc>
+        <w:tc>
+          <w:tcPr>
+            <w:tcW w:type="dxa" w:w="7880"/>
+            <w:tcMar>
+              <w:top w:type="dxa" w:w="60"/>
+              <w:left w:type="dxa" w:w="90"/>
+              <w:bottom w:type="dxa" w:w="60"/>
+              <w:right w:type="dxa" w:w="90"/>
+            </w:tcMar>
+          </w:tcPr>
+          <w:p>
+            <w:pPr>
+              <w:spacing w:after="0" w:before="0"/>
+            </w:pPr>
+            <w:r>
+              <w:rPr>
+                <w:rFonts w:ascii="Calibri" w:cs="Calibri" w:eastAsia="Calibri" w:hAnsi="Calibri"/>
+                <w:sz w:val="21"/>
+                <w:szCs w:val="21"/>
+              </w:rPr>
+              <w:t xml:space="preserve">Move into this account</w:t>
+            </w:r>
+          </w:p>
+        </w:tc>
+      </w:tr>
+      <w:tr>
+        <w:tc>
+          <w:tcPr>
+            <w:tcW w:type="dxa" w:w="1120"/>
+            <w:tcMar>
+              <w:top w:type="dxa" w:w="60"/>
+              <w:left w:type="dxa" w:w="90"/>
+              <w:bottom w:type="dxa" w:w="60"/>
+              <w:right w:type="dxa" w:w="90"/>
+            </w:tcMar>
+          </w:tcPr>
+          <w:p>
+            <w:pPr>
+              <w:spacing w:after="0"/>
+            </w:pPr>
+            <w:r>
+              <w:rPr>
+                <w:rFonts w:ascii="Consolas" w:cs="Consolas" w:eastAsia="Consolas" w:hAnsi="Consolas"/>
+                <w:color w:val="9A958B"/>
+                <w:sz w:val="15"/>
+                <w:szCs w:val="15"/>
+              </w:rPr>
+              <w:t xml:space="preserve">B-674</w:t>
+            </w:r>
+          </w:p>
+        </w:tc>
+        <w:tc>
+          <w:tcPr>
+            <w:tcW w:type="dxa" w:w="7880"/>
+            <w:tcMar>
+              <w:top w:type="dxa" w:w="60"/>
+              <w:left w:type="dxa" w:w="90"/>
+              <w:bottom w:type="dxa" w:w="60"/>
+              <w:right w:type="dxa" w:w="90"/>
+            </w:tcMar>
+          </w:tcPr>
+          <w:p>
+            <w:pPr>
+              <w:spacing w:after="0" w:before="0"/>
+            </w:pPr>
+            <w:r>
+              <w:rPr>
+                <w:rFonts w:ascii="Calibri" w:cs="Calibri" w:eastAsia="Calibri" w:hAnsi="Calibri"/>
+                <w:sz w:val="21"/>
+                <w:szCs w:val="21"/>
+              </w:rPr>
+              <w:t xml:space="preserve">Should they be moved into this account? If not, the account starts empty; the existing data stays on the device as a backup.</w:t>
+            </w:r>
+          </w:p>
+        </w:tc>
+      </w:tr>
+      <w:tr>
+        <w:tc>
+          <w:tcPr>
+            <w:tcW w:type="dxa" w:w="1120"/>
+            <w:tcMar>
+              <w:top w:type="dxa" w:w="60"/>
+              <w:left w:type="dxa" w:w="90"/>
+              <w:bottom w:type="dxa" w:w="60"/>
+              <w:right w:type="dxa" w:w="90"/>
+            </w:tcMar>
+          </w:tcPr>
+          <w:p>
+            <w:pPr>
+              <w:spacing w:after="0"/>
+            </w:pPr>
+            <w:r>
+              <w:rPr>
+                <w:rFonts w:ascii="Consolas" w:cs="Consolas" w:eastAsia="Consolas" w:hAnsi="Consolas"/>
+                <w:color w:val="9A958B"/>
+                <w:sz w:val="15"/>
+                <w:szCs w:val="15"/>
+              </w:rPr>
+              <w:t xml:space="preserve">B-675</w:t>
             </w:r>
           </w:p>
         </w:tc>
@@ -42981,7 +43593,7 @@
                 <w:sz w:val="15"/>
                 <w:szCs w:val="15"/>
               </w:rPr>
-              <w:t xml:space="preserve">B-664</w:t>
+              <w:t xml:space="preserve">B-676</w:t>
             </w:r>
           </w:p>
         </w:tc>
@@ -43032,7 +43644,7 @@
                 <w:sz w:val="15"/>
                 <w:szCs w:val="15"/>
               </w:rPr>
-              <w:t xml:space="preserve">B-665</w:t>
+              <w:t xml:space="preserve">B-677</w:t>
             </w:r>
           </w:p>
         </w:tc>
@@ -43083,7 +43695,7 @@
                 <w:sz w:val="15"/>
                 <w:szCs w:val="15"/>
               </w:rPr>
-              <w:t xml:space="preserve">B-666</w:t>
+              <w:t xml:space="preserve">B-678</w:t>
             </w:r>
           </w:p>
         </w:tc>
@@ -43134,7 +43746,7 @@
                 <w:sz w:val="15"/>
                 <w:szCs w:val="15"/>
               </w:rPr>
-              <w:t xml:space="preserve">B-667</w:t>
+              <w:t xml:space="preserve">B-679</w:t>
             </w:r>
           </w:p>
         </w:tc>
@@ -43185,7 +43797,7 @@
                 <w:sz w:val="15"/>
                 <w:szCs w:val="15"/>
               </w:rPr>
-              <w:t xml:space="preserve">B-668</w:t>
+              <w:t xml:space="preserve">B-680</w:t>
             </w:r>
           </w:p>
         </w:tc>
@@ -43334,7 +43946,7 @@
                 <w:sz w:val="15"/>
                 <w:szCs w:val="15"/>
               </w:rPr>
-              <w:t xml:space="preserve">B-669</w:t>
+              <w:t xml:space="preserve">B-681</w:t>
             </w:r>
           </w:p>
         </w:tc>
@@ -43385,7 +43997,7 @@
                 <w:sz w:val="15"/>
                 <w:szCs w:val="15"/>
               </w:rPr>
-              <w:t xml:space="preserve">B-670</w:t>
+              <w:t xml:space="preserve">B-682</w:t>
             </w:r>
           </w:p>
         </w:tc>
@@ -43534,7 +44146,7 @@
                 <w:sz w:val="15"/>
                 <w:szCs w:val="15"/>
               </w:rPr>
-              <w:t xml:space="preserve">B-671</w:t>
+              <w:t xml:space="preserve">B-683</w:t>
             </w:r>
           </w:p>
         </w:tc>
@@ -43585,7 +44197,7 @@
                 <w:sz w:val="15"/>
                 <w:szCs w:val="15"/>
               </w:rPr>
-              <w:t xml:space="preserve">B-672</w:t>
+              <w:t xml:space="preserve">B-684</w:t>
             </w:r>
           </w:p>
         </w:tc>
@@ -43734,7 +44346,7 @@
                 <w:sz w:val="15"/>
                 <w:szCs w:val="15"/>
               </w:rPr>
-              <w:t xml:space="preserve">B-673</w:t>
+              <w:t xml:space="preserve">B-685</w:t>
             </w:r>
           </w:p>
         </w:tc>
@@ -43883,7 +44495,7 @@
                 <w:sz w:val="15"/>
                 <w:szCs w:val="15"/>
               </w:rPr>
-              <w:t xml:space="preserve">B-674</w:t>
+              <w:t xml:space="preserve">B-686</w:t>
             </w:r>
           </w:p>
         </w:tc>

--- a/texte/SmartVoc-Texts-English.docx
+++ b/texte/SmartVoc-Texts-English.docx
@@ -31486,7 +31486,7 @@
         <w:spacing w:after="120" w:before="260"/>
       </w:pPr>
       <w:r>
-        <w:t xml:space="preserve">Account  (34)</w:t>
+        <w:t xml:space="preserve">Account  (33)</w:t>
       </w:r>
     </w:p>
     <w:tbl>
@@ -31712,6 +31712,57 @@
                 <w:sz w:val="21"/>
                 <w:szCs w:val="21"/>
               </w:rPr>
+              <w:t xml:space="preserve">At least {n} characters</w:t>
+            </w:r>
+          </w:p>
+        </w:tc>
+      </w:tr>
+      <w:tr>
+        <w:tc>
+          <w:tcPr>
+            <w:tcW w:type="dxa" w:w="1120"/>
+            <w:tcMar>
+              <w:top w:type="dxa" w:w="60"/>
+              <w:left w:type="dxa" w:w="90"/>
+              <w:bottom w:type="dxa" w:w="60"/>
+              <w:right w:type="dxa" w:w="90"/>
+            </w:tcMar>
+          </w:tcPr>
+          <w:p>
+            <w:pPr>
+              <w:spacing w:after="0"/>
+            </w:pPr>
+            <w:r>
+              <w:rPr>
+                <w:rFonts w:ascii="Consolas" w:cs="Consolas" w:eastAsia="Consolas" w:hAnsi="Consolas"/>
+                <w:color w:val="9A958B"/>
+                <w:sz w:val="15"/>
+                <w:szCs w:val="15"/>
+              </w:rPr>
+              <w:t xml:space="preserve">B-482</w:t>
+            </w:r>
+          </w:p>
+        </w:tc>
+        <w:tc>
+          <w:tcPr>
+            <w:tcW w:type="dxa" w:w="7880"/>
+            <w:tcMar>
+              <w:top w:type="dxa" w:w="60"/>
+              <w:left w:type="dxa" w:w="90"/>
+              <w:bottom w:type="dxa" w:w="60"/>
+              <w:right w:type="dxa" w:w="90"/>
+            </w:tcMar>
+          </w:tcPr>
+          <w:p>
+            <w:pPr>
+              <w:spacing w:after="0" w:before="0"/>
+            </w:pPr>
+            <w:r>
+              <w:rPr>
+                <w:rFonts w:ascii="Calibri" w:cs="Calibri" w:eastAsia="Calibri" w:hAnsi="Calibri"/>
+                <w:sz w:val="21"/>
+                <w:szCs w:val="21"/>
+              </w:rPr>
               <w:t xml:space="preserve">At least {n} characters.</w:t>
             </w:r>
           </w:p>
@@ -31739,57 +31790,6 @@
                 <w:sz w:val="15"/>
                 <w:szCs w:val="15"/>
               </w:rPr>
-              <w:t xml:space="preserve">B-482</w:t>
-            </w:r>
-          </w:p>
-        </w:tc>
-        <w:tc>
-          <w:tcPr>
-            <w:tcW w:type="dxa" w:w="7880"/>
-            <w:tcMar>
-              <w:top w:type="dxa" w:w="60"/>
-              <w:left w:type="dxa" w:w="90"/>
-              <w:bottom w:type="dxa" w:w="60"/>
-              <w:right w:type="dxa" w:w="90"/>
-            </w:tcMar>
-          </w:tcPr>
-          <w:p>
-            <w:pPr>
-              <w:spacing w:after="0" w:before="0"/>
-            </w:pPr>
-            <w:r>
-              <w:rPr>
-                <w:rFonts w:ascii="Calibri" w:cs="Calibri" w:eastAsia="Calibri" w:hAnsi="Calibri"/>
-                <w:sz w:val="21"/>
-                <w:szCs w:val="21"/>
-              </w:rPr>
-              <w:t xml:space="preserve">At least {n} characters. Longer beats complicated.</w:t>
-            </w:r>
-          </w:p>
-        </w:tc>
-      </w:tr>
-      <w:tr>
-        <w:tc>
-          <w:tcPr>
-            <w:tcW w:type="dxa" w:w="1120"/>
-            <w:tcMar>
-              <w:top w:type="dxa" w:w="60"/>
-              <w:left w:type="dxa" w:w="90"/>
-              <w:bottom w:type="dxa" w:w="60"/>
-              <w:right w:type="dxa" w:w="90"/>
-            </w:tcMar>
-          </w:tcPr>
-          <w:p>
-            <w:pPr>
-              <w:spacing w:after="0"/>
-            </w:pPr>
-            <w:r>
-              <w:rPr>
-                <w:rFonts w:ascii="Consolas" w:cs="Consolas" w:eastAsia="Consolas" w:hAnsi="Consolas"/>
-                <w:color w:val="9A958B"/>
-                <w:sz w:val="15"/>
-                <w:szCs w:val="15"/>
-              </w:rPr>
               <w:t xml:space="preserve">B-483</w:t>
             </w:r>
           </w:p>
@@ -31865,6 +31865,57 @@
                 <w:sz w:val="21"/>
                 <w:szCs w:val="21"/>
               </w:rPr>
+              <w:t xml:space="preserve">Both entries match</w:t>
+            </w:r>
+          </w:p>
+        </w:tc>
+      </w:tr>
+      <w:tr>
+        <w:tc>
+          <w:tcPr>
+            <w:tcW w:type="dxa" w:w="1120"/>
+            <w:tcMar>
+              <w:top w:type="dxa" w:w="60"/>
+              <w:left w:type="dxa" w:w="90"/>
+              <w:bottom w:type="dxa" w:w="60"/>
+              <w:right w:type="dxa" w:w="90"/>
+            </w:tcMar>
+          </w:tcPr>
+          <w:p>
+            <w:pPr>
+              <w:spacing w:after="0"/>
+            </w:pPr>
+            <w:r>
+              <w:rPr>
+                <w:rFonts w:ascii="Consolas" w:cs="Consolas" w:eastAsia="Consolas" w:hAnsi="Consolas"/>
+                <w:color w:val="9A958B"/>
+                <w:sz w:val="15"/>
+                <w:szCs w:val="15"/>
+              </w:rPr>
+              <w:t xml:space="preserve">B-485</w:t>
+            </w:r>
+          </w:p>
+        </w:tc>
+        <w:tc>
+          <w:tcPr>
+            <w:tcW w:type="dxa" w:w="7880"/>
+            <w:tcMar>
+              <w:top w:type="dxa" w:w="60"/>
+              <w:left w:type="dxa" w:w="90"/>
+              <w:bottom w:type="dxa" w:w="60"/>
+              <w:right w:type="dxa" w:w="90"/>
+            </w:tcMar>
+          </w:tcPr>
+          <w:p>
+            <w:pPr>
+              <w:spacing w:after="0" w:before="0"/>
+            </w:pPr>
+            <w:r>
+              <w:rPr>
+                <w:rFonts w:ascii="Calibri" w:cs="Calibri" w:eastAsia="Calibri" w:hAnsi="Calibri"/>
+                <w:sz w:val="21"/>
+                <w:szCs w:val="21"/>
+              </w:rPr>
               <w:t xml:space="preserve">Create account</w:t>
             </w:r>
           </w:p>
@@ -31892,7 +31943,7 @@
                 <w:sz w:val="15"/>
                 <w:szCs w:val="15"/>
               </w:rPr>
-              <w:t xml:space="preserve">B-485</w:t>
+              <w:t xml:space="preserve">B-486</w:t>
             </w:r>
           </w:p>
         </w:tc>
@@ -31943,7 +31994,7 @@
                 <w:sz w:val="15"/>
                 <w:szCs w:val="15"/>
               </w:rPr>
-              <w:t xml:space="preserve">B-486</w:t>
+              <w:t xml:space="preserve">B-487</w:t>
             </w:r>
           </w:p>
         </w:tc>
@@ -31994,7 +32045,7 @@
                 <w:sz w:val="15"/>
                 <w:szCs w:val="15"/>
               </w:rPr>
-              <w:t xml:space="preserve">B-487</w:t>
+              <w:t xml:space="preserve">B-488</w:t>
             </w:r>
           </w:p>
         </w:tc>
@@ -32045,7 +32096,7 @@
                 <w:sz w:val="15"/>
                 <w:szCs w:val="15"/>
               </w:rPr>
-              <w:t xml:space="preserve">B-488</w:t>
+              <w:t xml:space="preserve">B-489</w:t>
             </w:r>
           </w:p>
         </w:tc>
@@ -32096,7 +32147,7 @@
                 <w:sz w:val="15"/>
                 <w:szCs w:val="15"/>
               </w:rPr>
-              <w:t xml:space="preserve">B-489</w:t>
+              <w:t xml:space="preserve">B-490</w:t>
             </w:r>
           </w:p>
         </w:tc>
@@ -32147,7 +32198,7 @@
                 <w:sz w:val="15"/>
                 <w:szCs w:val="15"/>
               </w:rPr>
-              <w:t xml:space="preserve">B-490</w:t>
+              <w:t xml:space="preserve">B-491</w:t>
             </w:r>
           </w:p>
         </w:tc>
@@ -32198,7 +32249,7 @@
                 <w:sz w:val="15"/>
                 <w:szCs w:val="15"/>
               </w:rPr>
-              <w:t xml:space="preserve">B-491</w:t>
+              <w:t xml:space="preserve">B-492</w:t>
             </w:r>
           </w:p>
         </w:tc>
@@ -32249,7 +32300,7 @@
                 <w:sz w:val="15"/>
                 <w:szCs w:val="15"/>
               </w:rPr>
-              <w:t xml:space="preserve">B-492</w:t>
+              <w:t xml:space="preserve">B-493</w:t>
             </w:r>
           </w:p>
         </w:tc>
@@ -32300,7 +32351,7 @@
                 <w:sz w:val="15"/>
                 <w:szCs w:val="15"/>
               </w:rPr>
-              <w:t xml:space="preserve">B-493</w:t>
+              <w:t xml:space="preserve">B-494</w:t>
             </w:r>
           </w:p>
         </w:tc>
@@ -32351,7 +32402,7 @@
                 <w:sz w:val="15"/>
                 <w:szCs w:val="15"/>
               </w:rPr>
-              <w:t xml:space="preserve">B-494</w:t>
+              <w:t xml:space="preserve">B-495</w:t>
             </w:r>
           </w:p>
         </w:tc>
@@ -32402,7 +32453,7 @@
                 <w:sz w:val="15"/>
                 <w:szCs w:val="15"/>
               </w:rPr>
-              <w:t xml:space="preserve">B-495</w:t>
+              <w:t xml:space="preserve">B-496</w:t>
             </w:r>
           </w:p>
         </w:tc>
@@ -32453,7 +32504,7 @@
                 <w:sz w:val="15"/>
                 <w:szCs w:val="15"/>
               </w:rPr>
-              <w:t xml:space="preserve">B-496</w:t>
+              <w:t xml:space="preserve">B-497</w:t>
             </w:r>
           </w:p>
         </w:tc>
@@ -32504,7 +32555,7 @@
                 <w:sz w:val="15"/>
                 <w:szCs w:val="15"/>
               </w:rPr>
-              <w:t xml:space="preserve">B-497</w:t>
+              <w:t xml:space="preserve">B-498</w:t>
             </w:r>
           </w:p>
         </w:tc>
@@ -32555,7 +32606,7 @@
                 <w:sz w:val="15"/>
                 <w:szCs w:val="15"/>
               </w:rPr>
-              <w:t xml:space="preserve">B-498</w:t>
+              <w:t xml:space="preserve">B-499</w:t>
             </w:r>
           </w:p>
         </w:tc>
@@ -32606,7 +32657,7 @@
                 <w:sz w:val="15"/>
                 <w:szCs w:val="15"/>
               </w:rPr>
-              <w:t xml:space="preserve">B-499</w:t>
+              <w:t xml:space="preserve">B-500</w:t>
             </w:r>
           </w:p>
         </w:tc>
@@ -32657,7 +32708,7 @@
                 <w:sz w:val="15"/>
                 <w:szCs w:val="15"/>
               </w:rPr>
-              <w:t xml:space="preserve">B-500</w:t>
+              <w:t xml:space="preserve">B-501</w:t>
             </w:r>
           </w:p>
         </w:tc>
@@ -32708,7 +32759,7 @@
                 <w:sz w:val="15"/>
                 <w:szCs w:val="15"/>
               </w:rPr>
-              <w:t xml:space="preserve">B-501</w:t>
+              <w:t xml:space="preserve">B-502</w:t>
             </w:r>
           </w:p>
         </w:tc>
@@ -32759,7 +32810,7 @@
                 <w:sz w:val="15"/>
                 <w:szCs w:val="15"/>
               </w:rPr>
-              <w:t xml:space="preserve">B-502</w:t>
+              <w:t xml:space="preserve">B-503</w:t>
             </w:r>
           </w:p>
         </w:tc>
@@ -32810,7 +32861,7 @@
                 <w:sz w:val="15"/>
                 <w:szCs w:val="15"/>
               </w:rPr>
-              <w:t xml:space="preserve">B-503</w:t>
+              <w:t xml:space="preserve">B-504</w:t>
             </w:r>
           </w:p>
         </w:tc>
@@ -32861,7 +32912,7 @@
                 <w:sz w:val="15"/>
                 <w:szCs w:val="15"/>
               </w:rPr>
-              <w:t xml:space="preserve">B-504</w:t>
+              <w:t xml:space="preserve">B-505</w:t>
             </w:r>
           </w:p>
         </w:tc>
@@ -32912,7 +32963,7 @@
                 <w:sz w:val="15"/>
                 <w:szCs w:val="15"/>
               </w:rPr>
-              <w:t xml:space="preserve">B-505</w:t>
+              <w:t xml:space="preserve">B-506</w:t>
             </w:r>
           </w:p>
         </w:tc>
@@ -32963,7 +33014,7 @@
                 <w:sz w:val="15"/>
                 <w:szCs w:val="15"/>
               </w:rPr>
-              <w:t xml:space="preserve">B-506</w:t>
+              <w:t xml:space="preserve">B-507</w:t>
             </w:r>
           </w:p>
         </w:tc>
@@ -33014,57 +33065,6 @@
                 <w:sz w:val="15"/>
                 <w:szCs w:val="15"/>
               </w:rPr>
-              <w:t xml:space="preserve">B-507</w:t>
-            </w:r>
-          </w:p>
-        </w:tc>
-        <w:tc>
-          <w:tcPr>
-            <w:tcW w:type="dxa" w:w="7880"/>
-            <w:tcMar>
-              <w:top w:type="dxa" w:w="60"/>
-              <w:left w:type="dxa" w:w="90"/>
-              <w:bottom w:type="dxa" w:w="60"/>
-              <w:right w:type="dxa" w:w="90"/>
-            </w:tcMar>
-          </w:tcPr>
-          <w:p>
-            <w:pPr>
-              <w:spacing w:after="0" w:before="0"/>
-            </w:pPr>
-            <w:r>
-              <w:rPr>
-                <w:rFonts w:ascii="Calibri" w:cs="Calibri" w:eastAsia="Calibri" w:hAnsi="Calibri"/>
-                <w:sz w:val="21"/>
-                <w:szCs w:val="21"/>
-              </w:rPr>
-              <w:t xml:space="preserve">Still too short: at least {n} characters.</w:t>
-            </w:r>
-          </w:p>
-        </w:tc>
-      </w:tr>
-      <w:tr>
-        <w:tc>
-          <w:tcPr>
-            <w:tcW w:type="dxa" w:w="1120"/>
-            <w:tcMar>
-              <w:top w:type="dxa" w:w="60"/>
-              <w:left w:type="dxa" w:w="90"/>
-              <w:bottom w:type="dxa" w:w="60"/>
-              <w:right w:type="dxa" w:w="90"/>
-            </w:tcMar>
-          </w:tcPr>
-          <w:p>
-            <w:pPr>
-              <w:spacing w:after="0"/>
-            </w:pPr>
-            <w:r>
-              <w:rPr>
-                <w:rFonts w:ascii="Consolas" w:cs="Consolas" w:eastAsia="Consolas" w:hAnsi="Consolas"/>
-                <w:color w:val="9A958B"/>
-                <w:sz w:val="15"/>
-                <w:szCs w:val="15"/>
-              </w:rPr>
               <w:t xml:space="preserve">B-508</w:t>
             </w:r>
           </w:p>
@@ -33140,7 +33140,7 @@
                 <w:sz w:val="21"/>
                 <w:szCs w:val="21"/>
               </w:rPr>
-              <w:t xml:space="preserve">The two passwords do not match.</w:t>
+              <w:t xml:space="preserve">We will send you a link to set a new password.</w:t>
             </w:r>
           </w:p>
         </w:tc>
@@ -33191,7 +33191,7 @@
                 <w:sz w:val="21"/>
                 <w:szCs w:val="21"/>
               </w:rPr>
-              <w:t xml:space="preserve">We will send you a link to set a new password.</w:t>
+              <w:t xml:space="preserve">your account</w:t>
             </w:r>
           </w:p>
         </w:tc>
@@ -33219,57 +33219,6 @@
                 <w:szCs w:val="15"/>
               </w:rPr>
               <w:t xml:space="preserve">B-511</w:t>
-            </w:r>
-          </w:p>
-        </w:tc>
-        <w:tc>
-          <w:tcPr>
-            <w:tcW w:type="dxa" w:w="7880"/>
-            <w:tcMar>
-              <w:top w:type="dxa" w:w="60"/>
-              <w:left w:type="dxa" w:w="90"/>
-              <w:bottom w:type="dxa" w:w="60"/>
-              <w:right w:type="dxa" w:w="90"/>
-            </w:tcMar>
-          </w:tcPr>
-          <w:p>
-            <w:pPr>
-              <w:spacing w:after="0" w:before="0"/>
-            </w:pPr>
-            <w:r>
-              <w:rPr>
-                <w:rFonts w:ascii="Calibri" w:cs="Calibri" w:eastAsia="Calibri" w:hAnsi="Calibri"/>
-                <w:sz w:val="21"/>
-                <w:szCs w:val="21"/>
-              </w:rPr>
-              <w:t xml:space="preserve">your account</w:t>
-            </w:r>
-          </w:p>
-        </w:tc>
-      </w:tr>
-      <w:tr>
-        <w:tc>
-          <w:tcPr>
-            <w:tcW w:type="dxa" w:w="1120"/>
-            <w:tcMar>
-              <w:top w:type="dxa" w:w="60"/>
-              <w:left w:type="dxa" w:w="90"/>
-              <w:bottom w:type="dxa" w:w="60"/>
-              <w:right w:type="dxa" w:w="90"/>
-            </w:tcMar>
-          </w:tcPr>
-          <w:p>
-            <w:pPr>
-              <w:spacing w:after="0"/>
-            </w:pPr>
-            <w:r>
-              <w:rPr>
-                <w:rFonts w:ascii="Consolas" w:cs="Consolas" w:eastAsia="Consolas" w:hAnsi="Consolas"/>
-                <w:color w:val="9A958B"/>
-                <w:sz w:val="15"/>
-                <w:szCs w:val="15"/>
-              </w:rPr>
-              <w:t xml:space="preserve">B-512</w:t>
             </w:r>
           </w:p>
         </w:tc>
@@ -33418,6 +33367,57 @@
                 <w:sz w:val="15"/>
                 <w:szCs w:val="15"/>
               </w:rPr>
+              <w:t xml:space="preserve">B-512</w:t>
+            </w:r>
+          </w:p>
+        </w:tc>
+        <w:tc>
+          <w:tcPr>
+            <w:tcW w:type="dxa" w:w="7880"/>
+            <w:tcMar>
+              <w:top w:type="dxa" w:w="60"/>
+              <w:left w:type="dxa" w:w="90"/>
+              <w:bottom w:type="dxa" w:w="60"/>
+              <w:right w:type="dxa" w:w="90"/>
+            </w:tcMar>
+          </w:tcPr>
+          <w:p>
+            <w:pPr>
+              <w:spacing w:after="0" w:before="0"/>
+            </w:pPr>
+            <w:r>
+              <w:rPr>
+                <w:rFonts w:ascii="Calibri" w:cs="Calibri" w:eastAsia="Calibri" w:hAnsi="Calibri"/>
+                <w:sz w:val="21"/>
+                <w:szCs w:val="21"/>
+              </w:rPr>
+              <w:t xml:space="preserve">Behind it</w:t>
+            </w:r>
+          </w:p>
+        </w:tc>
+      </w:tr>
+      <w:tr>
+        <w:tc>
+          <w:tcPr>
+            <w:tcW w:type="dxa" w:w="1120"/>
+            <w:tcMar>
+              <w:top w:type="dxa" w:w="60"/>
+              <w:left w:type="dxa" w:w="90"/>
+              <w:bottom w:type="dxa" w:w="60"/>
+              <w:right w:type="dxa" w:w="90"/>
+            </w:tcMar>
+          </w:tcPr>
+          <w:p>
+            <w:pPr>
+              <w:spacing w:after="0"/>
+            </w:pPr>
+            <w:r>
+              <w:rPr>
+                <w:rFonts w:ascii="Consolas" w:cs="Consolas" w:eastAsia="Consolas" w:hAnsi="Consolas"/>
+                <w:color w:val="9A958B"/>
+                <w:sz w:val="15"/>
+                <w:szCs w:val="15"/>
+              </w:rPr>
               <w:t xml:space="preserve">B-513</w:t>
             </w:r>
           </w:p>
@@ -33442,7 +33442,7 @@
                 <w:sz w:val="21"/>
                 <w:szCs w:val="21"/>
               </w:rPr>
-              <w:t xml:space="preserve">Behind it</w:t>
+              <w:t xml:space="preserve">Guide</w:t>
             </w:r>
           </w:p>
         </w:tc>
@@ -33493,7 +33493,7 @@
                 <w:sz w:val="21"/>
                 <w:szCs w:val="21"/>
               </w:rPr>
-              <w:t xml:space="preserve">Guide</w:t>
+              <w:t xml:space="preserve">Help</w:t>
             </w:r>
           </w:p>
         </w:tc>
@@ -33521,57 +33521,6 @@
                 <w:szCs w:val="15"/>
               </w:rPr>
               <w:t xml:space="preserve">B-515</w:t>
-            </w:r>
-          </w:p>
-        </w:tc>
-        <w:tc>
-          <w:tcPr>
-            <w:tcW w:type="dxa" w:w="7880"/>
-            <w:tcMar>
-              <w:top w:type="dxa" w:w="60"/>
-              <w:left w:type="dxa" w:w="90"/>
-              <w:bottom w:type="dxa" w:w="60"/>
-              <w:right w:type="dxa" w:w="90"/>
-            </w:tcMar>
-          </w:tcPr>
-          <w:p>
-            <w:pPr>
-              <w:spacing w:after="0" w:before="0"/>
-            </w:pPr>
-            <w:r>
-              <w:rPr>
-                <w:rFonts w:ascii="Calibri" w:cs="Calibri" w:eastAsia="Calibri" w:hAnsi="Calibri"/>
-                <w:sz w:val="21"/>
-                <w:szCs w:val="21"/>
-              </w:rPr>
-              <w:t xml:space="preserve">Help</w:t>
-            </w:r>
-          </w:p>
-        </w:tc>
-      </w:tr>
-      <w:tr>
-        <w:tc>
-          <w:tcPr>
-            <w:tcW w:type="dxa" w:w="1120"/>
-            <w:tcMar>
-              <w:top w:type="dxa" w:w="60"/>
-              <w:left w:type="dxa" w:w="90"/>
-              <w:bottom w:type="dxa" w:w="60"/>
-              <w:right w:type="dxa" w:w="90"/>
-            </w:tcMar>
-          </w:tcPr>
-          <w:p>
-            <w:pPr>
-              <w:spacing w:after="0"/>
-            </w:pPr>
-            <w:r>
-              <w:rPr>
-                <w:rFonts w:ascii="Consolas" w:cs="Consolas" w:eastAsia="Consolas" w:hAnsi="Consolas"/>
-                <w:color w:val="9A958B"/>
-                <w:sz w:val="15"/>
-                <w:szCs w:val="15"/>
-              </w:rPr>
-              <w:t xml:space="preserve">B-516</w:t>
             </w:r>
           </w:p>
         </w:tc>
@@ -33720,6 +33669,57 @@
                 <w:sz w:val="15"/>
                 <w:szCs w:val="15"/>
               </w:rPr>
+              <w:t xml:space="preserve">B-516</w:t>
+            </w:r>
+          </w:p>
+        </w:tc>
+        <w:tc>
+          <w:tcPr>
+            <w:tcW w:type="dxa" w:w="7880"/>
+            <w:tcMar>
+              <w:top w:type="dxa" w:w="60"/>
+              <w:left w:type="dxa" w:w="90"/>
+              <w:bottom w:type="dxa" w:w="60"/>
+              <w:right w:type="dxa" w:w="90"/>
+            </w:tcMar>
+          </w:tcPr>
+          <w:p>
+            <w:pPr>
+              <w:spacing w:after="0" w:before="0"/>
+            </w:pPr>
+            <w:r>
+              <w:rPr>
+                <w:rFonts w:ascii="Calibri" w:cs="Calibri" w:eastAsia="Calibri" w:hAnsi="Calibri"/>
+                <w:sz w:val="21"/>
+                <w:szCs w:val="21"/>
+              </w:rPr>
+              <w:t xml:space="preserve">Legal notice</w:t>
+            </w:r>
+          </w:p>
+        </w:tc>
+      </w:tr>
+      <w:tr>
+        <w:tc>
+          <w:tcPr>
+            <w:tcW w:type="dxa" w:w="1120"/>
+            <w:tcMar>
+              <w:top w:type="dxa" w:w="60"/>
+              <w:left w:type="dxa" w:w="90"/>
+              <w:bottom w:type="dxa" w:w="60"/>
+              <w:right w:type="dxa" w:w="90"/>
+            </w:tcMar>
+          </w:tcPr>
+          <w:p>
+            <w:pPr>
+              <w:spacing w:after="0"/>
+            </w:pPr>
+            <w:r>
+              <w:rPr>
+                <w:rFonts w:ascii="Consolas" w:cs="Consolas" w:eastAsia="Consolas" w:hAnsi="Consolas"/>
+                <w:color w:val="9A958B"/>
+                <w:sz w:val="15"/>
+                <w:szCs w:val="15"/>
+              </w:rPr>
               <w:t xml:space="preserve">B-517</w:t>
             </w:r>
           </w:p>
@@ -33744,7 +33744,7 @@
                 <w:sz w:val="21"/>
                 <w:szCs w:val="21"/>
               </w:rPr>
-              <w:t xml:space="preserve">Legal notice</w:t>
+              <w:t xml:space="preserve">Privacy</w:t>
             </w:r>
           </w:p>
         </w:tc>
@@ -33772,57 +33772,6 @@
                 <w:szCs w:val="15"/>
               </w:rPr>
               <w:t xml:space="preserve">B-518</w:t>
-            </w:r>
-          </w:p>
-        </w:tc>
-        <w:tc>
-          <w:tcPr>
-            <w:tcW w:type="dxa" w:w="7880"/>
-            <w:tcMar>
-              <w:top w:type="dxa" w:w="60"/>
-              <w:left w:type="dxa" w:w="90"/>
-              <w:bottom w:type="dxa" w:w="60"/>
-              <w:right w:type="dxa" w:w="90"/>
-            </w:tcMar>
-          </w:tcPr>
-          <w:p>
-            <w:pPr>
-              <w:spacing w:after="0" w:before="0"/>
-            </w:pPr>
-            <w:r>
-              <w:rPr>
-                <w:rFonts w:ascii="Calibri" w:cs="Calibri" w:eastAsia="Calibri" w:hAnsi="Calibri"/>
-                <w:sz w:val="21"/>
-                <w:szCs w:val="21"/>
-              </w:rPr>
-              <w:t xml:space="preserve">Privacy</w:t>
-            </w:r>
-          </w:p>
-        </w:tc>
-      </w:tr>
-      <w:tr>
-        <w:tc>
-          <w:tcPr>
-            <w:tcW w:type="dxa" w:w="1120"/>
-            <w:tcMar>
-              <w:top w:type="dxa" w:w="60"/>
-              <w:left w:type="dxa" w:w="90"/>
-              <w:bottom w:type="dxa" w:w="60"/>
-              <w:right w:type="dxa" w:w="90"/>
-            </w:tcMar>
-          </w:tcPr>
-          <w:p>
-            <w:pPr>
-              <w:spacing w:after="0"/>
-            </w:pPr>
-            <w:r>
-              <w:rPr>
-                <w:rFonts w:ascii="Consolas" w:cs="Consolas" w:eastAsia="Consolas" w:hAnsi="Consolas"/>
-                <w:color w:val="9A958B"/>
-                <w:sz w:val="15"/>
-                <w:szCs w:val="15"/>
-              </w:rPr>
-              <w:t xml:space="preserve">B-519</w:t>
             </w:r>
           </w:p>
         </w:tc>
@@ -33971,6 +33920,57 @@
                 <w:sz w:val="15"/>
                 <w:szCs w:val="15"/>
               </w:rPr>
+              <w:t xml:space="preserve">B-519</w:t>
+            </w:r>
+          </w:p>
+        </w:tc>
+        <w:tc>
+          <w:tcPr>
+            <w:tcW w:type="dxa" w:w="7880"/>
+            <w:tcMar>
+              <w:top w:type="dxa" w:w="60"/>
+              <w:left w:type="dxa" w:w="90"/>
+              <w:bottom w:type="dxa" w:w="60"/>
+              <w:right w:type="dxa" w:w="90"/>
+            </w:tcMar>
+          </w:tcPr>
+          <w:p>
+            <w:pPr>
+              <w:spacing w:after="0" w:before="0"/>
+            </w:pPr>
+            <w:r>
+              <w:rPr>
+                <w:rFonts w:ascii="Calibri" w:cs="Calibri" w:eastAsia="Calibri" w:hAnsi="Calibri"/>
+                <w:sz w:val="21"/>
+                <w:szCs w:val="21"/>
+              </w:rPr>
+              <w:t xml:space="preserve">(Latin without an article, but with principal parts)</w:t>
+            </w:r>
+          </w:p>
+        </w:tc>
+      </w:tr>
+      <w:tr>
+        <w:tc>
+          <w:tcPr>
+            <w:tcW w:type="dxa" w:w="1120"/>
+            <w:tcMar>
+              <w:top w:type="dxa" w:w="60"/>
+              <w:left w:type="dxa" w:w="90"/>
+              <w:bottom w:type="dxa" w:w="60"/>
+              <w:right w:type="dxa" w:w="90"/>
+            </w:tcMar>
+          </w:tcPr>
+          <w:p>
+            <w:pPr>
+              <w:spacing w:after="0"/>
+            </w:pPr>
+            <w:r>
+              <w:rPr>
+                <w:rFonts w:ascii="Consolas" w:cs="Consolas" w:eastAsia="Consolas" w:hAnsi="Consolas"/>
+                <w:color w:val="9A958B"/>
+                <w:sz w:val="15"/>
+                <w:szCs w:val="15"/>
+              </w:rPr>
               <w:t xml:space="preserve">B-520</w:t>
             </w:r>
           </w:p>
@@ -33995,7 +33995,7 @@
                 <w:sz w:val="21"/>
                 <w:szCs w:val="21"/>
               </w:rPr>
-              <w:t xml:space="preserve">(Latin without an article, but with principal parts)</w:t>
+              <w:t xml:space="preserve">canis | canis, canis, m. | Nomen | der Hund liber | liber, librī, m. | Nomen | das Buch</w:t>
             </w:r>
           </w:p>
         </w:tc>
@@ -34046,7 +34046,7 @@
                 <w:sz w:val="21"/>
                 <w:szCs w:val="21"/>
               </w:rPr>
-              <w:t xml:space="preserve">canis | canis, canis, m. | Nomen | der Hund liber | liber, librī, m. | Nomen | das Buch</w:t>
+              <w:t xml:space="preserve">Continue to check</w:t>
             </w:r>
           </w:p>
         </w:tc>
@@ -34097,7 +34097,7 @@
                 <w:sz w:val="21"/>
                 <w:szCs w:val="21"/>
               </w:rPr>
-              <w:t xml:space="preserve">Continue to check</w:t>
+              <w:t xml:space="preserve">das Stichwort noch einmal, mit Längenzeichen über den langen Vokalen (amicus → amīcus). Keine Lautschrift.</w:t>
             </w:r>
           </w:p>
         </w:tc>
@@ -34148,7 +34148,7 @@
                 <w:sz w:val="21"/>
                 <w:szCs w:val="21"/>
               </w:rPr>
-              <w:t xml:space="preserve">das Stichwort noch einmal, mit Längenzeichen über den langen Vokalen (amicus → amīcus). Keine Lautschrift.</w:t>
+              <w:t xml:space="preserve">dog | der Hund cat | die Katze</w:t>
             </w:r>
           </w:p>
         </w:tc>
@@ -34199,7 +34199,7 @@
                 <w:sz w:val="21"/>
                 <w:szCs w:val="21"/>
               </w:rPr>
-              <w:t xml:space="preserve">dog | der Hund cat | die Katze</w:t>
+              <w:t xml:space="preserve">el perro | der Hund la casa | das Haus</w:t>
             </w:r>
           </w:p>
         </w:tc>
@@ -34250,7 +34250,7 @@
                 <w:sz w:val="21"/>
                 <w:szCs w:val="21"/>
               </w:rPr>
-              <w:t xml:space="preserve">el perro | der Hund la casa | das Haus</w:t>
+              <w:t xml:space="preserve">Formen = die Stammformen (Nomen: Nominativ, Genitiv, Genus; Verb: die vier Stammformen; Deponens: drei; Adjektiv: die drei Genusformen). Bei unveränderlichen Wörtern leer.</w:t>
             </w:r>
           </w:p>
         </w:tc>
@@ -34301,7 +34301,7 @@
                 <w:sz w:val="21"/>
                 <w:szCs w:val="21"/>
               </w:rPr>
-              <w:t xml:space="preserve">Formen = die Stammformen (Nomen: Nominativ, Genitiv, Genus; Verb: die vier Stammformen; Deponens: drei; Adjektiv: die drei Genusformen). Bei unveränderlichen Wörtern leer.</w:t>
+              <w:t xml:space="preserve">From clipboard</w:t>
             </w:r>
           </w:p>
         </w:tc>
@@ -34352,7 +34352,7 @@
                 <w:sz w:val="21"/>
                 <w:szCs w:val="21"/>
               </w:rPr>
-              <w:t xml:space="preserve">From clipboard</w:t>
+              <w:t xml:space="preserve">il cane | der Hund la casa | das Haus</w:t>
             </w:r>
           </w:p>
         </w:tc>
@@ -34403,7 +34403,7 @@
                 <w:sz w:val="21"/>
                 <w:szCs w:val="21"/>
               </w:rPr>
-              <w:t xml:space="preserve">il cane | der Hund la casa | das Haus</w:t>
+              <w:t xml:space="preserve">Im Englischen leer, außer bei Wörtern, die es nur im Plural gibt (pl).</w:t>
             </w:r>
           </w:p>
         </w:tc>
@@ -34454,7 +34454,7 @@
                 <w:sz w:val="21"/>
                 <w:szCs w:val="21"/>
               </w:rPr>
-              <w:t xml:space="preserve">Im Englischen leer, außer bei Wörtern, die es nur im Plural gibt (pl).</w:t>
+              <w:t xml:space="preserve">IPA-Lautschrift des Fremdworts, ohne Klammern, mit Betonungszeichen; beim Nomen ohne den Artikel.</w:t>
             </w:r>
           </w:p>
         </w:tc>
@@ -34505,7 +34505,7 @@
                 <w:sz w:val="21"/>
                 <w:szCs w:val="21"/>
               </w:rPr>
-              <w:t xml:space="preserve">IPA-Lautschrift des Fremdworts, ohne Klammern, mit Betonungszeichen; beim Nomen ohne den Artikel.</w:t>
+              <w:t xml:space="preserve">le chien | der Hund le chat | die Katze</w:t>
             </w:r>
           </w:p>
         </w:tc>
@@ -34556,7 +34556,7 @@
                 <w:sz w:val="21"/>
                 <w:szCs w:val="21"/>
               </w:rPr>
-              <w:t xml:space="preserve">le chien | der Hund le chat | die Katze</w:t>
+              <w:t xml:space="preserve">Nothing to copy? The AI prompt below fetches the list from a photo of the page.</w:t>
             </w:r>
           </w:p>
         </w:tc>
@@ -34607,7 +34607,7 @@
                 <w:sz w:val="21"/>
                 <w:szCs w:val="21"/>
               </w:rPr>
-              <w:t xml:space="preserve">Nothing to copy? The AI prompt below fetches the list from a photo of the page.</w:t>
+              <w:t xml:space="preserve">o cão | der Hund a casa | das Haus</w:t>
             </w:r>
           </w:p>
         </w:tc>
@@ -34658,7 +34658,7 @@
                 <w:sz w:val="21"/>
                 <w:szCs w:val="21"/>
               </w:rPr>
-              <w:t xml:space="preserve">o cão | der Hund a casa | das Haus</w:t>
+              <w:t xml:space="preserve">Paste</w:t>
             </w:r>
           </w:p>
         </w:tc>
@@ -34709,7 +34709,7 @@
                 <w:sz w:val="21"/>
                 <w:szCs w:val="21"/>
               </w:rPr>
-              <w:t xml:space="preserve">Paste</w:t>
+              <w:t xml:space="preserve">The app cannot reach the clipboard. Paste the text by hand.</w:t>
             </w:r>
           </w:p>
         </w:tc>
@@ -34737,57 +34737,6 @@
                 <w:szCs w:val="15"/>
               </w:rPr>
               <w:t xml:space="preserve">B-535</w:t>
-            </w:r>
-          </w:p>
-        </w:tc>
-        <w:tc>
-          <w:tcPr>
-            <w:tcW w:type="dxa" w:w="7880"/>
-            <w:tcMar>
-              <w:top w:type="dxa" w:w="60"/>
-              <w:left w:type="dxa" w:w="90"/>
-              <w:bottom w:type="dxa" w:w="60"/>
-              <w:right w:type="dxa" w:w="90"/>
-            </w:tcMar>
-          </w:tcPr>
-          <w:p>
-            <w:pPr>
-              <w:spacing w:after="0" w:before="0"/>
-            </w:pPr>
-            <w:r>
-              <w:rPr>
-                <w:rFonts w:ascii="Calibri" w:cs="Calibri" w:eastAsia="Calibri" w:hAnsi="Calibri"/>
-                <w:sz w:val="21"/>
-                <w:szCs w:val="21"/>
-              </w:rPr>
-              <w:t xml:space="preserve">The app cannot reach the clipboard. Paste the text by hand.</w:t>
-            </w:r>
-          </w:p>
-        </w:tc>
-      </w:tr>
-      <w:tr>
-        <w:tc>
-          <w:tcPr>
-            <w:tcW w:type="dxa" w:w="1120"/>
-            <w:tcMar>
-              <w:top w:type="dxa" w:w="60"/>
-              <w:left w:type="dxa" w:w="90"/>
-              <w:bottom w:type="dxa" w:w="60"/>
-              <w:right w:type="dxa" w:w="90"/>
-            </w:tcMar>
-          </w:tcPr>
-          <w:p>
-            <w:pPr>
-              <w:spacing w:after="0"/>
-            </w:pPr>
-            <w:r>
-              <w:rPr>
-                <w:rFonts w:ascii="Consolas" w:cs="Consolas" w:eastAsia="Consolas" w:hAnsi="Consolas"/>
-                <w:color w:val="9A958B"/>
-                <w:sz w:val="15"/>
-                <w:szCs w:val="15"/>
-              </w:rPr>
-              <w:t xml:space="preserve">B-536</w:t>
             </w:r>
           </w:p>
         </w:tc>
@@ -34936,6 +34885,57 @@
                 <w:sz w:val="15"/>
                 <w:szCs w:val="15"/>
               </w:rPr>
+              <w:t xml:space="preserve">B-536</w:t>
+            </w:r>
+          </w:p>
+        </w:tc>
+        <w:tc>
+          <w:tcPr>
+            <w:tcW w:type="dxa" w:w="7880"/>
+            <w:tcMar>
+              <w:top w:type="dxa" w:w="60"/>
+              <w:left w:type="dxa" w:w="90"/>
+              <w:bottom w:type="dxa" w:w="60"/>
+              <w:right w:type="dxa" w:w="90"/>
+            </w:tcMar>
+          </w:tcPr>
+          <w:p>
+            <w:pPr>
+              <w:spacing w:after="0" w:before="0"/>
+            </w:pPr>
+            <w:r>
+              <w:rPr>
+                <w:rFonts w:ascii="Calibri" w:cs="Calibri" w:eastAsia="Calibri" w:hAnsi="Calibri"/>
+                <w:sz w:val="21"/>
+                <w:szCs w:val="21"/>
+              </w:rPr>
+              <w:t xml:space="preserve">… in {sprache}</w:t>
+            </w:r>
+          </w:p>
+        </w:tc>
+      </w:tr>
+      <w:tr>
+        <w:tc>
+          <w:tcPr>
+            <w:tcW w:type="dxa" w:w="1120"/>
+            <w:tcMar>
+              <w:top w:type="dxa" w:w="60"/>
+              <w:left w:type="dxa" w:w="90"/>
+              <w:bottom w:type="dxa" w:w="60"/>
+              <w:right w:type="dxa" w:w="90"/>
+            </w:tcMar>
+          </w:tcPr>
+          <w:p>
+            <w:pPr>
+              <w:spacing w:after="0"/>
+            </w:pPr>
+            <w:r>
+              <w:rPr>
+                <w:rFonts w:ascii="Consolas" w:cs="Consolas" w:eastAsia="Consolas" w:hAnsi="Consolas"/>
+                <w:color w:val="9A958B"/>
+                <w:sz w:val="15"/>
+                <w:szCs w:val="15"/>
+              </w:rPr>
               <w:t xml:space="preserve">B-537</w:t>
             </w:r>
           </w:p>
@@ -34960,7 +34960,7 @@
                 <w:sz w:val="21"/>
                 <w:szCs w:val="21"/>
               </w:rPr>
-              <w:t xml:space="preserve">… in {sprache}</w:t>
+              <w:t xml:space="preserve">Add row</w:t>
             </w:r>
           </w:p>
         </w:tc>
@@ -35011,7 +35011,7 @@
                 <w:sz w:val="21"/>
                 <w:szCs w:val="21"/>
               </w:rPr>
-              <w:t xml:space="preserve">Add row</w:t>
+              <w:t xml:space="preserve">Base form</w:t>
             </w:r>
           </w:p>
         </w:tc>
@@ -35062,7 +35062,7 @@
                 <w:sz w:val="21"/>
                 <w:szCs w:val="21"/>
               </w:rPr>
-              <w:t xml:space="preserve">Base form</w:t>
+              <w:t xml:space="preserve">Check words</w:t>
             </w:r>
           </w:p>
         </w:tc>
@@ -35113,7 +35113,7 @@
                 <w:sz w:val="21"/>
                 <w:szCs w:val="21"/>
               </w:rPr>
-              <w:t xml:space="preserve">Check words</w:t>
+              <w:t xml:space="preserve">Gender</w:t>
             </w:r>
           </w:p>
         </w:tc>
@@ -35164,7 +35164,7 @@
                 <w:sz w:val="21"/>
                 <w:szCs w:val="21"/>
               </w:rPr>
-              <w:t xml:space="preserve">Gender</w:t>
+              <w:t xml:space="preserve">not specified</w:t>
             </w:r>
           </w:p>
         </w:tc>
@@ -35215,7 +35215,7 @@
                 <w:sz w:val="21"/>
                 <w:szCs w:val="21"/>
               </w:rPr>
-              <w:t xml:space="preserve">not specified</w:t>
+              <w:t xml:space="preserve">Part of speech</w:t>
             </w:r>
           </w:p>
         </w:tc>
@@ -35266,7 +35266,7 @@
                 <w:sz w:val="21"/>
                 <w:szCs w:val="21"/>
               </w:rPr>
-              <w:t xml:space="preserve">Part of speech</w:t>
+              <w:t xml:space="preserve">Pronunciation</w:t>
             </w:r>
           </w:p>
         </w:tc>
@@ -35317,7 +35317,7 @@
                 <w:sz w:val="21"/>
                 <w:szCs w:val="21"/>
               </w:rPr>
-              <w:t xml:space="preserve">Pronunciation</w:t>
+              <w:t xml:space="preserve">Separate several sentences with /</w:t>
             </w:r>
           </w:p>
         </w:tc>
@@ -35368,7 +35368,7 @@
                 <w:sz w:val="21"/>
                 <w:szCs w:val="21"/>
               </w:rPr>
-              <w:t xml:space="preserve">Separate several sentences with /</w:t>
+              <w:t xml:space="preserve">Translations, same order, separated with /</w:t>
             </w:r>
           </w:p>
         </w:tc>
@@ -35419,7 +35419,7 @@
                 <w:sz w:val="21"/>
                 <w:szCs w:val="21"/>
               </w:rPr>
-              <w:t xml:space="preserve">Translations, same order, separated with /</w:t>
+              <w:t xml:space="preserve">Use {n} word</w:t>
             </w:r>
           </w:p>
         </w:tc>
@@ -35447,57 +35447,6 @@
                 <w:szCs w:val="15"/>
               </w:rPr>
               <w:t xml:space="preserve">B-547</w:t>
-            </w:r>
-          </w:p>
-        </w:tc>
-        <w:tc>
-          <w:tcPr>
-            <w:tcW w:type="dxa" w:w="7880"/>
-            <w:tcMar>
-              <w:top w:type="dxa" w:w="60"/>
-              <w:left w:type="dxa" w:w="90"/>
-              <w:bottom w:type="dxa" w:w="60"/>
-              <w:right w:type="dxa" w:w="90"/>
-            </w:tcMar>
-          </w:tcPr>
-          <w:p>
-            <w:pPr>
-              <w:spacing w:after="0" w:before="0"/>
-            </w:pPr>
-            <w:r>
-              <w:rPr>
-                <w:rFonts w:ascii="Calibri" w:cs="Calibri" w:eastAsia="Calibri" w:hAnsi="Calibri"/>
-                <w:sz w:val="21"/>
-                <w:szCs w:val="21"/>
-              </w:rPr>
-              <w:t xml:space="preserve">Use {n} word</w:t>
-            </w:r>
-          </w:p>
-        </w:tc>
-      </w:tr>
-      <w:tr>
-        <w:tc>
-          <w:tcPr>
-            <w:tcW w:type="dxa" w:w="1120"/>
-            <w:tcMar>
-              <w:top w:type="dxa" w:w="60"/>
-              <w:left w:type="dxa" w:w="90"/>
-              <w:bottom w:type="dxa" w:w="60"/>
-              <w:right w:type="dxa" w:w="90"/>
-            </w:tcMar>
-          </w:tcPr>
-          <w:p>
-            <w:pPr>
-              <w:spacing w:after="0"/>
-            </w:pPr>
-            <w:r>
-              <w:rPr>
-                <w:rFonts w:ascii="Consolas" w:cs="Consolas" w:eastAsia="Consolas" w:hAnsi="Consolas"/>
-                <w:color w:val="9A958B"/>
-                <w:sz w:val="15"/>
-                <w:szCs w:val="15"/>
-              </w:rPr>
-              <w:t xml:space="preserve">B-548</w:t>
             </w:r>
           </w:p>
         </w:tc>
@@ -35646,6 +35595,57 @@
                 <w:sz w:val="15"/>
                 <w:szCs w:val="15"/>
               </w:rPr>
+              <w:t xml:space="preserve">B-548</w:t>
+            </w:r>
+          </w:p>
+        </w:tc>
+        <w:tc>
+          <w:tcPr>
+            <w:tcW w:type="dxa" w:w="7880"/>
+            <w:tcMar>
+              <w:top w:type="dxa" w:w="60"/>
+              <w:left w:type="dxa" w:w="90"/>
+              <w:bottom w:type="dxa" w:w="60"/>
+              <w:right w:type="dxa" w:w="90"/>
+            </w:tcMar>
+          </w:tcPr>
+          <w:p>
+            <w:pPr>
+              <w:spacing w:after="0" w:before="0"/>
+            </w:pPr>
+            <w:r>
+              <w:rPr>
+                <w:rFonts w:ascii="Calibri" w:cs="Calibri" w:eastAsia="Calibri" w:hAnsi="Calibri"/>
+                <w:sz w:val="21"/>
+                <w:szCs w:val="21"/>
+              </w:rPr>
+              <w:t xml:space="preserve">Cancel</w:t>
+            </w:r>
+          </w:p>
+        </w:tc>
+      </w:tr>
+      <w:tr>
+        <w:tc>
+          <w:tcPr>
+            <w:tcW w:type="dxa" w:w="1120"/>
+            <w:tcMar>
+              <w:top w:type="dxa" w:w="60"/>
+              <w:left w:type="dxa" w:w="90"/>
+              <w:bottom w:type="dxa" w:w="60"/>
+              <w:right w:type="dxa" w:w="90"/>
+            </w:tcMar>
+          </w:tcPr>
+          <w:p>
+            <w:pPr>
+              <w:spacing w:after="0"/>
+            </w:pPr>
+            <w:r>
+              <w:rPr>
+                <w:rFonts w:ascii="Consolas" w:cs="Consolas" w:eastAsia="Consolas" w:hAnsi="Consolas"/>
+                <w:color w:val="9A958B"/>
+                <w:sz w:val="15"/>
+                <w:szCs w:val="15"/>
+              </w:rPr>
               <w:t xml:space="preserve">B-549</w:t>
             </w:r>
           </w:p>
@@ -35670,7 +35670,7 @@
                 <w:sz w:val="21"/>
                 <w:szCs w:val="21"/>
               </w:rPr>
-              <w:t xml:space="preserve">Cancel</w:t>
+              <w:t xml:space="preserve">Could not load the list.</w:t>
             </w:r>
           </w:p>
         </w:tc>
@@ -35721,7 +35721,7 @@
                 <w:sz w:val="21"/>
                 <w:szCs w:val="21"/>
               </w:rPr>
-              <w:t xml:space="preserve">Could not load the list.</w:t>
+              <w:t xml:space="preserve">Import list</w:t>
             </w:r>
           </w:p>
         </w:tc>
@@ -35772,7 +35772,7 @@
                 <w:sz w:val="21"/>
                 <w:szCs w:val="21"/>
               </w:rPr>
-              <w:t xml:space="preserve">Import list</w:t>
+              <w:t xml:space="preserve">List not found. Please check the code.</w:t>
             </w:r>
           </w:p>
         </w:tc>
@@ -35823,7 +35823,7 @@
                 <w:sz w:val="21"/>
                 <w:szCs w:val="21"/>
               </w:rPr>
-              <w:t xml:space="preserve">List not found. Please check the code.</w:t>
+              <w:t xml:space="preserve">Paste a code (VT-…) or link</w:t>
             </w:r>
           </w:p>
         </w:tc>
@@ -35874,7 +35874,7 @@
                 <w:sz w:val="21"/>
                 <w:szCs w:val="21"/>
               </w:rPr>
-              <w:t xml:space="preserve">Paste a code (VT-…) or link</w:t>
+              <w:t xml:space="preserve">Shared list</w:t>
             </w:r>
           </w:p>
         </w:tc>
@@ -35925,7 +35925,7 @@
                 <w:sz w:val="21"/>
                 <w:szCs w:val="21"/>
               </w:rPr>
-              <w:t xml:space="preserve">Shared list</w:t>
+              <w:t xml:space="preserve">Sharing is not available right now.</w:t>
             </w:r>
           </w:p>
         </w:tc>
@@ -35953,57 +35953,6 @@
                 <w:szCs w:val="15"/>
               </w:rPr>
               <w:t xml:space="preserve">B-555</w:t>
-            </w:r>
-          </w:p>
-        </w:tc>
-        <w:tc>
-          <w:tcPr>
-            <w:tcW w:type="dxa" w:w="7880"/>
-            <w:tcMar>
-              <w:top w:type="dxa" w:w="60"/>
-              <w:left w:type="dxa" w:w="90"/>
-              <w:bottom w:type="dxa" w:w="60"/>
-              <w:right w:type="dxa" w:w="90"/>
-            </w:tcMar>
-          </w:tcPr>
-          <w:p>
-            <w:pPr>
-              <w:spacing w:after="0" w:before="0"/>
-            </w:pPr>
-            <w:r>
-              <w:rPr>
-                <w:rFonts w:ascii="Calibri" w:cs="Calibri" w:eastAsia="Calibri" w:hAnsi="Calibri"/>
-                <w:sz w:val="21"/>
-                <w:szCs w:val="21"/>
-              </w:rPr>
-              <w:t xml:space="preserve">Sharing is not available right now.</w:t>
-            </w:r>
-          </w:p>
-        </w:tc>
-      </w:tr>
-      <w:tr>
-        <w:tc>
-          <w:tcPr>
-            <w:tcW w:type="dxa" w:w="1120"/>
-            <w:tcMar>
-              <w:top w:type="dxa" w:w="60"/>
-              <w:left w:type="dxa" w:w="90"/>
-              <w:bottom w:type="dxa" w:w="60"/>
-              <w:right w:type="dxa" w:w="90"/>
-            </w:tcMar>
-          </w:tcPr>
-          <w:p>
-            <w:pPr>
-              <w:spacing w:after="0"/>
-            </w:pPr>
-            <w:r>
-              <w:rPr>
-                <w:rFonts w:ascii="Consolas" w:cs="Consolas" w:eastAsia="Consolas" w:hAnsi="Consolas"/>
-                <w:color w:val="9A958B"/>
-                <w:sz w:val="15"/>
-                <w:szCs w:val="15"/>
-              </w:rPr>
-              <w:t xml:space="preserve">B-556</w:t>
             </w:r>
           </w:p>
         </w:tc>
@@ -36152,6 +36101,57 @@
                 <w:sz w:val="15"/>
                 <w:szCs w:val="15"/>
               </w:rPr>
+              <w:t xml:space="preserve">B-556</w:t>
+            </w:r>
+          </w:p>
+        </w:tc>
+        <w:tc>
+          <w:tcPr>
+            <w:tcW w:type="dxa" w:w="7880"/>
+            <w:tcMar>
+              <w:top w:type="dxa" w:w="60"/>
+              <w:left w:type="dxa" w:w="90"/>
+              <w:bottom w:type="dxa" w:w="60"/>
+              <w:right w:type="dxa" w:w="90"/>
+            </w:tcMar>
+          </w:tcPr>
+          <w:p>
+            <w:pPr>
+              <w:spacing w:after="0" w:before="0"/>
+            </w:pPr>
+            <w:r>
+              <w:rPr>
+                <w:rFonts w:ascii="Calibri" w:cs="Calibri" w:eastAsia="Calibri" w:hAnsi="Calibri"/>
+                <w:sz w:val="21"/>
+                <w:szCs w:val="21"/>
+              </w:rPr>
+              <w:t xml:space="preserve">Code</w:t>
+            </w:r>
+          </w:p>
+        </w:tc>
+      </w:tr>
+      <w:tr>
+        <w:tc>
+          <w:tcPr>
+            <w:tcW w:type="dxa" w:w="1120"/>
+            <w:tcMar>
+              <w:top w:type="dxa" w:w="60"/>
+              <w:left w:type="dxa" w:w="90"/>
+              <w:bottom w:type="dxa" w:w="60"/>
+              <w:right w:type="dxa" w:w="90"/>
+            </w:tcMar>
+          </w:tcPr>
+          <w:p>
+            <w:pPr>
+              <w:spacing w:after="0"/>
+            </w:pPr>
+            <w:r>
+              <w:rPr>
+                <w:rFonts w:ascii="Consolas" w:cs="Consolas" w:eastAsia="Consolas" w:hAnsi="Consolas"/>
+                <w:color w:val="9A958B"/>
+                <w:sz w:val="15"/>
+                <w:szCs w:val="15"/>
+              </w:rPr>
               <w:t xml:space="preserve">B-557</w:t>
             </w:r>
           </w:p>
@@ -36176,7 +36176,7 @@
                 <w:sz w:val="21"/>
                 <w:szCs w:val="21"/>
               </w:rPr>
-              <w:t xml:space="preserve">Code</w:t>
+              <w:t xml:space="preserve">Link</w:t>
             </w:r>
           </w:p>
         </w:tc>
@@ -36227,7 +36227,7 @@
                 <w:sz w:val="21"/>
                 <w:szCs w:val="21"/>
               </w:rPr>
-              <w:t xml:space="preserve">Link</w:t>
+              <w:t xml:space="preserve">Share …</w:t>
             </w:r>
           </w:p>
         </w:tc>
@@ -36278,7 +36278,7 @@
                 <w:sz w:val="21"/>
                 <w:szCs w:val="21"/>
               </w:rPr>
-              <w:t xml:space="preserve">Share …</w:t>
+              <w:t xml:space="preserve">Share “{liste}”</w:t>
             </w:r>
           </w:p>
         </w:tc>
@@ -36329,7 +36329,7 @@
                 <w:sz w:val="21"/>
                 <w:szCs w:val="21"/>
               </w:rPr>
-              <w:t xml:space="preserve">Share “{liste}”</w:t>
+              <w:t xml:space="preserve">Take my word list “{liste}” into SmartVoc:</w:t>
             </w:r>
           </w:p>
         </w:tc>
@@ -36357,57 +36357,6 @@
                 <w:szCs w:val="15"/>
               </w:rPr>
               <w:t xml:space="preserve">B-561</w:t>
-            </w:r>
-          </w:p>
-        </w:tc>
-        <w:tc>
-          <w:tcPr>
-            <w:tcW w:type="dxa" w:w="7880"/>
-            <w:tcMar>
-              <w:top w:type="dxa" w:w="60"/>
-              <w:left w:type="dxa" w:w="90"/>
-              <w:bottom w:type="dxa" w:w="60"/>
-              <w:right w:type="dxa" w:w="90"/>
-            </w:tcMar>
-          </w:tcPr>
-          <w:p>
-            <w:pPr>
-              <w:spacing w:after="0" w:before="0"/>
-            </w:pPr>
-            <w:r>
-              <w:rPr>
-                <w:rFonts w:ascii="Calibri" w:cs="Calibri" w:eastAsia="Calibri" w:hAnsi="Calibri"/>
-                <w:sz w:val="21"/>
-                <w:szCs w:val="21"/>
-              </w:rPr>
-              <w:t xml:space="preserve">Take my word list “{liste}” into SmartVoc:</w:t>
-            </w:r>
-          </w:p>
-        </w:tc>
-      </w:tr>
-      <w:tr>
-        <w:tc>
-          <w:tcPr>
-            <w:tcW w:type="dxa" w:w="1120"/>
-            <w:tcMar>
-              <w:top w:type="dxa" w:w="60"/>
-              <w:left w:type="dxa" w:w="90"/>
-              <w:bottom w:type="dxa" w:w="60"/>
-              <w:right w:type="dxa" w:w="90"/>
-            </w:tcMar>
-          </w:tcPr>
-          <w:p>
-            <w:pPr>
-              <w:spacing w:after="0"/>
-            </w:pPr>
-            <w:r>
-              <w:rPr>
-                <w:rFonts w:ascii="Consolas" w:cs="Consolas" w:eastAsia="Consolas" w:hAnsi="Consolas"/>
-                <w:color w:val="9A958B"/>
-                <w:sz w:val="15"/>
-                <w:szCs w:val="15"/>
-              </w:rPr>
-              <w:t xml:space="preserve">B-562</w:t>
             </w:r>
           </w:p>
         </w:tc>
@@ -36556,6 +36505,57 @@
                 <w:sz w:val="15"/>
                 <w:szCs w:val="15"/>
               </w:rPr>
+              <w:t xml:space="preserve">B-562</w:t>
+            </w:r>
+          </w:p>
+        </w:tc>
+        <w:tc>
+          <w:tcPr>
+            <w:tcW w:type="dxa" w:w="7880"/>
+            <w:tcMar>
+              <w:top w:type="dxa" w:w="60"/>
+              <w:left w:type="dxa" w:w="90"/>
+              <w:bottom w:type="dxa" w:w="60"/>
+              <w:right w:type="dxa" w:w="90"/>
+            </w:tcMar>
+          </w:tcPr>
+          <w:p>
+            <w:pPr>
+              <w:spacing w:after="0" w:before="0"/>
+            </w:pPr>
+            <w:r>
+              <w:rPr>
+                <w:rFonts w:ascii="Calibri" w:cs="Calibri" w:eastAsia="Calibri" w:hAnsi="Calibri"/>
+                <w:sz w:val="21"/>
+                <w:szCs w:val="21"/>
+              </w:rPr>
+              <w:t xml:space="preserve">{n} words</w:t>
+            </w:r>
+          </w:p>
+        </w:tc>
+      </w:tr>
+      <w:tr>
+        <w:tc>
+          <w:tcPr>
+            <w:tcW w:type="dxa" w:w="1120"/>
+            <w:tcMar>
+              <w:top w:type="dxa" w:w="60"/>
+              <w:left w:type="dxa" w:w="90"/>
+              <w:bottom w:type="dxa" w:w="60"/>
+              <w:right w:type="dxa" w:w="90"/>
+            </w:tcMar>
+          </w:tcPr>
+          <w:p>
+            <w:pPr>
+              <w:spacing w:after="0"/>
+            </w:pPr>
+            <w:r>
+              <w:rPr>
+                <w:rFonts w:ascii="Consolas" w:cs="Consolas" w:eastAsia="Consolas" w:hAnsi="Consolas"/>
+                <w:color w:val="9A958B"/>
+                <w:sz w:val="15"/>
+                <w:szCs w:val="15"/>
+              </w:rPr>
               <w:t xml:space="preserve">B-563</w:t>
             </w:r>
           </w:p>
@@ -36580,7 +36580,7 @@
                 <w:sz w:val="21"/>
                 <w:szCs w:val="21"/>
               </w:rPr>
-              <w:t xml:space="preserve">{n} words</w:t>
+              <w:t xml:space="preserve">{p} % solid</w:t>
             </w:r>
           </w:p>
         </w:tc>
@@ -36631,7 +36631,7 @@
                 <w:sz w:val="21"/>
                 <w:szCs w:val="21"/>
               </w:rPr>
-              <w:t xml:space="preserve">{p} % solid</w:t>
+              <w:t xml:space="preserve">Add here</w:t>
             </w:r>
           </w:p>
         </w:tc>
@@ -36659,57 +36659,6 @@
                 <w:szCs w:val="15"/>
               </w:rPr>
               <w:t xml:space="preserve">B-565</w:t>
-            </w:r>
-          </w:p>
-        </w:tc>
-        <w:tc>
-          <w:tcPr>
-            <w:tcW w:type="dxa" w:w="7880"/>
-            <w:tcMar>
-              <w:top w:type="dxa" w:w="60"/>
-              <w:left w:type="dxa" w:w="90"/>
-              <w:bottom w:type="dxa" w:w="60"/>
-              <w:right w:type="dxa" w:w="90"/>
-            </w:tcMar>
-          </w:tcPr>
-          <w:p>
-            <w:pPr>
-              <w:spacing w:after="0" w:before="0"/>
-            </w:pPr>
-            <w:r>
-              <w:rPr>
-                <w:rFonts w:ascii="Calibri" w:cs="Calibri" w:eastAsia="Calibri" w:hAnsi="Calibri"/>
-                <w:sz w:val="21"/>
-                <w:szCs w:val="21"/>
-              </w:rPr>
-              <w:t xml:space="preserve">Add here</w:t>
-            </w:r>
-          </w:p>
-        </w:tc>
-      </w:tr>
-      <w:tr>
-        <w:tc>
-          <w:tcPr>
-            <w:tcW w:type="dxa" w:w="1120"/>
-            <w:tcMar>
-              <w:top w:type="dxa" w:w="60"/>
-              <w:left w:type="dxa" w:w="90"/>
-              <w:bottom w:type="dxa" w:w="60"/>
-              <w:right w:type="dxa" w:w="90"/>
-            </w:tcMar>
-          </w:tcPr>
-          <w:p>
-            <w:pPr>
-              <w:spacing w:after="0"/>
-            </w:pPr>
-            <w:r>
-              <w:rPr>
-                <w:rFonts w:ascii="Consolas" w:cs="Consolas" w:eastAsia="Consolas" w:hAnsi="Consolas"/>
-                <w:color w:val="9A958B"/>
-                <w:sz w:val="15"/>
-                <w:szCs w:val="15"/>
-              </w:rPr>
-              <w:t xml:space="preserve">B-566</w:t>
             </w:r>
           </w:p>
         </w:tc>
@@ -36858,6 +36807,57 @@
                 <w:sz w:val="15"/>
                 <w:szCs w:val="15"/>
               </w:rPr>
+              <w:t xml:space="preserve">B-566</w:t>
+            </w:r>
+          </w:p>
+        </w:tc>
+        <w:tc>
+          <w:tcPr>
+            <w:tcW w:type="dxa" w:w="7880"/>
+            <w:tcMar>
+              <w:top w:type="dxa" w:w="60"/>
+              <w:left w:type="dxa" w:w="90"/>
+              <w:bottom w:type="dxa" w:w="60"/>
+              <w:right w:type="dxa" w:w="90"/>
+            </w:tcMar>
+          </w:tcPr>
+          <w:p>
+            <w:pPr>
+              <w:spacing w:after="0" w:before="0"/>
+            </w:pPr>
+            <w:r>
+              <w:rPr>
+                <w:rFonts w:ascii="Calibri" w:cs="Calibri" w:eastAsia="Calibri" w:hAnsi="Calibri"/>
+                <w:sz w:val="21"/>
+                <w:szCs w:val="21"/>
+              </w:rPr>
+              <w:t xml:space="preserve">Edit</w:t>
+            </w:r>
+          </w:p>
+        </w:tc>
+      </w:tr>
+      <w:tr>
+        <w:tc>
+          <w:tcPr>
+            <w:tcW w:type="dxa" w:w="1120"/>
+            <w:tcMar>
+              <w:top w:type="dxa" w:w="60"/>
+              <w:left w:type="dxa" w:w="90"/>
+              <w:bottom w:type="dxa" w:w="60"/>
+              <w:right w:type="dxa" w:w="90"/>
+            </w:tcMar>
+          </w:tcPr>
+          <w:p>
+            <w:pPr>
+              <w:spacing w:after="0"/>
+            </w:pPr>
+            <w:r>
+              <w:rPr>
+                <w:rFonts w:ascii="Consolas" w:cs="Consolas" w:eastAsia="Consolas" w:hAnsi="Consolas"/>
+                <w:color w:val="9A958B"/>
+                <w:sz w:val="15"/>
+                <w:szCs w:val="15"/>
+              </w:rPr>
               <w:t xml:space="preserve">B-567</w:t>
             </w:r>
           </w:p>
@@ -36882,7 +36882,7 @@
                 <w:sz w:val="21"/>
                 <w:szCs w:val="21"/>
               </w:rPr>
-              <w:t xml:space="preserve">Edit</w:t>
+              <w:t xml:space="preserve">Example 1</w:t>
             </w:r>
           </w:p>
         </w:tc>
@@ -36933,7 +36933,7 @@
                 <w:sz w:val="21"/>
                 <w:szCs w:val="21"/>
               </w:rPr>
-              <w:t xml:space="preserve">Example 1</w:t>
+              <w:t xml:space="preserve">Example 2</w:t>
             </w:r>
           </w:p>
         </w:tc>
@@ -36984,7 +36984,7 @@
                 <w:sz w:val="21"/>
                 <w:szCs w:val="21"/>
               </w:rPr>
-              <w:t xml:space="preserve">Example 2</w:t>
+              <w:t xml:space="preserve">never practised</w:t>
             </w:r>
           </w:p>
         </w:tc>
@@ -37035,7 +37035,7 @@
                 <w:sz w:val="21"/>
                 <w:szCs w:val="21"/>
               </w:rPr>
-              <w:t xml:space="preserve">never practised</w:t>
+              <w:t xml:space="preserve">nouns only</w:t>
             </w:r>
           </w:p>
         </w:tc>
@@ -37086,7 +37086,7 @@
                 <w:sz w:val="21"/>
                 <w:szCs w:val="21"/>
               </w:rPr>
-              <w:t xml:space="preserve">nouns only</w:t>
+              <w:t xml:space="preserve">Principal parts</w:t>
             </w:r>
           </w:p>
         </w:tc>
@@ -37114,57 +37114,6 @@
                 <w:szCs w:val="15"/>
               </w:rPr>
               <w:t xml:space="preserve">B-572</w:t>
-            </w:r>
-          </w:p>
-        </w:tc>
-        <w:tc>
-          <w:tcPr>
-            <w:tcW w:type="dxa" w:w="7880"/>
-            <w:tcMar>
-              <w:top w:type="dxa" w:w="60"/>
-              <w:left w:type="dxa" w:w="90"/>
-              <w:bottom w:type="dxa" w:w="60"/>
-              <w:right w:type="dxa" w:w="90"/>
-            </w:tcMar>
-          </w:tcPr>
-          <w:p>
-            <w:pPr>
-              <w:spacing w:after="0" w:before="0"/>
-            </w:pPr>
-            <w:r>
-              <w:rPr>
-                <w:rFonts w:ascii="Calibri" w:cs="Calibri" w:eastAsia="Calibri" w:hAnsi="Calibri"/>
-                <w:sz w:val="21"/>
-                <w:szCs w:val="21"/>
-              </w:rPr>
-              <w:t xml:space="preserve">Principal parts</w:t>
-            </w:r>
-          </w:p>
-        </w:tc>
-      </w:tr>
-      <w:tr>
-        <w:tc>
-          <w:tcPr>
-            <w:tcW w:type="dxa" w:w="1120"/>
-            <w:tcMar>
-              <w:top w:type="dxa" w:w="60"/>
-              <w:left w:type="dxa" w:w="90"/>
-              <w:bottom w:type="dxa" w:w="60"/>
-              <w:right w:type="dxa" w:w="90"/>
-            </w:tcMar>
-          </w:tcPr>
-          <w:p>
-            <w:pPr>
-              <w:spacing w:after="0"/>
-            </w:pPr>
-            <w:r>
-              <w:rPr>
-                <w:rFonts w:ascii="Consolas" w:cs="Consolas" w:eastAsia="Consolas" w:hAnsi="Consolas"/>
-                <w:color w:val="9A958B"/>
-                <w:sz w:val="15"/>
-                <w:szCs w:val="15"/>
-              </w:rPr>
-              <w:t xml:space="preserve">B-573</w:t>
             </w:r>
           </w:p>
         </w:tc>
@@ -37313,6 +37262,57 @@
                 <w:sz w:val="15"/>
                 <w:szCs w:val="15"/>
               </w:rPr>
+              <w:t xml:space="preserve">B-573</w:t>
+            </w:r>
+          </w:p>
+        </w:tc>
+        <w:tc>
+          <w:tcPr>
+            <w:tcW w:type="dxa" w:w="7880"/>
+            <w:tcMar>
+              <w:top w:type="dxa" w:w="60"/>
+              <w:left w:type="dxa" w:w="90"/>
+              <w:bottom w:type="dxa" w:w="60"/>
+              <w:right w:type="dxa" w:w="90"/>
+            </w:tcMar>
+          </w:tcPr>
+          <w:p>
+            <w:pPr>
+              <w:spacing w:after="0" w:before="0"/>
+            </w:pPr>
+            <w:r>
+              <w:rPr>
+                <w:rFonts w:ascii="Calibri" w:cs="Calibri" w:eastAsia="Calibri" w:hAnsi="Calibri"/>
+                <w:sz w:val="21"/>
+                <w:szCs w:val="21"/>
+              </w:rPr>
+              <w:t xml:space="preserve">{n} ×</w:t>
+            </w:r>
+          </w:p>
+        </w:tc>
+      </w:tr>
+      <w:tr>
+        <w:tc>
+          <w:tcPr>
+            <w:tcW w:type="dxa" w:w="1120"/>
+            <w:tcMar>
+              <w:top w:type="dxa" w:w="60"/>
+              <w:left w:type="dxa" w:w="90"/>
+              <w:bottom w:type="dxa" w:w="60"/>
+              <w:right w:type="dxa" w:w="90"/>
+            </w:tcMar>
+          </w:tcPr>
+          <w:p>
+            <w:pPr>
+              <w:spacing w:after="0"/>
+            </w:pPr>
+            <w:r>
+              <w:rPr>
+                <w:rFonts w:ascii="Consolas" w:cs="Consolas" w:eastAsia="Consolas" w:hAnsi="Consolas"/>
+                <w:color w:val="9A958B"/>
+                <w:sz w:val="15"/>
+                <w:szCs w:val="15"/>
+              </w:rPr>
               <w:t xml:space="preserve">B-574</w:t>
             </w:r>
           </w:p>
@@ -37337,7 +37337,7 @@
                 <w:sz w:val="21"/>
                 <w:szCs w:val="21"/>
               </w:rPr>
-              <w:t xml:space="preserve">{n} ×</w:t>
+              <w:t xml:space="preserve">Answered right</w:t>
             </w:r>
           </w:p>
         </w:tc>
@@ -37388,7 +37388,7 @@
                 <w:sz w:val="21"/>
                 <w:szCs w:val="21"/>
               </w:rPr>
-              <w:t xml:space="preserve">Answered right</w:t>
+              <w:t xml:space="preserve">Answered wrong</w:t>
             </w:r>
           </w:p>
         </w:tc>
@@ -37439,7 +37439,7 @@
                 <w:sz w:val="21"/>
                 <w:szCs w:val="21"/>
               </w:rPr>
-              <w:t xml:space="preserve">Answered wrong</w:t>
+              <w:t xml:space="preserve">How well it sits</w:t>
             </w:r>
           </w:p>
         </w:tc>
@@ -37490,7 +37490,7 @@
                 <w:sz w:val="21"/>
                 <w:szCs w:val="21"/>
               </w:rPr>
-              <w:t xml:space="preserve">How well it sits</w:t>
+              <w:t xml:space="preserve">In the list</w:t>
             </w:r>
           </w:p>
         </w:tc>
@@ -37541,7 +37541,7 @@
                 <w:sz w:val="21"/>
                 <w:szCs w:val="21"/>
               </w:rPr>
-              <w:t xml:space="preserve">In the list</w:t>
+              <w:t xml:space="preserve">Next practice</w:t>
             </w:r>
           </w:p>
         </w:tc>
@@ -37592,7 +37592,7 @@
                 <w:sz w:val="21"/>
                 <w:szCs w:val="21"/>
               </w:rPr>
-              <w:t xml:space="preserve">Next practice</w:t>
+              <w:t xml:space="preserve">Progress</w:t>
             </w:r>
           </w:p>
         </w:tc>
@@ -37620,57 +37620,6 @@
                 <w:szCs w:val="15"/>
               </w:rPr>
               <w:t xml:space="preserve">B-580</w:t>
-            </w:r>
-          </w:p>
-        </w:tc>
-        <w:tc>
-          <w:tcPr>
-            <w:tcW w:type="dxa" w:w="7880"/>
-            <w:tcMar>
-              <w:top w:type="dxa" w:w="60"/>
-              <w:left w:type="dxa" w:w="90"/>
-              <w:bottom w:type="dxa" w:w="60"/>
-              <w:right w:type="dxa" w:w="90"/>
-            </w:tcMar>
-          </w:tcPr>
-          <w:p>
-            <w:pPr>
-              <w:spacing w:after="0" w:before="0"/>
-            </w:pPr>
-            <w:r>
-              <w:rPr>
-                <w:rFonts w:ascii="Calibri" w:cs="Calibri" w:eastAsia="Calibri" w:hAnsi="Calibri"/>
-                <w:sz w:val="21"/>
-                <w:szCs w:val="21"/>
-              </w:rPr>
-              <w:t xml:space="preserve">Progress</w:t>
-            </w:r>
-          </w:p>
-        </w:tc>
-      </w:tr>
-      <w:tr>
-        <w:tc>
-          <w:tcPr>
-            <w:tcW w:type="dxa" w:w="1120"/>
-            <w:tcMar>
-              <w:top w:type="dxa" w:w="60"/>
-              <w:left w:type="dxa" w:w="90"/>
-              <w:bottom w:type="dxa" w:w="60"/>
-              <w:right w:type="dxa" w:w="90"/>
-            </w:tcMar>
-          </w:tcPr>
-          <w:p>
-            <w:pPr>
-              <w:spacing w:after="0"/>
-            </w:pPr>
-            <w:r>
-              <w:rPr>
-                <w:rFonts w:ascii="Consolas" w:cs="Consolas" w:eastAsia="Consolas" w:hAnsi="Consolas"/>
-                <w:color w:val="9A958B"/>
-                <w:sz w:val="15"/>
-                <w:szCs w:val="15"/>
-              </w:rPr>
-              <w:t xml:space="preserve">B-581</w:t>
             </w:r>
           </w:p>
         </w:tc>
@@ -37819,6 +37768,57 @@
                 <w:sz w:val="15"/>
                 <w:szCs w:val="15"/>
               </w:rPr>
+              <w:t xml:space="preserve">B-581</w:t>
+            </w:r>
+          </w:p>
+        </w:tc>
+        <w:tc>
+          <w:tcPr>
+            <w:tcW w:type="dxa" w:w="7880"/>
+            <w:tcMar>
+              <w:top w:type="dxa" w:w="60"/>
+              <w:left w:type="dxa" w:w="90"/>
+              <w:bottom w:type="dxa" w:w="60"/>
+              <w:right w:type="dxa" w:w="90"/>
+            </w:tcMar>
+          </w:tcPr>
+          <w:p>
+            <w:pPr>
+              <w:spacing w:after="0" w:before="0"/>
+            </w:pPr>
+            <w:r>
+              <w:rPr>
+                <w:rFonts w:ascii="Calibri" w:cs="Calibri" w:eastAsia="Calibri" w:hAnsi="Calibri"/>
+                <w:sz w:val="21"/>
+                <w:szCs w:val="21"/>
+              </w:rPr>
+              <w:t xml:space="preserve">{n} word in total</w:t>
+            </w:r>
+          </w:p>
+        </w:tc>
+      </w:tr>
+      <w:tr>
+        <w:tc>
+          <w:tcPr>
+            <w:tcW w:type="dxa" w:w="1120"/>
+            <w:tcMar>
+              <w:top w:type="dxa" w:w="60"/>
+              <w:left w:type="dxa" w:w="90"/>
+              <w:bottom w:type="dxa" w:w="60"/>
+              <w:right w:type="dxa" w:w="90"/>
+            </w:tcMar>
+          </w:tcPr>
+          <w:p>
+            <w:pPr>
+              <w:spacing w:after="0"/>
+            </w:pPr>
+            <w:r>
+              <w:rPr>
+                <w:rFonts w:ascii="Consolas" w:cs="Consolas" w:eastAsia="Consolas" w:hAnsi="Consolas"/>
+                <w:color w:val="9A958B"/>
+                <w:sz w:val="15"/>
+                <w:szCs w:val="15"/>
+              </w:rPr>
               <w:t xml:space="preserve">B-582</w:t>
             </w:r>
           </w:p>
@@ -37843,7 +37843,7 @@
                 <w:sz w:val="21"/>
                 <w:szCs w:val="21"/>
               </w:rPr>
-              <w:t xml:space="preserve">{n} word in total</w:t>
+              <w:t xml:space="preserve">{n} words in total</w:t>
             </w:r>
           </w:p>
         </w:tc>
@@ -37894,7 +37894,7 @@
                 <w:sz w:val="21"/>
                 <w:szCs w:val="21"/>
               </w:rPr>
-              <w:t xml:space="preserve">{n} words in total</w:t>
+              <w:t xml:space="preserve">building up, this line fills from today</w:t>
             </w:r>
           </w:p>
         </w:tc>
@@ -37945,7 +37945,7 @@
                 <w:sz w:val="21"/>
                 <w:szCs w:val="21"/>
               </w:rPr>
-              <w:t xml:space="preserve">building up, this line fills from today</w:t>
+              <w:t xml:space="preserve">History</w:t>
             </w:r>
           </w:p>
         </w:tc>
@@ -37973,57 +37973,6 @@
                 <w:szCs w:val="15"/>
               </w:rPr>
               <w:t xml:space="preserve">B-585</w:t>
-            </w:r>
-          </w:p>
-        </w:tc>
-        <w:tc>
-          <w:tcPr>
-            <w:tcW w:type="dxa" w:w="7880"/>
-            <w:tcMar>
-              <w:top w:type="dxa" w:w="60"/>
-              <w:left w:type="dxa" w:w="90"/>
-              <w:bottom w:type="dxa" w:w="60"/>
-              <w:right w:type="dxa" w:w="90"/>
-            </w:tcMar>
-          </w:tcPr>
-          <w:p>
-            <w:pPr>
-              <w:spacing w:after="0" w:before="0"/>
-            </w:pPr>
-            <w:r>
-              <w:rPr>
-                <w:rFonts w:ascii="Calibri" w:cs="Calibri" w:eastAsia="Calibri" w:hAnsi="Calibri"/>
-                <w:sz w:val="21"/>
-                <w:szCs w:val="21"/>
-              </w:rPr>
-              <w:t xml:space="preserve">History</w:t>
-            </w:r>
-          </w:p>
-        </w:tc>
-      </w:tr>
-      <w:tr>
-        <w:tc>
-          <w:tcPr>
-            <w:tcW w:type="dxa" w:w="1120"/>
-            <w:tcMar>
-              <w:top w:type="dxa" w:w="60"/>
-              <w:left w:type="dxa" w:w="90"/>
-              <w:bottom w:type="dxa" w:w="60"/>
-              <w:right w:type="dxa" w:w="90"/>
-            </w:tcMar>
-          </w:tcPr>
-          <w:p>
-            <w:pPr>
-              <w:spacing w:after="0"/>
-            </w:pPr>
-            <w:r>
-              <w:rPr>
-                <w:rFonts w:ascii="Consolas" w:cs="Consolas" w:eastAsia="Consolas" w:hAnsi="Consolas"/>
-                <w:color w:val="9A958B"/>
-                <w:sz w:val="15"/>
-                <w:szCs w:val="15"/>
-              </w:rPr>
-              <w:t xml:space="preserve">B-586</w:t>
             </w:r>
           </w:p>
         </w:tc>
@@ -38172,6 +38121,57 @@
                 <w:sz w:val="15"/>
                 <w:szCs w:val="15"/>
               </w:rPr>
+              <w:t xml:space="preserve">B-586</w:t>
+            </w:r>
+          </w:p>
+        </w:tc>
+        <w:tc>
+          <w:tcPr>
+            <w:tcW w:type="dxa" w:w="7880"/>
+            <w:tcMar>
+              <w:top w:type="dxa" w:w="60"/>
+              <w:left w:type="dxa" w:w="90"/>
+              <w:bottom w:type="dxa" w:w="60"/>
+              <w:right w:type="dxa" w:w="90"/>
+            </w:tcMar>
+          </w:tcPr>
+          <w:p>
+            <w:pPr>
+              <w:spacing w:after="0" w:before="0"/>
+            </w:pPr>
+            <w:r>
+              <w:rPr>
+                <w:rFonts w:ascii="Calibri" w:cs="Calibri" w:eastAsia="Calibri" w:hAnsi="Calibri"/>
+                <w:sz w:val="21"/>
+                <w:szCs w:val="21"/>
+              </w:rPr>
+              <w:t xml:space="preserve">Due and new words sensibly mixed</w:t>
+            </w:r>
+          </w:p>
+        </w:tc>
+      </w:tr>
+      <w:tr>
+        <w:tc>
+          <w:tcPr>
+            <w:tcW w:type="dxa" w:w="1120"/>
+            <w:tcMar>
+              <w:top w:type="dxa" w:w="60"/>
+              <w:left w:type="dxa" w:w="90"/>
+              <w:bottom w:type="dxa" w:w="60"/>
+              <w:right w:type="dxa" w:w="90"/>
+            </w:tcMar>
+          </w:tcPr>
+          <w:p>
+            <w:pPr>
+              <w:spacing w:after="0"/>
+            </w:pPr>
+            <w:r>
+              <w:rPr>
+                <w:rFonts w:ascii="Consolas" w:cs="Consolas" w:eastAsia="Consolas" w:hAnsi="Consolas"/>
+                <w:color w:val="9A958B"/>
+                <w:sz w:val="15"/>
+                <w:szCs w:val="15"/>
+              </w:rPr>
               <w:t xml:space="preserve">B-587</w:t>
             </w:r>
           </w:p>
@@ -38196,7 +38196,7 @@
                 <w:sz w:val="21"/>
                 <w:szCs w:val="21"/>
               </w:rPr>
-              <w:t xml:space="preserve">Due and new words sensibly mixed</w:t>
+              <w:t xml:space="preserve">Due now, the best moment to refresh</w:t>
             </w:r>
           </w:p>
         </w:tc>
@@ -38247,7 +38247,7 @@
                 <w:sz w:val="21"/>
                 <w:szCs w:val="21"/>
               </w:rPr>
-              <w:t xml:space="preserve">Due now, the best moment to refresh</w:t>
+              <w:t xml:space="preserve">Practised already, but not solid yet</w:t>
             </w:r>
           </w:p>
         </w:tc>
@@ -38275,57 +38275,6 @@
                 <w:szCs w:val="15"/>
               </w:rPr>
               <w:t xml:space="preserve">B-589</w:t>
-            </w:r>
-          </w:p>
-        </w:tc>
-        <w:tc>
-          <w:tcPr>
-            <w:tcW w:type="dxa" w:w="7880"/>
-            <w:tcMar>
-              <w:top w:type="dxa" w:w="60"/>
-              <w:left w:type="dxa" w:w="90"/>
-              <w:bottom w:type="dxa" w:w="60"/>
-              <w:right w:type="dxa" w:w="90"/>
-            </w:tcMar>
-          </w:tcPr>
-          <w:p>
-            <w:pPr>
-              <w:spacing w:after="0" w:before="0"/>
-            </w:pPr>
-            <w:r>
-              <w:rPr>
-                <w:rFonts w:ascii="Calibri" w:cs="Calibri" w:eastAsia="Calibri" w:hAnsi="Calibri"/>
-                <w:sz w:val="21"/>
-                <w:szCs w:val="21"/>
-              </w:rPr>
-              <w:t xml:space="preserve">Practised already, but not solid yet</w:t>
-            </w:r>
-          </w:p>
-        </w:tc>
-      </w:tr>
-      <w:tr>
-        <w:tc>
-          <w:tcPr>
-            <w:tcW w:type="dxa" w:w="1120"/>
-            <w:tcMar>
-              <w:top w:type="dxa" w:w="60"/>
-              <w:left w:type="dxa" w:w="90"/>
-              <w:bottom w:type="dxa" w:w="60"/>
-              <w:right w:type="dxa" w:w="90"/>
-            </w:tcMar>
-          </w:tcPr>
-          <w:p>
-            <w:pPr>
-              <w:spacing w:after="0"/>
-            </w:pPr>
-            <w:r>
-              <w:rPr>
-                <w:rFonts w:ascii="Consolas" w:cs="Consolas" w:eastAsia="Consolas" w:hAnsi="Consolas"/>
-                <w:color w:val="9A958B"/>
-                <w:sz w:val="15"/>
-                <w:szCs w:val="15"/>
-              </w:rPr>
-              <w:t xml:space="preserve">B-590</w:t>
             </w:r>
           </w:p>
         </w:tc>
@@ -38474,6 +38423,57 @@
                 <w:sz w:val="15"/>
                 <w:szCs w:val="15"/>
               </w:rPr>
+              <w:t xml:space="preserve">B-590</w:t>
+            </w:r>
+          </w:p>
+        </w:tc>
+        <w:tc>
+          <w:tcPr>
+            <w:tcW w:type="dxa" w:w="7880"/>
+            <w:tcMar>
+              <w:top w:type="dxa" w:w="60"/>
+              <w:left w:type="dxa" w:w="90"/>
+              <w:bottom w:type="dxa" w:w="60"/>
+              <w:right w:type="dxa" w:w="90"/>
+            </w:tcMar>
+          </w:tcPr>
+          <w:p>
+            <w:pPr>
+              <w:spacing w:after="0" w:before="0"/>
+            </w:pPr>
+            <w:r>
+              <w:rPr>
+                <w:rFonts w:ascii="Calibri" w:cs="Calibri" w:eastAsia="Calibri" w:hAnsi="Calibri"/>
+                <w:sz w:val="21"/>
+                <w:szCs w:val="21"/>
+              </w:rPr>
+              <w:t xml:space="preserve">nearly</w:t>
+            </w:r>
+          </w:p>
+        </w:tc>
+      </w:tr>
+      <w:tr>
+        <w:tc>
+          <w:tcPr>
+            <w:tcW w:type="dxa" w:w="1120"/>
+            <w:tcMar>
+              <w:top w:type="dxa" w:w="60"/>
+              <w:left w:type="dxa" w:w="90"/>
+              <w:bottom w:type="dxa" w:w="60"/>
+              <w:right w:type="dxa" w:w="90"/>
+            </w:tcMar>
+          </w:tcPr>
+          <w:p>
+            <w:pPr>
+              <w:spacing w:after="0"/>
+            </w:pPr>
+            <w:r>
+              <w:rPr>
+                <w:rFonts w:ascii="Consolas" w:cs="Consolas" w:eastAsia="Consolas" w:hAnsi="Consolas"/>
+                <w:color w:val="9A958B"/>
+                <w:sz w:val="15"/>
+                <w:szCs w:val="15"/>
+              </w:rPr>
               <w:t xml:space="preserve">B-591</w:t>
             </w:r>
           </w:p>
@@ -38498,7 +38498,7 @@
                 <w:sz w:val="21"/>
                 <w:szCs w:val="21"/>
               </w:rPr>
-              <w:t xml:space="preserve">nearly</w:t>
+              <w:t xml:space="preserve">nearly solid</w:t>
             </w:r>
           </w:p>
         </w:tc>
@@ -38549,7 +38549,7 @@
                 <w:sz w:val="21"/>
                 <w:szCs w:val="21"/>
               </w:rPr>
-              <w:t xml:space="preserve">nearly solid</w:t>
+              <w:t xml:space="preserve">new</w:t>
             </w:r>
           </w:p>
         </w:tc>
@@ -38600,7 +38600,7 @@
                 <w:sz w:val="21"/>
                 <w:szCs w:val="21"/>
               </w:rPr>
-              <w:t xml:space="preserve">new</w:t>
+              <w:t xml:space="preserve">solid</w:t>
             </w:r>
           </w:p>
         </w:tc>
@@ -38651,7 +38651,7 @@
                 <w:sz w:val="21"/>
                 <w:szCs w:val="21"/>
               </w:rPr>
-              <w:t xml:space="preserve">solid</w:t>
+              <w:t xml:space="preserve">unpractised</w:t>
             </w:r>
           </w:p>
         </w:tc>
@@ -38679,57 +38679,6 @@
                 <w:szCs w:val="15"/>
               </w:rPr>
               <w:t xml:space="preserve">B-595</w:t>
-            </w:r>
-          </w:p>
-        </w:tc>
-        <w:tc>
-          <w:tcPr>
-            <w:tcW w:type="dxa" w:w="7880"/>
-            <w:tcMar>
-              <w:top w:type="dxa" w:w="60"/>
-              <w:left w:type="dxa" w:w="90"/>
-              <w:bottom w:type="dxa" w:w="60"/>
-              <w:right w:type="dxa" w:w="90"/>
-            </w:tcMar>
-          </w:tcPr>
-          <w:p>
-            <w:pPr>
-              <w:spacing w:after="0" w:before="0"/>
-            </w:pPr>
-            <w:r>
-              <w:rPr>
-                <w:rFonts w:ascii="Calibri" w:cs="Calibri" w:eastAsia="Calibri" w:hAnsi="Calibri"/>
-                <w:sz w:val="21"/>
-                <w:szCs w:val="21"/>
-              </w:rPr>
-              <w:t xml:space="preserve">unpractised</w:t>
-            </w:r>
-          </w:p>
-        </w:tc>
-      </w:tr>
-      <w:tr>
-        <w:tc>
-          <w:tcPr>
-            <w:tcW w:type="dxa" w:w="1120"/>
-            <w:tcMar>
-              <w:top w:type="dxa" w:w="60"/>
-              <w:left w:type="dxa" w:w="90"/>
-              <w:bottom w:type="dxa" w:w="60"/>
-              <w:right w:type="dxa" w:w="90"/>
-            </w:tcMar>
-          </w:tcPr>
-          <w:p>
-            <w:pPr>
-              <w:spacing w:after="0"/>
-            </w:pPr>
-            <w:r>
-              <w:rPr>
-                <w:rFonts w:ascii="Consolas" w:cs="Consolas" w:eastAsia="Consolas" w:hAnsi="Consolas"/>
-                <w:color w:val="9A958B"/>
-                <w:sz w:val="15"/>
-                <w:szCs w:val="15"/>
-              </w:rPr>
-              <w:t xml:space="preserve">B-596</w:t>
             </w:r>
           </w:p>
         </w:tc>
@@ -38878,6 +38827,57 @@
                 <w:sz w:val="15"/>
                 <w:szCs w:val="15"/>
               </w:rPr>
+              <w:t xml:space="preserve">B-596</w:t>
+            </w:r>
+          </w:p>
+        </w:tc>
+        <w:tc>
+          <w:tcPr>
+            <w:tcW w:type="dxa" w:w="7880"/>
+            <w:tcMar>
+              <w:top w:type="dxa" w:w="60"/>
+              <w:left w:type="dxa" w:w="90"/>
+              <w:bottom w:type="dxa" w:w="60"/>
+              <w:right w:type="dxa" w:w="90"/>
+            </w:tcMar>
+          </w:tcPr>
+          <w:p>
+            <w:pPr>
+              <w:spacing w:after="0" w:before="0"/>
+            </w:pPr>
+            <w:r>
+              <w:rPr>
+                <w:rFonts w:ascii="Calibri" w:cs="Calibri" w:eastAsia="Calibri" w:hAnsi="Calibri"/>
+                <w:sz w:val="21"/>
+                <w:szCs w:val="21"/>
+              </w:rPr>
+              <w:t xml:space="preserve">Behind</w:t>
+            </w:r>
+          </w:p>
+        </w:tc>
+      </w:tr>
+      <w:tr>
+        <w:tc>
+          <w:tcPr>
+            <w:tcW w:type="dxa" w:w="1120"/>
+            <w:tcMar>
+              <w:top w:type="dxa" w:w="60"/>
+              <w:left w:type="dxa" w:w="90"/>
+              <w:bottom w:type="dxa" w:w="60"/>
+              <w:right w:type="dxa" w:w="90"/>
+            </w:tcMar>
+          </w:tcPr>
+          <w:p>
+            <w:pPr>
+              <w:spacing w:after="0"/>
+            </w:pPr>
+            <w:r>
+              <w:rPr>
+                <w:rFonts w:ascii="Consolas" w:cs="Consolas" w:eastAsia="Consolas" w:hAnsi="Consolas"/>
+                <w:color w:val="9A958B"/>
+                <w:sz w:val="15"/>
+                <w:szCs w:val="15"/>
+              </w:rPr>
               <w:t xml:space="preserve">B-597</w:t>
             </w:r>
           </w:p>
@@ -38902,7 +38902,7 @@
                 <w:sz w:val="21"/>
                 <w:szCs w:val="21"/>
               </w:rPr>
-              <w:t xml:space="preserve">Behind</w:t>
+              <w:t xml:space="preserve">How many of the list's words have stuck: {g} % and up is ready, {a} % and up is on track, below that you are behind.</w:t>
             </w:r>
           </w:p>
         </w:tc>
@@ -38930,57 +38930,6 @@
                 <w:szCs w:val="15"/>
               </w:rPr>
               <w:t xml:space="preserve">B-598</w:t>
-            </w:r>
-          </w:p>
-        </w:tc>
-        <w:tc>
-          <w:tcPr>
-            <w:tcW w:type="dxa" w:w="7880"/>
-            <w:tcMar>
-              <w:top w:type="dxa" w:w="60"/>
-              <w:left w:type="dxa" w:w="90"/>
-              <w:bottom w:type="dxa" w:w="60"/>
-              <w:right w:type="dxa" w:w="90"/>
-            </w:tcMar>
-          </w:tcPr>
-          <w:p>
-            <w:pPr>
-              <w:spacing w:after="0" w:before="0"/>
-            </w:pPr>
-            <w:r>
-              <w:rPr>
-                <w:rFonts w:ascii="Calibri" w:cs="Calibri" w:eastAsia="Calibri" w:hAnsi="Calibri"/>
-                <w:sz w:val="21"/>
-                <w:szCs w:val="21"/>
-              </w:rPr>
-              <w:t xml:space="preserve">How many of the list's words have stuck: {g} % and up is ready, {a} % and up is on track, below that you are behind.</w:t>
-            </w:r>
-          </w:p>
-        </w:tc>
-      </w:tr>
-      <w:tr>
-        <w:tc>
-          <w:tcPr>
-            <w:tcW w:type="dxa" w:w="1120"/>
-            <w:tcMar>
-              <w:top w:type="dxa" w:w="60"/>
-              <w:left w:type="dxa" w:w="90"/>
-              <w:bottom w:type="dxa" w:w="60"/>
-              <w:right w:type="dxa" w:w="90"/>
-            </w:tcMar>
-          </w:tcPr>
-          <w:p>
-            <w:pPr>
-              <w:spacing w:after="0"/>
-            </w:pPr>
-            <w:r>
-              <w:rPr>
-                <w:rFonts w:ascii="Consolas" w:cs="Consolas" w:eastAsia="Consolas" w:hAnsi="Consolas"/>
-                <w:color w:val="9A958B"/>
-                <w:sz w:val="15"/>
-                <w:szCs w:val="15"/>
-              </w:rPr>
-              <w:t xml:space="preserve">B-599</w:t>
             </w:r>
           </w:p>
         </w:tc>
@@ -39129,6 +39078,57 @@
                 <w:sz w:val="15"/>
                 <w:szCs w:val="15"/>
               </w:rPr>
+              <w:t xml:space="preserve">B-599</w:t>
+            </w:r>
+          </w:p>
+        </w:tc>
+        <w:tc>
+          <w:tcPr>
+            <w:tcW w:type="dxa" w:w="7880"/>
+            <w:tcMar>
+              <w:top w:type="dxa" w:w="60"/>
+              <w:left w:type="dxa" w:w="90"/>
+              <w:bottom w:type="dxa" w:w="60"/>
+              <w:right w:type="dxa" w:w="90"/>
+            </w:tcMar>
+          </w:tcPr>
+          <w:p>
+            <w:pPr>
+              <w:spacing w:after="0" w:before="0"/>
+            </w:pPr>
+            <w:r>
+              <w:rPr>
+                <w:rFonts w:ascii="Calibri" w:cs="Calibri" w:eastAsia="Calibri" w:hAnsi="Calibri"/>
+                <w:sz w:val="21"/>
+                <w:szCs w:val="21"/>
+              </w:rPr>
+              <w:t xml:space="preserve">Adjective</w:t>
+            </w:r>
+          </w:p>
+        </w:tc>
+      </w:tr>
+      <w:tr>
+        <w:tc>
+          <w:tcPr>
+            <w:tcW w:type="dxa" w:w="1120"/>
+            <w:tcMar>
+              <w:top w:type="dxa" w:w="60"/>
+              <w:left w:type="dxa" w:w="90"/>
+              <w:bottom w:type="dxa" w:w="60"/>
+              <w:right w:type="dxa" w:w="90"/>
+            </w:tcMar>
+          </w:tcPr>
+          <w:p>
+            <w:pPr>
+              <w:spacing w:after="0"/>
+            </w:pPr>
+            <w:r>
+              <w:rPr>
+                <w:rFonts w:ascii="Consolas" w:cs="Consolas" w:eastAsia="Consolas" w:hAnsi="Consolas"/>
+                <w:color w:val="9A958B"/>
+                <w:sz w:val="15"/>
+                <w:szCs w:val="15"/>
+              </w:rPr>
               <w:t xml:space="preserve">B-600</w:t>
             </w:r>
           </w:p>
@@ -39153,7 +39153,7 @@
                 <w:sz w:val="21"/>
                 <w:szCs w:val="21"/>
               </w:rPr>
-              <w:t xml:space="preserve">Adjective</w:t>
+              <w:t xml:space="preserve">Adverb</w:t>
             </w:r>
           </w:p>
         </w:tc>
@@ -39204,7 +39204,7 @@
                 <w:sz w:val="21"/>
                 <w:szCs w:val="21"/>
               </w:rPr>
-              <w:t xml:space="preserve">Adverb</w:t>
+              <w:t xml:space="preserve">Conjunction</w:t>
             </w:r>
           </w:p>
         </w:tc>
@@ -39255,7 +39255,7 @@
                 <w:sz w:val="21"/>
                 <w:szCs w:val="21"/>
               </w:rPr>
-              <w:t xml:space="preserve">Conjunction</w:t>
+              <w:t xml:space="preserve">Example sentence 1 in German</w:t>
             </w:r>
           </w:p>
         </w:tc>
@@ -39306,7 +39306,7 @@
                 <w:sz w:val="21"/>
                 <w:szCs w:val="21"/>
               </w:rPr>
-              <w:t xml:space="preserve">Example sentence 1 in German</w:t>
+              <w:t xml:space="preserve">Example sentence 2 in German</w:t>
             </w:r>
           </w:p>
         </w:tc>
@@ -39357,7 +39357,7 @@
                 <w:sz w:val="21"/>
                 <w:szCs w:val="21"/>
               </w:rPr>
-              <w:t xml:space="preserve">Example sentence 2 in German</w:t>
+              <w:t xml:space="preserve">f pl</w:t>
             </w:r>
           </w:p>
         </w:tc>
@@ -39408,7 +39408,7 @@
                 <w:sz w:val="21"/>
                 <w:szCs w:val="21"/>
               </w:rPr>
-              <w:t xml:space="preserve">f pl</w:t>
+              <w:t xml:space="preserve">feminine, plural only</w:t>
             </w:r>
           </w:p>
         </w:tc>
@@ -39459,7 +39459,7 @@
                 <w:sz w:val="21"/>
                 <w:szCs w:val="21"/>
               </w:rPr>
-              <w:t xml:space="preserve">feminine, plural only</w:t>
+              <w:t xml:space="preserve">Gender</w:t>
             </w:r>
           </w:p>
         </w:tc>
@@ -39510,7 +39510,7 @@
                 <w:sz w:val="21"/>
                 <w:szCs w:val="21"/>
               </w:rPr>
-              <w:t xml:space="preserve">Gender</w:t>
+              <w:t xml:space="preserve">German</w:t>
             </w:r>
           </w:p>
         </w:tc>
@@ -39561,7 +39561,7 @@
                 <w:sz w:val="21"/>
                 <w:szCs w:val="21"/>
               </w:rPr>
-              <w:t xml:space="preserve">German</w:t>
+              <w:t xml:space="preserve">m pl</w:t>
             </w:r>
           </w:p>
         </w:tc>
@@ -39612,7 +39612,7 @@
                 <w:sz w:val="21"/>
                 <w:szCs w:val="21"/>
               </w:rPr>
-              <w:t xml:space="preserve">m pl</w:t>
+              <w:t xml:space="preserve">masculine</w:t>
             </w:r>
           </w:p>
         </w:tc>
@@ -39663,7 +39663,7 @@
                 <w:sz w:val="21"/>
                 <w:szCs w:val="21"/>
               </w:rPr>
-              <w:t xml:space="preserve">masculine</w:t>
+              <w:t xml:space="preserve">masculine, plural only</w:t>
             </w:r>
           </w:p>
         </w:tc>
@@ -39714,7 +39714,7 @@
                 <w:sz w:val="21"/>
                 <w:szCs w:val="21"/>
               </w:rPr>
-              <w:t xml:space="preserve">masculine, plural only</w:t>
+              <w:t xml:space="preserve">n pl</w:t>
             </w:r>
           </w:p>
         </w:tc>
@@ -39765,7 +39765,7 @@
                 <w:sz w:val="21"/>
                 <w:szCs w:val="21"/>
               </w:rPr>
-              <w:t xml:space="preserve">n pl</w:t>
+              <w:t xml:space="preserve">neuter</w:t>
             </w:r>
           </w:p>
         </w:tc>
@@ -39816,7 +39816,7 @@
                 <w:sz w:val="21"/>
                 <w:szCs w:val="21"/>
               </w:rPr>
-              <w:t xml:space="preserve">neuter</w:t>
+              <w:t xml:space="preserve">neuter, plural only</w:t>
             </w:r>
           </w:p>
         </w:tc>
@@ -39867,7 +39867,7 @@
                 <w:sz w:val="21"/>
                 <w:szCs w:val="21"/>
               </w:rPr>
-              <w:t xml:space="preserve">neuter, plural only</w:t>
+              <w:t xml:space="preserve">Noun</w:t>
             </w:r>
           </w:p>
         </w:tc>
@@ -39918,7 +39918,7 @@
                 <w:sz w:val="21"/>
                 <w:szCs w:val="21"/>
               </w:rPr>
-              <w:t xml:space="preserve">Noun</w:t>
+              <w:t xml:space="preserve">Numeral</w:t>
             </w:r>
           </w:p>
         </w:tc>
@@ -39969,7 +39969,7 @@
                 <w:sz w:val="21"/>
                 <w:szCs w:val="21"/>
               </w:rPr>
-              <w:t xml:space="preserve">Numeral</w:t>
+              <w:t xml:space="preserve">Phrase</w:t>
             </w:r>
           </w:p>
         </w:tc>
@@ -40020,7 +40020,7 @@
                 <w:sz w:val="21"/>
                 <w:szCs w:val="21"/>
               </w:rPr>
-              <w:t xml:space="preserve">Phrase</w:t>
+              <w:t xml:space="preserve">plural only</w:t>
             </w:r>
           </w:p>
         </w:tc>
@@ -40071,7 +40071,7 @@
                 <w:sz w:val="21"/>
                 <w:szCs w:val="21"/>
               </w:rPr>
-              <w:t xml:space="preserve">plural only</w:t>
+              <w:t xml:space="preserve">Preposition</w:t>
             </w:r>
           </w:p>
         </w:tc>
@@ -40122,7 +40122,7 @@
                 <w:sz w:val="21"/>
                 <w:szCs w:val="21"/>
               </w:rPr>
-              <w:t xml:space="preserve">Preposition</w:t>
+              <w:t xml:space="preserve">Pronoun</w:t>
             </w:r>
           </w:p>
         </w:tc>
@@ -40150,57 +40150,6 @@
                 <w:szCs w:val="15"/>
               </w:rPr>
               <w:t xml:space="preserve">B-620</w:t>
-            </w:r>
-          </w:p>
-        </w:tc>
-        <w:tc>
-          <w:tcPr>
-            <w:tcW w:type="dxa" w:w="7880"/>
-            <w:tcMar>
-              <w:top w:type="dxa" w:w="60"/>
-              <w:left w:type="dxa" w:w="90"/>
-              <w:bottom w:type="dxa" w:w="60"/>
-              <w:right w:type="dxa" w:w="90"/>
-            </w:tcMar>
-          </w:tcPr>
-          <w:p>
-            <w:pPr>
-              <w:spacing w:after="0" w:before="0"/>
-            </w:pPr>
-            <w:r>
-              <w:rPr>
-                <w:rFonts w:ascii="Calibri" w:cs="Calibri" w:eastAsia="Calibri" w:hAnsi="Calibri"/>
-                <w:sz w:val="21"/>
-                <w:szCs w:val="21"/>
-              </w:rPr>
-              <w:t xml:space="preserve">Pronoun</w:t>
-            </w:r>
-          </w:p>
-        </w:tc>
-      </w:tr>
-      <w:tr>
-        <w:tc>
-          <w:tcPr>
-            <w:tcW w:type="dxa" w:w="1120"/>
-            <w:tcMar>
-              <w:top w:type="dxa" w:w="60"/>
-              <w:left w:type="dxa" w:w="90"/>
-              <w:bottom w:type="dxa" w:w="60"/>
-              <w:right w:type="dxa" w:w="90"/>
-            </w:tcMar>
-          </w:tcPr>
-          <w:p>
-            <w:pPr>
-              <w:spacing w:after="0"/>
-            </w:pPr>
-            <w:r>
-              <w:rPr>
-                <w:rFonts w:ascii="Consolas" w:cs="Consolas" w:eastAsia="Consolas" w:hAnsi="Consolas"/>
-                <w:color w:val="9A958B"/>
-                <w:sz w:val="15"/>
-                <w:szCs w:val="15"/>
-              </w:rPr>
-              <w:t xml:space="preserve">B-621</w:t>
             </w:r>
           </w:p>
         </w:tc>
@@ -40349,6 +40298,57 @@
                 <w:sz w:val="15"/>
                 <w:szCs w:val="15"/>
               </w:rPr>
+              <w:t xml:space="preserve">B-621</w:t>
+            </w:r>
+          </w:p>
+        </w:tc>
+        <w:tc>
+          <w:tcPr>
+            <w:tcW w:type="dxa" w:w="7880"/>
+            <w:tcMar>
+              <w:top w:type="dxa" w:w="60"/>
+              <w:left w:type="dxa" w:w="90"/>
+              <w:bottom w:type="dxa" w:w="60"/>
+              <w:right w:type="dxa" w:w="90"/>
+            </w:tcMar>
+          </w:tcPr>
+          <w:p>
+            <w:pPr>
+              <w:spacing w:after="0" w:before="0"/>
+            </w:pPr>
+            <w:r>
+              <w:rPr>
+                <w:rFonts w:ascii="Calibri" w:cs="Calibri" w:eastAsia="Calibri" w:hAnsi="Calibri"/>
+                <w:sz w:val="21"/>
+                <w:szCs w:val="21"/>
+              </w:rPr>
+              <w:t xml:space="preserve">English</w:t>
+            </w:r>
+          </w:p>
+        </w:tc>
+      </w:tr>
+      <w:tr>
+        <w:tc>
+          <w:tcPr>
+            <w:tcW w:type="dxa" w:w="1120"/>
+            <w:tcMar>
+              <w:top w:type="dxa" w:w="60"/>
+              <w:left w:type="dxa" w:w="90"/>
+              <w:bottom w:type="dxa" w:w="60"/>
+              <w:right w:type="dxa" w:w="90"/>
+            </w:tcMar>
+          </w:tcPr>
+          <w:p>
+            <w:pPr>
+              <w:spacing w:after="0"/>
+            </w:pPr>
+            <w:r>
+              <w:rPr>
+                <w:rFonts w:ascii="Consolas" w:cs="Consolas" w:eastAsia="Consolas" w:hAnsi="Consolas"/>
+                <w:color w:val="9A958B"/>
+                <w:sz w:val="15"/>
+                <w:szCs w:val="15"/>
+              </w:rPr>
               <w:t xml:space="preserve">B-622</w:t>
             </w:r>
           </w:p>
@@ -40373,7 +40373,7 @@
                 <w:sz w:val="21"/>
                 <w:szCs w:val="21"/>
               </w:rPr>
-              <w:t xml:space="preserve">English</w:t>
+              <w:t xml:space="preserve">French</w:t>
             </w:r>
           </w:p>
         </w:tc>
@@ -40424,7 +40424,7 @@
                 <w:sz w:val="21"/>
                 <w:szCs w:val="21"/>
               </w:rPr>
-              <w:t xml:space="preserve">French</w:t>
+              <w:t xml:space="preserve">Italian</w:t>
             </w:r>
           </w:p>
         </w:tc>
@@ -40475,7 +40475,7 @@
                 <w:sz w:val="21"/>
                 <w:szCs w:val="21"/>
               </w:rPr>
-              <w:t xml:space="preserve">Italian</w:t>
+              <w:t xml:space="preserve">Portuguese</w:t>
             </w:r>
           </w:p>
         </w:tc>
@@ -40503,57 +40503,6 @@
                 <w:szCs w:val="15"/>
               </w:rPr>
               <w:t xml:space="preserve">B-625</w:t>
-            </w:r>
-          </w:p>
-        </w:tc>
-        <w:tc>
-          <w:tcPr>
-            <w:tcW w:type="dxa" w:w="7880"/>
-            <w:tcMar>
-              <w:top w:type="dxa" w:w="60"/>
-              <w:left w:type="dxa" w:w="90"/>
-              <w:bottom w:type="dxa" w:w="60"/>
-              <w:right w:type="dxa" w:w="90"/>
-            </w:tcMar>
-          </w:tcPr>
-          <w:p>
-            <w:pPr>
-              <w:spacing w:after="0" w:before="0"/>
-            </w:pPr>
-            <w:r>
-              <w:rPr>
-                <w:rFonts w:ascii="Calibri" w:cs="Calibri" w:eastAsia="Calibri" w:hAnsi="Calibri"/>
-                <w:sz w:val="21"/>
-                <w:szCs w:val="21"/>
-              </w:rPr>
-              <w:t xml:space="preserve">Portuguese</w:t>
-            </w:r>
-          </w:p>
-        </w:tc>
-      </w:tr>
-      <w:tr>
-        <w:tc>
-          <w:tcPr>
-            <w:tcW w:type="dxa" w:w="1120"/>
-            <w:tcMar>
-              <w:top w:type="dxa" w:w="60"/>
-              <w:left w:type="dxa" w:w="90"/>
-              <w:bottom w:type="dxa" w:w="60"/>
-              <w:right w:type="dxa" w:w="90"/>
-            </w:tcMar>
-          </w:tcPr>
-          <w:p>
-            <w:pPr>
-              <w:spacing w:after="0"/>
-            </w:pPr>
-            <w:r>
-              <w:rPr>
-                <w:rFonts w:ascii="Consolas" w:cs="Consolas" w:eastAsia="Consolas" w:hAnsi="Consolas"/>
-                <w:color w:val="9A958B"/>
-                <w:sz w:val="15"/>
-                <w:szCs w:val="15"/>
-              </w:rPr>
-              <w:t xml:space="preserve">B-626</w:t>
             </w:r>
           </w:p>
         </w:tc>
@@ -40702,6 +40651,57 @@
                 <w:sz w:val="15"/>
                 <w:szCs w:val="15"/>
               </w:rPr>
+              <w:t xml:space="preserve">B-626</w:t>
+            </w:r>
+          </w:p>
+        </w:tc>
+        <w:tc>
+          <w:tcPr>
+            <w:tcW w:type="dxa" w:w="7880"/>
+            <w:tcMar>
+              <w:top w:type="dxa" w:w="60"/>
+              <w:left w:type="dxa" w:w="90"/>
+              <w:bottom w:type="dxa" w:w="60"/>
+              <w:right w:type="dxa" w:w="90"/>
+            </w:tcMar>
+          </w:tcPr>
+          <w:p>
+            <w:pPr>
+              <w:spacing w:after="0" w:before="0"/>
+            </w:pPr>
+            <w:r>
+              <w:rPr>
+                <w:rFonts w:ascii="Calibri" w:cs="Calibri" w:eastAsia="Calibri" w:hAnsi="Calibri"/>
+                <w:sz w:val="21"/>
+                <w:szCs w:val="21"/>
+              </w:rPr>
+              <w:t xml:space="preserve">Account</w:t>
+            </w:r>
+          </w:p>
+        </w:tc>
+      </w:tr>
+      <w:tr>
+        <w:tc>
+          <w:tcPr>
+            <w:tcW w:type="dxa" w:w="1120"/>
+            <w:tcMar>
+              <w:top w:type="dxa" w:w="60"/>
+              <w:left w:type="dxa" w:w="90"/>
+              <w:bottom w:type="dxa" w:w="60"/>
+              <w:right w:type="dxa" w:w="90"/>
+            </w:tcMar>
+          </w:tcPr>
+          <w:p>
+            <w:pPr>
+              <w:spacing w:after="0"/>
+            </w:pPr>
+            <w:r>
+              <w:rPr>
+                <w:rFonts w:ascii="Consolas" w:cs="Consolas" w:eastAsia="Consolas" w:hAnsi="Consolas"/>
+                <w:color w:val="9A958B"/>
+                <w:sz w:val="15"/>
+                <w:szCs w:val="15"/>
+              </w:rPr>
               <w:t xml:space="preserve">B-627</w:t>
             </w:r>
           </w:p>
@@ -40726,7 +40726,7 @@
                 <w:sz w:val="21"/>
                 <w:szCs w:val="21"/>
               </w:rPr>
-              <w:t xml:space="preserve">Account</w:t>
+              <w:t xml:space="preserve">Account &amp; sync</w:t>
             </w:r>
           </w:p>
         </w:tc>
@@ -40777,7 +40777,7 @@
                 <w:sz w:val="21"/>
                 <w:szCs w:val="21"/>
               </w:rPr>
-              <w:t xml:space="preserve">Account &amp; sync</w:t>
+              <w:t xml:space="preserve">Back</w:t>
             </w:r>
           </w:p>
         </w:tc>
@@ -40828,7 +40828,7 @@
                 <w:sz w:val="21"/>
                 <w:szCs w:val="21"/>
               </w:rPr>
-              <w:t xml:space="preserve">Back</w:t>
+              <w:t xml:space="preserve">Practice plan</w:t>
             </w:r>
           </w:p>
         </w:tc>
@@ -40879,7 +40879,7 @@
                 <w:sz w:val="21"/>
                 <w:szCs w:val="21"/>
               </w:rPr>
-              <w:t xml:space="preserve">Practice plan</w:t>
+              <w:t xml:space="preserve">Practise</w:t>
             </w:r>
           </w:p>
         </w:tc>
@@ -40930,7 +40930,7 @@
                 <w:sz w:val="21"/>
                 <w:szCs w:val="21"/>
               </w:rPr>
-              <w:t xml:space="preserve">Practise</w:t>
+              <w:t xml:space="preserve">Settings</w:t>
             </w:r>
           </w:p>
         </w:tc>
@@ -40981,7 +40981,7 @@
                 <w:sz w:val="21"/>
                 <w:szCs w:val="21"/>
               </w:rPr>
-              <w:t xml:space="preserve">Settings</w:t>
+              <w:t xml:space="preserve">Sign in</w:t>
             </w:r>
           </w:p>
         </w:tc>
@@ -41009,57 +41009,6 @@
                 <w:szCs w:val="15"/>
               </w:rPr>
               <w:t xml:space="preserve">B-633</w:t>
-            </w:r>
-          </w:p>
-        </w:tc>
-        <w:tc>
-          <w:tcPr>
-            <w:tcW w:type="dxa" w:w="7880"/>
-            <w:tcMar>
-              <w:top w:type="dxa" w:w="60"/>
-              <w:left w:type="dxa" w:w="90"/>
-              <w:bottom w:type="dxa" w:w="60"/>
-              <w:right w:type="dxa" w:w="90"/>
-            </w:tcMar>
-          </w:tcPr>
-          <w:p>
-            <w:pPr>
-              <w:spacing w:after="0" w:before="0"/>
-            </w:pPr>
-            <w:r>
-              <w:rPr>
-                <w:rFonts w:ascii="Calibri" w:cs="Calibri" w:eastAsia="Calibri" w:hAnsi="Calibri"/>
-                <w:sz w:val="21"/>
-                <w:szCs w:val="21"/>
-              </w:rPr>
-              <w:t xml:space="preserve">Sign in</w:t>
-            </w:r>
-          </w:p>
-        </w:tc>
-      </w:tr>
-      <w:tr>
-        <w:tc>
-          <w:tcPr>
-            <w:tcW w:type="dxa" w:w="1120"/>
-            <w:tcMar>
-              <w:top w:type="dxa" w:w="60"/>
-              <w:left w:type="dxa" w:w="90"/>
-              <w:bottom w:type="dxa" w:w="60"/>
-              <w:right w:type="dxa" w:w="90"/>
-            </w:tcMar>
-          </w:tcPr>
-          <w:p>
-            <w:pPr>
-              <w:spacing w:after="0"/>
-            </w:pPr>
-            <w:r>
-              <w:rPr>
-                <w:rFonts w:ascii="Consolas" w:cs="Consolas" w:eastAsia="Consolas" w:hAnsi="Consolas"/>
-                <w:color w:val="9A958B"/>
-                <w:sz w:val="15"/>
-                <w:szCs w:val="15"/>
-              </w:rPr>
-              <w:t xml:space="preserve">B-634</w:t>
             </w:r>
           </w:p>
         </w:tc>
@@ -41208,6 +41157,57 @@
                 <w:sz w:val="15"/>
                 <w:szCs w:val="15"/>
               </w:rPr>
+              <w:t xml:space="preserve">B-634</w:t>
+            </w:r>
+          </w:p>
+        </w:tc>
+        <w:tc>
+          <w:tcPr>
+            <w:tcW w:type="dxa" w:w="7880"/>
+            <w:tcMar>
+              <w:top w:type="dxa" w:w="60"/>
+              <w:left w:type="dxa" w:w="90"/>
+              <w:bottom w:type="dxa" w:w="60"/>
+              <w:right w:type="dxa" w:w="90"/>
+            </w:tcMar>
+          </w:tcPr>
+          <w:p>
+            <w:pPr>
+              <w:spacing w:after="0" w:before="0"/>
+            </w:pPr>
+            <w:r>
+              <w:rPr>
+                <w:rFonts w:ascii="Calibri" w:cs="Calibri" w:eastAsia="Calibri" w:hAnsi="Calibri"/>
+                <w:sz w:val="21"/>
+                <w:szCs w:val="21"/>
+              </w:rPr>
+              <w:t xml:space="preserve">1 list</w:t>
+            </w:r>
+          </w:p>
+        </w:tc>
+      </w:tr>
+      <w:tr>
+        <w:tc>
+          <w:tcPr>
+            <w:tcW w:type="dxa" w:w="1120"/>
+            <w:tcMar>
+              <w:top w:type="dxa" w:w="60"/>
+              <w:left w:type="dxa" w:w="90"/>
+              <w:bottom w:type="dxa" w:w="60"/>
+              <w:right w:type="dxa" w:w="90"/>
+            </w:tcMar>
+          </w:tcPr>
+          <w:p>
+            <w:pPr>
+              <w:spacing w:after="0"/>
+            </w:pPr>
+            <w:r>
+              <w:rPr>
+                <w:rFonts w:ascii="Consolas" w:cs="Consolas" w:eastAsia="Consolas" w:hAnsi="Consolas"/>
+                <w:color w:val="9A958B"/>
+                <w:sz w:val="15"/>
+                <w:szCs w:val="15"/>
+              </w:rPr>
               <w:t xml:space="preserve">B-635</w:t>
             </w:r>
           </w:p>
@@ -41232,7 +41232,7 @@
                 <w:sz w:val="21"/>
                 <w:szCs w:val="21"/>
               </w:rPr>
-              <w:t xml:space="preserve">1 list</w:t>
+              <w:t xml:space="preserve">2 lists</w:t>
             </w:r>
           </w:p>
         </w:tc>
@@ -41283,7 +41283,7 @@
                 <w:sz w:val="21"/>
                 <w:szCs w:val="21"/>
               </w:rPr>
-              <w:t xml:space="preserve">2 lists</w:t>
+              <w:t xml:space="preserve">always right</w:t>
             </w:r>
           </w:p>
         </w:tc>
@@ -41334,7 +41334,7 @@
                 <w:sz w:val="21"/>
                 <w:szCs w:val="21"/>
               </w:rPr>
-              <w:t xml:space="preserve">always right</w:t>
+              <w:t xml:space="preserve">back to the start</w:t>
             </w:r>
           </w:p>
         </w:tc>
@@ -41385,7 +41385,7 @@
                 <w:sz w:val="21"/>
                 <w:szCs w:val="21"/>
               </w:rPr>
-              <w:t xml:space="preserve">back to the start</w:t>
+              <w:t xml:space="preserve">behind</w:t>
             </w:r>
           </w:p>
         </w:tc>
@@ -41436,7 +41436,7 @@
                 <w:sz w:val="21"/>
                 <w:szCs w:val="21"/>
               </w:rPr>
-              <w:t xml:space="preserve">behind</w:t>
+              <w:t xml:space="preserve">browse</w:t>
             </w:r>
           </w:p>
         </w:tc>
@@ -41487,7 +41487,7 @@
                 <w:sz w:val="21"/>
                 <w:szCs w:val="21"/>
               </w:rPr>
-              <w:t xml:space="preserve">browse</w:t>
+              <w:t xml:space="preserve">check</w:t>
             </w:r>
           </w:p>
         </w:tc>
@@ -41538,7 +41538,7 @@
                 <w:sz w:val="21"/>
                 <w:szCs w:val="21"/>
               </w:rPr>
-              <w:t xml:space="preserve">check</w:t>
+              <w:t xml:space="preserve">count towards your progress</w:t>
             </w:r>
           </w:p>
         </w:tc>
@@ -41589,7 +41589,7 @@
                 <w:sz w:val="21"/>
                 <w:szCs w:val="21"/>
               </w:rPr>
-              <w:t xml:space="preserve">count towards your progress</w:t>
+              <w:t xml:space="preserve">der Baum</w:t>
             </w:r>
           </w:p>
         </w:tc>
@@ -41640,7 +41640,7 @@
                 <w:sz w:val="21"/>
                 <w:szCs w:val="21"/>
               </w:rPr>
-              <w:t xml:space="preserve">der Baum</w:t>
+              <w:t xml:space="preserve">Der Baum ist hoch.</w:t>
             </w:r>
           </w:p>
         </w:tc>
@@ -41691,7 +41691,7 @@
                 <w:sz w:val="21"/>
                 <w:szCs w:val="21"/>
               </w:rPr>
-              <w:t xml:space="preserve">Der Baum ist hoch.</w:t>
+              <w:t xml:space="preserve">der Schlüssel</w:t>
             </w:r>
           </w:p>
         </w:tc>
@@ -41742,7 +41742,7 @@
                 <w:sz w:val="21"/>
                 <w:szCs w:val="21"/>
               </w:rPr>
-              <w:t xml:space="preserve">der Schlüssel</w:t>
+              <w:t xml:space="preserve">does not count</w:t>
             </w:r>
           </w:p>
         </w:tc>
@@ -41793,7 +41793,7 @@
                 <w:sz w:val="21"/>
                 <w:szCs w:val="21"/>
               </w:rPr>
-              <w:t xml:space="preserve">does not count</w:t>
+              <w:t xml:space="preserve">Exam</w:t>
             </w:r>
           </w:p>
         </w:tc>
@@ -41844,7 +41844,7 @@
                 <w:sz w:val="21"/>
                 <w:szCs w:val="21"/>
               </w:rPr>
-              <w:t xml:space="preserve">Exam</w:t>
+              <w:t xml:space="preserve">feels secure</w:t>
             </w:r>
           </w:p>
         </w:tc>
@@ -41895,7 +41895,7 @@
                 <w:sz w:val="21"/>
                 <w:szCs w:val="21"/>
               </w:rPr>
-              <w:t xml:space="preserve">feels secure</w:t>
+              <w:t xml:space="preserve">final stretch</w:t>
             </w:r>
           </w:p>
         </w:tc>
@@ -41946,7 +41946,7 @@
                 <w:sz w:val="21"/>
                 <w:szCs w:val="21"/>
               </w:rPr>
-              <w:t xml:space="preserve">final stretch</w:t>
+              <w:t xml:space="preserve">gone</w:t>
             </w:r>
           </w:p>
         </w:tc>
@@ -41997,7 +41997,7 @@
                 <w:sz w:val="21"/>
                 <w:szCs w:val="21"/>
               </w:rPr>
-              <w:t xml:space="preserve">gone</w:t>
+              <w:t xml:space="preserve">merge</w:t>
             </w:r>
           </w:p>
         </w:tc>
@@ -42048,7 +42048,7 @@
                 <w:sz w:val="21"/>
                 <w:szCs w:val="21"/>
               </w:rPr>
-              <w:t xml:space="preserve">merge</w:t>
+              <w:t xml:space="preserve">mistake</w:t>
             </w:r>
           </w:p>
         </w:tc>
@@ -42099,7 +42099,7 @@
                 <w:sz w:val="21"/>
                 <w:szCs w:val="21"/>
               </w:rPr>
-              <w:t xml:space="preserve">mistake</w:t>
+              <w:t xml:space="preserve">on track</w:t>
             </w:r>
           </w:p>
         </w:tc>
@@ -42150,7 +42150,7 @@
                 <w:sz w:val="21"/>
                 <w:szCs w:val="21"/>
               </w:rPr>
-              <w:t xml:space="preserve">on track</w:t>
+              <w:t xml:space="preserve">photo</w:t>
             </w:r>
           </w:p>
         </w:tc>
@@ -42201,7 +42201,7 @@
                 <w:sz w:val="21"/>
                 <w:szCs w:val="21"/>
               </w:rPr>
-              <w:t xml:space="preserve">photo</w:t>
+              <w:t xml:space="preserve">practise</w:t>
             </w:r>
           </w:p>
         </w:tc>
@@ -42252,7 +42252,7 @@
                 <w:sz w:val="21"/>
                 <w:szCs w:val="21"/>
               </w:rPr>
-              <w:t xml:space="preserve">practise</w:t>
+              <w:t xml:space="preserve">Question</w:t>
             </w:r>
           </w:p>
         </w:tc>
@@ -42303,7 +42303,7 @@
                 <w:sz w:val="21"/>
                 <w:szCs w:val="21"/>
               </w:rPr>
-              <w:t xml:space="preserve">Question</w:t>
+              <w:t xml:space="preserve">read 1×, test 4×</w:t>
             </w:r>
           </w:p>
         </w:tc>
@@ -42354,7 +42354,7 @@
                 <w:sz w:val="21"/>
                 <w:szCs w:val="21"/>
               </w:rPr>
-              <w:t xml:space="preserve">read 1×, test 4×</w:t>
+              <w:t xml:space="preserve">read 5×</w:t>
             </w:r>
           </w:p>
         </w:tc>
@@ -42405,7 +42405,7 @@
                 <w:sz w:val="21"/>
                 <w:szCs w:val="21"/>
               </w:rPr>
-              <w:t xml:space="preserve">read 5×</w:t>
+              <w:t xml:space="preserve">Solution</w:t>
             </w:r>
           </w:p>
         </w:tc>
@@ -42456,7 +42456,7 @@
                 <w:sz w:val="21"/>
                 <w:szCs w:val="21"/>
               </w:rPr>
-              <w:t xml:space="preserve">Solution</w:t>
+              <w:t xml:space="preserve">sticks</w:t>
             </w:r>
           </w:p>
         </w:tc>
@@ -42507,7 +42507,7 @@
                 <w:sz w:val="21"/>
                 <w:szCs w:val="21"/>
               </w:rPr>
-              <w:t xml:space="preserve">sticks</w:t>
+              <w:t xml:space="preserve">time →</w:t>
             </w:r>
           </w:p>
         </w:tc>
@@ -42558,7 +42558,7 @@
                 <w:sz w:val="21"/>
                 <w:szCs w:val="21"/>
               </w:rPr>
-              <w:t xml:space="preserve">time →</w:t>
+              <w:t xml:space="preserve">too early</w:t>
             </w:r>
           </w:p>
         </w:tc>
@@ -42609,7 +42609,7 @@
                 <w:sz w:val="21"/>
                 <w:szCs w:val="21"/>
               </w:rPr>
-              <w:t xml:space="preserve">too early</w:t>
+              <w:t xml:space="preserve">too late</w:t>
             </w:r>
           </w:p>
         </w:tc>
@@ -42660,7 +42660,7 @@
                 <w:sz w:val="21"/>
                 <w:szCs w:val="21"/>
               </w:rPr>
-              <w:t xml:space="preserve">too late</w:t>
+              <w:t xml:space="preserve">View words</w:t>
             </w:r>
           </w:p>
         </w:tc>
@@ -42711,7 +42711,7 @@
                 <w:sz w:val="21"/>
                 <w:szCs w:val="21"/>
               </w:rPr>
-              <w:t xml:space="preserve">View words</w:t>
+              <w:t xml:space="preserve">with a mistake</w:t>
             </w:r>
           </w:p>
         </w:tc>
@@ -42762,7 +42762,7 @@
                 <w:sz w:val="21"/>
                 <w:szCs w:val="21"/>
               </w:rPr>
-              <w:t xml:space="preserve">with a mistake</w:t>
+              <w:t xml:space="preserve">with a target date</w:t>
             </w:r>
           </w:p>
         </w:tc>
@@ -42813,7 +42813,7 @@
                 <w:sz w:val="21"/>
                 <w:szCs w:val="21"/>
               </w:rPr>
-              <w:t xml:space="preserve">with a target date</w:t>
+              <w:t xml:space="preserve">without a target date</w:t>
             </w:r>
           </w:p>
         </w:tc>
@@ -42864,7 +42864,7 @@
                 <w:sz w:val="21"/>
                 <w:szCs w:val="21"/>
               </w:rPr>
-              <w:t xml:space="preserve">without a target date</w:t>
+              <w:t xml:space="preserve">without repetition</w:t>
             </w:r>
           </w:p>
         </w:tc>
@@ -42892,57 +42892,6 @@
                 <w:szCs w:val="15"/>
               </w:rPr>
               <w:t xml:space="preserve">B-668</w:t>
-            </w:r>
-          </w:p>
-        </w:tc>
-        <w:tc>
-          <w:tcPr>
-            <w:tcW w:type="dxa" w:w="7880"/>
-            <w:tcMar>
-              <w:top w:type="dxa" w:w="60"/>
-              <w:left w:type="dxa" w:w="90"/>
-              <w:bottom w:type="dxa" w:w="60"/>
-              <w:right w:type="dxa" w:w="90"/>
-            </w:tcMar>
-          </w:tcPr>
-          <w:p>
-            <w:pPr>
-              <w:spacing w:after="0" w:before="0"/>
-            </w:pPr>
-            <w:r>
-              <w:rPr>
-                <w:rFonts w:ascii="Calibri" w:cs="Calibri" w:eastAsia="Calibri" w:hAnsi="Calibri"/>
-                <w:sz w:val="21"/>
-                <w:szCs w:val="21"/>
-              </w:rPr>
-              <w:t xml:space="preserve">without repetition</w:t>
-            </w:r>
-          </w:p>
-        </w:tc>
-      </w:tr>
-      <w:tr>
-        <w:tc>
-          <w:tcPr>
-            <w:tcW w:type="dxa" w:w="1120"/>
-            <w:tcMar>
-              <w:top w:type="dxa" w:w="60"/>
-              <w:left w:type="dxa" w:w="90"/>
-              <w:bottom w:type="dxa" w:w="60"/>
-              <w:right w:type="dxa" w:w="90"/>
-            </w:tcMar>
-          </w:tcPr>
-          <w:p>
-            <w:pPr>
-              <w:spacing w:after="0"/>
-            </w:pPr>
-            <w:r>
-              <w:rPr>
-                <w:rFonts w:ascii="Consolas" w:cs="Consolas" w:eastAsia="Consolas" w:hAnsi="Consolas"/>
-                <w:color w:val="9A958B"/>
-                <w:sz w:val="15"/>
-                <w:szCs w:val="15"/>
-              </w:rPr>
-              <w:t xml:space="preserve">B-669</w:t>
             </w:r>
           </w:p>
         </w:tc>
@@ -43091,7 +43040,7 @@
                 <w:sz w:val="15"/>
                 <w:szCs w:val="15"/>
               </w:rPr>
-              <w:t xml:space="preserve">B-670</w:t>
+              <w:t xml:space="preserve">B-669</w:t>
             </w:r>
           </w:p>
         </w:tc>
@@ -43240,6 +43189,57 @@
                 <w:sz w:val="15"/>
                 <w:szCs w:val="15"/>
               </w:rPr>
+              <w:t xml:space="preserve">B-670</w:t>
+            </w:r>
+          </w:p>
+        </w:tc>
+        <w:tc>
+          <w:tcPr>
+            <w:tcW w:type="dxa" w:w="7880"/>
+            <w:tcMar>
+              <w:top w:type="dxa" w:w="60"/>
+              <w:left w:type="dxa" w:w="90"/>
+              <w:bottom w:type="dxa" w:w="60"/>
+              <w:right w:type="dxa" w:w="90"/>
+            </w:tcMar>
+          </w:tcPr>
+          <w:p>
+            <w:pPr>
+              <w:spacing w:after="0" w:before="0"/>
+            </w:pPr>
+            <w:r>
+              <w:rPr>
+                <w:rFonts w:ascii="Calibri" w:cs="Calibri" w:eastAsia="Calibri" w:hAnsi="Calibri"/>
+                <w:sz w:val="21"/>
+                <w:szCs w:val="21"/>
+              </w:rPr>
+              <w:t xml:space="preserve">Device switched to this account. The previous data is kept on the device as a backup.</w:t>
+            </w:r>
+          </w:p>
+        </w:tc>
+      </w:tr>
+      <w:tr>
+        <w:tc>
+          <w:tcPr>
+            <w:tcW w:type="dxa" w:w="1120"/>
+            <w:tcMar>
+              <w:top w:type="dxa" w:w="60"/>
+              <w:left w:type="dxa" w:w="90"/>
+              <w:bottom w:type="dxa" w:w="60"/>
+              <w:right w:type="dxa" w:w="90"/>
+            </w:tcMar>
+          </w:tcPr>
+          <w:p>
+            <w:pPr>
+              <w:spacing w:after="0"/>
+            </w:pPr>
+            <w:r>
+              <w:rPr>
+                <w:rFonts w:ascii="Consolas" w:cs="Consolas" w:eastAsia="Consolas" w:hAnsi="Consolas"/>
+                <w:color w:val="9A958B"/>
+                <w:sz w:val="15"/>
+                <w:szCs w:val="15"/>
+              </w:rPr>
               <w:t xml:space="preserve">B-671</w:t>
             </w:r>
           </w:p>
@@ -43264,7 +43264,7 @@
                 <w:sz w:val="21"/>
                 <w:szCs w:val="21"/>
               </w:rPr>
-              <w:t xml:space="preserve">Device switched to this account. The previous data is kept on the device as a backup.</w:t>
+              <w:t xml:space="preserve">Local data saved as a backup</w:t>
             </w:r>
           </w:p>
         </w:tc>
@@ -43315,7 +43315,7 @@
                 <w:sz w:val="21"/>
                 <w:szCs w:val="21"/>
               </w:rPr>
-              <w:t xml:space="preserve">Local data saved as a backup</w:t>
+              <w:t xml:space="preserve">Move into this account</w:t>
             </w:r>
           </w:p>
         </w:tc>
@@ -43366,7 +43366,7 @@
                 <w:sz w:val="21"/>
                 <w:szCs w:val="21"/>
               </w:rPr>
-              <w:t xml:space="preserve">Move into this account</w:t>
+              <w:t xml:space="preserve">Should they be moved into this account? If not, the account starts empty; the existing data stays on the device as a backup.</w:t>
             </w:r>
           </w:p>
         </w:tc>
@@ -43394,57 +43394,6 @@
                 <w:szCs w:val="15"/>
               </w:rPr>
               <w:t xml:space="preserve">B-674</w:t>
-            </w:r>
-          </w:p>
-        </w:tc>
-        <w:tc>
-          <w:tcPr>
-            <w:tcW w:type="dxa" w:w="7880"/>
-            <w:tcMar>
-              <w:top w:type="dxa" w:w="60"/>
-              <w:left w:type="dxa" w:w="90"/>
-              <w:bottom w:type="dxa" w:w="60"/>
-              <w:right w:type="dxa" w:w="90"/>
-            </w:tcMar>
-          </w:tcPr>
-          <w:p>
-            <w:pPr>
-              <w:spacing w:after="0" w:before="0"/>
-            </w:pPr>
-            <w:r>
-              <w:rPr>
-                <w:rFonts w:ascii="Calibri" w:cs="Calibri" w:eastAsia="Calibri" w:hAnsi="Calibri"/>
-                <w:sz w:val="21"/>
-                <w:szCs w:val="21"/>
-              </w:rPr>
-              <w:t xml:space="preserve">Should they be moved into this account? If not, the account starts empty; the existing data stays on the device as a backup.</w:t>
-            </w:r>
-          </w:p>
-        </w:tc>
-      </w:tr>
-      <w:tr>
-        <w:tc>
-          <w:tcPr>
-            <w:tcW w:type="dxa" w:w="1120"/>
-            <w:tcMar>
-              <w:top w:type="dxa" w:w="60"/>
-              <w:left w:type="dxa" w:w="90"/>
-              <w:bottom w:type="dxa" w:w="60"/>
-              <w:right w:type="dxa" w:w="90"/>
-            </w:tcMar>
-          </w:tcPr>
-          <w:p>
-            <w:pPr>
-              <w:spacing w:after="0"/>
-            </w:pPr>
-            <w:r>
-              <w:rPr>
-                <w:rFonts w:ascii="Consolas" w:cs="Consolas" w:eastAsia="Consolas" w:hAnsi="Consolas"/>
-                <w:color w:val="9A958B"/>
-                <w:sz w:val="15"/>
-                <w:szCs w:val="15"/>
-              </w:rPr>
-              <w:t xml:space="preserve">B-675</w:t>
             </w:r>
           </w:p>
         </w:tc>
@@ -43593,6 +43542,57 @@
                 <w:sz w:val="15"/>
                 <w:szCs w:val="15"/>
               </w:rPr>
+              <w:t xml:space="preserve">B-675</w:t>
+            </w:r>
+          </w:p>
+        </w:tc>
+        <w:tc>
+          <w:tcPr>
+            <w:tcW w:type="dxa" w:w="7880"/>
+            <w:tcMar>
+              <w:top w:type="dxa" w:w="60"/>
+              <w:left w:type="dxa" w:w="90"/>
+              <w:bottom w:type="dxa" w:w="60"/>
+              <w:right w:type="dxa" w:w="90"/>
+            </w:tcMar>
+          </w:tcPr>
+          <w:p>
+            <w:pPr>
+              <w:spacing w:after="0" w:before="0"/>
+            </w:pPr>
+            <w:r>
+              <w:rPr>
+                <w:rFonts w:ascii="Calibri" w:cs="Calibri" w:eastAsia="Calibri" w:hAnsi="Calibri"/>
+                <w:sz w:val="21"/>
+                <w:szCs w:val="21"/>
+              </w:rPr>
+              <w:t xml:space="preserve">Accents and length marks</w:t>
+            </w:r>
+          </w:p>
+        </w:tc>
+      </w:tr>
+      <w:tr>
+        <w:tc>
+          <w:tcPr>
+            <w:tcW w:type="dxa" w:w="1120"/>
+            <w:tcMar>
+              <w:top w:type="dxa" w:w="60"/>
+              <w:left w:type="dxa" w:w="90"/>
+              <w:bottom w:type="dxa" w:w="60"/>
+              <w:right w:type="dxa" w:w="90"/>
+            </w:tcMar>
+          </w:tcPr>
+          <w:p>
+            <w:pPr>
+              <w:spacing w:after="0"/>
+            </w:pPr>
+            <w:r>
+              <w:rPr>
+                <w:rFonts w:ascii="Consolas" w:cs="Consolas" w:eastAsia="Consolas" w:hAnsi="Consolas"/>
+                <w:color w:val="9A958B"/>
+                <w:sz w:val="15"/>
+                <w:szCs w:val="15"/>
+              </w:rPr>
               <w:t xml:space="preserve">B-676</w:t>
             </w:r>
           </w:p>
@@ -43617,7 +43617,7 @@
                 <w:sz w:val="21"/>
                 <w:szCs w:val="21"/>
               </w:rPr>
-              <w:t xml:space="preserve">Accents and length marks</w:t>
+              <w:t xml:space="preserve">another word</w:t>
             </w:r>
           </w:p>
         </w:tc>
@@ -43668,7 +43668,7 @@
                 <w:sz w:val="21"/>
                 <w:szCs w:val="21"/>
               </w:rPr>
-              <w:t xml:space="preserve">another word</w:t>
+              <w:t xml:space="preserve">counts as a hit</w:t>
             </w:r>
           </w:p>
         </w:tc>
@@ -43719,7 +43719,7 @@
                 <w:sz w:val="21"/>
                 <w:szCs w:val="21"/>
               </w:rPr>
-              <w:t xml:space="preserve">counts as a hit</w:t>
+              <w:t xml:space="preserve">der / die / das</w:t>
             </w:r>
           </w:p>
         </w:tc>
@@ -43747,57 +43747,6 @@
                 <w:szCs w:val="15"/>
               </w:rPr>
               <w:t xml:space="preserve">B-679</w:t>
-            </w:r>
-          </w:p>
-        </w:tc>
-        <w:tc>
-          <w:tcPr>
-            <w:tcW w:type="dxa" w:w="7880"/>
-            <w:tcMar>
-              <w:top w:type="dxa" w:w="60"/>
-              <w:left w:type="dxa" w:w="90"/>
-              <w:bottom w:type="dxa" w:w="60"/>
-              <w:right w:type="dxa" w:w="90"/>
-            </w:tcMar>
-          </w:tcPr>
-          <w:p>
-            <w:pPr>
-              <w:spacing w:after="0" w:before="0"/>
-            </w:pPr>
-            <w:r>
-              <w:rPr>
-                <w:rFonts w:ascii="Calibri" w:cs="Calibri" w:eastAsia="Calibri" w:hAnsi="Calibri"/>
-                <w:sz w:val="21"/>
-                <w:szCs w:val="21"/>
-              </w:rPr>
-              <w:t xml:space="preserve">der / die / das</w:t>
-            </w:r>
-          </w:p>
-        </w:tc>
-      </w:tr>
-      <w:tr>
-        <w:tc>
-          <w:tcPr>
-            <w:tcW w:type="dxa" w:w="1120"/>
-            <w:tcMar>
-              <w:top w:type="dxa" w:w="60"/>
-              <w:left w:type="dxa" w:w="90"/>
-              <w:bottom w:type="dxa" w:w="60"/>
-              <w:right w:type="dxa" w:w="90"/>
-            </w:tcMar>
-          </w:tcPr>
-          <w:p>
-            <w:pPr>
-              <w:spacing w:after="0"/>
-            </w:pPr>
-            <w:r>
-              <w:rPr>
-                <w:rFonts w:ascii="Consolas" w:cs="Consolas" w:eastAsia="Consolas" w:hAnsi="Consolas"/>
-                <w:color w:val="9A958B"/>
-                <w:sz w:val="15"/>
-                <w:szCs w:val="15"/>
-              </w:rPr>
-              <w:t xml:space="preserve">B-680</w:t>
             </w:r>
           </w:p>
         </w:tc>
@@ -43946,58 +43895,58 @@
                 <w:sz w:val="15"/>
                 <w:szCs w:val="15"/>
               </w:rPr>
+              <w:t xml:space="preserve">B-680</w:t>
+            </w:r>
+          </w:p>
+        </w:tc>
+        <w:tc>
+          <w:tcPr>
+            <w:tcW w:type="dxa" w:w="7880"/>
+            <w:tcMar>
+              <w:top w:type="dxa" w:w="60"/>
+              <w:left w:type="dxa" w:w="90"/>
+              <w:bottom w:type="dxa" w:w="60"/>
+              <w:right w:type="dxa" w:w="90"/>
+            </w:tcMar>
+          </w:tcPr>
+          <w:p>
+            <w:pPr>
+              <w:spacing w:after="0" w:before="0"/>
+            </w:pPr>
+            <w:r>
+              <w:rPr>
+                <w:rFonts w:ascii="Calibri" w:cs="Calibri" w:eastAsia="Calibri" w:hAnsi="Calibri"/>
+                <w:sz w:val="21"/>
+                <w:szCs w:val="21"/>
+              </w:rPr>
+              <w:t xml:space="preserve">Check the principal parts again</w:t>
+            </w:r>
+          </w:p>
+        </w:tc>
+      </w:tr>
+      <w:tr>
+        <w:tc>
+          <w:tcPr>
+            <w:tcW w:type="dxa" w:w="1120"/>
+            <w:tcMar>
+              <w:top w:type="dxa" w:w="60"/>
+              <w:left w:type="dxa" w:w="90"/>
+              <w:bottom w:type="dxa" w:w="60"/>
+              <w:right w:type="dxa" w:w="90"/>
+            </w:tcMar>
+          </w:tcPr>
+          <w:p>
+            <w:pPr>
+              <w:spacing w:after="0"/>
+            </w:pPr>
+            <w:r>
+              <w:rPr>
+                <w:rFonts w:ascii="Consolas" w:cs="Consolas" w:eastAsia="Consolas" w:hAnsi="Consolas"/>
+                <w:color w:val="9A958B"/>
+                <w:sz w:val="15"/>
+                <w:szCs w:val="15"/>
+              </w:rPr>
               <w:t xml:space="preserve">B-681</w:t>
-            </w:r>
-          </w:p>
-        </w:tc>
-        <w:tc>
-          <w:tcPr>
-            <w:tcW w:type="dxa" w:w="7880"/>
-            <w:tcMar>
-              <w:top w:type="dxa" w:w="60"/>
-              <w:left w:type="dxa" w:w="90"/>
-              <w:bottom w:type="dxa" w:w="60"/>
-              <w:right w:type="dxa" w:w="90"/>
-            </w:tcMar>
-          </w:tcPr>
-          <w:p>
-            <w:pPr>
-              <w:spacing w:after="0" w:before="0"/>
-            </w:pPr>
-            <w:r>
-              <w:rPr>
-                <w:rFonts w:ascii="Calibri" w:cs="Calibri" w:eastAsia="Calibri" w:hAnsi="Calibri"/>
-                <w:sz w:val="21"/>
-                <w:szCs w:val="21"/>
-              </w:rPr>
-              <w:t xml:space="preserve">Check the principal parts again</w:t>
-            </w:r>
-          </w:p>
-        </w:tc>
-      </w:tr>
-      <w:tr>
-        <w:tc>
-          <w:tcPr>
-            <w:tcW w:type="dxa" w:w="1120"/>
-            <w:tcMar>
-              <w:top w:type="dxa" w:w="60"/>
-              <w:left w:type="dxa" w:w="90"/>
-              <w:bottom w:type="dxa" w:w="60"/>
-              <w:right w:type="dxa" w:w="90"/>
-            </w:tcMar>
-          </w:tcPr>
-          <w:p>
-            <w:pPr>
-              <w:spacing w:after="0"/>
-            </w:pPr>
-            <w:r>
-              <w:rPr>
-                <w:rFonts w:ascii="Consolas" w:cs="Consolas" w:eastAsia="Consolas" w:hAnsi="Consolas"/>
-                <w:color w:val="9A958B"/>
-                <w:sz w:val="15"/>
-                <w:szCs w:val="15"/>
-              </w:rPr>
-              <w:t xml:space="preserve">B-682</w:t>
             </w:r>
           </w:p>
         </w:tc>
@@ -44146,58 +44095,58 @@
                 <w:sz w:val="15"/>
                 <w:szCs w:val="15"/>
               </w:rPr>
+              <w:t xml:space="preserve">B-682</w:t>
+            </w:r>
+          </w:p>
+        </w:tc>
+        <w:tc>
+          <w:tcPr>
+            <w:tcW w:type="dxa" w:w="7880"/>
+            <w:tcMar>
+              <w:top w:type="dxa" w:w="60"/>
+              <w:left w:type="dxa" w:w="90"/>
+              <w:bottom w:type="dxa" w:w="60"/>
+              <w:right w:type="dxa" w:w="90"/>
+            </w:tcMar>
+          </w:tcPr>
+          <w:p>
+            <w:pPr>
+              <w:spacing w:after="0" w:before="0"/>
+            </w:pPr>
+            <w:r>
+              <w:rPr>
+                <w:rFonts w:ascii="Calibri" w:cs="Calibri" w:eastAsia="Calibri" w:hAnsi="Calibri"/>
+                <w:sz w:val="21"/>
+                <w:szCs w:val="21"/>
+              </w:rPr>
+              <w:t xml:space="preserve">not practised yet</w:t>
+            </w:r>
+          </w:p>
+        </w:tc>
+      </w:tr>
+      <w:tr>
+        <w:tc>
+          <w:tcPr>
+            <w:tcW w:type="dxa" w:w="1120"/>
+            <w:tcMar>
+              <w:top w:type="dxa" w:w="60"/>
+              <w:left w:type="dxa" w:w="90"/>
+              <w:bottom w:type="dxa" w:w="60"/>
+              <w:right w:type="dxa" w:w="90"/>
+            </w:tcMar>
+          </w:tcPr>
+          <w:p>
+            <w:pPr>
+              <w:spacing w:after="0"/>
+            </w:pPr>
+            <w:r>
+              <w:rPr>
+                <w:rFonts w:ascii="Consolas" w:cs="Consolas" w:eastAsia="Consolas" w:hAnsi="Consolas"/>
+                <w:color w:val="9A958B"/>
+                <w:sz w:val="15"/>
+                <w:szCs w:val="15"/>
+              </w:rPr>
               <w:t xml:space="preserve">B-683</w:t>
-            </w:r>
-          </w:p>
-        </w:tc>
-        <w:tc>
-          <w:tcPr>
-            <w:tcW w:type="dxa" w:w="7880"/>
-            <w:tcMar>
-              <w:top w:type="dxa" w:w="60"/>
-              <w:left w:type="dxa" w:w="90"/>
-              <w:bottom w:type="dxa" w:w="60"/>
-              <w:right w:type="dxa" w:w="90"/>
-            </w:tcMar>
-          </w:tcPr>
-          <w:p>
-            <w:pPr>
-              <w:spacing w:after="0" w:before="0"/>
-            </w:pPr>
-            <w:r>
-              <w:rPr>
-                <w:rFonts w:ascii="Calibri" w:cs="Calibri" w:eastAsia="Calibri" w:hAnsi="Calibri"/>
-                <w:sz w:val="21"/>
-                <w:szCs w:val="21"/>
-              </w:rPr>
-              <w:t xml:space="preserve">not practised yet</w:t>
-            </w:r>
-          </w:p>
-        </w:tc>
-      </w:tr>
-      <w:tr>
-        <w:tc>
-          <w:tcPr>
-            <w:tcW w:type="dxa" w:w="1120"/>
-            <w:tcMar>
-              <w:top w:type="dxa" w:w="60"/>
-              <w:left w:type="dxa" w:w="90"/>
-              <w:bottom w:type="dxa" w:w="60"/>
-              <w:right w:type="dxa" w:w="90"/>
-            </w:tcMar>
-          </w:tcPr>
-          <w:p>
-            <w:pPr>
-              <w:spacing w:after="0"/>
-            </w:pPr>
-            <w:r>
-              <w:rPr>
-                <w:rFonts w:ascii="Consolas" w:cs="Consolas" w:eastAsia="Consolas" w:hAnsi="Consolas"/>
-                <w:color w:val="9A958B"/>
-                <w:sz w:val="15"/>
-                <w:szCs w:val="15"/>
-              </w:rPr>
-              <w:t xml:space="preserve">B-684</w:t>
             </w:r>
           </w:p>
         </w:tc>
@@ -44346,7 +44295,7 @@
                 <w:sz w:val="15"/>
                 <w:szCs w:val="15"/>
               </w:rPr>
-              <w:t xml:space="preserve">B-685</w:t>
+              <w:t xml:space="preserve">B-684</w:t>
             </w:r>
           </w:p>
         </w:tc>
@@ -44495,7 +44444,7 @@
                 <w:sz w:val="15"/>
                 <w:szCs w:val="15"/>
               </w:rPr>
-              <w:t xml:space="preserve">B-686</w:t>
+              <w:t xml:space="preserve">B-685</w:t>
             </w:r>
           </w:p>
         </w:tc>

--- a/texte/SmartVoc-Texts-English.docx
+++ b/texte/SmartVoc-Texts-English.docx
@@ -31610,7 +31610,7 @@
                 <w:sz w:val="21"/>
                 <w:szCs w:val="21"/>
               </w:rPr>
-              <w:t xml:space="preserve">Account created. If a confirmation email arrives, confirm the address first.</w:t>
+              <w:t xml:space="preserve">Account created. We have sent you an email: confirm the address, then you can sign in here.</w:t>
             </w:r>
           </w:p>
         </w:tc>

--- a/texte/SmartVoc-Texts-English.docx
+++ b/texte/SmartVoc-Texts-English.docx
@@ -3172,7 +3172,7 @@
           <w:sz w:val="21"/>
           <w:szCs w:val="21"/>
         </w:rPr>
-        <w:t xml:space="preserve">You delete your account in the settings under Account &amp; data. That also removes the data on the server, and it cannot be undone.</w:t>
+        <w:t xml:space="preserve">You delete your account in the account window at the top right. That is also where you change your display name and password. Deleting removes the data on the server too, and it cannot be undone.</w:t>
       </w:r>
     </w:p>
     <w:p>
@@ -3500,7 +3500,7 @@
           <w:sz w:val="21"/>
           <w:szCs w:val="21"/>
         </w:rPr>
-        <w:t xml:space="preserve">In the settings under Account &amp; data you can reset your progress: points, history and daily streak, in every language. Your words stay. It cannot be undone.</w:t>
+        <w:t xml:space="preserve">In the settings under Data on this device you can reset your progress: points, history and daily streak, in every language. Your words stay. It cannot be undone.</w:t>
       </w:r>
     </w:p>
     <w:p>
@@ -5974,7 +5974,7 @@
           <w:sz w:val="21"/>
           <w:szCs w:val="21"/>
         </w:rPr>
-        <w:t xml:space="preserve">You can ask what is stored about you, have it corrected, and you can export everything yourself as a file or delete your account entirely at any time. Export and deletion are in the settings under “Account &amp; data”. Deleting also removes the data on the server, and it cannot be undone. For anything else, a message to the address given in the imprint is enough.</w:t>
+        <w:t xml:space="preserve">You can ask what is stored about you, have it corrected, and you can export everything yourself as a file or delete your account entirely at any time. The export is in the settings; deleting your account is in the account window at the top right. Deleting also removes the data on the server, and it cannot be undone. For anything else, a message to the address given in the imprint is enough.</w:t>
       </w:r>
     </w:p>
     <w:p>
@@ -21298,7 +21298,7 @@
         <w:spacing w:after="120" w:before="260"/>
       </w:pPr>
       <w:r>
-        <w:t xml:space="preserve">Settings  (146)</w:t>
+        <w:t xml:space="preserve">Settings  (142)</w:t>
       </w:r>
     </w:p>
     <w:tbl>
@@ -22187,7 +22187,7 @@
                 <w:sz w:val="21"/>
                 <w:szCs w:val="21"/>
               </w:rPr>
-              <w:t xml:space="preserve">Account &amp; data</w:t>
+              <w:t xml:space="preserve">After a break of this many minutes, the app starts the round afresh so it matches your current standing.</w:t>
             </w:r>
           </w:p>
         </w:tc>
@@ -22238,7 +22238,7 @@
                 <w:sz w:val="21"/>
                 <w:szCs w:val="21"/>
               </w:rPr>
-              <w:t xml:space="preserve">After a break of this many minutes, the app starts the round afresh so it matches your current standing.</w:t>
+              <w:t xml:space="preserve">Allow near misses</w:t>
             </w:r>
           </w:p>
         </w:tc>
@@ -22289,7 +22289,7 @@
                 <w:sz w:val="21"/>
                 <w:szCs w:val="21"/>
               </w:rPr>
-              <w:t xml:space="preserve">Allow near misses</w:t>
+              <w:t xml:space="preserve">Answer checking</w:t>
             </w:r>
           </w:p>
         </w:tc>
@@ -22340,7 +22340,7 @@
                 <w:sz w:val="21"/>
                 <w:szCs w:val="21"/>
               </w:rPr>
-              <w:t xml:space="preserve">Answer checking</w:t>
+              <w:t xml:space="preserve">App language</w:t>
             </w:r>
           </w:p>
         </w:tc>
@@ -22391,7 +22391,7 @@
                 <w:sz w:val="21"/>
                 <w:szCs w:val="21"/>
               </w:rPr>
-              <w:t xml:space="preserve">App language</w:t>
+              <w:t xml:space="preserve">Appearance</w:t>
             </w:r>
           </w:p>
         </w:tc>
@@ -22442,7 +22442,7 @@
                 <w:sz w:val="21"/>
                 <w:szCs w:val="21"/>
               </w:rPr>
-              <w:t xml:space="preserve">Appearance</w:t>
+              <w:t xml:space="preserve">Applies to Latin only. L2: the card shows the full learning form, but only the base form is asked for. L3: you type the principal parts in full, in any order.</w:t>
             </w:r>
           </w:p>
         </w:tc>
@@ -22493,7 +22493,7 @@
                 <w:sz w:val="21"/>
                 <w:szCs w:val="21"/>
               </w:rPr>
-              <w:t xml:space="preserve">Applies to Latin only. L2: the card shows the full learning form, but only the base form is asked for. L3: you type the principal parts in full, in any order.</w:t>
+              <w:t xml:space="preserve">applies to the whole app</w:t>
             </w:r>
           </w:p>
         </w:tc>
@@ -22544,7 +22544,7 @@
                 <w:sz w:val="21"/>
                 <w:szCs w:val="21"/>
               </w:rPr>
-              <w:t xml:space="preserve">applies to the whole app</w:t>
+              <w:t xml:space="preserve">Article (der/die/das)</w:t>
             </w:r>
           </w:p>
         </w:tc>
@@ -22595,7 +22595,7 @@
                 <w:sz w:val="21"/>
                 <w:szCs w:val="21"/>
               </w:rPr>
-              <w:t xml:space="preserve">Article (der/die/das)</w:t>
+              <w:t xml:space="preserve">At least one language must stay switched on</w:t>
             </w:r>
           </w:p>
         </w:tc>
@@ -22646,7 +22646,7 @@
                 <w:sz w:val="21"/>
                 <w:szCs w:val="21"/>
               </w:rPr>
-              <w:t xml:space="preserve">At least one language must stay switched on</w:t>
+              <w:t xml:space="preserve">At most per day</w:t>
             </w:r>
           </w:p>
         </w:tc>
@@ -22697,7 +22697,7 @@
                 <w:sz w:val="21"/>
                 <w:szCs w:val="21"/>
               </w:rPr>
-              <w:t xml:space="preserve">At most per day</w:t>
+              <w:t xml:space="preserve">Back to the default</w:t>
             </w:r>
           </w:p>
         </w:tc>
@@ -22748,7 +22748,7 @@
                 <w:sz w:val="21"/>
                 <w:szCs w:val="21"/>
               </w:rPr>
-              <w:t xml:space="preserve">Back to the default</w:t>
+              <w:t xml:space="preserve">Back to the default look</w:t>
             </w:r>
           </w:p>
         </w:tc>
@@ -22799,7 +22799,7 @@
                 <w:sz w:val="21"/>
                 <w:szCs w:val="21"/>
               </w:rPr>
-              <w:t xml:space="preserve">Back to the default look</w:t>
+              <w:t xml:space="preserve">Brisk</w:t>
             </w:r>
           </w:p>
         </w:tc>
@@ -22850,7 +22850,7 @@
                 <w:sz w:val="21"/>
                 <w:szCs w:val="21"/>
               </w:rPr>
-              <w:t xml:space="preserve">Brisk</w:t>
+              <w:t xml:space="preserve">Capitals count</w:t>
             </w:r>
           </w:p>
         </w:tc>
@@ -22901,7 +22901,7 @@
                 <w:sz w:val="21"/>
                 <w:szCs w:val="21"/>
               </w:rPr>
-              <w:t xml:space="preserve">Capitals count</w:t>
+              <w:t xml:space="preserve">Card</w:t>
             </w:r>
           </w:p>
         </w:tc>
@@ -22952,7 +22952,7 @@
                 <w:sz w:val="21"/>
                 <w:szCs w:val="21"/>
               </w:rPr>
-              <w:t xml:space="preserve">Card</w:t>
+              <w:t xml:space="preserve">Card typeface</w:t>
             </w:r>
           </w:p>
         </w:tc>
@@ -23003,7 +23003,7 @@
                 <w:sz w:val="21"/>
                 <w:szCs w:val="21"/>
               </w:rPr>
-              <w:t xml:space="preserve">Card typeface</w:t>
+              <w:t xml:space="preserve">changed</w:t>
             </w:r>
           </w:p>
         </w:tc>
@@ -23054,7 +23054,7 @@
                 <w:sz w:val="21"/>
                 <w:szCs w:val="21"/>
               </w:rPr>
-              <w:t xml:space="preserve">changed</w:t>
+              <w:t xml:space="preserve">Clears points and history. Your words and word lists stay.</w:t>
             </w:r>
           </w:p>
         </w:tc>
@@ -23105,7 +23105,7 @@
                 <w:sz w:val="21"/>
                 <w:szCs w:val="21"/>
               </w:rPr>
-              <w:t xml:space="preserve">Clears points and history. Your words and word lists stay.</w:t>
+              <w:t xml:space="preserve">Colour scheme</w:t>
             </w:r>
           </w:p>
         </w:tc>
@@ -23156,7 +23156,7 @@
                 <w:sz w:val="21"/>
                 <w:szCs w:val="21"/>
               </w:rPr>
-              <w:t xml:space="preserve">Colour scheme</w:t>
+              <w:t xml:space="preserve">Data exported</w:t>
             </w:r>
           </w:p>
         </w:tc>
@@ -23207,7 +23207,7 @@
                 <w:sz w:val="21"/>
                 <w:szCs w:val="21"/>
               </w:rPr>
-              <w:t xml:space="preserve">Data exported</w:t>
+              <w:t xml:space="preserve">Data on this device</w:t>
             </w:r>
           </w:p>
         </w:tc>
@@ -23360,7 +23360,7 @@
                 <w:sz w:val="21"/>
                 <w:szCs w:val="21"/>
               </w:rPr>
-              <w:t xml:space="preserve">DELETE</w:t>
+              <w:t xml:space="preserve">Delete all data on this device</w:t>
             </w:r>
           </w:p>
         </w:tc>
@@ -23411,7 +23411,7 @@
                 <w:sz w:val="21"/>
                 <w:szCs w:val="21"/>
               </w:rPr>
-              <w:t xml:space="preserve">Delete account</w:t>
+              <w:t xml:space="preserve">Deletes all data on this device. This cannot be undone.</w:t>
             </w:r>
           </w:p>
         </w:tc>
@@ -23462,7 +23462,7 @@
                 <w:sz w:val="21"/>
                 <w:szCs w:val="21"/>
               </w:rPr>
-              <w:t xml:space="preserve">Delete for good</w:t>
+              <w:t xml:space="preserve">Deletes your data for good, on this device and in the cloud. This cannot be undone.</w:t>
             </w:r>
           </w:p>
         </w:tc>
@@ -23513,7 +23513,7 @@
                 <w:sz w:val="21"/>
                 <w:szCs w:val="21"/>
               </w:rPr>
-              <w:t xml:space="preserve">Deletes all data on this device. This cannot be undone.</w:t>
+              <w:t xml:space="preserve">Device language</w:t>
             </w:r>
           </w:p>
         </w:tc>
@@ -23564,7 +23564,7 @@
                 <w:sz w:val="21"/>
                 <w:szCs w:val="21"/>
               </w:rPr>
-              <w:t xml:space="preserve">Deletes your data for good, on this device and in the cloud. This cannot be undone.</w:t>
+              <w:t xml:space="preserve">Downloads all your words, lists, progress and settings as a backup file (JSON format).</w:t>
             </w:r>
           </w:p>
         </w:tc>
@@ -23615,7 +23615,7 @@
                 <w:sz w:val="21"/>
                 <w:szCs w:val="21"/>
               </w:rPr>
-              <w:t xml:space="preserve">Deletion failed</w:t>
+              <w:t xml:space="preserve">Due today</w:t>
             </w:r>
           </w:p>
         </w:tc>
@@ -23666,7 +23666,7 @@
                 <w:sz w:val="21"/>
                 <w:szCs w:val="21"/>
               </w:rPr>
-              <w:t xml:space="preserve">Device language</w:t>
+              <w:t xml:space="preserve">eight to twelve is the evidenced norm</w:t>
             </w:r>
           </w:p>
         </w:tc>
@@ -23717,7 +23717,7 @@
                 <w:sz w:val="21"/>
                 <w:szCs w:val="21"/>
               </w:rPr>
-              <w:t xml:space="preserve">Downloads all your words, lists, progress and settings as a backup file (JSON format).</w:t>
+              <w:t xml:space="preserve">Every setting goes back to the recommended value, including the look and the advanced numbers. Your words, lists and progress are untouched.</w:t>
             </w:r>
           </w:p>
         </w:tc>
@@ -23768,7 +23768,7 @@
                 <w:sz w:val="21"/>
                 <w:szCs w:val="21"/>
               </w:rPr>
-              <w:t xml:space="preserve">Due today</w:t>
+              <w:t xml:space="preserve">Every word list carries a coloured dot: ready, on track or behind. Here you set how many of a list's words have to be solid for each.</w:t>
             </w:r>
           </w:p>
         </w:tc>
@@ -23819,7 +23819,7 @@
                 <w:sz w:val="21"/>
                 <w:szCs w:val="21"/>
               </w:rPr>
-              <w:t xml:space="preserve">eight to twelve is the evidenced norm</w:t>
+              <w:t xml:space="preserve">Exam confidence</w:t>
             </w:r>
           </w:p>
         </w:tc>
@@ -23870,7 +23870,7 @@
                 <w:sz w:val="21"/>
                 <w:szCs w:val="21"/>
               </w:rPr>
-              <w:t xml:space="preserve">Every setting goes back to the recommended value, including the look and the advanced numbers. Your words, lists and progress are untouched.</w:t>
+              <w:t xml:space="preserve">Exam window (days)</w:t>
             </w:r>
           </w:p>
         </w:tc>
@@ -23921,7 +23921,7 @@
                 <w:sz w:val="21"/>
                 <w:szCs w:val="21"/>
               </w:rPr>
-              <w:t xml:space="preserve">Every word list carries a coloured dot: ready, on track or behind. Here you set how many of a list's words have to be solid for each.</w:t>
+              <w:t xml:space="preserve">Example: three correct answers in a row → holds</w:t>
             </w:r>
           </w:p>
         </w:tc>
@@ -23972,7 +23972,7 @@
                 <w:sz w:val="21"/>
                 <w:szCs w:val="21"/>
               </w:rPr>
-              <w:t xml:space="preserve">Exam confidence</w:t>
+              <w:t xml:space="preserve">Export</w:t>
             </w:r>
           </w:p>
         </w:tc>
@@ -24023,7 +24023,7 @@
                 <w:sz w:val="21"/>
                 <w:szCs w:val="21"/>
               </w:rPr>
-              <w:t xml:space="preserve">Exam window (days)</w:t>
+              <w:t xml:space="preserve">Export data</w:t>
             </w:r>
           </w:p>
         </w:tc>
@@ -24074,7 +24074,7 @@
                 <w:sz w:val="21"/>
                 <w:szCs w:val="21"/>
               </w:rPr>
-              <w:t xml:space="preserve">Example: three correct answers in a row → holds</w:t>
+              <w:t xml:space="preserve">follows the device</w:t>
             </w:r>
           </w:p>
         </w:tc>
@@ -24125,7 +24125,7 @@
                 <w:sz w:val="21"/>
                 <w:szCs w:val="21"/>
               </w:rPr>
-              <w:t xml:space="preserve">Export</w:t>
+              <w:t xml:space="preserve">follows the phone's setting</w:t>
             </w:r>
           </w:p>
         </w:tc>
@@ -24176,7 +24176,7 @@
                 <w:sz w:val="21"/>
                 <w:szCs w:val="21"/>
               </w:rPr>
-              <w:t xml:space="preserve">Export data</w:t>
+              <w:t xml:space="preserve">for exam weeks: more backlog</w:t>
             </w:r>
           </w:p>
         </w:tc>
@@ -24227,7 +24227,7 @@
                 <w:sz w:val="21"/>
                 <w:szCs w:val="21"/>
               </w:rPr>
-              <w:t xml:space="preserve">follows the device</w:t>
+              <w:t xml:space="preserve">For the curious. The app runs well on its defaults. Everything here is optional and can be put back at any time.</w:t>
             </w:r>
           </w:p>
         </w:tc>
@@ -24278,7 +24278,7 @@
                 <w:sz w:val="21"/>
                 <w:szCs w:val="21"/>
               </w:rPr>
-              <w:t xml:space="preserve">follows the phone's setting</w:t>
+              <w:t xml:space="preserve">From how many days of expected retention a word counts as “solid” (green).</w:t>
             </w:r>
           </w:p>
         </w:tc>
@@ -24329,7 +24329,7 @@
                 <w:sz w:val="21"/>
                 <w:szCs w:val="21"/>
               </w:rPr>
-              <w:t xml:space="preserve">for exam weeks: more backlog</w:t>
+              <w:t xml:space="preserve">From how many days of retention a word moves from “still wobbly” (red) to “nearly solid” (orange).</w:t>
             </w:r>
           </w:p>
         </w:tc>
@@ -24380,7 +24380,7 @@
                 <w:sz w:val="21"/>
                 <w:szCs w:val="21"/>
               </w:rPr>
-              <w:t xml:space="preserve">For the curious. The app runs well on its defaults. Everything here is optional and can be put back at any time.</w:t>
+              <w:t xml:space="preserve">From this many cards in a round, the app suggests a break.</w:t>
             </w:r>
           </w:p>
         </w:tc>
@@ -24431,7 +24431,7 @@
                 <w:sz w:val="21"/>
                 <w:szCs w:val="21"/>
               </w:rPr>
-              <w:t xml:space="preserve">From how many days of expected retention a word counts as “solid” (green).</w:t>
+              <w:t xml:space="preserve">From which difficulty (0 to 10) an often-forgotten word counts as “stubborn”. The number of mistakes must also be reached.</w:t>
             </w:r>
           </w:p>
         </w:tc>
@@ -24482,7 +24482,7 @@
                 <w:sz w:val="21"/>
                 <w:szCs w:val="21"/>
               </w:rPr>
-              <w:t xml:space="preserve">From how many days of retention a word moves from “still wobbly” (red) to “nearly solid” (orange).</w:t>
+              <w:t xml:space="preserve">Gentle</w:t>
             </w:r>
           </w:p>
         </w:tc>
@@ -24533,7 +24533,7 @@
                 <w:sz w:val="21"/>
                 <w:szCs w:val="21"/>
               </w:rPr>
-              <w:t xml:space="preserve">From this many cards in a round, the app suggests a break.</w:t>
+              <w:t xml:space="preserve">How a missing or wrong article is judged. Required means it has to be there. Optional means it is not looked at at all.</w:t>
             </w:r>
           </w:p>
         </w:tc>
@@ -24584,7 +24584,7 @@
                 <w:sz w:val="21"/>
                 <w:szCs w:val="21"/>
               </w:rPr>
-              <w:t xml:space="preserve">From which difficulty (0 to 10) an often-forgotten word counts as “stubborn”. The number of mistakes must also be reached.</w:t>
+              <w:t xml:space="preserve">How firmly the app wants to hold a word before bringing it back. More intensive means more repetition and safer retention. Everything else the app handles by itself.</w:t>
             </w:r>
           </w:p>
         </w:tc>
@@ -24635,7 +24635,7 @@
                 <w:sz w:val="21"/>
                 <w:szCs w:val="21"/>
               </w:rPr>
-              <w:t xml:space="preserve">Gentle</w:t>
+              <w:t xml:space="preserve">How many brand-new words come in at most. This is your only lever on volume: the algorithm schedules each card on its own and knows no daily quota, a card you got wrong even comes back sooner, not later. Fewer new words therefore means less backlog, not slower learning.</w:t>
             </w:r>
           </w:p>
         </w:tc>
@@ -24686,7 +24686,7 @@
                 <w:sz w:val="21"/>
                 <w:szCs w:val="21"/>
               </w:rPr>
-              <w:t xml:space="preserve">How a missing or wrong article is judged. Required means it has to be there. Optional means it is not looked at at all.</w:t>
+              <w:t xml:space="preserve">How many days before its actual due date a word is already marked “due soon”.</w:t>
             </w:r>
           </w:p>
         </w:tc>
@@ -24737,7 +24737,7 @@
                 <w:sz w:val="21"/>
                 <w:szCs w:val="21"/>
               </w:rPr>
-              <w:t xml:space="preserve">How firmly the app wants to hold a word before bringing it back. More intensive means more repetition and safer retention. Everything else the app handles by itself.</w:t>
+              <w:t xml:space="preserve">How many lapses a word needs to also count as “stubborn”.</w:t>
             </w:r>
           </w:p>
         </w:tc>
@@ -24788,7 +24788,7 @@
                 <w:sz w:val="21"/>
                 <w:szCs w:val="21"/>
               </w:rPr>
-              <w:t xml:space="preserve">How many brand-new words come in at most. This is your only lever on volume: the algorithm schedules each card on its own and knows no daily quota, a card you got wrong even comes back sooner, not later. Fewer new words therefore means less backlog, not slower learning.</w:t>
+              <w:t xml:space="preserve">How many options you get when choosing.</w:t>
             </w:r>
           </w:p>
         </w:tc>
@@ -24839,7 +24839,7 @@
                 <w:sz w:val="21"/>
                 <w:szCs w:val="21"/>
               </w:rPr>
-              <w:t xml:space="preserve">How many days before its actual due date a word is already marked “due soon”.</w:t>
+              <w:t xml:space="preserve">How often a brand-new word has to be right in a round.</w:t>
             </w:r>
           </w:p>
         </w:tc>
@@ -24890,7 +24890,7 @@
                 <w:sz w:val="21"/>
                 <w:szCs w:val="21"/>
               </w:rPr>
-              <w:t xml:space="preserve">How many lapses a word needs to also count as “stubborn”.</w:t>
+              <w:t xml:space="preserve">How often a due word has to be right to count as refreshed.</w:t>
             </w:r>
           </w:p>
         </w:tc>
@@ -24941,7 +24941,7 @@
                 <w:sz w:val="21"/>
                 <w:szCs w:val="21"/>
               </w:rPr>
-              <w:t xml:space="preserve">How many options you get when choosing.</w:t>
+              <w:t xml:space="preserve">How often a freshly learned word has to be right in a round.</w:t>
             </w:r>
           </w:p>
         </w:tc>
@@ -24992,7 +24992,7 @@
                 <w:sz w:val="21"/>
                 <w:szCs w:val="21"/>
               </w:rPr>
-              <w:t xml:space="preserve">How often a brand-new word has to be right in a round.</w:t>
+              <w:t xml:space="preserve">How often a nearly solid word has to be right in a round.</w:t>
             </w:r>
           </w:p>
         </w:tc>
@@ -25043,7 +25043,7 @@
                 <w:sz w:val="21"/>
                 <w:szCs w:val="21"/>
               </w:rPr>
-              <w:t xml:space="preserve">How often a due word has to be right to count as refreshed.</w:t>
+              <w:t xml:space="preserve">How often a new word has to be right before it grows out of the “new” level.</w:t>
             </w:r>
           </w:p>
         </w:tc>
@@ -25094,7 +25094,7 @@
                 <w:sz w:val="21"/>
                 <w:szCs w:val="21"/>
               </w:rPr>
-              <w:t xml:space="preserve">How often a freshly learned word has to be right in a round.</w:t>
+              <w:t xml:space="preserve">How often brand-new words come up that have never been practised.</w:t>
             </w:r>
           </w:p>
         </w:tc>
@@ -25145,7 +25145,7 @@
                 <w:sz w:val="21"/>
                 <w:szCs w:val="21"/>
               </w:rPr>
-              <w:t xml:space="preserve">How often a nearly solid word has to be right in a round.</w:t>
+              <w:t xml:space="preserve">How often due words come up for a refresh.</w:t>
             </w:r>
           </w:p>
         </w:tc>
@@ -25196,7 +25196,7 @@
                 <w:sz w:val="21"/>
                 <w:szCs w:val="21"/>
               </w:rPr>
-              <w:t xml:space="preserve">How often a new word has to be right before it grows out of the “new” level.</w:t>
+              <w:t xml:space="preserve">How often freshly learned words come up.</w:t>
             </w:r>
           </w:p>
         </w:tc>
@@ -25247,7 +25247,7 @@
                 <w:sz w:val="21"/>
                 <w:szCs w:val="21"/>
               </w:rPr>
-              <w:t xml:space="preserve">How often brand-new words come up that have never been practised.</w:t>
+              <w:t xml:space="preserve">How often nearly solid words come up. They need it least.</w:t>
             </w:r>
           </w:p>
         </w:tc>
@@ -25298,7 +25298,7 @@
                 <w:sz w:val="21"/>
                 <w:szCs w:val="21"/>
               </w:rPr>
-              <w:t xml:space="preserve">How often due words come up for a refresh.</w:t>
+              <w:t xml:space="preserve">How often red (wobbly) words come up in a round. Higher means more often. Together with the due words, they should be practised the most.</w:t>
             </w:r>
           </w:p>
         </w:tc>
@@ -25349,7 +25349,7 @@
                 <w:sz w:val="21"/>
                 <w:szCs w:val="21"/>
               </w:rPr>
-              <w:t xml:space="preserve">How often freshly learned words come up.</w:t>
+              <w:t xml:space="preserve">How often you have to get a wobbly word right in a round (with gaps in between) before it counts as done for today.</w:t>
             </w:r>
           </w:p>
         </w:tc>
@@ -25400,7 +25400,7 @@
                 <w:sz w:val="21"/>
                 <w:szCs w:val="21"/>
               </w:rPr>
-              <w:t xml:space="preserve">How often nearly solid words come up. They need it least.</w:t>
+              <w:t xml:space="preserve">How quickly a word gains staying power when you get it right. Higher means the app assumes faster progress and asks less often (riskier); lower means more cautious and more often.</w:t>
             </w:r>
           </w:p>
         </w:tc>
@@ -25451,7 +25451,7 @@
                 <w:sz w:val="21"/>
                 <w:szCs w:val="21"/>
               </w:rPr>
-              <w:t xml:space="preserve">How often red (wobbly) words come up in a round. Higher means more often. Together with the due words, they should be practised the most.</w:t>
+              <w:t xml:space="preserve">L2 · head form</w:t>
             </w:r>
           </w:p>
         </w:tc>
@@ -25502,7 +25502,7 @@
                 <w:sz w:val="21"/>
                 <w:szCs w:val="21"/>
               </w:rPr>
-              <w:t xml:space="preserve">How often you have to get a wobbly word right in a round (with gaps in between) before it counts as done for today.</w:t>
+              <w:t xml:space="preserve">Languages</w:t>
             </w:r>
           </w:p>
         </w:tc>
@@ -25553,7 +25553,7 @@
                 <w:sz w:val="21"/>
                 <w:szCs w:val="21"/>
               </w:rPr>
-              <w:t xml:space="preserve">How quickly a word gains staying power when you get it right. Higher means the app assumes faster progress and asks less often (riskier); lower means more cautious and more often.</w:t>
+              <w:t xml:space="preserve">Last practised list, carrying on</w:t>
             </w:r>
           </w:p>
         </w:tc>
@@ -25604,7 +25604,7 @@
                 <w:sz w:val="21"/>
                 <w:szCs w:val="21"/>
               </w:rPr>
-              <w:t xml:space="preserve">L2 · head form</w:t>
+              <w:t xml:space="preserve">Last practised list, starting over</w:t>
             </w:r>
           </w:p>
         </w:tc>
@@ -25655,7 +25655,7 @@
                 <w:sz w:val="21"/>
                 <w:szCs w:val="21"/>
               </w:rPr>
-              <w:t xml:space="preserve">Languages</w:t>
+              <w:t xml:space="preserve">Latin</w:t>
             </w:r>
           </w:p>
         </w:tc>
@@ -25706,7 +25706,7 @@
                 <w:sz w:val="21"/>
                 <w:szCs w:val="21"/>
               </w:rPr>
-              <w:t xml:space="preserve">Last practised list, carrying on</w:t>
+              <w:t xml:space="preserve">Length marks not required</w:t>
             </w:r>
           </w:p>
         </w:tc>
@@ -25757,7 +25757,7 @@
                 <w:sz w:val="21"/>
                 <w:szCs w:val="21"/>
               </w:rPr>
-              <w:t xml:space="preserve">Last practised list, starting over</w:t>
+              <w:t xml:space="preserve">Look and language</w:t>
             </w:r>
           </w:p>
         </w:tc>
@@ -25808,7 +25808,7 @@
                 <w:sz w:val="21"/>
                 <w:szCs w:val="21"/>
               </w:rPr>
-              <w:t xml:space="preserve">Latin</w:t>
+              <w:t xml:space="preserve">New words per day</w:t>
             </w:r>
           </w:p>
         </w:tc>
@@ -25859,7 +25859,7 @@
                 <w:sz w:val="21"/>
                 <w:szCs w:val="21"/>
               </w:rPr>
-              <w:t xml:space="preserve">Length marks not required</w:t>
+              <w:t xml:space="preserve">no words yet</w:t>
             </w:r>
           </w:p>
         </w:tc>
@@ -25910,7 +25910,7 @@
                 <w:sz w:val="21"/>
                 <w:szCs w:val="21"/>
               </w:rPr>
-              <w:t xml:space="preserve">Look and language</w:t>
+              <w:t xml:space="preserve">Normal</w:t>
             </w:r>
           </w:p>
         </w:tc>
@@ -25961,7 +25961,7 @@
                 <w:sz w:val="21"/>
                 <w:szCs w:val="21"/>
               </w:rPr>
-              <w:t xml:space="preserve">New words per day</w:t>
+              <w:t xml:space="preserve">Nothing. You choose each time.</w:t>
             </w:r>
           </w:p>
         </w:tc>
@@ -26012,7 +26012,7 @@
                 <w:sz w:val="21"/>
                 <w:szCs w:val="21"/>
               </w:rPr>
-              <w:t xml:space="preserve">no words yet</w:t>
+              <w:t xml:space="preserve">Occasionally</w:t>
             </w:r>
           </w:p>
         </w:tc>
@@ -26063,7 +26063,7 @@
                 <w:sz w:val="21"/>
                 <w:szCs w:val="21"/>
               </w:rPr>
-              <w:t xml:space="preserve">Normal</w:t>
+              <w:t xml:space="preserve">Often</w:t>
             </w:r>
           </w:p>
         </w:tc>
@@ -26114,7 +26114,7 @@
                 <w:sz w:val="21"/>
                 <w:szCs w:val="21"/>
               </w:rPr>
-              <w:t xml:space="preserve">Nothing. You choose each time.</w:t>
+              <w:t xml:space="preserve">one typo still counts as nearly right</w:t>
             </w:r>
           </w:p>
         </w:tc>
@@ -26165,7 +26165,7 @@
                 <w:sz w:val="21"/>
                 <w:szCs w:val="21"/>
               </w:rPr>
-              <w:t xml:space="preserve">Occasionally</w:t>
+              <w:t xml:space="preserve">Optional. Not checked</w:t>
             </w:r>
           </w:p>
         </w:tc>
@@ -26216,7 +26216,7 @@
                 <w:sz w:val="21"/>
                 <w:szCs w:val="21"/>
               </w:rPr>
-              <w:t xml:space="preserve">Often</w:t>
+              <w:t xml:space="preserve">Options in multiple choice</w:t>
             </w:r>
           </w:p>
         </w:tc>
@@ -26267,7 +26267,7 @@
                 <w:sz w:val="21"/>
                 <w:szCs w:val="21"/>
               </w:rPr>
-              <w:t xml:space="preserve">one typo still counts as nearly right</w:t>
+              <w:t xml:space="preserve">Practice round: how often which words come up</w:t>
             </w:r>
           </w:p>
         </w:tc>
@@ -26318,7 +26318,7 @@
                 <w:sz w:val="21"/>
                 <w:szCs w:val="21"/>
               </w:rPr>
-              <w:t xml:space="preserve">Optional. Not checked</w:t>
+              <w:t xml:space="preserve">Preselect nothing</w:t>
             </w:r>
           </w:p>
         </w:tc>
@@ -26369,7 +26369,7 @@
                 <w:sz w:val="21"/>
                 <w:szCs w:val="21"/>
               </w:rPr>
-              <w:t xml:space="preserve">Options in multiple choice</w:t>
+              <w:t xml:space="preserve">Privacy and legal notice</w:t>
             </w:r>
           </w:p>
         </w:tc>
@@ -26420,7 +26420,7 @@
                 <w:sz w:val="21"/>
                 <w:szCs w:val="21"/>
               </w:rPr>
-              <w:t xml:space="preserve">Practice round: how often which words come up</w:t>
+              <w:t xml:space="preserve">Progress reset</w:t>
             </w:r>
           </w:p>
         </w:tc>
@@ -26471,7 +26471,7 @@
                 <w:sz w:val="21"/>
                 <w:szCs w:val="21"/>
               </w:rPr>
-              <w:t xml:space="preserve">Preselect nothing</w:t>
+              <w:t xml:space="preserve">Puts every setting back to its recommended value. Your words, lists and progress stay.</w:t>
             </w:r>
           </w:p>
         </w:tc>
@@ -26522,7 +26522,7 @@
                 <w:sz w:val="21"/>
                 <w:szCs w:val="21"/>
               </w:rPr>
-              <w:t xml:space="preserve">Privacy and legal notice</w:t>
+              <w:t xml:space="preserve">Repetitions until no longer new</w:t>
             </w:r>
           </w:p>
         </w:tc>
@@ -26573,7 +26573,7 @@
                 <w:sz w:val="21"/>
                 <w:szCs w:val="21"/>
               </w:rPr>
-              <w:t xml:space="preserve">Progress reset</w:t>
+              <w:t xml:space="preserve">Required, full penalty</w:t>
             </w:r>
           </w:p>
         </w:tc>
@@ -26624,7 +26624,7 @@
                 <w:sz w:val="21"/>
                 <w:szCs w:val="21"/>
               </w:rPr>
-              <w:t xml:space="preserve">Puts every setting back to its recommended value. Your words, lists and progress stay.</w:t>
+              <w:t xml:space="preserve">Required, small penalty</w:t>
             </w:r>
           </w:p>
         </w:tc>
@@ -26675,7 +26675,7 @@
                 <w:sz w:val="21"/>
                 <w:szCs w:val="21"/>
               </w:rPr>
-              <w:t xml:space="preserve">Repetitions until no longer new</w:t>
+              <w:t xml:space="preserve">Reset</w:t>
             </w:r>
           </w:p>
         </w:tc>
@@ -26726,7 +26726,7 @@
                 <w:sz w:val="21"/>
                 <w:szCs w:val="21"/>
               </w:rPr>
-              <w:t xml:space="preserve">Required, full penalty</w:t>
+              <w:t xml:space="preserve">Reset progress</w:t>
             </w:r>
           </w:p>
         </w:tc>
@@ -26777,7 +26777,7 @@
                 <w:sz w:val="21"/>
                 <w:szCs w:val="21"/>
               </w:rPr>
-              <w:t xml:space="preserve">Required, small penalty</w:t>
+              <w:t xml:space="preserve">Reset settings</w:t>
             </w:r>
           </w:p>
         </w:tc>
@@ -26828,7 +26828,7 @@
                 <w:sz w:val="21"/>
                 <w:szCs w:val="21"/>
               </w:rPr>
-              <w:t xml:space="preserve">Reset</w:t>
+              <w:t xml:space="preserve">Reset to default</w:t>
             </w:r>
           </w:p>
         </w:tc>
@@ -26879,7 +26879,7 @@
                 <w:sz w:val="21"/>
                 <w:szCs w:val="21"/>
               </w:rPr>
-              <w:t xml:space="preserve">Reset progress</w:t>
+              <w:t xml:space="preserve">Reset to the recommended settings</w:t>
             </w:r>
           </w:p>
         </w:tc>
@@ -26930,7 +26930,7 @@
                 <w:sz w:val="21"/>
                 <w:szCs w:val="21"/>
               </w:rPr>
-              <w:t xml:space="preserve">Reset settings</w:t>
+              <w:t xml:space="preserve">Round goal: due words</w:t>
             </w:r>
           </w:p>
         </w:tc>
@@ -26981,7 +26981,7 @@
                 <w:sz w:val="21"/>
                 <w:szCs w:val="21"/>
               </w:rPr>
-              <w:t xml:space="preserve">Reset to default</w:t>
+              <w:t xml:space="preserve">Round goal: never practised</w:t>
             </w:r>
           </w:p>
         </w:tc>
@@ -27032,7 +27032,7 @@
                 <w:sz w:val="21"/>
                 <w:szCs w:val="21"/>
               </w:rPr>
-              <w:t xml:space="preserve">Reset to the recommended settings</w:t>
+              <w:t xml:space="preserve">Round goal: wobbly words</w:t>
             </w:r>
           </w:p>
         </w:tc>
@@ -27083,7 +27083,7 @@
                 <w:sz w:val="21"/>
                 <w:szCs w:val="21"/>
               </w:rPr>
-              <w:t xml:space="preserve">Round goal: due words</w:t>
+              <w:t xml:space="preserve">See the values</w:t>
             </w:r>
           </w:p>
         </w:tc>
@@ -27134,7 +27134,7 @@
                 <w:sz w:val="21"/>
                 <w:szCs w:val="21"/>
               </w:rPr>
-              <w:t xml:space="preserve">Round goal: never practised</w:t>
+              <w:t xml:space="preserve">Short learning tips appear at natural breaks, never mid-answer, and can be dismissed.</w:t>
             </w:r>
           </w:p>
         </w:tc>
@@ -27185,7 +27185,7 @@
                 <w:sz w:val="21"/>
                 <w:szCs w:val="21"/>
               </w:rPr>
-              <w:t xml:space="preserve">Round goal: wobbly words</w:t>
+              <w:t xml:space="preserve">Show “enough for today” from</w:t>
             </w:r>
           </w:p>
         </w:tc>
@@ -27236,7 +27236,7 @@
                 <w:sz w:val="21"/>
                 <w:szCs w:val="21"/>
               </w:rPr>
-              <w:t xml:space="preserve">See the values</w:t>
+              <w:t xml:space="preserve">Strict umlauts and accents</w:t>
             </w:r>
           </w:p>
         </w:tc>
@@ -27287,7 +27287,7 @@
                 <w:sz w:val="21"/>
                 <w:szCs w:val="21"/>
               </w:rPr>
-              <w:t xml:space="preserve">Short learning tips appear at natural breaks, never mid-answer, and can be dismissed.</w:t>
+              <w:t xml:space="preserve">Stubborn from this many mistakes</w:t>
             </w:r>
           </w:p>
         </w:tc>
@@ -27338,7 +27338,7 @@
                 <w:sz w:val="21"/>
                 <w:szCs w:val="21"/>
               </w:rPr>
-              <w:t xml:space="preserve">Show “enough for today” from</w:t>
+              <w:t xml:space="preserve">Study tips during practice</w:t>
             </w:r>
           </w:p>
         </w:tc>
@@ -27389,7 +27389,7 @@
                 <w:sz w:val="21"/>
                 <w:szCs w:val="21"/>
               </w:rPr>
-              <w:t xml:space="preserve">Strict umlauts and accents</w:t>
+              <w:t xml:space="preserve">switch on and off</w:t>
             </w:r>
           </w:p>
         </w:tc>
@@ -27440,7 +27440,7 @@
                 <w:sz w:val="21"/>
                 <w:szCs w:val="21"/>
               </w:rPr>
-              <w:t xml:space="preserve">Stubborn from this many mistakes</w:t>
+              <w:t xml:space="preserve">The defaults follow learning research: spaced practice, active recall and few new words a day. Change anything you like, whatever you changed is marked.</w:t>
             </w:r>
           </w:p>
         </w:tc>
@@ -27491,7 +27491,7 @@
                 <w:sz w:val="21"/>
                 <w:szCs w:val="21"/>
               </w:rPr>
-              <w:t xml:space="preserve">Study tips during practice</w:t>
+              <w:t xml:space="preserve">The forms you learn along with the word: principal parts in Latin, otherwise singular and plural or the irregular forms. They appear in small type under the foreign word and are never asked for.</w:t>
             </w:r>
           </w:p>
         </w:tc>
@@ -27542,7 +27542,7 @@
                 <w:sz w:val="21"/>
                 <w:szCs w:val="21"/>
               </w:rPr>
-              <w:t xml:space="preserve">switch on and off</w:t>
+              <w:t xml:space="preserve">The language of the app itself. Your words and word lists are untouched.</w:t>
             </w:r>
           </w:p>
         </w:tc>
@@ -27593,7 +27593,7 @@
                 <w:sz w:val="21"/>
                 <w:szCs w:val="21"/>
               </w:rPr>
-              <w:t xml:space="preserve">The defaults follow learning research: spaced practice, active recall and few new words a day. Change anything you like, whatever you changed is marked.</w:t>
+              <w:t xml:space="preserve">The list for today. Due words and new ones, sensibly mixed.</w:t>
             </w:r>
           </w:p>
         </w:tc>
@@ -27644,7 +27644,7 @@
                 <w:sz w:val="21"/>
                 <w:szCs w:val="21"/>
               </w:rPr>
-              <w:t xml:space="preserve">The forms you learn along with the word: principal parts in Latin, otherwise singular and plural or the irregular forms. They appear in small type under the foreign word and are never asked for.</w:t>
+              <w:t xml:space="preserve">The memory model</w:t>
             </w:r>
           </w:p>
         </w:tc>
@@ -27695,7 +27695,7 @@
                 <w:sz w:val="21"/>
                 <w:szCs w:val="21"/>
               </w:rPr>
-              <w:t xml:space="preserve">The language of the app itself. Your words and word lists are untouched.</w:t>
+              <w:t xml:space="preserve">The phonetic spelling appears in small type under the foreign word and shows how to pronounce it.</w:t>
             </w:r>
           </w:p>
         </w:tc>
@@ -27746,7 +27746,7 @@
                 <w:sz w:val="21"/>
                 <w:szCs w:val="21"/>
               </w:rPr>
-              <w:t xml:space="preserve">The list for today. Due words and new ones, sensibly mixed.</w:t>
+              <w:t xml:space="preserve">the practice card only</w:t>
             </w:r>
           </w:p>
         </w:tc>
@@ -27797,7 +27797,7 @@
                 <w:sz w:val="21"/>
                 <w:szCs w:val="21"/>
               </w:rPr>
-              <w:t xml:space="preserve">The memory model</w:t>
+              <w:t xml:space="preserve">The retention target that applies inside the exam window. While the date is close, it replaces the usual target from the learning intensity.</w:t>
             </w:r>
           </w:p>
         </w:tc>
@@ -27848,7 +27848,7 @@
                 <w:sz w:val="21"/>
                 <w:szCs w:val="21"/>
               </w:rPr>
-              <w:t xml:space="preserve">The phonetic spelling appears in small type under the foreign word and shows how to pronounce it.</w:t>
+              <w:t xml:space="preserve">The same list as last time, but starting over.</w:t>
             </w:r>
           </w:p>
         </w:tc>
@@ -27899,7 +27899,7 @@
                 <w:sz w:val="21"/>
                 <w:szCs w:val="21"/>
               </w:rPr>
-              <w:t xml:space="preserve">the practice card only</w:t>
+              <w:t xml:space="preserve">The same list as last time, with the words that were still open.</w:t>
             </w:r>
           </w:p>
         </w:tc>
@@ -27950,7 +27950,7 @@
                 <w:sz w:val="21"/>
                 <w:szCs w:val="21"/>
               </w:rPr>
-              <w:t xml:space="preserve">The retention target that applies inside the exam window. While the date is close, it replaces the usual target from the learning intensity.</w:t>
+              <w:t xml:space="preserve">This clears points, history and your daily run, in every language. Your words and word lists stay. It cannot be undone.</w:t>
             </w:r>
           </w:p>
         </w:tc>
@@ -28001,7 +28001,7 @@
                 <w:sz w:val="21"/>
                 <w:szCs w:val="21"/>
               </w:rPr>
-              <w:t xml:space="preserve">The same list as last time, but starting over.</w:t>
+              <w:t xml:space="preserve">This deletes all words, lists and progress on this device. Your account on the server stays; signing in again brings everything back.</w:t>
             </w:r>
           </w:p>
         </w:tc>
@@ -28052,7 +28052,7 @@
                 <w:sz w:val="21"/>
                 <w:szCs w:val="21"/>
               </w:rPr>
-              <w:t xml:space="preserve">The same list as last time, with the words that were still open.</w:t>
+              <w:t xml:space="preserve">This deletes every word, list and bit of progress on this device.</w:t>
             </w:r>
           </w:p>
         </w:tc>
@@ -28103,7 +28103,7 @@
                 <w:sz w:val="21"/>
                 <w:szCs w:val="21"/>
               </w:rPr>
-              <w:t xml:space="preserve">This clears points, history and your daily run, in every language. Your words and word lists stay. It cannot be undone.</w:t>
+              <w:t xml:space="preserve">This is the most “Due today” will ever suggest. Not a goal and not a streak, the cap only stops two hundred due words from landing on you after a break.</w:t>
             </w:r>
           </w:p>
         </w:tc>
@@ -28154,7 +28154,7 @@
                 <w:sz w:val="21"/>
                 <w:szCs w:val="21"/>
               </w:rPr>
-              <w:t xml:space="preserve">This deletes every word, list and bit of progress on this device.</w:t>
+              <w:t xml:space="preserve">This many days before the target date, the words of that list use the raised retention target from the next row. A higher target shortens the gap to the next review, so the words fall due earlier and come up more often.</w:t>
             </w:r>
           </w:p>
         </w:tc>
@@ -28205,7 +28205,7 @@
                 <w:sz w:val="21"/>
                 <w:szCs w:val="21"/>
               </w:rPr>
-              <w:t xml:space="preserve">This deletes your data for good, on this device and in the cloud. You will be signed out afterwards.</w:t>
+              <w:t xml:space="preserve">Typing</w:t>
             </w:r>
           </w:p>
         </w:tc>
@@ -28256,7 +28256,7 @@
                 <w:sz w:val="21"/>
                 <w:szCs w:val="21"/>
               </w:rPr>
-              <w:t xml:space="preserve">This is the most “Due today” will ever suggest. Not a goal and not a streak, the cap only stops two hundred due words from landing on you after a break.</w:t>
+              <w:t xml:space="preserve">Typing sticks best. Self-check means: turn the card over and judge for yourself. Browsing does not count towards your progress.</w:t>
             </w:r>
           </w:p>
         </w:tc>
@@ -28307,7 +28307,7 @@
                 <w:sz w:val="21"/>
                 <w:szCs w:val="21"/>
               </w:rPr>
-              <w:t xml:space="preserve">This many days before the target date, the words of that list use the raised retention target from the next row. A higher target shortens the gap to the next review, so the words fall due earlier and come up more often.</w:t>
+              <w:t xml:space="preserve">Weight: due words</w:t>
             </w:r>
           </w:p>
         </w:tc>
@@ -28358,7 +28358,7 @@
                 <w:sz w:val="21"/>
                 <w:szCs w:val="21"/>
               </w:rPr>
-              <w:t xml:space="preserve">To confirm, type</w:t>
+              <w:t xml:space="preserve">Weight: never practised</w:t>
             </w:r>
           </w:p>
         </w:tc>
@@ -28409,7 +28409,7 @@
                 <w:sz w:val="21"/>
                 <w:szCs w:val="21"/>
               </w:rPr>
-              <w:t xml:space="preserve">Typing</w:t>
+              <w:t xml:space="preserve">Weight: wobbly words</w:t>
             </w:r>
           </w:p>
         </w:tc>
@@ -28460,7 +28460,7 @@
                 <w:sz w:val="21"/>
                 <w:szCs w:val="21"/>
               </w:rPr>
-              <w:t xml:space="preserve">Typing sticks best. Self-check means: turn the card over and judge for yourself. Browsing does not count towards your progress.</w:t>
+              <w:t xml:space="preserve">What the app calculates with: the retention target, the derived thresholds and the 19 model weights. For viewing only, the app does not tune these to you and records nothing for that purpose.</w:t>
             </w:r>
           </w:p>
         </w:tc>
@@ -28511,7 +28511,7 @@
                 <w:sz w:val="21"/>
                 <w:szCs w:val="21"/>
               </w:rPr>
-              <w:t xml:space="preserve">Weight: due words</w:t>
+              <w:t xml:space="preserve">What the app opens with. You can always pick something else at the top.</w:t>
             </w:r>
           </w:p>
         </w:tc>
@@ -28562,7 +28562,7 @@
                 <w:sz w:val="21"/>
                 <w:szCs w:val="21"/>
               </w:rPr>
-              <w:t xml:space="preserve">Weight: never practised</w:t>
+              <w:t xml:space="preserve">Word list when opening</w:t>
             </w:r>
           </w:p>
         </w:tc>
@@ -28590,210 +28590,6 @@
                 <w:szCs w:val="15"/>
               </w:rPr>
               <w:t xml:space="preserve">B-426</w:t>
-            </w:r>
-          </w:p>
-        </w:tc>
-        <w:tc>
-          <w:tcPr>
-            <w:tcW w:type="dxa" w:w="7880"/>
-            <w:tcMar>
-              <w:top w:type="dxa" w:w="60"/>
-              <w:left w:type="dxa" w:w="90"/>
-              <w:bottom w:type="dxa" w:w="60"/>
-              <w:right w:type="dxa" w:w="90"/>
-            </w:tcMar>
-          </w:tcPr>
-          <w:p>
-            <w:pPr>
-              <w:spacing w:after="0" w:before="0"/>
-            </w:pPr>
-            <w:r>
-              <w:rPr>
-                <w:rFonts w:ascii="Calibri" w:cs="Calibri" w:eastAsia="Calibri" w:hAnsi="Calibri"/>
-                <w:sz w:val="21"/>
-                <w:szCs w:val="21"/>
-              </w:rPr>
-              <w:t xml:space="preserve">Weight: wobbly words</w:t>
-            </w:r>
-          </w:p>
-        </w:tc>
-      </w:tr>
-      <w:tr>
-        <w:tc>
-          <w:tcPr>
-            <w:tcW w:type="dxa" w:w="1120"/>
-            <w:tcMar>
-              <w:top w:type="dxa" w:w="60"/>
-              <w:left w:type="dxa" w:w="90"/>
-              <w:bottom w:type="dxa" w:w="60"/>
-              <w:right w:type="dxa" w:w="90"/>
-            </w:tcMar>
-          </w:tcPr>
-          <w:p>
-            <w:pPr>
-              <w:spacing w:after="0"/>
-            </w:pPr>
-            <w:r>
-              <w:rPr>
-                <w:rFonts w:ascii="Consolas" w:cs="Consolas" w:eastAsia="Consolas" w:hAnsi="Consolas"/>
-                <w:color w:val="9A958B"/>
-                <w:sz w:val="15"/>
-                <w:szCs w:val="15"/>
-              </w:rPr>
-              <w:t xml:space="preserve">B-427</w:t>
-            </w:r>
-          </w:p>
-        </w:tc>
-        <w:tc>
-          <w:tcPr>
-            <w:tcW w:type="dxa" w:w="7880"/>
-            <w:tcMar>
-              <w:top w:type="dxa" w:w="60"/>
-              <w:left w:type="dxa" w:w="90"/>
-              <w:bottom w:type="dxa" w:w="60"/>
-              <w:right w:type="dxa" w:w="90"/>
-            </w:tcMar>
-          </w:tcPr>
-          <w:p>
-            <w:pPr>
-              <w:spacing w:after="0" w:before="0"/>
-            </w:pPr>
-            <w:r>
-              <w:rPr>
-                <w:rFonts w:ascii="Calibri" w:cs="Calibri" w:eastAsia="Calibri" w:hAnsi="Calibri"/>
-                <w:sz w:val="21"/>
-                <w:szCs w:val="21"/>
-              </w:rPr>
-              <w:t xml:space="preserve">What the app calculates with: the retention target, the derived thresholds and the 19 model weights. For viewing only, the app does not tune these to you and records nothing for that purpose.</w:t>
-            </w:r>
-          </w:p>
-        </w:tc>
-      </w:tr>
-      <w:tr>
-        <w:tc>
-          <w:tcPr>
-            <w:tcW w:type="dxa" w:w="1120"/>
-            <w:tcMar>
-              <w:top w:type="dxa" w:w="60"/>
-              <w:left w:type="dxa" w:w="90"/>
-              <w:bottom w:type="dxa" w:w="60"/>
-              <w:right w:type="dxa" w:w="90"/>
-            </w:tcMar>
-          </w:tcPr>
-          <w:p>
-            <w:pPr>
-              <w:spacing w:after="0"/>
-            </w:pPr>
-            <w:r>
-              <w:rPr>
-                <w:rFonts w:ascii="Consolas" w:cs="Consolas" w:eastAsia="Consolas" w:hAnsi="Consolas"/>
-                <w:color w:val="9A958B"/>
-                <w:sz w:val="15"/>
-                <w:szCs w:val="15"/>
-              </w:rPr>
-              <w:t xml:space="preserve">B-428</w:t>
-            </w:r>
-          </w:p>
-        </w:tc>
-        <w:tc>
-          <w:tcPr>
-            <w:tcW w:type="dxa" w:w="7880"/>
-            <w:tcMar>
-              <w:top w:type="dxa" w:w="60"/>
-              <w:left w:type="dxa" w:w="90"/>
-              <w:bottom w:type="dxa" w:w="60"/>
-              <w:right w:type="dxa" w:w="90"/>
-            </w:tcMar>
-          </w:tcPr>
-          <w:p>
-            <w:pPr>
-              <w:spacing w:after="0" w:before="0"/>
-            </w:pPr>
-            <w:r>
-              <w:rPr>
-                <w:rFonts w:ascii="Calibri" w:cs="Calibri" w:eastAsia="Calibri" w:hAnsi="Calibri"/>
-                <w:sz w:val="21"/>
-                <w:szCs w:val="21"/>
-              </w:rPr>
-              <w:t xml:space="preserve">What the app opens with. You can always pick something else at the top.</w:t>
-            </w:r>
-          </w:p>
-        </w:tc>
-      </w:tr>
-      <w:tr>
-        <w:tc>
-          <w:tcPr>
-            <w:tcW w:type="dxa" w:w="1120"/>
-            <w:tcMar>
-              <w:top w:type="dxa" w:w="60"/>
-              <w:left w:type="dxa" w:w="90"/>
-              <w:bottom w:type="dxa" w:w="60"/>
-              <w:right w:type="dxa" w:w="90"/>
-            </w:tcMar>
-          </w:tcPr>
-          <w:p>
-            <w:pPr>
-              <w:spacing w:after="0"/>
-            </w:pPr>
-            <w:r>
-              <w:rPr>
-                <w:rFonts w:ascii="Consolas" w:cs="Consolas" w:eastAsia="Consolas" w:hAnsi="Consolas"/>
-                <w:color w:val="9A958B"/>
-                <w:sz w:val="15"/>
-                <w:szCs w:val="15"/>
-              </w:rPr>
-              <w:t xml:space="preserve">B-429</w:t>
-            </w:r>
-          </w:p>
-        </w:tc>
-        <w:tc>
-          <w:tcPr>
-            <w:tcW w:type="dxa" w:w="7880"/>
-            <w:tcMar>
-              <w:top w:type="dxa" w:w="60"/>
-              <w:left w:type="dxa" w:w="90"/>
-              <w:bottom w:type="dxa" w:w="60"/>
-              <w:right w:type="dxa" w:w="90"/>
-            </w:tcMar>
-          </w:tcPr>
-          <w:p>
-            <w:pPr>
-              <w:spacing w:after="0" w:before="0"/>
-            </w:pPr>
-            <w:r>
-              <w:rPr>
-                <w:rFonts w:ascii="Calibri" w:cs="Calibri" w:eastAsia="Calibri" w:hAnsi="Calibri"/>
-                <w:sz w:val="21"/>
-                <w:szCs w:val="21"/>
-              </w:rPr>
-              <w:t xml:space="preserve">Word list when opening</w:t>
-            </w:r>
-          </w:p>
-        </w:tc>
-      </w:tr>
-      <w:tr>
-        <w:tc>
-          <w:tcPr>
-            <w:tcW w:type="dxa" w:w="1120"/>
-            <w:tcMar>
-              <w:top w:type="dxa" w:w="60"/>
-              <w:left w:type="dxa" w:w="90"/>
-              <w:bottom w:type="dxa" w:w="60"/>
-              <w:right w:type="dxa" w:w="90"/>
-            </w:tcMar>
-          </w:tcPr>
-          <w:p>
-            <w:pPr>
-              <w:spacing w:after="0"/>
-            </w:pPr>
-            <w:r>
-              <w:rPr>
-                <w:rFonts w:ascii="Consolas" w:cs="Consolas" w:eastAsia="Consolas" w:hAnsi="Consolas"/>
-                <w:color w:val="9A958B"/>
-                <w:sz w:val="15"/>
-                <w:szCs w:val="15"/>
-              </w:rPr>
-              <w:t xml:space="preserve">B-430</w:t>
             </w:r>
           </w:p>
         </w:tc>
@@ -28942,6 +28738,210 @@
                 <w:sz w:val="15"/>
                 <w:szCs w:val="15"/>
               </w:rPr>
+              <w:t xml:space="preserve">B-427</w:t>
+            </w:r>
+          </w:p>
+        </w:tc>
+        <w:tc>
+          <w:tcPr>
+            <w:tcW w:type="dxa" w:w="7880"/>
+            <w:tcMar>
+              <w:top w:type="dxa" w:w="60"/>
+              <w:left w:type="dxa" w:w="90"/>
+              <w:bottom w:type="dxa" w:w="60"/>
+              <w:right w:type="dxa" w:w="90"/>
+            </w:tcMar>
+          </w:tcPr>
+          <w:p>
+            <w:pPr>
+              <w:spacing w:after="0" w:before="0"/>
+            </w:pPr>
+            <w:r>
+              <w:rPr>
+                <w:rFonts w:ascii="Calibri" w:cs="Calibri" w:eastAsia="Calibri" w:hAnsi="Calibri"/>
+                <w:sz w:val="21"/>
+                <w:szCs w:val="21"/>
+              </w:rPr>
+              <w:t xml:space="preserve">a switch under the card, you decide each session</w:t>
+            </w:r>
+          </w:p>
+        </w:tc>
+      </w:tr>
+      <w:tr>
+        <w:tc>
+          <w:tcPr>
+            <w:tcW w:type="dxa" w:w="1120"/>
+            <w:tcMar>
+              <w:top w:type="dxa" w:w="60"/>
+              <w:left w:type="dxa" w:w="90"/>
+              <w:bottom w:type="dxa" w:w="60"/>
+              <w:right w:type="dxa" w:w="90"/>
+            </w:tcMar>
+          </w:tcPr>
+          <w:p>
+            <w:pPr>
+              <w:spacing w:after="0"/>
+            </w:pPr>
+            <w:r>
+              <w:rPr>
+                <w:rFonts w:ascii="Consolas" w:cs="Consolas" w:eastAsia="Consolas" w:hAnsi="Consolas"/>
+                <w:color w:val="9A958B"/>
+                <w:sz w:val="15"/>
+                <w:szCs w:val="15"/>
+              </w:rPr>
+              <w:t xml:space="preserve">B-428</w:t>
+            </w:r>
+          </w:p>
+        </w:tc>
+        <w:tc>
+          <w:tcPr>
+            <w:tcW w:type="dxa" w:w="7880"/>
+            <w:tcMar>
+              <w:top w:type="dxa" w:w="60"/>
+              <w:left w:type="dxa" w:w="90"/>
+              <w:bottom w:type="dxa" w:w="60"/>
+              <w:right w:type="dxa" w:w="90"/>
+            </w:tcMar>
+          </w:tcPr>
+          <w:p>
+            <w:pPr>
+              <w:spacing w:after="0" w:before="0"/>
+            </w:pPr>
+            <w:r>
+              <w:rPr>
+                <w:rFonts w:ascii="Calibri" w:cs="Calibri" w:eastAsia="Calibri" w:hAnsi="Calibri"/>
+                <w:sz w:val="21"/>
+                <w:szCs w:val="21"/>
+              </w:rPr>
+              <w:t xml:space="preserve">always on the card</w:t>
+            </w:r>
+          </w:p>
+        </w:tc>
+      </w:tr>
+      <w:tr>
+        <w:tc>
+          <w:tcPr>
+            <w:tcW w:type="dxa" w:w="1120"/>
+            <w:tcMar>
+              <w:top w:type="dxa" w:w="60"/>
+              <w:left w:type="dxa" w:w="90"/>
+              <w:bottom w:type="dxa" w:w="60"/>
+              <w:right w:type="dxa" w:w="90"/>
+            </w:tcMar>
+          </w:tcPr>
+          <w:p>
+            <w:pPr>
+              <w:spacing w:after="0"/>
+            </w:pPr>
+            <w:r>
+              <w:rPr>
+                <w:rFonts w:ascii="Consolas" w:cs="Consolas" w:eastAsia="Consolas" w:hAnsi="Consolas"/>
+                <w:color w:val="9A958B"/>
+                <w:sz w:val="15"/>
+                <w:szCs w:val="15"/>
+              </w:rPr>
+              <w:t xml:space="preserve">B-429</w:t>
+            </w:r>
+          </w:p>
+        </w:tc>
+        <w:tc>
+          <w:tcPr>
+            <w:tcW w:type="dxa" w:w="7880"/>
+            <w:tcMar>
+              <w:top w:type="dxa" w:w="60"/>
+              <w:left w:type="dxa" w:w="90"/>
+              <w:bottom w:type="dxa" w:w="60"/>
+              <w:right w:type="dxa" w:w="90"/>
+            </w:tcMar>
+          </w:tcPr>
+          <w:p>
+            <w:pPr>
+              <w:spacing w:after="0" w:before="0"/>
+            </w:pPr>
+            <w:r>
+              <w:rPr>
+                <w:rFonts w:ascii="Calibri" w:cs="Calibri" w:eastAsia="Calibri" w:hAnsi="Calibri"/>
+                <w:sz w:val="21"/>
+                <w:szCs w:val="21"/>
+              </w:rPr>
+              <w:t xml:space="preserve">Always show</w:t>
+            </w:r>
+          </w:p>
+        </w:tc>
+      </w:tr>
+      <w:tr>
+        <w:tc>
+          <w:tcPr>
+            <w:tcW w:type="dxa" w:w="1120"/>
+            <w:tcMar>
+              <w:top w:type="dxa" w:w="60"/>
+              <w:left w:type="dxa" w:w="90"/>
+              <w:bottom w:type="dxa" w:w="60"/>
+              <w:right w:type="dxa" w:w="90"/>
+            </w:tcMar>
+          </w:tcPr>
+          <w:p>
+            <w:pPr>
+              <w:spacing w:after="0"/>
+            </w:pPr>
+            <w:r>
+              <w:rPr>
+                <w:rFonts w:ascii="Consolas" w:cs="Consolas" w:eastAsia="Consolas" w:hAnsi="Consolas"/>
+                <w:color w:val="9A958B"/>
+                <w:sz w:val="15"/>
+                <w:szCs w:val="15"/>
+              </w:rPr>
+              <w:t xml:space="preserve">B-430</w:t>
+            </w:r>
+          </w:p>
+        </w:tc>
+        <w:tc>
+          <w:tcPr>
+            <w:tcW w:type="dxa" w:w="7880"/>
+            <w:tcMar>
+              <w:top w:type="dxa" w:w="60"/>
+              <w:left w:type="dxa" w:w="90"/>
+              <w:bottom w:type="dxa" w:w="60"/>
+              <w:right w:type="dxa" w:w="90"/>
+            </w:tcMar>
+          </w:tcPr>
+          <w:p>
+            <w:pPr>
+              <w:spacing w:after="0" w:before="0"/>
+            </w:pPr>
+            <w:r>
+              <w:rPr>
+                <w:rFonts w:ascii="Calibri" w:cs="Calibri" w:eastAsia="Calibri" w:hAnsi="Calibri"/>
+                <w:sz w:val="21"/>
+                <w:szCs w:val="21"/>
+              </w:rPr>
+              <w:t xml:space="preserve">never on the card</w:t>
+            </w:r>
+          </w:p>
+        </w:tc>
+      </w:tr>
+      <w:tr>
+        <w:tc>
+          <w:tcPr>
+            <w:tcW w:type="dxa" w:w="1120"/>
+            <w:tcMar>
+              <w:top w:type="dxa" w:w="60"/>
+              <w:left w:type="dxa" w:w="90"/>
+              <w:bottom w:type="dxa" w:w="60"/>
+              <w:right w:type="dxa" w:w="90"/>
+            </w:tcMar>
+          </w:tcPr>
+          <w:p>
+            <w:pPr>
+              <w:spacing w:after="0"/>
+            </w:pPr>
+            <w:r>
+              <w:rPr>
+                <w:rFonts w:ascii="Consolas" w:cs="Consolas" w:eastAsia="Consolas" w:hAnsi="Consolas"/>
+                <w:color w:val="9A958B"/>
+                <w:sz w:val="15"/>
+                <w:szCs w:val="15"/>
+              </w:rPr>
               <w:t xml:space="preserve">B-431</w:t>
             </w:r>
           </w:p>
@@ -28966,7 +28966,7 @@
                 <w:sz w:val="21"/>
                 <w:szCs w:val="21"/>
               </w:rPr>
-              <w:t xml:space="preserve">a switch under the card, you decide each session</w:t>
+              <w:t xml:space="preserve">Never show</w:t>
             </w:r>
           </w:p>
         </w:tc>
@@ -28994,210 +28994,6 @@
                 <w:szCs w:val="15"/>
               </w:rPr>
               <w:t xml:space="preserve">B-432</w:t>
-            </w:r>
-          </w:p>
-        </w:tc>
-        <w:tc>
-          <w:tcPr>
-            <w:tcW w:type="dxa" w:w="7880"/>
-            <w:tcMar>
-              <w:top w:type="dxa" w:w="60"/>
-              <w:left w:type="dxa" w:w="90"/>
-              <w:bottom w:type="dxa" w:w="60"/>
-              <w:right w:type="dxa" w:w="90"/>
-            </w:tcMar>
-          </w:tcPr>
-          <w:p>
-            <w:pPr>
-              <w:spacing w:after="0" w:before="0"/>
-            </w:pPr>
-            <w:r>
-              <w:rPr>
-                <w:rFonts w:ascii="Calibri" w:cs="Calibri" w:eastAsia="Calibri" w:hAnsi="Calibri"/>
-                <w:sz w:val="21"/>
-                <w:szCs w:val="21"/>
-              </w:rPr>
-              <w:t xml:space="preserve">always on the card</w:t>
-            </w:r>
-          </w:p>
-        </w:tc>
-      </w:tr>
-      <w:tr>
-        <w:tc>
-          <w:tcPr>
-            <w:tcW w:type="dxa" w:w="1120"/>
-            <w:tcMar>
-              <w:top w:type="dxa" w:w="60"/>
-              <w:left w:type="dxa" w:w="90"/>
-              <w:bottom w:type="dxa" w:w="60"/>
-              <w:right w:type="dxa" w:w="90"/>
-            </w:tcMar>
-          </w:tcPr>
-          <w:p>
-            <w:pPr>
-              <w:spacing w:after="0"/>
-            </w:pPr>
-            <w:r>
-              <w:rPr>
-                <w:rFonts w:ascii="Consolas" w:cs="Consolas" w:eastAsia="Consolas" w:hAnsi="Consolas"/>
-                <w:color w:val="9A958B"/>
-                <w:sz w:val="15"/>
-                <w:szCs w:val="15"/>
-              </w:rPr>
-              <w:t xml:space="preserve">B-433</w:t>
-            </w:r>
-          </w:p>
-        </w:tc>
-        <w:tc>
-          <w:tcPr>
-            <w:tcW w:type="dxa" w:w="7880"/>
-            <w:tcMar>
-              <w:top w:type="dxa" w:w="60"/>
-              <w:left w:type="dxa" w:w="90"/>
-              <w:bottom w:type="dxa" w:w="60"/>
-              <w:right w:type="dxa" w:w="90"/>
-            </w:tcMar>
-          </w:tcPr>
-          <w:p>
-            <w:pPr>
-              <w:spacing w:after="0" w:before="0"/>
-            </w:pPr>
-            <w:r>
-              <w:rPr>
-                <w:rFonts w:ascii="Calibri" w:cs="Calibri" w:eastAsia="Calibri" w:hAnsi="Calibri"/>
-                <w:sz w:val="21"/>
-                <w:szCs w:val="21"/>
-              </w:rPr>
-              <w:t xml:space="preserve">Always show</w:t>
-            </w:r>
-          </w:p>
-        </w:tc>
-      </w:tr>
-      <w:tr>
-        <w:tc>
-          <w:tcPr>
-            <w:tcW w:type="dxa" w:w="1120"/>
-            <w:tcMar>
-              <w:top w:type="dxa" w:w="60"/>
-              <w:left w:type="dxa" w:w="90"/>
-              <w:bottom w:type="dxa" w:w="60"/>
-              <w:right w:type="dxa" w:w="90"/>
-            </w:tcMar>
-          </w:tcPr>
-          <w:p>
-            <w:pPr>
-              <w:spacing w:after="0"/>
-            </w:pPr>
-            <w:r>
-              <w:rPr>
-                <w:rFonts w:ascii="Consolas" w:cs="Consolas" w:eastAsia="Consolas" w:hAnsi="Consolas"/>
-                <w:color w:val="9A958B"/>
-                <w:sz w:val="15"/>
-                <w:szCs w:val="15"/>
-              </w:rPr>
-              <w:t xml:space="preserve">B-434</w:t>
-            </w:r>
-          </w:p>
-        </w:tc>
-        <w:tc>
-          <w:tcPr>
-            <w:tcW w:type="dxa" w:w="7880"/>
-            <w:tcMar>
-              <w:top w:type="dxa" w:w="60"/>
-              <w:left w:type="dxa" w:w="90"/>
-              <w:bottom w:type="dxa" w:w="60"/>
-              <w:right w:type="dxa" w:w="90"/>
-            </w:tcMar>
-          </w:tcPr>
-          <w:p>
-            <w:pPr>
-              <w:spacing w:after="0" w:before="0"/>
-            </w:pPr>
-            <w:r>
-              <w:rPr>
-                <w:rFonts w:ascii="Calibri" w:cs="Calibri" w:eastAsia="Calibri" w:hAnsi="Calibri"/>
-                <w:sz w:val="21"/>
-                <w:szCs w:val="21"/>
-              </w:rPr>
-              <w:t xml:space="preserve">never on the card</w:t>
-            </w:r>
-          </w:p>
-        </w:tc>
-      </w:tr>
-      <w:tr>
-        <w:tc>
-          <w:tcPr>
-            <w:tcW w:type="dxa" w:w="1120"/>
-            <w:tcMar>
-              <w:top w:type="dxa" w:w="60"/>
-              <w:left w:type="dxa" w:w="90"/>
-              <w:bottom w:type="dxa" w:w="60"/>
-              <w:right w:type="dxa" w:w="90"/>
-            </w:tcMar>
-          </w:tcPr>
-          <w:p>
-            <w:pPr>
-              <w:spacing w:after="0"/>
-            </w:pPr>
-            <w:r>
-              <w:rPr>
-                <w:rFonts w:ascii="Consolas" w:cs="Consolas" w:eastAsia="Consolas" w:hAnsi="Consolas"/>
-                <w:color w:val="9A958B"/>
-                <w:sz w:val="15"/>
-                <w:szCs w:val="15"/>
-              </w:rPr>
-              <w:t xml:space="preserve">B-435</w:t>
-            </w:r>
-          </w:p>
-        </w:tc>
-        <w:tc>
-          <w:tcPr>
-            <w:tcW w:type="dxa" w:w="7880"/>
-            <w:tcMar>
-              <w:top w:type="dxa" w:w="60"/>
-              <w:left w:type="dxa" w:w="90"/>
-              <w:bottom w:type="dxa" w:w="60"/>
-              <w:right w:type="dxa" w:w="90"/>
-            </w:tcMar>
-          </w:tcPr>
-          <w:p>
-            <w:pPr>
-              <w:spacing w:after="0" w:before="0"/>
-            </w:pPr>
-            <w:r>
-              <w:rPr>
-                <w:rFonts w:ascii="Calibri" w:cs="Calibri" w:eastAsia="Calibri" w:hAnsi="Calibri"/>
-                <w:sz w:val="21"/>
-                <w:szCs w:val="21"/>
-              </w:rPr>
-              <w:t xml:space="preserve">Never show</w:t>
-            </w:r>
-          </w:p>
-        </w:tc>
-      </w:tr>
-      <w:tr>
-        <w:tc>
-          <w:tcPr>
-            <w:tcW w:type="dxa" w:w="1120"/>
-            <w:tcMar>
-              <w:top w:type="dxa" w:w="60"/>
-              <w:left w:type="dxa" w:w="90"/>
-              <w:bottom w:type="dxa" w:w="60"/>
-              <w:right w:type="dxa" w:w="90"/>
-            </w:tcMar>
-          </w:tcPr>
-          <w:p>
-            <w:pPr>
-              <w:spacing w:after="0"/>
-            </w:pPr>
-            <w:r>
-              <w:rPr>
-                <w:rFonts w:ascii="Consolas" w:cs="Consolas" w:eastAsia="Consolas" w:hAnsi="Consolas"/>
-                <w:color w:val="9A958B"/>
-                <w:sz w:val="15"/>
-                <w:szCs w:val="15"/>
-              </w:rPr>
-              <w:t xml:space="preserve">B-436</w:t>
             </w:r>
           </w:p>
         </w:tc>
@@ -29346,6 +29142,210 @@
                 <w:sz w:val="15"/>
                 <w:szCs w:val="15"/>
               </w:rPr>
+              <w:t xml:space="preserve">B-433</w:t>
+            </w:r>
+          </w:p>
+        </w:tc>
+        <w:tc>
+          <w:tcPr>
+            <w:tcW w:type="dxa" w:w="7880"/>
+            <w:tcMar>
+              <w:top w:type="dxa" w:w="60"/>
+              <w:left w:type="dxa" w:w="90"/>
+              <w:bottom w:type="dxa" w:w="60"/>
+              <w:right w:type="dxa" w:w="90"/>
+            </w:tcMar>
+          </w:tcPr>
+          <w:p>
+            <w:pPr>
+              <w:spacing w:after="0" w:before="0"/>
+            </w:pPr>
+            <w:r>
+              <w:rPr>
+                <w:rFonts w:ascii="Calibri" w:cs="Calibri" w:eastAsia="Calibri" w:hAnsi="Calibri"/>
+                <w:sz w:val="21"/>
+                <w:szCs w:val="21"/>
+              </w:rPr>
+              <w:t xml:space="preserve">After a slip: difficulty</w:t>
+            </w:r>
+          </w:p>
+        </w:tc>
+      </w:tr>
+      <w:tr>
+        <w:tc>
+          <w:tcPr>
+            <w:tcW w:type="dxa" w:w="1120"/>
+            <w:tcMar>
+              <w:top w:type="dxa" w:w="60"/>
+              <w:left w:type="dxa" w:w="90"/>
+              <w:bottom w:type="dxa" w:w="60"/>
+              <w:right w:type="dxa" w:w="90"/>
+            </w:tcMar>
+          </w:tcPr>
+          <w:p>
+            <w:pPr>
+              <w:spacing w:after="0"/>
+            </w:pPr>
+            <w:r>
+              <w:rPr>
+                <w:rFonts w:ascii="Consolas" w:cs="Consolas" w:eastAsia="Consolas" w:hAnsi="Consolas"/>
+                <w:color w:val="9A958B"/>
+                <w:sz w:val="15"/>
+                <w:szCs w:val="15"/>
+              </w:rPr>
+              <w:t xml:space="preserve">B-434</w:t>
+            </w:r>
+          </w:p>
+        </w:tc>
+        <w:tc>
+          <w:tcPr>
+            <w:tcW w:type="dxa" w:w="7880"/>
+            <w:tcMar>
+              <w:top w:type="dxa" w:w="60"/>
+              <w:left w:type="dxa" w:w="90"/>
+              <w:bottom w:type="dxa" w:w="60"/>
+              <w:right w:type="dxa" w:w="90"/>
+            </w:tcMar>
+          </w:tcPr>
+          <w:p>
+            <w:pPr>
+              <w:spacing w:after="0" w:before="0"/>
+            </w:pPr>
+            <w:r>
+              <w:rPr>
+                <w:rFonts w:ascii="Calibri" w:cs="Calibri" w:eastAsia="Calibri" w:hAnsi="Calibri"/>
+                <w:sz w:val="21"/>
+                <w:szCs w:val="21"/>
+              </w:rPr>
+              <w:t xml:space="preserve">Bonus for “easy”</w:t>
+            </w:r>
+          </w:p>
+        </w:tc>
+      </w:tr>
+      <w:tr>
+        <w:tc>
+          <w:tcPr>
+            <w:tcW w:type="dxa" w:w="1120"/>
+            <w:tcMar>
+              <w:top w:type="dxa" w:w="60"/>
+              <w:left w:type="dxa" w:w="90"/>
+              <w:bottom w:type="dxa" w:w="60"/>
+              <w:right w:type="dxa" w:w="90"/>
+            </w:tcMar>
+          </w:tcPr>
+          <w:p>
+            <w:pPr>
+              <w:spacing w:after="0"/>
+            </w:pPr>
+            <w:r>
+              <w:rPr>
+                <w:rFonts w:ascii="Consolas" w:cs="Consolas" w:eastAsia="Consolas" w:hAnsi="Consolas"/>
+                <w:color w:val="9A958B"/>
+                <w:sz w:val="15"/>
+                <w:szCs w:val="15"/>
+              </w:rPr>
+              <w:t xml:space="preserve">B-435</w:t>
+            </w:r>
+          </w:p>
+        </w:tc>
+        <w:tc>
+          <w:tcPr>
+            <w:tcW w:type="dxa" w:w="7880"/>
+            <w:tcMar>
+              <w:top w:type="dxa" w:w="60"/>
+              <w:left w:type="dxa" w:w="90"/>
+              <w:bottom w:type="dxa" w:w="60"/>
+              <w:right w:type="dxa" w:w="90"/>
+            </w:tcMar>
+          </w:tcPr>
+          <w:p>
+            <w:pPr>
+              <w:spacing w:after="0" w:before="0"/>
+            </w:pPr>
+            <w:r>
+              <w:rPr>
+                <w:rFonts w:ascii="Calibri" w:cs="Calibri" w:eastAsia="Calibri" w:hAnsi="Calibri"/>
+                <w:sz w:val="21"/>
+                <w:szCs w:val="21"/>
+              </w:rPr>
+              <w:t xml:space="preserve">Bonus for a narrow recall</w:t>
+            </w:r>
+          </w:p>
+        </w:tc>
+      </w:tr>
+      <w:tr>
+        <w:tc>
+          <w:tcPr>
+            <w:tcW w:type="dxa" w:w="1120"/>
+            <w:tcMar>
+              <w:top w:type="dxa" w:w="60"/>
+              <w:left w:type="dxa" w:w="90"/>
+              <w:bottom w:type="dxa" w:w="60"/>
+              <w:right w:type="dxa" w:w="90"/>
+            </w:tcMar>
+          </w:tcPr>
+          <w:p>
+            <w:pPr>
+              <w:spacing w:after="0"/>
+            </w:pPr>
+            <w:r>
+              <w:rPr>
+                <w:rFonts w:ascii="Consolas" w:cs="Consolas" w:eastAsia="Consolas" w:hAnsi="Consolas"/>
+                <w:color w:val="9A958B"/>
+                <w:sz w:val="15"/>
+                <w:szCs w:val="15"/>
+              </w:rPr>
+              <w:t xml:space="preserve">B-436</w:t>
+            </w:r>
+          </w:p>
+        </w:tc>
+        <w:tc>
+          <w:tcPr>
+            <w:tcW w:type="dxa" w:w="7880"/>
+            <w:tcMar>
+              <w:top w:type="dxa" w:w="60"/>
+              <w:left w:type="dxa" w:w="90"/>
+              <w:bottom w:type="dxa" w:w="60"/>
+              <w:right w:type="dxa" w:w="90"/>
+            </w:tcMar>
+          </w:tcPr>
+          <w:p>
+            <w:pPr>
+              <w:spacing w:after="0" w:before="0"/>
+            </w:pPr>
+            <w:r>
+              <w:rPr>
+                <w:rFonts w:ascii="Calibri" w:cs="Calibri" w:eastAsia="Calibri" w:hAnsi="Calibri"/>
+                <w:sz w:val="21"/>
+                <w:szCs w:val="21"/>
+              </w:rPr>
+              <w:t xml:space="preserve">Close</w:t>
+            </w:r>
+          </w:p>
+        </w:tc>
+      </w:tr>
+      <w:tr>
+        <w:tc>
+          <w:tcPr>
+            <w:tcW w:type="dxa" w:w="1120"/>
+            <w:tcMar>
+              <w:top w:type="dxa" w:w="60"/>
+              <w:left w:type="dxa" w:w="90"/>
+              <w:bottom w:type="dxa" w:w="60"/>
+              <w:right w:type="dxa" w:w="90"/>
+            </w:tcMar>
+          </w:tcPr>
+          <w:p>
+            <w:pPr>
+              <w:spacing w:after="0"/>
+            </w:pPr>
+            <w:r>
+              <w:rPr>
+                <w:rFonts w:ascii="Consolas" w:cs="Consolas" w:eastAsia="Consolas" w:hAnsi="Consolas"/>
+                <w:color w:val="9A958B"/>
+                <w:sz w:val="15"/>
+                <w:szCs w:val="15"/>
+              </w:rPr>
               <w:t xml:space="preserve">B-437</w:t>
             </w:r>
           </w:p>
@@ -29370,7 +29370,7 @@
                 <w:sz w:val="21"/>
                 <w:szCs w:val="21"/>
               </w:rPr>
-              <w:t xml:space="preserve">After a slip: difficulty</w:t>
+              <w:t xml:space="preserve">days a new word holds when you did not know it the first time</w:t>
             </w:r>
           </w:p>
         </w:tc>
@@ -29421,7 +29421,7 @@
                 <w:sz w:val="21"/>
                 <w:szCs w:val="21"/>
               </w:rPr>
-              <w:t xml:space="preserve">Bonus for “easy”</w:t>
+              <w:t xml:space="preserve">Deduction for “with effort”</w:t>
             </w:r>
           </w:p>
         </w:tc>
@@ -29472,7 +29472,7 @@
                 <w:sz w:val="21"/>
                 <w:szCs w:val="21"/>
               </w:rPr>
-              <w:t xml:space="preserve">Bonus for a narrow recall</w:t>
+              <w:t xml:space="preserve">default</w:t>
             </w:r>
           </w:p>
         </w:tc>
@@ -29523,7 +29523,7 @@
                 <w:sz w:val="21"/>
                 <w:szCs w:val="21"/>
               </w:rPr>
-              <w:t xml:space="preserve">Close</w:t>
+              <w:t xml:space="preserve">Difficulty: flattening</w:t>
             </w:r>
           </w:p>
         </w:tc>
@@ -29574,7 +29574,7 @@
                 <w:sz w:val="21"/>
                 <w:szCs w:val="21"/>
               </w:rPr>
-              <w:t xml:space="preserve">days a new word holds when you did not know it the first time</w:t>
+              <w:t xml:space="preserve">Difficulty: pull to the middle</w:t>
             </w:r>
           </w:p>
         </w:tc>
@@ -29625,7 +29625,7 @@
                 <w:sz w:val="21"/>
                 <w:szCs w:val="21"/>
               </w:rPr>
-              <w:t xml:space="preserve">Deduction for “with effort”</w:t>
+              <w:t xml:space="preserve">Difficulty: swing</w:t>
             </w:r>
           </w:p>
         </w:tc>
@@ -29676,7 +29676,7 @@
                 <w:sz w:val="21"/>
                 <w:szCs w:val="21"/>
               </w:rPr>
-              <w:t xml:space="preserve">default</w:t>
+              <w:t xml:space="preserve">First hold: did not know it at all</w:t>
             </w:r>
           </w:p>
         </w:tc>
@@ -29727,7 +29727,7 @@
                 <w:sz w:val="21"/>
                 <w:szCs w:val="21"/>
               </w:rPr>
-              <w:t xml:space="preserve">Difficulty: flattening</w:t>
+              <w:t xml:space="preserve">First hold: with effort</w:t>
             </w:r>
           </w:p>
         </w:tc>
@@ -29778,7 +29778,7 @@
                 <w:sz w:val="21"/>
                 <w:szCs w:val="21"/>
               </w:rPr>
-              <w:t xml:space="preserve">Difficulty: pull to the middle</w:t>
+              <w:t xml:space="preserve">from this many days of staying power a word stops wobbling</w:t>
             </w:r>
           </w:p>
         </w:tc>
@@ -29829,7 +29829,7 @@
                 <w:sz w:val="21"/>
                 <w:szCs w:val="21"/>
               </w:rPr>
-              <w:t xml:space="preserve">Difficulty: swing</w:t>
+              <w:t xml:space="preserve">how far a single answer shifts the judgement</w:t>
             </w:r>
           </w:p>
         </w:tc>
@@ -29880,7 +29880,7 @@
                 <w:sz w:val="21"/>
                 <w:szCs w:val="21"/>
               </w:rPr>
-              <w:t xml:space="preserve">First hold: did not know it at all</w:t>
+              <w:t xml:space="preserve">how hard the app judges a word before it knows you</w:t>
             </w:r>
           </w:p>
         </w:tc>
@@ -29931,7 +29931,7 @@
                 <w:sz w:val="21"/>
                 <w:szCs w:val="21"/>
               </w:rPr>
-              <w:t xml:space="preserve">First hold: with effort</w:t>
+              <w:t xml:space="preserve">how much it counts how far away it already was</w:t>
             </w:r>
           </w:p>
         </w:tc>
@@ -29982,7 +29982,7 @@
                 <w:sz w:val="21"/>
                 <w:szCs w:val="21"/>
               </w:rPr>
-              <w:t xml:space="preserve">from this many days of staying power a word stops wobbling</w:t>
+              <w:t xml:space="preserve">how much it counts that it held for a long time before</w:t>
             </w:r>
           </w:p>
         </w:tc>
@@ -30033,7 +30033,7 @@
                 <w:sz w:val="21"/>
                 <w:szCs w:val="21"/>
               </w:rPr>
-              <w:t xml:space="preserve">how far a single answer shifts the judgement</w:t>
+              <w:t xml:space="preserve">how much less it gives when you had to think hard</w:t>
             </w:r>
           </w:p>
         </w:tc>
@@ -30084,7 +30084,7 @@
                 <w:sz w:val="21"/>
                 <w:szCs w:val="21"/>
               </w:rPr>
-              <w:t xml:space="preserve">how hard the app judges a word before it knows you</w:t>
+              <w:t xml:space="preserve">how much more it gives when it came easily</w:t>
             </w:r>
           </w:p>
         </w:tc>
@@ -30135,7 +30135,7 @@
                 <w:sz w:val="21"/>
                 <w:szCs w:val="21"/>
               </w:rPr>
-              <w:t xml:space="preserve">how much it counts how far away it already was</w:t>
+              <w:t xml:space="preserve">how much staying power a word keeps after you forgot it again</w:t>
             </w:r>
           </w:p>
         </w:tc>
@@ -30186,7 +30186,7 @@
                 <w:sz w:val="21"/>
                 <w:szCs w:val="21"/>
               </w:rPr>
-              <w:t xml:space="preserve">how much it counts that it held for a long time before</w:t>
+              <w:t xml:space="preserve">how much the difficulty has a say in that</w:t>
             </w:r>
           </w:p>
         </w:tc>
@@ -30237,7 +30237,7 @@
                 <w:sz w:val="21"/>
                 <w:szCs w:val="21"/>
               </w:rPr>
-              <w:t xml:space="preserve">how much less it gives when you had to think hard</w:t>
+              <w:t xml:space="preserve">how much the staying power grows after a right answer</w:t>
             </w:r>
           </w:p>
         </w:tc>
@@ -30288,7 +30288,7 @@
                 <w:sz w:val="21"/>
                 <w:szCs w:val="21"/>
               </w:rPr>
-              <w:t xml:space="preserve">how much more it gives when it came easily</w:t>
+              <w:t xml:space="preserve">how quickly that first judgement gives way</w:t>
             </w:r>
           </w:p>
         </w:tc>
@@ -30339,7 +30339,7 @@
                 <w:sz w:val="21"/>
                 <w:szCs w:val="21"/>
               </w:rPr>
-              <w:t xml:space="preserve">how much staying power a word keeps after you forgot it again</w:t>
+              <w:t xml:space="preserve">how quickly the app assumes a word is settling in</w:t>
             </w:r>
           </w:p>
         </w:tc>
@@ -30390,7 +30390,7 @@
                 <w:sz w:val="21"/>
                 <w:szCs w:val="21"/>
               </w:rPr>
-              <w:t xml:space="preserve">how much the difficulty has a say in that</w:t>
+              <w:t xml:space="preserve">how strongly it drifts back to the average over time</w:t>
             </w:r>
           </w:p>
         </w:tc>
@@ -30441,7 +30441,7 @@
                 <w:sz w:val="21"/>
                 <w:szCs w:val="21"/>
               </w:rPr>
-              <w:t xml:space="preserve">how much the staying power grows after a right answer</w:t>
+              <w:t xml:space="preserve">how surely you should know a word when it comes back</w:t>
             </w:r>
           </w:p>
         </w:tc>
@@ -30492,7 +30492,7 @@
                 <w:sz w:val="21"/>
                 <w:szCs w:val="21"/>
               </w:rPr>
-              <w:t xml:space="preserve">how quickly that first judgement gives way</w:t>
+              <w:t xml:space="preserve">Learning intensity</w:t>
             </w:r>
           </w:p>
         </w:tc>
@@ -30543,7 +30543,7 @@
                 <w:sz w:val="21"/>
                 <w:szCs w:val="21"/>
               </w:rPr>
-              <w:t xml:space="preserve">how quickly the app assumes a word is settling in</w:t>
+              <w:t xml:space="preserve">Right answers until no longer “new”</w:t>
             </w:r>
           </w:p>
         </w:tc>
@@ -30594,7 +30594,7 @@
                 <w:sz w:val="21"/>
                 <w:szCs w:val="21"/>
               </w:rPr>
-              <w:t xml:space="preserve">how strongly it drifts back to the average over time</w:t>
+              <w:t xml:space="preserve">Same day: damping</w:t>
             </w:r>
           </w:p>
         </w:tc>
@@ -30645,7 +30645,7 @@
                 <w:sz w:val="21"/>
                 <w:szCs w:val="21"/>
               </w:rPr>
-              <w:t xml:space="preserve">how surely you should know a word when it comes back</w:t>
+              <w:t xml:space="preserve">Starting difficulty</w:t>
             </w:r>
           </w:p>
         </w:tc>
@@ -30696,7 +30696,7 @@
                 <w:sz w:val="21"/>
                 <w:szCs w:val="21"/>
               </w:rPr>
-              <w:t xml:space="preserve">Learning intensity</w:t>
+              <w:t xml:space="preserve">the longer a word already holds, the less is added</w:t>
             </w:r>
           </w:p>
         </w:tc>
@@ -30747,7 +30747,7 @@
                 <w:sz w:val="21"/>
                 <w:szCs w:val="21"/>
               </w:rPr>
-              <w:t xml:space="preserve">Right answers until no longer “new”</w:t>
+              <w:t xml:space="preserve">The memory model is called FSRS. For viewing only, nothing here can be changed.</w:t>
             </w:r>
           </w:p>
         </w:tc>
@@ -30798,7 +30798,7 @@
                 <w:sz w:val="21"/>
                 <w:szCs w:val="21"/>
               </w:rPr>
-              <w:t xml:space="preserve">Same day: damping</w:t>
+              <w:t xml:space="preserve">The model's nineteen adjusting screws</w:t>
             </w:r>
           </w:p>
         </w:tc>
@@ -30849,7 +30849,7 @@
                 <w:sz w:val="21"/>
                 <w:szCs w:val="21"/>
               </w:rPr>
-              <w:t xml:space="preserve">Starting difficulty</w:t>
+              <w:t xml:space="preserve">the more narrowly you still knew it, the more the repetition gives</w:t>
             </w:r>
           </w:p>
         </w:tc>
@@ -30900,7 +30900,7 @@
                 <w:sz w:val="21"/>
                 <w:szCs w:val="21"/>
               </w:rPr>
-              <w:t xml:space="preserve">the longer a word already holds, the less is added</w:t>
+              <w:t xml:space="preserve">the same when it came easily</w:t>
             </w:r>
           </w:p>
         </w:tc>
@@ -30951,7 +30951,7 @@
                 <w:sz w:val="21"/>
                 <w:szCs w:val="21"/>
               </w:rPr>
-              <w:t xml:space="preserve">The memory model is called FSRS. For viewing only, nothing here can be changed.</w:t>
+              <w:t xml:space="preserve">the same when you had to think hard</w:t>
             </w:r>
           </w:p>
         </w:tc>
@@ -31002,7 +31002,7 @@
                 <w:sz w:val="21"/>
                 <w:szCs w:val="21"/>
               </w:rPr>
-              <w:t xml:space="preserve">The model's nineteen adjusting screws</w:t>
+              <w:t xml:space="preserve">this often a fresh word has to sit before it leaves the level</w:t>
             </w:r>
           </w:p>
         </w:tc>
@@ -31053,7 +31053,7 @@
                 <w:sz w:val="21"/>
                 <w:szCs w:val="21"/>
               </w:rPr>
-              <w:t xml:space="preserve">the more narrowly you still knew it, the more the repetition gives</w:t>
+              <w:t xml:space="preserve">what a second run on the same day still gives</w:t>
             </w:r>
           </w:p>
         </w:tc>
@@ -31104,7 +31104,7 @@
                 <w:sz w:val="21"/>
                 <w:szCs w:val="21"/>
               </w:rPr>
-              <w:t xml:space="preserve">the same when it came easily</w:t>
+              <w:t xml:space="preserve">What the app calculates with</w:t>
             </w:r>
           </w:p>
         </w:tc>
@@ -31155,7 +31155,7 @@
                 <w:sz w:val="21"/>
                 <w:szCs w:val="21"/>
               </w:rPr>
-              <w:t xml:space="preserve">the same when you had to think hard</w:t>
+              <w:t xml:space="preserve">With these numbers the model works out how long a word holds. They come from the research and are the same for everyone, the app does not tune them to you and records nothing for that purpose.</w:t>
             </w:r>
           </w:p>
         </w:tc>
@@ -31206,7 +31206,7 @@
                 <w:sz w:val="21"/>
                 <w:szCs w:val="21"/>
               </w:rPr>
-              <w:t xml:space="preserve">this often a fresh word has to sit before it leaves the level</w:t>
+              <w:t xml:space="preserve">You can change these five in the advanced settings.</w:t>
             </w:r>
           </w:p>
         </w:tc>
@@ -31234,210 +31234,6 @@
                 <w:szCs w:val="15"/>
               </w:rPr>
               <w:t xml:space="preserve">B-474</w:t>
-            </w:r>
-          </w:p>
-        </w:tc>
-        <w:tc>
-          <w:tcPr>
-            <w:tcW w:type="dxa" w:w="7880"/>
-            <w:tcMar>
-              <w:top w:type="dxa" w:w="60"/>
-              <w:left w:type="dxa" w:w="90"/>
-              <w:bottom w:type="dxa" w:w="60"/>
-              <w:right w:type="dxa" w:w="90"/>
-            </w:tcMar>
-          </w:tcPr>
-          <w:p>
-            <w:pPr>
-              <w:spacing w:after="0" w:before="0"/>
-            </w:pPr>
-            <w:r>
-              <w:rPr>
-                <w:rFonts w:ascii="Calibri" w:cs="Calibri" w:eastAsia="Calibri" w:hAnsi="Calibri"/>
-                <w:sz w:val="21"/>
-                <w:szCs w:val="21"/>
-              </w:rPr>
-              <w:t xml:space="preserve">what a second run on the same day still gives</w:t>
-            </w:r>
-          </w:p>
-        </w:tc>
-      </w:tr>
-      <w:tr>
-        <w:tc>
-          <w:tcPr>
-            <w:tcW w:type="dxa" w:w="1120"/>
-            <w:tcMar>
-              <w:top w:type="dxa" w:w="60"/>
-              <w:left w:type="dxa" w:w="90"/>
-              <w:bottom w:type="dxa" w:w="60"/>
-              <w:right w:type="dxa" w:w="90"/>
-            </w:tcMar>
-          </w:tcPr>
-          <w:p>
-            <w:pPr>
-              <w:spacing w:after="0"/>
-            </w:pPr>
-            <w:r>
-              <w:rPr>
-                <w:rFonts w:ascii="Consolas" w:cs="Consolas" w:eastAsia="Consolas" w:hAnsi="Consolas"/>
-                <w:color w:val="9A958B"/>
-                <w:sz w:val="15"/>
-                <w:szCs w:val="15"/>
-              </w:rPr>
-              <w:t xml:space="preserve">B-475</w:t>
-            </w:r>
-          </w:p>
-        </w:tc>
-        <w:tc>
-          <w:tcPr>
-            <w:tcW w:type="dxa" w:w="7880"/>
-            <w:tcMar>
-              <w:top w:type="dxa" w:w="60"/>
-              <w:left w:type="dxa" w:w="90"/>
-              <w:bottom w:type="dxa" w:w="60"/>
-              <w:right w:type="dxa" w:w="90"/>
-            </w:tcMar>
-          </w:tcPr>
-          <w:p>
-            <w:pPr>
-              <w:spacing w:after="0" w:before="0"/>
-            </w:pPr>
-            <w:r>
-              <w:rPr>
-                <w:rFonts w:ascii="Calibri" w:cs="Calibri" w:eastAsia="Calibri" w:hAnsi="Calibri"/>
-                <w:sz w:val="21"/>
-                <w:szCs w:val="21"/>
-              </w:rPr>
-              <w:t xml:space="preserve">What the app calculates with</w:t>
-            </w:r>
-          </w:p>
-        </w:tc>
-      </w:tr>
-      <w:tr>
-        <w:tc>
-          <w:tcPr>
-            <w:tcW w:type="dxa" w:w="1120"/>
-            <w:tcMar>
-              <w:top w:type="dxa" w:w="60"/>
-              <w:left w:type="dxa" w:w="90"/>
-              <w:bottom w:type="dxa" w:w="60"/>
-              <w:right w:type="dxa" w:w="90"/>
-            </w:tcMar>
-          </w:tcPr>
-          <w:p>
-            <w:pPr>
-              <w:spacing w:after="0"/>
-            </w:pPr>
-            <w:r>
-              <w:rPr>
-                <w:rFonts w:ascii="Consolas" w:cs="Consolas" w:eastAsia="Consolas" w:hAnsi="Consolas"/>
-                <w:color w:val="9A958B"/>
-                <w:sz w:val="15"/>
-                <w:szCs w:val="15"/>
-              </w:rPr>
-              <w:t xml:space="preserve">B-476</w:t>
-            </w:r>
-          </w:p>
-        </w:tc>
-        <w:tc>
-          <w:tcPr>
-            <w:tcW w:type="dxa" w:w="7880"/>
-            <w:tcMar>
-              <w:top w:type="dxa" w:w="60"/>
-              <w:left w:type="dxa" w:w="90"/>
-              <w:bottom w:type="dxa" w:w="60"/>
-              <w:right w:type="dxa" w:w="90"/>
-            </w:tcMar>
-          </w:tcPr>
-          <w:p>
-            <w:pPr>
-              <w:spacing w:after="0" w:before="0"/>
-            </w:pPr>
-            <w:r>
-              <w:rPr>
-                <w:rFonts w:ascii="Calibri" w:cs="Calibri" w:eastAsia="Calibri" w:hAnsi="Calibri"/>
-                <w:sz w:val="21"/>
-                <w:szCs w:val="21"/>
-              </w:rPr>
-              <w:t xml:space="preserve">With these numbers the model works out how long a word holds. They come from the research and are the same for everyone, the app does not tune them to you and records nothing for that purpose.</w:t>
-            </w:r>
-          </w:p>
-        </w:tc>
-      </w:tr>
-      <w:tr>
-        <w:tc>
-          <w:tcPr>
-            <w:tcW w:type="dxa" w:w="1120"/>
-            <w:tcMar>
-              <w:top w:type="dxa" w:w="60"/>
-              <w:left w:type="dxa" w:w="90"/>
-              <w:bottom w:type="dxa" w:w="60"/>
-              <w:right w:type="dxa" w:w="90"/>
-            </w:tcMar>
-          </w:tcPr>
-          <w:p>
-            <w:pPr>
-              <w:spacing w:after="0"/>
-            </w:pPr>
-            <w:r>
-              <w:rPr>
-                <w:rFonts w:ascii="Consolas" w:cs="Consolas" w:eastAsia="Consolas" w:hAnsi="Consolas"/>
-                <w:color w:val="9A958B"/>
-                <w:sz w:val="15"/>
-                <w:szCs w:val="15"/>
-              </w:rPr>
-              <w:t xml:space="preserve">B-477</w:t>
-            </w:r>
-          </w:p>
-        </w:tc>
-        <w:tc>
-          <w:tcPr>
-            <w:tcW w:type="dxa" w:w="7880"/>
-            <w:tcMar>
-              <w:top w:type="dxa" w:w="60"/>
-              <w:left w:type="dxa" w:w="90"/>
-              <w:bottom w:type="dxa" w:w="60"/>
-              <w:right w:type="dxa" w:w="90"/>
-            </w:tcMar>
-          </w:tcPr>
-          <w:p>
-            <w:pPr>
-              <w:spacing w:after="0" w:before="0"/>
-            </w:pPr>
-            <w:r>
-              <w:rPr>
-                <w:rFonts w:ascii="Calibri" w:cs="Calibri" w:eastAsia="Calibri" w:hAnsi="Calibri"/>
-                <w:sz w:val="21"/>
-                <w:szCs w:val="21"/>
-              </w:rPr>
-              <w:t xml:space="preserve">You can change these five in the advanced settings.</w:t>
-            </w:r>
-          </w:p>
-        </w:tc>
-      </w:tr>
-      <w:tr>
-        <w:tc>
-          <w:tcPr>
-            <w:tcW w:type="dxa" w:w="1120"/>
-            <w:tcMar>
-              <w:top w:type="dxa" w:w="60"/>
-              <w:left w:type="dxa" w:w="90"/>
-              <w:bottom w:type="dxa" w:w="60"/>
-              <w:right w:type="dxa" w:w="90"/>
-            </w:tcMar>
-          </w:tcPr>
-          <w:p>
-            <w:pPr>
-              <w:spacing w:after="0"/>
-            </w:pPr>
-            <w:r>
-              <w:rPr>
-                <w:rFonts w:ascii="Consolas" w:cs="Consolas" w:eastAsia="Consolas" w:hAnsi="Consolas"/>
-                <w:color w:val="9A958B"/>
-                <w:sz w:val="15"/>
-                <w:szCs w:val="15"/>
-              </w:rPr>
-              <w:t xml:space="preserve">B-478</w:t>
             </w:r>
           </w:p>
         </w:tc>
@@ -31486,7 +31282,7 @@
         <w:spacing w:after="120" w:before="260"/>
       </w:pPr>
       <w:r>
-        <w:t xml:space="preserve">Account  (33)</w:t>
+        <w:t xml:space="preserve">Account  (43)</w:t>
       </w:r>
     </w:p>
     <w:tbl>
@@ -31586,6 +31382,210 @@
                 <w:sz w:val="15"/>
                 <w:szCs w:val="15"/>
               </w:rPr>
+              <w:t xml:space="preserve">B-475</w:t>
+            </w:r>
+          </w:p>
+        </w:tc>
+        <w:tc>
+          <w:tcPr>
+            <w:tcW w:type="dxa" w:w="7880"/>
+            <w:tcMar>
+              <w:top w:type="dxa" w:w="60"/>
+              <w:left w:type="dxa" w:w="90"/>
+              <w:bottom w:type="dxa" w:w="60"/>
+              <w:right w:type="dxa" w:w="90"/>
+            </w:tcMar>
+          </w:tcPr>
+          <w:p>
+            <w:pPr>
+              <w:spacing w:after="0" w:before="0"/>
+            </w:pPr>
+            <w:r>
+              <w:rPr>
+                <w:rFonts w:ascii="Calibri" w:cs="Calibri" w:eastAsia="Calibri" w:hAnsi="Calibri"/>
+                <w:sz w:val="21"/>
+                <w:szCs w:val="21"/>
+              </w:rPr>
+              <w:t xml:space="preserve">Account created. We have sent you an email: confirm the address, then you can sign in here.</w:t>
+            </w:r>
+          </w:p>
+        </w:tc>
+      </w:tr>
+      <w:tr>
+        <w:tc>
+          <w:tcPr>
+            <w:tcW w:type="dxa" w:w="1120"/>
+            <w:tcMar>
+              <w:top w:type="dxa" w:w="60"/>
+              <w:left w:type="dxa" w:w="90"/>
+              <w:bottom w:type="dxa" w:w="60"/>
+              <w:right w:type="dxa" w:w="90"/>
+            </w:tcMar>
+          </w:tcPr>
+          <w:p>
+            <w:pPr>
+              <w:spacing w:after="0"/>
+            </w:pPr>
+            <w:r>
+              <w:rPr>
+                <w:rFonts w:ascii="Consolas" w:cs="Consolas" w:eastAsia="Consolas" w:hAnsi="Consolas"/>
+                <w:color w:val="9A958B"/>
+                <w:sz w:val="15"/>
+                <w:szCs w:val="15"/>
+              </w:rPr>
+              <w:t xml:space="preserve">B-476</w:t>
+            </w:r>
+          </w:p>
+        </w:tc>
+        <w:tc>
+          <w:tcPr>
+            <w:tcW w:type="dxa" w:w="7880"/>
+            <w:tcMar>
+              <w:top w:type="dxa" w:w="60"/>
+              <w:left w:type="dxa" w:w="90"/>
+              <w:bottom w:type="dxa" w:w="60"/>
+              <w:right w:type="dxa" w:w="90"/>
+            </w:tcMar>
+          </w:tcPr>
+          <w:p>
+            <w:pPr>
+              <w:spacing w:after="0" w:before="0"/>
+            </w:pPr>
+            <w:r>
+              <w:rPr>
+                <w:rFonts w:ascii="Calibri" w:cs="Calibri" w:eastAsia="Calibri" w:hAnsi="Calibri"/>
+                <w:sz w:val="21"/>
+                <w:szCs w:val="21"/>
+              </w:rPr>
+              <w:t xml:space="preserve">Already registered? Sign in</w:t>
+            </w:r>
+          </w:p>
+        </w:tc>
+      </w:tr>
+      <w:tr>
+        <w:tc>
+          <w:tcPr>
+            <w:tcW w:type="dxa" w:w="1120"/>
+            <w:tcMar>
+              <w:top w:type="dxa" w:w="60"/>
+              <w:left w:type="dxa" w:w="90"/>
+              <w:bottom w:type="dxa" w:w="60"/>
+              <w:right w:type="dxa" w:w="90"/>
+            </w:tcMar>
+          </w:tcPr>
+          <w:p>
+            <w:pPr>
+              <w:spacing w:after="0"/>
+            </w:pPr>
+            <w:r>
+              <w:rPr>
+                <w:rFonts w:ascii="Consolas" w:cs="Consolas" w:eastAsia="Consolas" w:hAnsi="Consolas"/>
+                <w:color w:val="9A958B"/>
+                <w:sz w:val="15"/>
+                <w:szCs w:val="15"/>
+              </w:rPr>
+              <w:t xml:space="preserve">B-477</w:t>
+            </w:r>
+          </w:p>
+        </w:tc>
+        <w:tc>
+          <w:tcPr>
+            <w:tcW w:type="dxa" w:w="7880"/>
+            <w:tcMar>
+              <w:top w:type="dxa" w:w="60"/>
+              <w:left w:type="dxa" w:w="90"/>
+              <w:bottom w:type="dxa" w:w="60"/>
+              <w:right w:type="dxa" w:w="90"/>
+            </w:tcMar>
+          </w:tcPr>
+          <w:p>
+            <w:pPr>
+              <w:spacing w:after="0" w:before="0"/>
+            </w:pPr>
+            <w:r>
+              <w:rPr>
+                <w:rFonts w:ascii="Calibri" w:cs="Calibri" w:eastAsia="Calibri" w:hAnsi="Calibri"/>
+                <w:sz w:val="21"/>
+                <w:szCs w:val="21"/>
+              </w:rPr>
+              <w:t xml:space="preserve">At least {n} characters</w:t>
+            </w:r>
+          </w:p>
+        </w:tc>
+      </w:tr>
+      <w:tr>
+        <w:tc>
+          <w:tcPr>
+            <w:tcW w:type="dxa" w:w="1120"/>
+            <w:tcMar>
+              <w:top w:type="dxa" w:w="60"/>
+              <w:left w:type="dxa" w:w="90"/>
+              <w:bottom w:type="dxa" w:w="60"/>
+              <w:right w:type="dxa" w:w="90"/>
+            </w:tcMar>
+          </w:tcPr>
+          <w:p>
+            <w:pPr>
+              <w:spacing w:after="0"/>
+            </w:pPr>
+            <w:r>
+              <w:rPr>
+                <w:rFonts w:ascii="Consolas" w:cs="Consolas" w:eastAsia="Consolas" w:hAnsi="Consolas"/>
+                <w:color w:val="9A958B"/>
+                <w:sz w:val="15"/>
+                <w:szCs w:val="15"/>
+              </w:rPr>
+              <w:t xml:space="preserve">B-478</w:t>
+            </w:r>
+          </w:p>
+        </w:tc>
+        <w:tc>
+          <w:tcPr>
+            <w:tcW w:type="dxa" w:w="7880"/>
+            <w:tcMar>
+              <w:top w:type="dxa" w:w="60"/>
+              <w:left w:type="dxa" w:w="90"/>
+              <w:bottom w:type="dxa" w:w="60"/>
+              <w:right w:type="dxa" w:w="90"/>
+            </w:tcMar>
+          </w:tcPr>
+          <w:p>
+            <w:pPr>
+              <w:spacing w:after="0" w:before="0"/>
+            </w:pPr>
+            <w:r>
+              <w:rPr>
+                <w:rFonts w:ascii="Calibri" w:cs="Calibri" w:eastAsia="Calibri" w:hAnsi="Calibri"/>
+                <w:sz w:val="21"/>
+                <w:szCs w:val="21"/>
+              </w:rPr>
+              <w:t xml:space="preserve">At least {n} characters.</w:t>
+            </w:r>
+          </w:p>
+        </w:tc>
+      </w:tr>
+      <w:tr>
+        <w:tc>
+          <w:tcPr>
+            <w:tcW w:type="dxa" w:w="1120"/>
+            <w:tcMar>
+              <w:top w:type="dxa" w:w="60"/>
+              <w:left w:type="dxa" w:w="90"/>
+              <w:bottom w:type="dxa" w:w="60"/>
+              <w:right w:type="dxa" w:w="90"/>
+            </w:tcMar>
+          </w:tcPr>
+          <w:p>
+            <w:pPr>
+              <w:spacing w:after="0"/>
+            </w:pPr>
+            <w:r>
+              <w:rPr>
+                <w:rFonts w:ascii="Consolas" w:cs="Consolas" w:eastAsia="Consolas" w:hAnsi="Consolas"/>
+                <w:color w:val="9A958B"/>
+                <w:sz w:val="15"/>
+                <w:szCs w:val="15"/>
+              </w:rPr>
               <w:t xml:space="preserve">B-479</w:t>
             </w:r>
           </w:p>
@@ -31610,7 +31610,7 @@
                 <w:sz w:val="21"/>
                 <w:szCs w:val="21"/>
               </w:rPr>
-              <w:t xml:space="preserve">Account created. We have sent you an email: confirm the address, then you can sign in here.</w:t>
+              <w:t xml:space="preserve">Back to sign in</w:t>
             </w:r>
           </w:p>
         </w:tc>
@@ -31661,7 +31661,7 @@
                 <w:sz w:val="21"/>
                 <w:szCs w:val="21"/>
               </w:rPr>
-              <w:t xml:space="preserve">Already registered? Sign in</w:t>
+              <w:t xml:space="preserve">Both entries match</w:t>
             </w:r>
           </w:p>
         </w:tc>
@@ -31712,7 +31712,7 @@
                 <w:sz w:val="21"/>
                 <w:szCs w:val="21"/>
               </w:rPr>
-              <w:t xml:space="preserve">At least {n} characters</w:t>
+              <w:t xml:space="preserve">Change password</w:t>
             </w:r>
           </w:p>
         </w:tc>
@@ -31763,7 +31763,7 @@
                 <w:sz w:val="21"/>
                 <w:szCs w:val="21"/>
               </w:rPr>
-              <w:t xml:space="preserve">At least {n} characters.</w:t>
+              <w:t xml:space="preserve">Create account</w:t>
             </w:r>
           </w:p>
         </w:tc>
@@ -31814,7 +31814,7 @@
                 <w:sz w:val="21"/>
                 <w:szCs w:val="21"/>
               </w:rPr>
-              <w:t xml:space="preserve">Back to sign in</w:t>
+              <w:t xml:space="preserve">DELETE</w:t>
             </w:r>
           </w:p>
         </w:tc>
@@ -31865,7 +31865,7 @@
                 <w:sz w:val="21"/>
                 <w:szCs w:val="21"/>
               </w:rPr>
-              <w:t xml:space="preserve">Both entries match</w:t>
+              <w:t xml:space="preserve">Delete account</w:t>
             </w:r>
           </w:p>
         </w:tc>
@@ -31916,7 +31916,7 @@
                 <w:sz w:val="21"/>
                 <w:szCs w:val="21"/>
               </w:rPr>
-              <w:t xml:space="preserve">Create account</w:t>
+              <w:t xml:space="preserve">Delete for good</w:t>
             </w:r>
           </w:p>
         </w:tc>
@@ -31967,6 +31967,57 @@
                 <w:sz w:val="21"/>
                 <w:szCs w:val="21"/>
               </w:rPr>
+              <w:t xml:space="preserve">Deletion failed</w:t>
+            </w:r>
+          </w:p>
+        </w:tc>
+      </w:tr>
+      <w:tr>
+        <w:tc>
+          <w:tcPr>
+            <w:tcW w:type="dxa" w:w="1120"/>
+            <w:tcMar>
+              <w:top w:type="dxa" w:w="60"/>
+              <w:left w:type="dxa" w:w="90"/>
+              <w:bottom w:type="dxa" w:w="60"/>
+              <w:right w:type="dxa" w:w="90"/>
+            </w:tcMar>
+          </w:tcPr>
+          <w:p>
+            <w:pPr>
+              <w:spacing w:after="0"/>
+            </w:pPr>
+            <w:r>
+              <w:rPr>
+                <w:rFonts w:ascii="Consolas" w:cs="Consolas" w:eastAsia="Consolas" w:hAnsi="Consolas"/>
+                <w:color w:val="9A958B"/>
+                <w:sz w:val="15"/>
+                <w:szCs w:val="15"/>
+              </w:rPr>
+              <w:t xml:space="preserve">B-487</w:t>
+            </w:r>
+          </w:p>
+        </w:tc>
+        <w:tc>
+          <w:tcPr>
+            <w:tcW w:type="dxa" w:w="7880"/>
+            <w:tcMar>
+              <w:top w:type="dxa" w:w="60"/>
+              <w:left w:type="dxa" w:w="90"/>
+              <w:bottom w:type="dxa" w:w="60"/>
+              <w:right w:type="dxa" w:w="90"/>
+            </w:tcMar>
+          </w:tcPr>
+          <w:p>
+            <w:pPr>
+              <w:spacing w:after="0" w:before="0"/>
+            </w:pPr>
+            <w:r>
+              <w:rPr>
+                <w:rFonts w:ascii="Calibri" w:cs="Calibri" w:eastAsia="Calibri" w:hAnsi="Calibri"/>
+                <w:sz w:val="21"/>
+                <w:szCs w:val="21"/>
+              </w:rPr>
               <w:t xml:space="preserve">Display name</w:t>
             </w:r>
           </w:p>
@@ -31994,7 +32045,7 @@
                 <w:sz w:val="15"/>
                 <w:szCs w:val="15"/>
               </w:rPr>
-              <w:t xml:space="preserve">B-487</w:t>
+              <w:t xml:space="preserve">B-488</w:t>
             </w:r>
           </w:p>
         </w:tc>
@@ -32045,57 +32096,6 @@
                 <w:sz w:val="15"/>
                 <w:szCs w:val="15"/>
               </w:rPr>
-              <w:t xml:space="preserve">B-488</w:t>
-            </w:r>
-          </w:p>
-        </w:tc>
-        <w:tc>
-          <w:tcPr>
-            <w:tcW w:type="dxa" w:w="7880"/>
-            <w:tcMar>
-              <w:top w:type="dxa" w:w="60"/>
-              <w:left w:type="dxa" w:w="90"/>
-              <w:bottom w:type="dxa" w:w="60"/>
-              <w:right w:type="dxa" w:w="90"/>
-            </w:tcMar>
-          </w:tcPr>
-          <w:p>
-            <w:pPr>
-              <w:spacing w:after="0" w:before="0"/>
-            </w:pPr>
-            <w:r>
-              <w:rPr>
-                <w:rFonts w:ascii="Calibri" w:cs="Calibri" w:eastAsia="Calibri" w:hAnsi="Calibri"/>
-                <w:sz w:val="21"/>
-                <w:szCs w:val="21"/>
-              </w:rPr>
-              <w:t xml:space="preserve">Edit display name</w:t>
-            </w:r>
-          </w:p>
-        </w:tc>
-      </w:tr>
-      <w:tr>
-        <w:tc>
-          <w:tcPr>
-            <w:tcW w:type="dxa" w:w="1120"/>
-            <w:tcMar>
-              <w:top w:type="dxa" w:w="60"/>
-              <w:left w:type="dxa" w:w="90"/>
-              <w:bottom w:type="dxa" w:w="60"/>
-              <w:right w:type="dxa" w:w="90"/>
-            </w:tcMar>
-          </w:tcPr>
-          <w:p>
-            <w:pPr>
-              <w:spacing w:after="0"/>
-            </w:pPr>
-            <w:r>
-              <w:rPr>
-                <w:rFonts w:ascii="Consolas" w:cs="Consolas" w:eastAsia="Consolas" w:hAnsi="Consolas"/>
-                <w:color w:val="9A958B"/>
-                <w:sz w:val="15"/>
-                <w:szCs w:val="15"/>
-              </w:rPr>
               <w:t xml:space="preserve">B-489</w:t>
             </w:r>
           </w:p>
@@ -32273,6 +32273,57 @@
                 <w:sz w:val="21"/>
                 <w:szCs w:val="21"/>
               </w:rPr>
+              <w:t xml:space="preserve">Leaving</w:t>
+            </w:r>
+          </w:p>
+        </w:tc>
+      </w:tr>
+      <w:tr>
+        <w:tc>
+          <w:tcPr>
+            <w:tcW w:type="dxa" w:w="1120"/>
+            <w:tcMar>
+              <w:top w:type="dxa" w:w="60"/>
+              <w:left w:type="dxa" w:w="90"/>
+              <w:bottom w:type="dxa" w:w="60"/>
+              <w:right w:type="dxa" w:w="90"/>
+            </w:tcMar>
+          </w:tcPr>
+          <w:p>
+            <w:pPr>
+              <w:spacing w:after="0"/>
+            </w:pPr>
+            <w:r>
+              <w:rPr>
+                <w:rFonts w:ascii="Consolas" w:cs="Consolas" w:eastAsia="Consolas" w:hAnsi="Consolas"/>
+                <w:color w:val="9A958B"/>
+                <w:sz w:val="15"/>
+                <w:szCs w:val="15"/>
+              </w:rPr>
+              <w:t xml:space="preserve">B-493</w:t>
+            </w:r>
+          </w:p>
+        </w:tc>
+        <w:tc>
+          <w:tcPr>
+            <w:tcW w:type="dxa" w:w="7880"/>
+            <w:tcMar>
+              <w:top w:type="dxa" w:w="60"/>
+              <w:left w:type="dxa" w:w="90"/>
+              <w:bottom w:type="dxa" w:w="60"/>
+              <w:right w:type="dxa" w:w="90"/>
+            </w:tcMar>
+          </w:tcPr>
+          <w:p>
+            <w:pPr>
+              <w:spacing w:after="0" w:before="0"/>
+            </w:pPr>
+            <w:r>
+              <w:rPr>
+                <w:rFonts w:ascii="Calibri" w:cs="Calibri" w:eastAsia="Calibri" w:hAnsi="Calibri"/>
+                <w:sz w:val="21"/>
+                <w:szCs w:val="21"/>
+              </w:rPr>
               <w:t xml:space="preserve">New password</w:t>
             </w:r>
           </w:p>
@@ -32300,7 +32351,7 @@
                 <w:sz w:val="15"/>
                 <w:szCs w:val="15"/>
               </w:rPr>
-              <w:t xml:space="preserve">B-493</w:t>
+              <w:t xml:space="preserve">B-494</w:t>
             </w:r>
           </w:p>
         </w:tc>
@@ -32351,7 +32402,7 @@
                 <w:sz w:val="15"/>
                 <w:szCs w:val="15"/>
               </w:rPr>
-              <w:t xml:space="preserve">B-494</w:t>
+              <w:t xml:space="preserve">B-495</w:t>
             </w:r>
           </w:p>
         </w:tc>
@@ -32402,57 +32453,6 @@
                 <w:sz w:val="15"/>
                 <w:szCs w:val="15"/>
               </w:rPr>
-              <w:t xml:space="preserve">B-495</w:t>
-            </w:r>
-          </w:p>
-        </w:tc>
-        <w:tc>
-          <w:tcPr>
-            <w:tcW w:type="dxa" w:w="7880"/>
-            <w:tcMar>
-              <w:top w:type="dxa" w:w="60"/>
-              <w:left w:type="dxa" w:w="90"/>
-              <w:bottom w:type="dxa" w:w="60"/>
-              <w:right w:type="dxa" w:w="90"/>
-            </w:tcMar>
-          </w:tcPr>
-          <w:p>
-            <w:pPr>
-              <w:spacing w:after="0" w:before="0"/>
-            </w:pPr>
-            <w:r>
-              <w:rPr>
-                <w:rFonts w:ascii="Calibri" w:cs="Calibri" w:eastAsia="Calibri" w:hAnsi="Calibri"/>
-                <w:sz w:val="21"/>
-                <w:szCs w:val="21"/>
-              </w:rPr>
-              <w:t xml:space="preserve">No display name set yet. Until then the app shows your email address. Tap the pencil to set one.</w:t>
-            </w:r>
-          </w:p>
-        </w:tc>
-      </w:tr>
-      <w:tr>
-        <w:tc>
-          <w:tcPr>
-            <w:tcW w:type="dxa" w:w="1120"/>
-            <w:tcMar>
-              <w:top w:type="dxa" w:w="60"/>
-              <w:left w:type="dxa" w:w="90"/>
-              <w:bottom w:type="dxa" w:w="60"/>
-              <w:right w:type="dxa" w:w="90"/>
-            </w:tcMar>
-          </w:tcPr>
-          <w:p>
-            <w:pPr>
-              <w:spacing w:after="0"/>
-            </w:pPr>
-            <w:r>
-              <w:rPr>
-                <w:rFonts w:ascii="Consolas" w:cs="Consolas" w:eastAsia="Consolas" w:hAnsi="Consolas"/>
-                <w:color w:val="9A958B"/>
-                <w:sz w:val="15"/>
-                <w:szCs w:val="15"/>
-              </w:rPr>
               <w:t xml:space="preserve">B-496</w:t>
             </w:r>
           </w:p>
@@ -32477,6 +32477,57 @@
                 <w:sz w:val="21"/>
                 <w:szCs w:val="21"/>
               </w:rPr>
+              <w:t xml:space="preserve">not set</w:t>
+            </w:r>
+          </w:p>
+        </w:tc>
+      </w:tr>
+      <w:tr>
+        <w:tc>
+          <w:tcPr>
+            <w:tcW w:type="dxa" w:w="1120"/>
+            <w:tcMar>
+              <w:top w:type="dxa" w:w="60"/>
+              <w:left w:type="dxa" w:w="90"/>
+              <w:bottom w:type="dxa" w:w="60"/>
+              <w:right w:type="dxa" w:w="90"/>
+            </w:tcMar>
+          </w:tcPr>
+          <w:p>
+            <w:pPr>
+              <w:spacing w:after="0"/>
+            </w:pPr>
+            <w:r>
+              <w:rPr>
+                <w:rFonts w:ascii="Consolas" w:cs="Consolas" w:eastAsia="Consolas" w:hAnsi="Consolas"/>
+                <w:color w:val="9A958B"/>
+                <w:sz w:val="15"/>
+                <w:szCs w:val="15"/>
+              </w:rPr>
+              <w:t xml:space="preserve">B-497</w:t>
+            </w:r>
+          </w:p>
+        </w:tc>
+        <w:tc>
+          <w:tcPr>
+            <w:tcW w:type="dxa" w:w="7880"/>
+            <w:tcMar>
+              <w:top w:type="dxa" w:w="60"/>
+              <w:left w:type="dxa" w:w="90"/>
+              <w:bottom w:type="dxa" w:w="60"/>
+              <w:right w:type="dxa" w:w="90"/>
+            </w:tcMar>
+          </w:tcPr>
+          <w:p>
+            <w:pPr>
+              <w:spacing w:after="0" w:before="0"/>
+            </w:pPr>
+            <w:r>
+              <w:rPr>
+                <w:rFonts w:ascii="Calibri" w:cs="Calibri" w:eastAsia="Calibri" w:hAnsi="Calibri"/>
+                <w:sz w:val="21"/>
+                <w:szCs w:val="21"/>
+              </w:rPr>
               <w:t xml:space="preserve">On this device only</w:t>
             </w:r>
           </w:p>
@@ -32504,7 +32555,7 @@
                 <w:sz w:val="15"/>
                 <w:szCs w:val="15"/>
               </w:rPr>
-              <w:t xml:space="preserve">B-497</w:t>
+              <w:t xml:space="preserve">B-498</w:t>
             </w:r>
           </w:p>
         </w:tc>
@@ -32555,7 +32606,7 @@
                 <w:sz w:val="15"/>
                 <w:szCs w:val="15"/>
               </w:rPr>
-              <w:t xml:space="preserve">B-498</w:t>
+              <w:t xml:space="preserve">B-499</w:t>
             </w:r>
           </w:p>
         </w:tc>
@@ -32606,7 +32657,58 @@
                 <w:sz w:val="15"/>
                 <w:szCs w:val="15"/>
               </w:rPr>
-              <w:t xml:space="preserve">B-499</w:t>
+              <w:t xml:space="preserve">B-500</w:t>
+            </w:r>
+          </w:p>
+        </w:tc>
+        <w:tc>
+          <w:tcPr>
+            <w:tcW w:type="dxa" w:w="7880"/>
+            <w:tcMar>
+              <w:top w:type="dxa" w:w="60"/>
+              <w:left w:type="dxa" w:w="90"/>
+              <w:bottom w:type="dxa" w:w="60"/>
+              <w:right w:type="dxa" w:w="90"/>
+            </w:tcMar>
+          </w:tcPr>
+          <w:p>
+            <w:pPr>
+              <w:spacing w:after="0" w:before="0"/>
+            </w:pPr>
+            <w:r>
+              <w:rPr>
+                <w:rFonts w:ascii="Calibri" w:cs="Calibri" w:eastAsia="Calibri" w:hAnsi="Calibri"/>
+                <w:sz w:val="21"/>
+                <w:szCs w:val="21"/>
+              </w:rPr>
+              <w:t xml:space="preserve">Permanent, on the server too</w:t>
+            </w:r>
+          </w:p>
+        </w:tc>
+      </w:tr>
+      <w:tr>
+        <w:tc>
+          <w:tcPr>
+            <w:tcW w:type="dxa" w:w="1120"/>
+            <w:tcMar>
+              <w:top w:type="dxa" w:w="60"/>
+              <w:left w:type="dxa" w:w="90"/>
+              <w:bottom w:type="dxa" w:w="60"/>
+              <w:right w:type="dxa" w:w="90"/>
+            </w:tcMar>
+          </w:tcPr>
+          <w:p>
+            <w:pPr>
+              <w:spacing w:after="0"/>
+            </w:pPr>
+            <w:r>
+              <w:rPr>
+                <w:rFonts w:ascii="Consolas" w:cs="Consolas" w:eastAsia="Consolas" w:hAnsi="Consolas"/>
+                <w:color w:val="9A958B"/>
+                <w:sz w:val="15"/>
+                <w:szCs w:val="15"/>
+              </w:rPr>
+              <w:t xml:space="preserve">B-501</w:t>
             </w:r>
           </w:p>
         </w:tc>
@@ -32657,7 +32759,7 @@
                 <w:sz w:val="15"/>
                 <w:szCs w:val="15"/>
               </w:rPr>
-              <w:t xml:space="preserve">B-500</w:t>
+              <w:t xml:space="preserve">B-502</w:t>
             </w:r>
           </w:p>
         </w:tc>
@@ -32708,7 +32810,7 @@
                 <w:sz w:val="15"/>
                 <w:szCs w:val="15"/>
               </w:rPr>
-              <w:t xml:space="preserve">B-501</w:t>
+              <w:t xml:space="preserve">B-503</w:t>
             </w:r>
           </w:p>
         </w:tc>
@@ -32759,7 +32861,7 @@
                 <w:sz w:val="15"/>
                 <w:szCs w:val="15"/>
               </w:rPr>
-              <w:t xml:space="preserve">B-502</w:t>
+              <w:t xml:space="preserve">B-504</w:t>
             </w:r>
           </w:p>
         </w:tc>
@@ -32810,7 +32912,7 @@
                 <w:sz w:val="15"/>
                 <w:szCs w:val="15"/>
               </w:rPr>
-              <w:t xml:space="preserve">B-503</w:t>
+              <w:t xml:space="preserve">B-505</w:t>
             </w:r>
           </w:p>
         </w:tc>
@@ -32861,7 +32963,7 @@
                 <w:sz w:val="15"/>
                 <w:szCs w:val="15"/>
               </w:rPr>
-              <w:t xml:space="preserve">B-504</w:t>
+              <w:t xml:space="preserve">B-506</w:t>
             </w:r>
           </w:p>
         </w:tc>
@@ -32912,7 +33014,7 @@
                 <w:sz w:val="15"/>
                 <w:szCs w:val="15"/>
               </w:rPr>
-              <w:t xml:space="preserve">B-505</w:t>
+              <w:t xml:space="preserve">B-507</w:t>
             </w:r>
           </w:p>
         </w:tc>
@@ -32963,7 +33065,7 @@
                 <w:sz w:val="15"/>
                 <w:szCs w:val="15"/>
               </w:rPr>
-              <w:t xml:space="preserve">B-506</w:t>
+              <w:t xml:space="preserve">B-508</w:t>
             </w:r>
           </w:p>
         </w:tc>
@@ -33014,7 +33116,7 @@
                 <w:sz w:val="15"/>
                 <w:szCs w:val="15"/>
               </w:rPr>
-              <w:t xml:space="preserve">B-507</w:t>
+              <w:t xml:space="preserve">B-509</w:t>
             </w:r>
           </w:p>
         </w:tc>
@@ -33065,7 +33167,7 @@
                 <w:sz w:val="15"/>
                 <w:szCs w:val="15"/>
               </w:rPr>
-              <w:t xml:space="preserve">B-508</w:t>
+              <w:t xml:space="preserve">B-510</w:t>
             </w:r>
           </w:p>
         </w:tc>
@@ -33116,7 +33218,109 @@
                 <w:sz w:val="15"/>
                 <w:szCs w:val="15"/>
               </w:rPr>
-              <w:t xml:space="preserve">B-509</w:t>
+              <w:t xml:space="preserve">B-511</w:t>
+            </w:r>
+          </w:p>
+        </w:tc>
+        <w:tc>
+          <w:tcPr>
+            <w:tcW w:type="dxa" w:w="7880"/>
+            <w:tcMar>
+              <w:top w:type="dxa" w:w="60"/>
+              <w:left w:type="dxa" w:w="90"/>
+              <w:bottom w:type="dxa" w:w="60"/>
+              <w:right w:type="dxa" w:w="90"/>
+            </w:tcMar>
+          </w:tcPr>
+          <w:p>
+            <w:pPr>
+              <w:spacing w:after="0" w:before="0"/>
+            </w:pPr>
+            <w:r>
+              <w:rPr>
+                <w:rFonts w:ascii="Calibri" w:cs="Calibri" w:eastAsia="Calibri" w:hAnsi="Calibri"/>
+                <w:sz w:val="21"/>
+                <w:szCs w:val="21"/>
+              </w:rPr>
+              <w:t xml:space="preserve">This permanently deletes your data, on this device and on the server. You will be signed out afterwards.</w:t>
+            </w:r>
+          </w:p>
+        </w:tc>
+      </w:tr>
+      <w:tr>
+        <w:tc>
+          <w:tcPr>
+            <w:tcW w:type="dxa" w:w="1120"/>
+            <w:tcMar>
+              <w:top w:type="dxa" w:w="60"/>
+              <w:left w:type="dxa" w:w="90"/>
+              <w:bottom w:type="dxa" w:w="60"/>
+              <w:right w:type="dxa" w:w="90"/>
+            </w:tcMar>
+          </w:tcPr>
+          <w:p>
+            <w:pPr>
+              <w:spacing w:after="0"/>
+            </w:pPr>
+            <w:r>
+              <w:rPr>
+                <w:rFonts w:ascii="Consolas" w:cs="Consolas" w:eastAsia="Consolas" w:hAnsi="Consolas"/>
+                <w:color w:val="9A958B"/>
+                <w:sz w:val="15"/>
+                <w:szCs w:val="15"/>
+              </w:rPr>
+              <w:t xml:space="preserve">B-512</w:t>
+            </w:r>
+          </w:p>
+        </w:tc>
+        <w:tc>
+          <w:tcPr>
+            <w:tcW w:type="dxa" w:w="7880"/>
+            <w:tcMar>
+              <w:top w:type="dxa" w:w="60"/>
+              <w:left w:type="dxa" w:w="90"/>
+              <w:bottom w:type="dxa" w:w="60"/>
+              <w:right w:type="dxa" w:w="90"/>
+            </w:tcMar>
+          </w:tcPr>
+          <w:p>
+            <w:pPr>
+              <w:spacing w:after="0" w:before="0"/>
+            </w:pPr>
+            <w:r>
+              <w:rPr>
+                <w:rFonts w:ascii="Calibri" w:cs="Calibri" w:eastAsia="Calibri" w:hAnsi="Calibri"/>
+                <w:sz w:val="21"/>
+                <w:szCs w:val="21"/>
+              </w:rPr>
+              <w:t xml:space="preserve">To confirm, type</w:t>
+            </w:r>
+          </w:p>
+        </w:tc>
+      </w:tr>
+      <w:tr>
+        <w:tc>
+          <w:tcPr>
+            <w:tcW w:type="dxa" w:w="1120"/>
+            <w:tcMar>
+              <w:top w:type="dxa" w:w="60"/>
+              <w:left w:type="dxa" w:w="90"/>
+              <w:bottom w:type="dxa" w:w="60"/>
+              <w:right w:type="dxa" w:w="90"/>
+            </w:tcMar>
+          </w:tcPr>
+          <w:p>
+            <w:pPr>
+              <w:spacing w:after="0"/>
+            </w:pPr>
+            <w:r>
+              <w:rPr>
+                <w:rFonts w:ascii="Consolas" w:cs="Consolas" w:eastAsia="Consolas" w:hAnsi="Consolas"/>
+                <w:color w:val="9A958B"/>
+                <w:sz w:val="15"/>
+                <w:szCs w:val="15"/>
+              </w:rPr>
+              <w:t xml:space="preserve">B-513</w:t>
             </w:r>
           </w:p>
         </w:tc>
@@ -33167,7 +33371,7 @@
                 <w:sz w:val="15"/>
                 <w:szCs w:val="15"/>
               </w:rPr>
-              <w:t xml:space="preserve">B-510</w:t>
+              <w:t xml:space="preserve">B-514</w:t>
             </w:r>
           </w:p>
         </w:tc>
@@ -33218,7 +33422,109 @@
                 <w:sz w:val="15"/>
                 <w:szCs w:val="15"/>
               </w:rPr>
-              <w:t xml:space="preserve">B-511</w:t>
+              <w:t xml:space="preserve">B-515</w:t>
+            </w:r>
+          </w:p>
+        </w:tc>
+        <w:tc>
+          <w:tcPr>
+            <w:tcW w:type="dxa" w:w="7880"/>
+            <w:tcMar>
+              <w:top w:type="dxa" w:w="60"/>
+              <w:left w:type="dxa" w:w="90"/>
+              <w:bottom w:type="dxa" w:w="60"/>
+              <w:right w:type="dxa" w:w="90"/>
+            </w:tcMar>
+          </w:tcPr>
+          <w:p>
+            <w:pPr>
+              <w:spacing w:after="0" w:before="0"/>
+            </w:pPr>
+            <w:r>
+              <w:rPr>
+                <w:rFonts w:ascii="Calibri" w:cs="Calibri" w:eastAsia="Calibri" w:hAnsi="Calibri"/>
+                <w:sz w:val="21"/>
+                <w:szCs w:val="21"/>
+              </w:rPr>
+              <w:t xml:space="preserve">Your account</w:t>
+            </w:r>
+          </w:p>
+        </w:tc>
+      </w:tr>
+      <w:tr>
+        <w:tc>
+          <w:tcPr>
+            <w:tcW w:type="dxa" w:w="1120"/>
+            <w:tcMar>
+              <w:top w:type="dxa" w:w="60"/>
+              <w:left w:type="dxa" w:w="90"/>
+              <w:bottom w:type="dxa" w:w="60"/>
+              <w:right w:type="dxa" w:w="90"/>
+            </w:tcMar>
+          </w:tcPr>
+          <w:p>
+            <w:pPr>
+              <w:spacing w:after="0"/>
+            </w:pPr>
+            <w:r>
+              <w:rPr>
+                <w:rFonts w:ascii="Consolas" w:cs="Consolas" w:eastAsia="Consolas" w:hAnsi="Consolas"/>
+                <w:color w:val="9A958B"/>
+                <w:sz w:val="15"/>
+                <w:szCs w:val="15"/>
+              </w:rPr>
+              <w:t xml:space="preserve">B-516</w:t>
+            </w:r>
+          </w:p>
+        </w:tc>
+        <w:tc>
+          <w:tcPr>
+            <w:tcW w:type="dxa" w:w="7880"/>
+            <w:tcMar>
+              <w:top w:type="dxa" w:w="60"/>
+              <w:left w:type="dxa" w:w="90"/>
+              <w:bottom w:type="dxa" w:w="60"/>
+              <w:right w:type="dxa" w:w="90"/>
+            </w:tcMar>
+          </w:tcPr>
+          <w:p>
+            <w:pPr>
+              <w:spacing w:after="0" w:before="0"/>
+            </w:pPr>
+            <w:r>
+              <w:rPr>
+                <w:rFonts w:ascii="Calibri" w:cs="Calibri" w:eastAsia="Calibri" w:hAnsi="Calibri"/>
+                <w:sz w:val="21"/>
+                <w:szCs w:val="21"/>
+              </w:rPr>
+              <w:t xml:space="preserve">Your data stays on the server</w:t>
+            </w:r>
+          </w:p>
+        </w:tc>
+      </w:tr>
+      <w:tr>
+        <w:tc>
+          <w:tcPr>
+            <w:tcW w:type="dxa" w:w="1120"/>
+            <w:tcMar>
+              <w:top w:type="dxa" w:w="60"/>
+              <w:left w:type="dxa" w:w="90"/>
+              <w:bottom w:type="dxa" w:w="60"/>
+              <w:right w:type="dxa" w:w="90"/>
+            </w:tcMar>
+          </w:tcPr>
+          <w:p>
+            <w:pPr>
+              <w:spacing w:after="0"/>
+            </w:pPr>
+            <w:r>
+              <w:rPr>
+                <w:rFonts w:ascii="Consolas" w:cs="Consolas" w:eastAsia="Consolas" w:hAnsi="Consolas"/>
+                <w:color w:val="9A958B"/>
+                <w:sz w:val="15"/>
+                <w:szCs w:val="15"/>
+              </w:rPr>
+              <w:t xml:space="preserve">B-517</w:t>
             </w:r>
           </w:p>
         </w:tc>
@@ -33367,7 +33673,7 @@
                 <w:sz w:val="15"/>
                 <w:szCs w:val="15"/>
               </w:rPr>
-              <w:t xml:space="preserve">B-512</w:t>
+              <w:t xml:space="preserve">B-518</w:t>
             </w:r>
           </w:p>
         </w:tc>
@@ -33418,7 +33724,7 @@
                 <w:sz w:val="15"/>
                 <w:szCs w:val="15"/>
               </w:rPr>
-              <w:t xml:space="preserve">B-513</w:t>
+              <w:t xml:space="preserve">B-519</w:t>
             </w:r>
           </w:p>
         </w:tc>
@@ -33469,7 +33775,7 @@
                 <w:sz w:val="15"/>
                 <w:szCs w:val="15"/>
               </w:rPr>
-              <w:t xml:space="preserve">B-514</w:t>
+              <w:t xml:space="preserve">B-520</w:t>
             </w:r>
           </w:p>
         </w:tc>
@@ -33520,7 +33826,7 @@
                 <w:sz w:val="15"/>
                 <w:szCs w:val="15"/>
               </w:rPr>
-              <w:t xml:space="preserve">B-515</w:t>
+              <w:t xml:space="preserve">B-521</w:t>
             </w:r>
           </w:p>
         </w:tc>
@@ -33669,7 +33975,7 @@
                 <w:sz w:val="15"/>
                 <w:szCs w:val="15"/>
               </w:rPr>
-              <w:t xml:space="preserve">B-516</w:t>
+              <w:t xml:space="preserve">B-522</w:t>
             </w:r>
           </w:p>
         </w:tc>
@@ -33720,7 +34026,7 @@
                 <w:sz w:val="15"/>
                 <w:szCs w:val="15"/>
               </w:rPr>
-              <w:t xml:space="preserve">B-517</w:t>
+              <w:t xml:space="preserve">B-523</w:t>
             </w:r>
           </w:p>
         </w:tc>
@@ -33771,7 +34077,7 @@
                 <w:sz w:val="15"/>
                 <w:szCs w:val="15"/>
               </w:rPr>
-              <w:t xml:space="preserve">B-518</w:t>
+              <w:t xml:space="preserve">B-524</w:t>
             </w:r>
           </w:p>
         </w:tc>
@@ -33920,7 +34226,7 @@
                 <w:sz w:val="15"/>
                 <w:szCs w:val="15"/>
               </w:rPr>
-              <w:t xml:space="preserve">B-519</w:t>
+              <w:t xml:space="preserve">B-525</w:t>
             </w:r>
           </w:p>
         </w:tc>
@@ -33971,7 +34277,7 @@
                 <w:sz w:val="15"/>
                 <w:szCs w:val="15"/>
               </w:rPr>
-              <w:t xml:space="preserve">B-520</w:t>
+              <w:t xml:space="preserve">B-526</w:t>
             </w:r>
           </w:p>
         </w:tc>
@@ -34022,7 +34328,7 @@
                 <w:sz w:val="15"/>
                 <w:szCs w:val="15"/>
               </w:rPr>
-              <w:t xml:space="preserve">B-521</w:t>
+              <w:t xml:space="preserve">B-527</w:t>
             </w:r>
           </w:p>
         </w:tc>
@@ -34073,7 +34379,7 @@
                 <w:sz w:val="15"/>
                 <w:szCs w:val="15"/>
               </w:rPr>
-              <w:t xml:space="preserve">B-522</w:t>
+              <w:t xml:space="preserve">B-528</w:t>
             </w:r>
           </w:p>
         </w:tc>
@@ -34124,7 +34430,7 @@
                 <w:sz w:val="15"/>
                 <w:szCs w:val="15"/>
               </w:rPr>
-              <w:t xml:space="preserve">B-523</w:t>
+              <w:t xml:space="preserve">B-529</w:t>
             </w:r>
           </w:p>
         </w:tc>
@@ -34175,7 +34481,7 @@
                 <w:sz w:val="15"/>
                 <w:szCs w:val="15"/>
               </w:rPr>
-              <w:t xml:space="preserve">B-524</w:t>
+              <w:t xml:space="preserve">B-530</w:t>
             </w:r>
           </w:p>
         </w:tc>
@@ -34226,7 +34532,7 @@
                 <w:sz w:val="15"/>
                 <w:szCs w:val="15"/>
               </w:rPr>
-              <w:t xml:space="preserve">B-525</w:t>
+              <w:t xml:space="preserve">B-531</w:t>
             </w:r>
           </w:p>
         </w:tc>
@@ -34277,7 +34583,7 @@
                 <w:sz w:val="15"/>
                 <w:szCs w:val="15"/>
               </w:rPr>
-              <w:t xml:space="preserve">B-526</w:t>
+              <w:t xml:space="preserve">B-532</w:t>
             </w:r>
           </w:p>
         </w:tc>
@@ -34328,7 +34634,7 @@
                 <w:sz w:val="15"/>
                 <w:szCs w:val="15"/>
               </w:rPr>
-              <w:t xml:space="preserve">B-527</w:t>
+              <w:t xml:space="preserve">B-533</w:t>
             </w:r>
           </w:p>
         </w:tc>
@@ -34379,7 +34685,7 @@
                 <w:sz w:val="15"/>
                 <w:szCs w:val="15"/>
               </w:rPr>
-              <w:t xml:space="preserve">B-528</w:t>
+              <w:t xml:space="preserve">B-534</w:t>
             </w:r>
           </w:p>
         </w:tc>
@@ -34430,7 +34736,7 @@
                 <w:sz w:val="15"/>
                 <w:szCs w:val="15"/>
               </w:rPr>
-              <w:t xml:space="preserve">B-529</w:t>
+              <w:t xml:space="preserve">B-535</w:t>
             </w:r>
           </w:p>
         </w:tc>
@@ -34481,7 +34787,7 @@
                 <w:sz w:val="15"/>
                 <w:szCs w:val="15"/>
               </w:rPr>
-              <w:t xml:space="preserve">B-530</w:t>
+              <w:t xml:space="preserve">B-536</w:t>
             </w:r>
           </w:p>
         </w:tc>
@@ -34532,7 +34838,7 @@
                 <w:sz w:val="15"/>
                 <w:szCs w:val="15"/>
               </w:rPr>
-              <w:t xml:space="preserve">B-531</w:t>
+              <w:t xml:space="preserve">B-537</w:t>
             </w:r>
           </w:p>
         </w:tc>
@@ -34583,7 +34889,7 @@
                 <w:sz w:val="15"/>
                 <w:szCs w:val="15"/>
               </w:rPr>
-              <w:t xml:space="preserve">B-532</w:t>
+              <w:t xml:space="preserve">B-538</w:t>
             </w:r>
           </w:p>
         </w:tc>
@@ -34634,7 +34940,7 @@
                 <w:sz w:val="15"/>
                 <w:szCs w:val="15"/>
               </w:rPr>
-              <w:t xml:space="preserve">B-533</w:t>
+              <w:t xml:space="preserve">B-539</w:t>
             </w:r>
           </w:p>
         </w:tc>
@@ -34685,7 +34991,7 @@
                 <w:sz w:val="15"/>
                 <w:szCs w:val="15"/>
               </w:rPr>
-              <w:t xml:space="preserve">B-534</w:t>
+              <w:t xml:space="preserve">B-540</w:t>
             </w:r>
           </w:p>
         </w:tc>
@@ -34736,7 +35042,7 @@
                 <w:sz w:val="15"/>
                 <w:szCs w:val="15"/>
               </w:rPr>
-              <w:t xml:space="preserve">B-535</w:t>
+              <w:t xml:space="preserve">B-541</w:t>
             </w:r>
           </w:p>
         </w:tc>
@@ -34885,7 +35191,7 @@
                 <w:sz w:val="15"/>
                 <w:szCs w:val="15"/>
               </w:rPr>
-              <w:t xml:space="preserve">B-536</w:t>
+              <w:t xml:space="preserve">B-542</w:t>
             </w:r>
           </w:p>
         </w:tc>
@@ -34936,7 +35242,7 @@
                 <w:sz w:val="15"/>
                 <w:szCs w:val="15"/>
               </w:rPr>
-              <w:t xml:space="preserve">B-537</w:t>
+              <w:t xml:space="preserve">B-543</w:t>
             </w:r>
           </w:p>
         </w:tc>
@@ -34987,7 +35293,7 @@
                 <w:sz w:val="15"/>
                 <w:szCs w:val="15"/>
               </w:rPr>
-              <w:t xml:space="preserve">B-538</w:t>
+              <w:t xml:space="preserve">B-544</w:t>
             </w:r>
           </w:p>
         </w:tc>
@@ -35038,7 +35344,7 @@
                 <w:sz w:val="15"/>
                 <w:szCs w:val="15"/>
               </w:rPr>
-              <w:t xml:space="preserve">B-539</w:t>
+              <w:t xml:space="preserve">B-545</w:t>
             </w:r>
           </w:p>
         </w:tc>
@@ -35089,7 +35395,7 @@
                 <w:sz w:val="15"/>
                 <w:szCs w:val="15"/>
               </w:rPr>
-              <w:t xml:space="preserve">B-540</w:t>
+              <w:t xml:space="preserve">B-546</w:t>
             </w:r>
           </w:p>
         </w:tc>
@@ -35140,7 +35446,7 @@
                 <w:sz w:val="15"/>
                 <w:szCs w:val="15"/>
               </w:rPr>
-              <w:t xml:space="preserve">B-541</w:t>
+              <w:t xml:space="preserve">B-547</w:t>
             </w:r>
           </w:p>
         </w:tc>
@@ -35191,7 +35497,7 @@
                 <w:sz w:val="15"/>
                 <w:szCs w:val="15"/>
               </w:rPr>
-              <w:t xml:space="preserve">B-542</w:t>
+              <w:t xml:space="preserve">B-548</w:t>
             </w:r>
           </w:p>
         </w:tc>
@@ -35242,7 +35548,7 @@
                 <w:sz w:val="15"/>
                 <w:szCs w:val="15"/>
               </w:rPr>
-              <w:t xml:space="preserve">B-543</w:t>
+              <w:t xml:space="preserve">B-549</w:t>
             </w:r>
           </w:p>
         </w:tc>
@@ -35293,7 +35599,7 @@
                 <w:sz w:val="15"/>
                 <w:szCs w:val="15"/>
               </w:rPr>
-              <w:t xml:space="preserve">B-544</w:t>
+              <w:t xml:space="preserve">B-550</w:t>
             </w:r>
           </w:p>
         </w:tc>
@@ -35344,7 +35650,7 @@
                 <w:sz w:val="15"/>
                 <w:szCs w:val="15"/>
               </w:rPr>
-              <w:t xml:space="preserve">B-545</w:t>
+              <w:t xml:space="preserve">B-551</w:t>
             </w:r>
           </w:p>
         </w:tc>
@@ -35395,7 +35701,7 @@
                 <w:sz w:val="15"/>
                 <w:szCs w:val="15"/>
               </w:rPr>
-              <w:t xml:space="preserve">B-546</w:t>
+              <w:t xml:space="preserve">B-552</w:t>
             </w:r>
           </w:p>
         </w:tc>
@@ -35446,7 +35752,7 @@
                 <w:sz w:val="15"/>
                 <w:szCs w:val="15"/>
               </w:rPr>
-              <w:t xml:space="preserve">B-547</w:t>
+              <w:t xml:space="preserve">B-553</w:t>
             </w:r>
           </w:p>
         </w:tc>
@@ -35595,7 +35901,7 @@
                 <w:sz w:val="15"/>
                 <w:szCs w:val="15"/>
               </w:rPr>
-              <w:t xml:space="preserve">B-548</w:t>
+              <w:t xml:space="preserve">B-554</w:t>
             </w:r>
           </w:p>
         </w:tc>
@@ -35646,7 +35952,7 @@
                 <w:sz w:val="15"/>
                 <w:szCs w:val="15"/>
               </w:rPr>
-              <w:t xml:space="preserve">B-549</w:t>
+              <w:t xml:space="preserve">B-555</w:t>
             </w:r>
           </w:p>
         </w:tc>
@@ -35697,7 +36003,7 @@
                 <w:sz w:val="15"/>
                 <w:szCs w:val="15"/>
               </w:rPr>
-              <w:t xml:space="preserve">B-550</w:t>
+              <w:t xml:space="preserve">B-556</w:t>
             </w:r>
           </w:p>
         </w:tc>
@@ -35748,7 +36054,7 @@
                 <w:sz w:val="15"/>
                 <w:szCs w:val="15"/>
               </w:rPr>
-              <w:t xml:space="preserve">B-551</w:t>
+              <w:t xml:space="preserve">B-557</w:t>
             </w:r>
           </w:p>
         </w:tc>
@@ -35799,7 +36105,7 @@
                 <w:sz w:val="15"/>
                 <w:szCs w:val="15"/>
               </w:rPr>
-              <w:t xml:space="preserve">B-552</w:t>
+              <w:t xml:space="preserve">B-558</w:t>
             </w:r>
           </w:p>
         </w:tc>
@@ -35850,7 +36156,7 @@
                 <w:sz w:val="15"/>
                 <w:szCs w:val="15"/>
               </w:rPr>
-              <w:t xml:space="preserve">B-553</w:t>
+              <w:t xml:space="preserve">B-559</w:t>
             </w:r>
           </w:p>
         </w:tc>
@@ -35901,7 +36207,7 @@
                 <w:sz w:val="15"/>
                 <w:szCs w:val="15"/>
               </w:rPr>
-              <w:t xml:space="preserve">B-554</w:t>
+              <w:t xml:space="preserve">B-560</w:t>
             </w:r>
           </w:p>
         </w:tc>
@@ -35952,7 +36258,7 @@
                 <w:sz w:val="15"/>
                 <w:szCs w:val="15"/>
               </w:rPr>
-              <w:t xml:space="preserve">B-555</w:t>
+              <w:t xml:space="preserve">B-561</w:t>
             </w:r>
           </w:p>
         </w:tc>
@@ -36101,7 +36407,7 @@
                 <w:sz w:val="15"/>
                 <w:szCs w:val="15"/>
               </w:rPr>
-              <w:t xml:space="preserve">B-556</w:t>
+              <w:t xml:space="preserve">B-562</w:t>
             </w:r>
           </w:p>
         </w:tc>
@@ -36152,7 +36458,7 @@
                 <w:sz w:val="15"/>
                 <w:szCs w:val="15"/>
               </w:rPr>
-              <w:t xml:space="preserve">B-557</w:t>
+              <w:t xml:space="preserve">B-563</w:t>
             </w:r>
           </w:p>
         </w:tc>
@@ -36203,7 +36509,7 @@
                 <w:sz w:val="15"/>
                 <w:szCs w:val="15"/>
               </w:rPr>
-              <w:t xml:space="preserve">B-558</w:t>
+              <w:t xml:space="preserve">B-564</w:t>
             </w:r>
           </w:p>
         </w:tc>
@@ -36254,7 +36560,7 @@
                 <w:sz w:val="15"/>
                 <w:szCs w:val="15"/>
               </w:rPr>
-              <w:t xml:space="preserve">B-559</w:t>
+              <w:t xml:space="preserve">B-565</w:t>
             </w:r>
           </w:p>
         </w:tc>
@@ -36305,7 +36611,7 @@
                 <w:sz w:val="15"/>
                 <w:szCs w:val="15"/>
               </w:rPr>
-              <w:t xml:space="preserve">B-560</w:t>
+              <w:t xml:space="preserve">B-566</w:t>
             </w:r>
           </w:p>
         </w:tc>
@@ -36356,7 +36662,7 @@
                 <w:sz w:val="15"/>
                 <w:szCs w:val="15"/>
               </w:rPr>
-              <w:t xml:space="preserve">B-561</w:t>
+              <w:t xml:space="preserve">B-567</w:t>
             </w:r>
           </w:p>
         </w:tc>
@@ -36505,7 +36811,7 @@
                 <w:sz w:val="15"/>
                 <w:szCs w:val="15"/>
               </w:rPr>
-              <w:t xml:space="preserve">B-562</w:t>
+              <w:t xml:space="preserve">B-568</w:t>
             </w:r>
           </w:p>
         </w:tc>
@@ -36556,7 +36862,7 @@
                 <w:sz w:val="15"/>
                 <w:szCs w:val="15"/>
               </w:rPr>
-              <w:t xml:space="preserve">B-563</w:t>
+              <w:t xml:space="preserve">B-569</w:t>
             </w:r>
           </w:p>
         </w:tc>
@@ -36607,7 +36913,7 @@
                 <w:sz w:val="15"/>
                 <w:szCs w:val="15"/>
               </w:rPr>
-              <w:t xml:space="preserve">B-564</w:t>
+              <w:t xml:space="preserve">B-570</w:t>
             </w:r>
           </w:p>
         </w:tc>
@@ -36658,7 +36964,7 @@
                 <w:sz w:val="15"/>
                 <w:szCs w:val="15"/>
               </w:rPr>
-              <w:t xml:space="preserve">B-565</w:t>
+              <w:t xml:space="preserve">B-571</w:t>
             </w:r>
           </w:p>
         </w:tc>
@@ -36807,7 +37113,7 @@
                 <w:sz w:val="15"/>
                 <w:szCs w:val="15"/>
               </w:rPr>
-              <w:t xml:space="preserve">B-566</w:t>
+              <w:t xml:space="preserve">B-572</w:t>
             </w:r>
           </w:p>
         </w:tc>
@@ -36858,7 +37164,7 @@
                 <w:sz w:val="15"/>
                 <w:szCs w:val="15"/>
               </w:rPr>
-              <w:t xml:space="preserve">B-567</w:t>
+              <w:t xml:space="preserve">B-573</w:t>
             </w:r>
           </w:p>
         </w:tc>
@@ -36909,7 +37215,7 @@
                 <w:sz w:val="15"/>
                 <w:szCs w:val="15"/>
               </w:rPr>
-              <w:t xml:space="preserve">B-568</w:t>
+              <w:t xml:space="preserve">B-574</w:t>
             </w:r>
           </w:p>
         </w:tc>
@@ -36960,7 +37266,7 @@
                 <w:sz w:val="15"/>
                 <w:szCs w:val="15"/>
               </w:rPr>
-              <w:t xml:space="preserve">B-569</w:t>
+              <w:t xml:space="preserve">B-575</w:t>
             </w:r>
           </w:p>
         </w:tc>
@@ -37011,7 +37317,7 @@
                 <w:sz w:val="15"/>
                 <w:szCs w:val="15"/>
               </w:rPr>
-              <w:t xml:space="preserve">B-570</w:t>
+              <w:t xml:space="preserve">B-576</w:t>
             </w:r>
           </w:p>
         </w:tc>
@@ -37062,7 +37368,7 @@
                 <w:sz w:val="15"/>
                 <w:szCs w:val="15"/>
               </w:rPr>
-              <w:t xml:space="preserve">B-571</w:t>
+              <w:t xml:space="preserve">B-577</w:t>
             </w:r>
           </w:p>
         </w:tc>
@@ -37113,7 +37419,7 @@
                 <w:sz w:val="15"/>
                 <w:szCs w:val="15"/>
               </w:rPr>
-              <w:t xml:space="preserve">B-572</w:t>
+              <w:t xml:space="preserve">B-578</w:t>
             </w:r>
           </w:p>
         </w:tc>
@@ -37262,7 +37568,7 @@
                 <w:sz w:val="15"/>
                 <w:szCs w:val="15"/>
               </w:rPr>
-              <w:t xml:space="preserve">B-573</w:t>
+              <w:t xml:space="preserve">B-579</w:t>
             </w:r>
           </w:p>
         </w:tc>
@@ -37313,7 +37619,7 @@
                 <w:sz w:val="15"/>
                 <w:szCs w:val="15"/>
               </w:rPr>
-              <w:t xml:space="preserve">B-574</w:t>
+              <w:t xml:space="preserve">B-580</w:t>
             </w:r>
           </w:p>
         </w:tc>
@@ -37364,7 +37670,7 @@
                 <w:sz w:val="15"/>
                 <w:szCs w:val="15"/>
               </w:rPr>
-              <w:t xml:space="preserve">B-575</w:t>
+              <w:t xml:space="preserve">B-581</w:t>
             </w:r>
           </w:p>
         </w:tc>
@@ -37415,7 +37721,7 @@
                 <w:sz w:val="15"/>
                 <w:szCs w:val="15"/>
               </w:rPr>
-              <w:t xml:space="preserve">B-576</w:t>
+              <w:t xml:space="preserve">B-582</w:t>
             </w:r>
           </w:p>
         </w:tc>
@@ -37466,7 +37772,7 @@
                 <w:sz w:val="15"/>
                 <w:szCs w:val="15"/>
               </w:rPr>
-              <w:t xml:space="preserve">B-577</w:t>
+              <w:t xml:space="preserve">B-583</w:t>
             </w:r>
           </w:p>
         </w:tc>
@@ -37517,7 +37823,7 @@
                 <w:sz w:val="15"/>
                 <w:szCs w:val="15"/>
               </w:rPr>
-              <w:t xml:space="preserve">B-578</w:t>
+              <w:t xml:space="preserve">B-584</w:t>
             </w:r>
           </w:p>
         </w:tc>
@@ -37568,7 +37874,7 @@
                 <w:sz w:val="15"/>
                 <w:szCs w:val="15"/>
               </w:rPr>
-              <w:t xml:space="preserve">B-579</w:t>
+              <w:t xml:space="preserve">B-585</w:t>
             </w:r>
           </w:p>
         </w:tc>
@@ -37619,7 +37925,7 @@
                 <w:sz w:val="15"/>
                 <w:szCs w:val="15"/>
               </w:rPr>
-              <w:t xml:space="preserve">B-580</w:t>
+              <w:t xml:space="preserve">B-586</w:t>
             </w:r>
           </w:p>
         </w:tc>
@@ -37768,7 +38074,7 @@
                 <w:sz w:val="15"/>
                 <w:szCs w:val="15"/>
               </w:rPr>
-              <w:t xml:space="preserve">B-581</w:t>
+              <w:t xml:space="preserve">B-587</w:t>
             </w:r>
           </w:p>
         </w:tc>
@@ -37819,7 +38125,7 @@
                 <w:sz w:val="15"/>
                 <w:szCs w:val="15"/>
               </w:rPr>
-              <w:t xml:space="preserve">B-582</w:t>
+              <w:t xml:space="preserve">B-588</w:t>
             </w:r>
           </w:p>
         </w:tc>
@@ -37870,7 +38176,7 @@
                 <w:sz w:val="15"/>
                 <w:szCs w:val="15"/>
               </w:rPr>
-              <w:t xml:space="preserve">B-583</w:t>
+              <w:t xml:space="preserve">B-589</w:t>
             </w:r>
           </w:p>
         </w:tc>
@@ -37921,7 +38227,7 @@
                 <w:sz w:val="15"/>
                 <w:szCs w:val="15"/>
               </w:rPr>
-              <w:t xml:space="preserve">B-584</w:t>
+              <w:t xml:space="preserve">B-590</w:t>
             </w:r>
           </w:p>
         </w:tc>
@@ -37972,7 +38278,7 @@
                 <w:sz w:val="15"/>
                 <w:szCs w:val="15"/>
               </w:rPr>
-              <w:t xml:space="preserve">B-585</w:t>
+              <w:t xml:space="preserve">B-591</w:t>
             </w:r>
           </w:p>
         </w:tc>
@@ -38121,7 +38427,7 @@
                 <w:sz w:val="15"/>
                 <w:szCs w:val="15"/>
               </w:rPr>
-              <w:t xml:space="preserve">B-586</w:t>
+              <w:t xml:space="preserve">B-592</w:t>
             </w:r>
           </w:p>
         </w:tc>
@@ -38172,7 +38478,7 @@
                 <w:sz w:val="15"/>
                 <w:szCs w:val="15"/>
               </w:rPr>
-              <w:t xml:space="preserve">B-587</w:t>
+              <w:t xml:space="preserve">B-593</w:t>
             </w:r>
           </w:p>
         </w:tc>
@@ -38223,7 +38529,7 @@
                 <w:sz w:val="15"/>
                 <w:szCs w:val="15"/>
               </w:rPr>
-              <w:t xml:space="preserve">B-588</w:t>
+              <w:t xml:space="preserve">B-594</w:t>
             </w:r>
           </w:p>
         </w:tc>
@@ -38274,7 +38580,7 @@
                 <w:sz w:val="15"/>
                 <w:szCs w:val="15"/>
               </w:rPr>
-              <w:t xml:space="preserve">B-589</w:t>
+              <w:t xml:space="preserve">B-595</w:t>
             </w:r>
           </w:p>
         </w:tc>
@@ -38423,7 +38729,7 @@
                 <w:sz w:val="15"/>
                 <w:szCs w:val="15"/>
               </w:rPr>
-              <w:t xml:space="preserve">B-590</w:t>
+              <w:t xml:space="preserve">B-596</w:t>
             </w:r>
           </w:p>
         </w:tc>
@@ -38474,7 +38780,7 @@
                 <w:sz w:val="15"/>
                 <w:szCs w:val="15"/>
               </w:rPr>
-              <w:t xml:space="preserve">B-591</w:t>
+              <w:t xml:space="preserve">B-597</w:t>
             </w:r>
           </w:p>
         </w:tc>
@@ -38525,7 +38831,7 @@
                 <w:sz w:val="15"/>
                 <w:szCs w:val="15"/>
               </w:rPr>
-              <w:t xml:space="preserve">B-592</w:t>
+              <w:t xml:space="preserve">B-598</w:t>
             </w:r>
           </w:p>
         </w:tc>
@@ -38576,7 +38882,7 @@
                 <w:sz w:val="15"/>
                 <w:szCs w:val="15"/>
               </w:rPr>
-              <w:t xml:space="preserve">B-593</w:t>
+              <w:t xml:space="preserve">B-599</w:t>
             </w:r>
           </w:p>
         </w:tc>
@@ -38627,7 +38933,7 @@
                 <w:sz w:val="15"/>
                 <w:szCs w:val="15"/>
               </w:rPr>
-              <w:t xml:space="preserve">B-594</w:t>
+              <w:t xml:space="preserve">B-600</w:t>
             </w:r>
           </w:p>
         </w:tc>
@@ -38678,7 +38984,7 @@
                 <w:sz w:val="15"/>
                 <w:szCs w:val="15"/>
               </w:rPr>
-              <w:t xml:space="preserve">B-595</w:t>
+              <w:t xml:space="preserve">B-601</w:t>
             </w:r>
           </w:p>
         </w:tc>
@@ -38827,7 +39133,7 @@
                 <w:sz w:val="15"/>
                 <w:szCs w:val="15"/>
               </w:rPr>
-              <w:t xml:space="preserve">B-596</w:t>
+              <w:t xml:space="preserve">B-602</w:t>
             </w:r>
           </w:p>
         </w:tc>
@@ -38878,7 +39184,7 @@
                 <w:sz w:val="15"/>
                 <w:szCs w:val="15"/>
               </w:rPr>
-              <w:t xml:space="preserve">B-597</w:t>
+              <w:t xml:space="preserve">B-603</w:t>
             </w:r>
           </w:p>
         </w:tc>
@@ -38929,7 +39235,7 @@
                 <w:sz w:val="15"/>
                 <w:szCs w:val="15"/>
               </w:rPr>
-              <w:t xml:space="preserve">B-598</w:t>
+              <w:t xml:space="preserve">B-604</w:t>
             </w:r>
           </w:p>
         </w:tc>
@@ -39078,7 +39384,7 @@
                 <w:sz w:val="15"/>
                 <w:szCs w:val="15"/>
               </w:rPr>
-              <w:t xml:space="preserve">B-599</w:t>
+              <w:t xml:space="preserve">B-605</w:t>
             </w:r>
           </w:p>
         </w:tc>
@@ -39129,7 +39435,7 @@
                 <w:sz w:val="15"/>
                 <w:szCs w:val="15"/>
               </w:rPr>
-              <w:t xml:space="preserve">B-600</w:t>
+              <w:t xml:space="preserve">B-606</w:t>
             </w:r>
           </w:p>
         </w:tc>
@@ -39180,7 +39486,7 @@
                 <w:sz w:val="15"/>
                 <w:szCs w:val="15"/>
               </w:rPr>
-              <w:t xml:space="preserve">B-601</w:t>
+              <w:t xml:space="preserve">B-607</w:t>
             </w:r>
           </w:p>
         </w:tc>
@@ -39231,7 +39537,7 @@
                 <w:sz w:val="15"/>
                 <w:szCs w:val="15"/>
               </w:rPr>
-              <w:t xml:space="preserve">B-602</w:t>
+              <w:t xml:space="preserve">B-608</w:t>
             </w:r>
           </w:p>
         </w:tc>
@@ -39282,7 +39588,7 @@
                 <w:sz w:val="15"/>
                 <w:szCs w:val="15"/>
               </w:rPr>
-              <w:t xml:space="preserve">B-603</w:t>
+              <w:t xml:space="preserve">B-609</w:t>
             </w:r>
           </w:p>
         </w:tc>
@@ -39333,7 +39639,7 @@
                 <w:sz w:val="15"/>
                 <w:szCs w:val="15"/>
               </w:rPr>
-              <w:t xml:space="preserve">B-604</w:t>
+              <w:t xml:space="preserve">B-610</w:t>
             </w:r>
           </w:p>
         </w:tc>
@@ -39384,7 +39690,7 @@
                 <w:sz w:val="15"/>
                 <w:szCs w:val="15"/>
               </w:rPr>
-              <w:t xml:space="preserve">B-605</w:t>
+              <w:t xml:space="preserve">B-611</w:t>
             </w:r>
           </w:p>
         </w:tc>
@@ -39435,7 +39741,7 @@
                 <w:sz w:val="15"/>
                 <w:szCs w:val="15"/>
               </w:rPr>
-              <w:t xml:space="preserve">B-606</w:t>
+              <w:t xml:space="preserve">B-612</w:t>
             </w:r>
           </w:p>
         </w:tc>
@@ -39486,7 +39792,7 @@
                 <w:sz w:val="15"/>
                 <w:szCs w:val="15"/>
               </w:rPr>
-              <w:t xml:space="preserve">B-607</w:t>
+              <w:t xml:space="preserve">B-613</w:t>
             </w:r>
           </w:p>
         </w:tc>
@@ -39537,7 +39843,7 @@
                 <w:sz w:val="15"/>
                 <w:szCs w:val="15"/>
               </w:rPr>
-              <w:t xml:space="preserve">B-608</w:t>
+              <w:t xml:space="preserve">B-614</w:t>
             </w:r>
           </w:p>
         </w:tc>
@@ -39588,7 +39894,7 @@
                 <w:sz w:val="15"/>
                 <w:szCs w:val="15"/>
               </w:rPr>
-              <w:t xml:space="preserve">B-609</w:t>
+              <w:t xml:space="preserve">B-615</w:t>
             </w:r>
           </w:p>
         </w:tc>
@@ -39639,7 +39945,7 @@
                 <w:sz w:val="15"/>
                 <w:szCs w:val="15"/>
               </w:rPr>
-              <w:t xml:space="preserve">B-610</w:t>
+              <w:t xml:space="preserve">B-616</w:t>
             </w:r>
           </w:p>
         </w:tc>
@@ -39690,7 +39996,7 @@
                 <w:sz w:val="15"/>
                 <w:szCs w:val="15"/>
               </w:rPr>
-              <w:t xml:space="preserve">B-611</w:t>
+              <w:t xml:space="preserve">B-617</w:t>
             </w:r>
           </w:p>
         </w:tc>
@@ -39741,7 +40047,7 @@
                 <w:sz w:val="15"/>
                 <w:szCs w:val="15"/>
               </w:rPr>
-              <w:t xml:space="preserve">B-612</w:t>
+              <w:t xml:space="preserve">B-618</w:t>
             </w:r>
           </w:p>
         </w:tc>
@@ -39792,7 +40098,7 @@
                 <w:sz w:val="15"/>
                 <w:szCs w:val="15"/>
               </w:rPr>
-              <w:t xml:space="preserve">B-613</w:t>
+              <w:t xml:space="preserve">B-619</w:t>
             </w:r>
           </w:p>
         </w:tc>
@@ -39843,7 +40149,7 @@
                 <w:sz w:val="15"/>
                 <w:szCs w:val="15"/>
               </w:rPr>
-              <w:t xml:space="preserve">B-614</w:t>
+              <w:t xml:space="preserve">B-620</w:t>
             </w:r>
           </w:p>
         </w:tc>
@@ -39894,7 +40200,7 @@
                 <w:sz w:val="15"/>
                 <w:szCs w:val="15"/>
               </w:rPr>
-              <w:t xml:space="preserve">B-615</w:t>
+              <w:t xml:space="preserve">B-621</w:t>
             </w:r>
           </w:p>
         </w:tc>
@@ -39945,7 +40251,7 @@
                 <w:sz w:val="15"/>
                 <w:szCs w:val="15"/>
               </w:rPr>
-              <w:t xml:space="preserve">B-616</w:t>
+              <w:t xml:space="preserve">B-622</w:t>
             </w:r>
           </w:p>
         </w:tc>
@@ -39996,7 +40302,7 @@
                 <w:sz w:val="15"/>
                 <w:szCs w:val="15"/>
               </w:rPr>
-              <w:t xml:space="preserve">B-617</w:t>
+              <w:t xml:space="preserve">B-623</w:t>
             </w:r>
           </w:p>
         </w:tc>
@@ -40047,7 +40353,7 @@
                 <w:sz w:val="15"/>
                 <w:szCs w:val="15"/>
               </w:rPr>
-              <w:t xml:space="preserve">B-618</w:t>
+              <w:t xml:space="preserve">B-624</w:t>
             </w:r>
           </w:p>
         </w:tc>
@@ -40098,7 +40404,7 @@
                 <w:sz w:val="15"/>
                 <w:szCs w:val="15"/>
               </w:rPr>
-              <w:t xml:space="preserve">B-619</w:t>
+              <w:t xml:space="preserve">B-625</w:t>
             </w:r>
           </w:p>
         </w:tc>
@@ -40149,7 +40455,7 @@
                 <w:sz w:val="15"/>
                 <w:szCs w:val="15"/>
               </w:rPr>
-              <w:t xml:space="preserve">B-620</w:t>
+              <w:t xml:space="preserve">B-626</w:t>
             </w:r>
           </w:p>
         </w:tc>
@@ -40298,7 +40604,7 @@
                 <w:sz w:val="15"/>
                 <w:szCs w:val="15"/>
               </w:rPr>
-              <w:t xml:space="preserve">B-621</w:t>
+              <w:t xml:space="preserve">B-627</w:t>
             </w:r>
           </w:p>
         </w:tc>
@@ -40349,7 +40655,7 @@
                 <w:sz w:val="15"/>
                 <w:szCs w:val="15"/>
               </w:rPr>
-              <w:t xml:space="preserve">B-622</w:t>
+              <w:t xml:space="preserve">B-628</w:t>
             </w:r>
           </w:p>
         </w:tc>
@@ -40400,7 +40706,7 @@
                 <w:sz w:val="15"/>
                 <w:szCs w:val="15"/>
               </w:rPr>
-              <w:t xml:space="preserve">B-623</w:t>
+              <w:t xml:space="preserve">B-629</w:t>
             </w:r>
           </w:p>
         </w:tc>
@@ -40451,7 +40757,7 @@
                 <w:sz w:val="15"/>
                 <w:szCs w:val="15"/>
               </w:rPr>
-              <w:t xml:space="preserve">B-624</w:t>
+              <w:t xml:space="preserve">B-630</w:t>
             </w:r>
           </w:p>
         </w:tc>
@@ -40502,7 +40808,7 @@
                 <w:sz w:val="15"/>
                 <w:szCs w:val="15"/>
               </w:rPr>
-              <w:t xml:space="preserve">B-625</w:t>
+              <w:t xml:space="preserve">B-631</w:t>
             </w:r>
           </w:p>
         </w:tc>
@@ -40651,7 +40957,7 @@
                 <w:sz w:val="15"/>
                 <w:szCs w:val="15"/>
               </w:rPr>
-              <w:t xml:space="preserve">B-626</w:t>
+              <w:t xml:space="preserve">B-632</w:t>
             </w:r>
           </w:p>
         </w:tc>
@@ -40702,7 +41008,7 @@
                 <w:sz w:val="15"/>
                 <w:szCs w:val="15"/>
               </w:rPr>
-              <w:t xml:space="preserve">B-627</w:t>
+              <w:t xml:space="preserve">B-633</w:t>
             </w:r>
           </w:p>
         </w:tc>
@@ -40753,7 +41059,7 @@
                 <w:sz w:val="15"/>
                 <w:szCs w:val="15"/>
               </w:rPr>
-              <w:t xml:space="preserve">B-628</w:t>
+              <w:t xml:space="preserve">B-634</w:t>
             </w:r>
           </w:p>
         </w:tc>
@@ -40804,7 +41110,7 @@
                 <w:sz w:val="15"/>
                 <w:szCs w:val="15"/>
               </w:rPr>
-              <w:t xml:space="preserve">B-629</w:t>
+              <w:t xml:space="preserve">B-635</w:t>
             </w:r>
           </w:p>
         </w:tc>
@@ -40855,7 +41161,7 @@
                 <w:sz w:val="15"/>
                 <w:szCs w:val="15"/>
               </w:rPr>
-              <w:t xml:space="preserve">B-630</w:t>
+              <w:t xml:space="preserve">B-636</w:t>
             </w:r>
           </w:p>
         </w:tc>
@@ -40906,7 +41212,7 @@
                 <w:sz w:val="15"/>
                 <w:szCs w:val="15"/>
               </w:rPr>
-              <w:t xml:space="preserve">B-631</w:t>
+              <w:t xml:space="preserve">B-637</w:t>
             </w:r>
           </w:p>
         </w:tc>
@@ -40957,7 +41263,7 @@
                 <w:sz w:val="15"/>
                 <w:szCs w:val="15"/>
               </w:rPr>
-              <w:t xml:space="preserve">B-632</w:t>
+              <w:t xml:space="preserve">B-638</w:t>
             </w:r>
           </w:p>
         </w:tc>
@@ -41008,7 +41314,7 @@
                 <w:sz w:val="15"/>
                 <w:szCs w:val="15"/>
               </w:rPr>
-              <w:t xml:space="preserve">B-633</w:t>
+              <w:t xml:space="preserve">B-639</w:t>
             </w:r>
           </w:p>
         </w:tc>
@@ -41157,7 +41463,7 @@
                 <w:sz w:val="15"/>
                 <w:szCs w:val="15"/>
               </w:rPr>
-              <w:t xml:space="preserve">B-634</w:t>
+              <w:t xml:space="preserve">B-640</w:t>
             </w:r>
           </w:p>
         </w:tc>
@@ -41208,7 +41514,7 @@
                 <w:sz w:val="15"/>
                 <w:szCs w:val="15"/>
               </w:rPr>
-              <w:t xml:space="preserve">B-635</w:t>
+              <w:t xml:space="preserve">B-641</w:t>
             </w:r>
           </w:p>
         </w:tc>
@@ -41259,7 +41565,7 @@
                 <w:sz w:val="15"/>
                 <w:szCs w:val="15"/>
               </w:rPr>
-              <w:t xml:space="preserve">B-636</w:t>
+              <w:t xml:space="preserve">B-642</w:t>
             </w:r>
           </w:p>
         </w:tc>
@@ -41310,7 +41616,7 @@
                 <w:sz w:val="15"/>
                 <w:szCs w:val="15"/>
               </w:rPr>
-              <w:t xml:space="preserve">B-637</w:t>
+              <w:t xml:space="preserve">B-643</w:t>
             </w:r>
           </w:p>
         </w:tc>
@@ -41361,7 +41667,7 @@
                 <w:sz w:val="15"/>
                 <w:szCs w:val="15"/>
               </w:rPr>
-              <w:t xml:space="preserve">B-638</w:t>
+              <w:t xml:space="preserve">B-644</w:t>
             </w:r>
           </w:p>
         </w:tc>
@@ -41412,7 +41718,7 @@
                 <w:sz w:val="15"/>
                 <w:szCs w:val="15"/>
               </w:rPr>
-              <w:t xml:space="preserve">B-639</w:t>
+              <w:t xml:space="preserve">B-645</w:t>
             </w:r>
           </w:p>
         </w:tc>
@@ -41463,7 +41769,7 @@
                 <w:sz w:val="15"/>
                 <w:szCs w:val="15"/>
               </w:rPr>
-              <w:t xml:space="preserve">B-640</w:t>
+              <w:t xml:space="preserve">B-646</w:t>
             </w:r>
           </w:p>
         </w:tc>
@@ -41514,7 +41820,7 @@
                 <w:sz w:val="15"/>
                 <w:szCs w:val="15"/>
               </w:rPr>
-              <w:t xml:space="preserve">B-641</w:t>
+              <w:t xml:space="preserve">B-647</w:t>
             </w:r>
           </w:p>
         </w:tc>
@@ -41565,7 +41871,7 @@
                 <w:sz w:val="15"/>
                 <w:szCs w:val="15"/>
               </w:rPr>
-              <w:t xml:space="preserve">B-642</w:t>
+              <w:t xml:space="preserve">B-648</w:t>
             </w:r>
           </w:p>
         </w:tc>
@@ -41616,7 +41922,7 @@
                 <w:sz w:val="15"/>
                 <w:szCs w:val="15"/>
               </w:rPr>
-              <w:t xml:space="preserve">B-643</w:t>
+              <w:t xml:space="preserve">B-649</w:t>
             </w:r>
           </w:p>
         </w:tc>
@@ -41667,7 +41973,7 @@
                 <w:sz w:val="15"/>
                 <w:szCs w:val="15"/>
               </w:rPr>
-              <w:t xml:space="preserve">B-644</w:t>
+              <w:t xml:space="preserve">B-650</w:t>
             </w:r>
           </w:p>
         </w:tc>
@@ -41718,7 +42024,7 @@
                 <w:sz w:val="15"/>
                 <w:szCs w:val="15"/>
               </w:rPr>
-              <w:t xml:space="preserve">B-645</w:t>
+              <w:t xml:space="preserve">B-651</w:t>
             </w:r>
           </w:p>
         </w:tc>
@@ -41769,7 +42075,7 @@
                 <w:sz w:val="15"/>
                 <w:szCs w:val="15"/>
               </w:rPr>
-              <w:t xml:space="preserve">B-646</w:t>
+              <w:t xml:space="preserve">B-652</w:t>
             </w:r>
           </w:p>
         </w:tc>
@@ -41820,7 +42126,7 @@
                 <w:sz w:val="15"/>
                 <w:szCs w:val="15"/>
               </w:rPr>
-              <w:t xml:space="preserve">B-647</w:t>
+              <w:t xml:space="preserve">B-653</w:t>
             </w:r>
           </w:p>
         </w:tc>
@@ -41871,7 +42177,7 @@
                 <w:sz w:val="15"/>
                 <w:szCs w:val="15"/>
               </w:rPr>
-              <w:t xml:space="preserve">B-648</w:t>
+              <w:t xml:space="preserve">B-654</w:t>
             </w:r>
           </w:p>
         </w:tc>
@@ -41922,7 +42228,7 @@
                 <w:sz w:val="15"/>
                 <w:szCs w:val="15"/>
               </w:rPr>
-              <w:t xml:space="preserve">B-649</w:t>
+              <w:t xml:space="preserve">B-655</w:t>
             </w:r>
           </w:p>
         </w:tc>
@@ -41973,7 +42279,7 @@
                 <w:sz w:val="15"/>
                 <w:szCs w:val="15"/>
               </w:rPr>
-              <w:t xml:space="preserve">B-650</w:t>
+              <w:t xml:space="preserve">B-656</w:t>
             </w:r>
           </w:p>
         </w:tc>
@@ -42024,7 +42330,7 @@
                 <w:sz w:val="15"/>
                 <w:szCs w:val="15"/>
               </w:rPr>
-              <w:t xml:space="preserve">B-651</w:t>
+              <w:t xml:space="preserve">B-657</w:t>
             </w:r>
           </w:p>
         </w:tc>
@@ -42075,7 +42381,7 @@
                 <w:sz w:val="15"/>
                 <w:szCs w:val="15"/>
               </w:rPr>
-              <w:t xml:space="preserve">B-652</w:t>
+              <w:t xml:space="preserve">B-658</w:t>
             </w:r>
           </w:p>
         </w:tc>
@@ -42126,7 +42432,7 @@
                 <w:sz w:val="15"/>
                 <w:szCs w:val="15"/>
               </w:rPr>
-              <w:t xml:space="preserve">B-653</w:t>
+              <w:t xml:space="preserve">B-659</w:t>
             </w:r>
           </w:p>
         </w:tc>
@@ -42177,7 +42483,7 @@
                 <w:sz w:val="15"/>
                 <w:szCs w:val="15"/>
               </w:rPr>
-              <w:t xml:space="preserve">B-654</w:t>
+              <w:t xml:space="preserve">B-660</w:t>
             </w:r>
           </w:p>
         </w:tc>
@@ -42228,7 +42534,7 @@
                 <w:sz w:val="15"/>
                 <w:szCs w:val="15"/>
               </w:rPr>
-              <w:t xml:space="preserve">B-655</w:t>
+              <w:t xml:space="preserve">B-661</w:t>
             </w:r>
           </w:p>
         </w:tc>
@@ -42279,7 +42585,7 @@
                 <w:sz w:val="15"/>
                 <w:szCs w:val="15"/>
               </w:rPr>
-              <w:t xml:space="preserve">B-656</w:t>
+              <w:t xml:space="preserve">B-662</w:t>
             </w:r>
           </w:p>
         </w:tc>
@@ -42330,7 +42636,7 @@
                 <w:sz w:val="15"/>
                 <w:szCs w:val="15"/>
               </w:rPr>
-              <w:t xml:space="preserve">B-657</w:t>
+              <w:t xml:space="preserve">B-663</w:t>
             </w:r>
           </w:p>
         </w:tc>
@@ -42381,7 +42687,7 @@
                 <w:sz w:val="15"/>
                 <w:szCs w:val="15"/>
               </w:rPr>
-              <w:t xml:space="preserve">B-658</w:t>
+              <w:t xml:space="preserve">B-664</w:t>
             </w:r>
           </w:p>
         </w:tc>
@@ -42432,7 +42738,7 @@
                 <w:sz w:val="15"/>
                 <w:szCs w:val="15"/>
               </w:rPr>
-              <w:t xml:space="preserve">B-659</w:t>
+              <w:t xml:space="preserve">B-665</w:t>
             </w:r>
           </w:p>
         </w:tc>
@@ -42483,7 +42789,7 @@
                 <w:sz w:val="15"/>
                 <w:szCs w:val="15"/>
               </w:rPr>
-              <w:t xml:space="preserve">B-660</w:t>
+              <w:t xml:space="preserve">B-666</w:t>
             </w:r>
           </w:p>
         </w:tc>
@@ -42534,7 +42840,7 @@
                 <w:sz w:val="15"/>
                 <w:szCs w:val="15"/>
               </w:rPr>
-              <w:t xml:space="preserve">B-661</w:t>
+              <w:t xml:space="preserve">B-667</w:t>
             </w:r>
           </w:p>
         </w:tc>
@@ -42585,7 +42891,7 @@
                 <w:sz w:val="15"/>
                 <w:szCs w:val="15"/>
               </w:rPr>
-              <w:t xml:space="preserve">B-662</w:t>
+              <w:t xml:space="preserve">B-668</w:t>
             </w:r>
           </w:p>
         </w:tc>
@@ -42636,7 +42942,7 @@
                 <w:sz w:val="15"/>
                 <w:szCs w:val="15"/>
               </w:rPr>
-              <w:t xml:space="preserve">B-663</w:t>
+              <w:t xml:space="preserve">B-669</w:t>
             </w:r>
           </w:p>
         </w:tc>
@@ -42687,7 +42993,7 @@
                 <w:sz w:val="15"/>
                 <w:szCs w:val="15"/>
               </w:rPr>
-              <w:t xml:space="preserve">B-664</w:t>
+              <w:t xml:space="preserve">B-670</w:t>
             </w:r>
           </w:p>
         </w:tc>
@@ -42738,7 +43044,7 @@
                 <w:sz w:val="15"/>
                 <w:szCs w:val="15"/>
               </w:rPr>
-              <w:t xml:space="preserve">B-665</w:t>
+              <w:t xml:space="preserve">B-671</w:t>
             </w:r>
           </w:p>
         </w:tc>
@@ -42789,7 +43095,7 @@
                 <w:sz w:val="15"/>
                 <w:szCs w:val="15"/>
               </w:rPr>
-              <w:t xml:space="preserve">B-666</w:t>
+              <w:t xml:space="preserve">B-672</w:t>
             </w:r>
           </w:p>
         </w:tc>
@@ -42840,7 +43146,7 @@
                 <w:sz w:val="15"/>
                 <w:szCs w:val="15"/>
               </w:rPr>
-              <w:t xml:space="preserve">B-667</w:t>
+              <w:t xml:space="preserve">B-673</w:t>
             </w:r>
           </w:p>
         </w:tc>
@@ -42891,7 +43197,7 @@
                 <w:sz w:val="15"/>
                 <w:szCs w:val="15"/>
               </w:rPr>
-              <w:t xml:space="preserve">B-668</w:t>
+              <w:t xml:space="preserve">B-674</w:t>
             </w:r>
           </w:p>
         </w:tc>
@@ -42940,7 +43246,7 @@
         <w:spacing w:after="120" w:before="260"/>
       </w:pPr>
       <w:r>
-        <w:t xml:space="preserve">Sign-in  (1)</w:t>
+        <w:t xml:space="preserve">Sync with the account  (5)</w:t>
       </w:r>
     </w:p>
     <w:tbl>
@@ -43040,31 +43346,235 @@
                 <w:sz w:val="15"/>
                 <w:szCs w:val="15"/>
               </w:rPr>
-              <w:t xml:space="preserve">B-669</w:t>
-            </w:r>
-          </w:p>
-        </w:tc>
-        <w:tc>
-          <w:tcPr>
-            <w:tcW w:type="dxa" w:w="7880"/>
-            <w:tcMar>
-              <w:top w:type="dxa" w:w="60"/>
-              <w:left w:type="dxa" w:w="90"/>
-              <w:bottom w:type="dxa" w:w="60"/>
-              <w:right w:type="dxa" w:w="90"/>
-            </w:tcMar>
-          </w:tcPr>
-          <w:p>
-            <w:pPr>
-              <w:spacing w:after="0" w:before="0"/>
-            </w:pPr>
-            <w:r>
-              <w:rPr>
-                <w:rFonts w:ascii="Calibri" w:cs="Calibri" w:eastAsia="Calibri" w:hAnsi="Calibri"/>
-                <w:sz w:val="21"/>
-                <w:szCs w:val="21"/>
-              </w:rPr>
-              <w:t xml:space="preserve">Passwords cannot be reset in the app. Open SmartVoc in a browser to do it.</w:t>
+              <w:t xml:space="preserve">B-675</w:t>
+            </w:r>
+          </w:p>
+        </w:tc>
+        <w:tc>
+          <w:tcPr>
+            <w:tcW w:type="dxa" w:w="7880"/>
+            <w:tcMar>
+              <w:top w:type="dxa" w:w="60"/>
+              <w:left w:type="dxa" w:w="90"/>
+              <w:bottom w:type="dxa" w:w="60"/>
+              <w:right w:type="dxa" w:w="90"/>
+            </w:tcMar>
+          </w:tcPr>
+          <w:p>
+            <w:pPr>
+              <w:spacing w:after="0" w:before="0"/>
+            </w:pPr>
+            <w:r>
+              <w:rPr>
+                <w:rFonts w:ascii="Calibri" w:cs="Calibri" w:eastAsia="Calibri" w:hAnsi="Calibri"/>
+                <w:sz w:val="21"/>
+                <w:szCs w:val="21"/>
+              </w:rPr>
+              <w:t xml:space="preserve">Device switched to this account. The previous data is kept on the device as a backup.</w:t>
+            </w:r>
+          </w:p>
+        </w:tc>
+      </w:tr>
+      <w:tr>
+        <w:tc>
+          <w:tcPr>
+            <w:tcW w:type="dxa" w:w="1120"/>
+            <w:tcMar>
+              <w:top w:type="dxa" w:w="60"/>
+              <w:left w:type="dxa" w:w="90"/>
+              <w:bottom w:type="dxa" w:w="60"/>
+              <w:right w:type="dxa" w:w="90"/>
+            </w:tcMar>
+          </w:tcPr>
+          <w:p>
+            <w:pPr>
+              <w:spacing w:after="0"/>
+            </w:pPr>
+            <w:r>
+              <w:rPr>
+                <w:rFonts w:ascii="Consolas" w:cs="Consolas" w:eastAsia="Consolas" w:hAnsi="Consolas"/>
+                <w:color w:val="9A958B"/>
+                <w:sz w:val="15"/>
+                <w:szCs w:val="15"/>
+              </w:rPr>
+              <w:t xml:space="preserve">B-676</w:t>
+            </w:r>
+          </w:p>
+        </w:tc>
+        <w:tc>
+          <w:tcPr>
+            <w:tcW w:type="dxa" w:w="7880"/>
+            <w:tcMar>
+              <w:top w:type="dxa" w:w="60"/>
+              <w:left w:type="dxa" w:w="90"/>
+              <w:bottom w:type="dxa" w:w="60"/>
+              <w:right w:type="dxa" w:w="90"/>
+            </w:tcMar>
+          </w:tcPr>
+          <w:p>
+            <w:pPr>
+              <w:spacing w:after="0" w:before="0"/>
+            </w:pPr>
+            <w:r>
+              <w:rPr>
+                <w:rFonts w:ascii="Calibri" w:cs="Calibri" w:eastAsia="Calibri" w:hAnsi="Calibri"/>
+                <w:sz w:val="21"/>
+                <w:szCs w:val="21"/>
+              </w:rPr>
+              <w:t xml:space="preserve">Local data saved as a backup</w:t>
+            </w:r>
+          </w:p>
+        </w:tc>
+      </w:tr>
+      <w:tr>
+        <w:tc>
+          <w:tcPr>
+            <w:tcW w:type="dxa" w:w="1120"/>
+            <w:tcMar>
+              <w:top w:type="dxa" w:w="60"/>
+              <w:left w:type="dxa" w:w="90"/>
+              <w:bottom w:type="dxa" w:w="60"/>
+              <w:right w:type="dxa" w:w="90"/>
+            </w:tcMar>
+          </w:tcPr>
+          <w:p>
+            <w:pPr>
+              <w:spacing w:after="0"/>
+            </w:pPr>
+            <w:r>
+              <w:rPr>
+                <w:rFonts w:ascii="Consolas" w:cs="Consolas" w:eastAsia="Consolas" w:hAnsi="Consolas"/>
+                <w:color w:val="9A958B"/>
+                <w:sz w:val="15"/>
+                <w:szCs w:val="15"/>
+              </w:rPr>
+              <w:t xml:space="preserve">B-677</w:t>
+            </w:r>
+          </w:p>
+        </w:tc>
+        <w:tc>
+          <w:tcPr>
+            <w:tcW w:type="dxa" w:w="7880"/>
+            <w:tcMar>
+              <w:top w:type="dxa" w:w="60"/>
+              <w:left w:type="dxa" w:w="90"/>
+              <w:bottom w:type="dxa" w:w="60"/>
+              <w:right w:type="dxa" w:w="90"/>
+            </w:tcMar>
+          </w:tcPr>
+          <w:p>
+            <w:pPr>
+              <w:spacing w:after="0" w:before="0"/>
+            </w:pPr>
+            <w:r>
+              <w:rPr>
+                <w:rFonts w:ascii="Calibri" w:cs="Calibri" w:eastAsia="Calibri" w:hAnsi="Calibri"/>
+                <w:sz w:val="21"/>
+                <w:szCs w:val="21"/>
+              </w:rPr>
+              <w:t xml:space="preserve">Move into this account</w:t>
+            </w:r>
+          </w:p>
+        </w:tc>
+      </w:tr>
+      <w:tr>
+        <w:tc>
+          <w:tcPr>
+            <w:tcW w:type="dxa" w:w="1120"/>
+            <w:tcMar>
+              <w:top w:type="dxa" w:w="60"/>
+              <w:left w:type="dxa" w:w="90"/>
+              <w:bottom w:type="dxa" w:w="60"/>
+              <w:right w:type="dxa" w:w="90"/>
+            </w:tcMar>
+          </w:tcPr>
+          <w:p>
+            <w:pPr>
+              <w:spacing w:after="0"/>
+            </w:pPr>
+            <w:r>
+              <w:rPr>
+                <w:rFonts w:ascii="Consolas" w:cs="Consolas" w:eastAsia="Consolas" w:hAnsi="Consolas"/>
+                <w:color w:val="9A958B"/>
+                <w:sz w:val="15"/>
+                <w:szCs w:val="15"/>
+              </w:rPr>
+              <w:t xml:space="preserve">B-678</w:t>
+            </w:r>
+          </w:p>
+        </w:tc>
+        <w:tc>
+          <w:tcPr>
+            <w:tcW w:type="dxa" w:w="7880"/>
+            <w:tcMar>
+              <w:top w:type="dxa" w:w="60"/>
+              <w:left w:type="dxa" w:w="90"/>
+              <w:bottom w:type="dxa" w:w="60"/>
+              <w:right w:type="dxa" w:w="90"/>
+            </w:tcMar>
+          </w:tcPr>
+          <w:p>
+            <w:pPr>
+              <w:spacing w:after="0" w:before="0"/>
+            </w:pPr>
+            <w:r>
+              <w:rPr>
+                <w:rFonts w:ascii="Calibri" w:cs="Calibri" w:eastAsia="Calibri" w:hAnsi="Calibri"/>
+                <w:sz w:val="21"/>
+                <w:szCs w:val="21"/>
+              </w:rPr>
+              <w:t xml:space="preserve">Should they be moved into this account? If not, the account starts empty; the existing data stays on the device as a backup.</w:t>
+            </w:r>
+          </w:p>
+        </w:tc>
+      </w:tr>
+      <w:tr>
+        <w:tc>
+          <w:tcPr>
+            <w:tcW w:type="dxa" w:w="1120"/>
+            <w:tcMar>
+              <w:top w:type="dxa" w:w="60"/>
+              <w:left w:type="dxa" w:w="90"/>
+              <w:bottom w:type="dxa" w:w="60"/>
+              <w:right w:type="dxa" w:w="90"/>
+            </w:tcMar>
+          </w:tcPr>
+          <w:p>
+            <w:pPr>
+              <w:spacing w:after="0"/>
+            </w:pPr>
+            <w:r>
+              <w:rPr>
+                <w:rFonts w:ascii="Consolas" w:cs="Consolas" w:eastAsia="Consolas" w:hAnsi="Consolas"/>
+                <w:color w:val="9A958B"/>
+                <w:sz w:val="15"/>
+                <w:szCs w:val="15"/>
+              </w:rPr>
+              <w:t xml:space="preserve">B-679</w:t>
+            </w:r>
+          </w:p>
+        </w:tc>
+        <w:tc>
+          <w:tcPr>
+            <w:tcW w:type="dxa" w:w="7880"/>
+            <w:tcMar>
+              <w:top w:type="dxa" w:w="60"/>
+              <w:left w:type="dxa" w:w="90"/>
+              <w:bottom w:type="dxa" w:w="60"/>
+              <w:right w:type="dxa" w:w="90"/>
+            </w:tcMar>
+          </w:tcPr>
+          <w:p>
+            <w:pPr>
+              <w:spacing w:after="0" w:before="0"/>
+            </w:pPr>
+            <w:r>
+              <w:rPr>
+                <w:rFonts w:ascii="Calibri" w:cs="Calibri" w:eastAsia="Calibri" w:hAnsi="Calibri"/>
+                <w:sz w:val="21"/>
+                <w:szCs w:val="21"/>
+              </w:rPr>
+              <w:t xml:space="preserve">This device already holds words and lists.</w:t>
             </w:r>
           </w:p>
         </w:tc>
@@ -43089,7 +43599,7 @@
         <w:spacing w:after="120" w:before="260"/>
       </w:pPr>
       <w:r>
-        <w:t xml:space="preserve">Sync with the account  (5)</w:t>
+        <w:t xml:space="preserve">Statistics (analyses)  (5)</w:t>
       </w:r>
     </w:p>
     <w:tbl>
@@ -43189,235 +43699,235 @@
                 <w:sz w:val="15"/>
                 <w:szCs w:val="15"/>
               </w:rPr>
-              <w:t xml:space="preserve">B-670</w:t>
-            </w:r>
-          </w:p>
-        </w:tc>
-        <w:tc>
-          <w:tcPr>
-            <w:tcW w:type="dxa" w:w="7880"/>
-            <w:tcMar>
-              <w:top w:type="dxa" w:w="60"/>
-              <w:left w:type="dxa" w:w="90"/>
-              <w:bottom w:type="dxa" w:w="60"/>
-              <w:right w:type="dxa" w:w="90"/>
-            </w:tcMar>
-          </w:tcPr>
-          <w:p>
-            <w:pPr>
-              <w:spacing w:after="0" w:before="0"/>
-            </w:pPr>
-            <w:r>
-              <w:rPr>
-                <w:rFonts w:ascii="Calibri" w:cs="Calibri" w:eastAsia="Calibri" w:hAnsi="Calibri"/>
-                <w:sz w:val="21"/>
-                <w:szCs w:val="21"/>
-              </w:rPr>
-              <w:t xml:space="preserve">Device switched to this account. The previous data is kept on the device as a backup.</w:t>
-            </w:r>
-          </w:p>
-        </w:tc>
-      </w:tr>
-      <w:tr>
-        <w:tc>
-          <w:tcPr>
-            <w:tcW w:type="dxa" w:w="1120"/>
-            <w:tcMar>
-              <w:top w:type="dxa" w:w="60"/>
-              <w:left w:type="dxa" w:w="90"/>
-              <w:bottom w:type="dxa" w:w="60"/>
-              <w:right w:type="dxa" w:w="90"/>
-            </w:tcMar>
-          </w:tcPr>
-          <w:p>
-            <w:pPr>
-              <w:spacing w:after="0"/>
-            </w:pPr>
-            <w:r>
-              <w:rPr>
-                <w:rFonts w:ascii="Consolas" w:cs="Consolas" w:eastAsia="Consolas" w:hAnsi="Consolas"/>
-                <w:color w:val="9A958B"/>
-                <w:sz w:val="15"/>
-                <w:szCs w:val="15"/>
-              </w:rPr>
-              <w:t xml:space="preserve">B-671</w:t>
-            </w:r>
-          </w:p>
-        </w:tc>
-        <w:tc>
-          <w:tcPr>
-            <w:tcW w:type="dxa" w:w="7880"/>
-            <w:tcMar>
-              <w:top w:type="dxa" w:w="60"/>
-              <w:left w:type="dxa" w:w="90"/>
-              <w:bottom w:type="dxa" w:w="60"/>
-              <w:right w:type="dxa" w:w="90"/>
-            </w:tcMar>
-          </w:tcPr>
-          <w:p>
-            <w:pPr>
-              <w:spacing w:after="0" w:before="0"/>
-            </w:pPr>
-            <w:r>
-              <w:rPr>
-                <w:rFonts w:ascii="Calibri" w:cs="Calibri" w:eastAsia="Calibri" w:hAnsi="Calibri"/>
-                <w:sz w:val="21"/>
-                <w:szCs w:val="21"/>
-              </w:rPr>
-              <w:t xml:space="preserve">Local data saved as a backup</w:t>
-            </w:r>
-          </w:p>
-        </w:tc>
-      </w:tr>
-      <w:tr>
-        <w:tc>
-          <w:tcPr>
-            <w:tcW w:type="dxa" w:w="1120"/>
-            <w:tcMar>
-              <w:top w:type="dxa" w:w="60"/>
-              <w:left w:type="dxa" w:w="90"/>
-              <w:bottom w:type="dxa" w:w="60"/>
-              <w:right w:type="dxa" w:w="90"/>
-            </w:tcMar>
-          </w:tcPr>
-          <w:p>
-            <w:pPr>
-              <w:spacing w:after="0"/>
-            </w:pPr>
-            <w:r>
-              <w:rPr>
-                <w:rFonts w:ascii="Consolas" w:cs="Consolas" w:eastAsia="Consolas" w:hAnsi="Consolas"/>
-                <w:color w:val="9A958B"/>
-                <w:sz w:val="15"/>
-                <w:szCs w:val="15"/>
-              </w:rPr>
-              <w:t xml:space="preserve">B-672</w:t>
-            </w:r>
-          </w:p>
-        </w:tc>
-        <w:tc>
-          <w:tcPr>
-            <w:tcW w:type="dxa" w:w="7880"/>
-            <w:tcMar>
-              <w:top w:type="dxa" w:w="60"/>
-              <w:left w:type="dxa" w:w="90"/>
-              <w:bottom w:type="dxa" w:w="60"/>
-              <w:right w:type="dxa" w:w="90"/>
-            </w:tcMar>
-          </w:tcPr>
-          <w:p>
-            <w:pPr>
-              <w:spacing w:after="0" w:before="0"/>
-            </w:pPr>
-            <w:r>
-              <w:rPr>
-                <w:rFonts w:ascii="Calibri" w:cs="Calibri" w:eastAsia="Calibri" w:hAnsi="Calibri"/>
-                <w:sz w:val="21"/>
-                <w:szCs w:val="21"/>
-              </w:rPr>
-              <w:t xml:space="preserve">Move into this account</w:t>
-            </w:r>
-          </w:p>
-        </w:tc>
-      </w:tr>
-      <w:tr>
-        <w:tc>
-          <w:tcPr>
-            <w:tcW w:type="dxa" w:w="1120"/>
-            <w:tcMar>
-              <w:top w:type="dxa" w:w="60"/>
-              <w:left w:type="dxa" w:w="90"/>
-              <w:bottom w:type="dxa" w:w="60"/>
-              <w:right w:type="dxa" w:w="90"/>
-            </w:tcMar>
-          </w:tcPr>
-          <w:p>
-            <w:pPr>
-              <w:spacing w:after="0"/>
-            </w:pPr>
-            <w:r>
-              <w:rPr>
-                <w:rFonts w:ascii="Consolas" w:cs="Consolas" w:eastAsia="Consolas" w:hAnsi="Consolas"/>
-                <w:color w:val="9A958B"/>
-                <w:sz w:val="15"/>
-                <w:szCs w:val="15"/>
-              </w:rPr>
-              <w:t xml:space="preserve">B-673</w:t>
-            </w:r>
-          </w:p>
-        </w:tc>
-        <w:tc>
-          <w:tcPr>
-            <w:tcW w:type="dxa" w:w="7880"/>
-            <w:tcMar>
-              <w:top w:type="dxa" w:w="60"/>
-              <w:left w:type="dxa" w:w="90"/>
-              <w:bottom w:type="dxa" w:w="60"/>
-              <w:right w:type="dxa" w:w="90"/>
-            </w:tcMar>
-          </w:tcPr>
-          <w:p>
-            <w:pPr>
-              <w:spacing w:after="0" w:before="0"/>
-            </w:pPr>
-            <w:r>
-              <w:rPr>
-                <w:rFonts w:ascii="Calibri" w:cs="Calibri" w:eastAsia="Calibri" w:hAnsi="Calibri"/>
-                <w:sz w:val="21"/>
-                <w:szCs w:val="21"/>
-              </w:rPr>
-              <w:t xml:space="preserve">Should they be moved into this account? If not, the account starts empty; the existing data stays on the device as a backup.</w:t>
-            </w:r>
-          </w:p>
-        </w:tc>
-      </w:tr>
-      <w:tr>
-        <w:tc>
-          <w:tcPr>
-            <w:tcW w:type="dxa" w:w="1120"/>
-            <w:tcMar>
-              <w:top w:type="dxa" w:w="60"/>
-              <w:left w:type="dxa" w:w="90"/>
-              <w:bottom w:type="dxa" w:w="60"/>
-              <w:right w:type="dxa" w:w="90"/>
-            </w:tcMar>
-          </w:tcPr>
-          <w:p>
-            <w:pPr>
-              <w:spacing w:after="0"/>
-            </w:pPr>
-            <w:r>
-              <w:rPr>
-                <w:rFonts w:ascii="Consolas" w:cs="Consolas" w:eastAsia="Consolas" w:hAnsi="Consolas"/>
-                <w:color w:val="9A958B"/>
-                <w:sz w:val="15"/>
-                <w:szCs w:val="15"/>
-              </w:rPr>
-              <w:t xml:space="preserve">B-674</w:t>
-            </w:r>
-          </w:p>
-        </w:tc>
-        <w:tc>
-          <w:tcPr>
-            <w:tcW w:type="dxa" w:w="7880"/>
-            <w:tcMar>
-              <w:top w:type="dxa" w:w="60"/>
-              <w:left w:type="dxa" w:w="90"/>
-              <w:bottom w:type="dxa" w:w="60"/>
-              <w:right w:type="dxa" w:w="90"/>
-            </w:tcMar>
-          </w:tcPr>
-          <w:p>
-            <w:pPr>
-              <w:spacing w:after="0" w:before="0"/>
-            </w:pPr>
-            <w:r>
-              <w:rPr>
-                <w:rFonts w:ascii="Calibri" w:cs="Calibri" w:eastAsia="Calibri" w:hAnsi="Calibri"/>
-                <w:sz w:val="21"/>
-                <w:szCs w:val="21"/>
-              </w:rPr>
-              <w:t xml:space="preserve">This device already holds words and lists.</w:t>
+              <w:t xml:space="preserve">B-680</w:t>
+            </w:r>
+          </w:p>
+        </w:tc>
+        <w:tc>
+          <w:tcPr>
+            <w:tcW w:type="dxa" w:w="7880"/>
+            <w:tcMar>
+              <w:top w:type="dxa" w:w="60"/>
+              <w:left w:type="dxa" w:w="90"/>
+              <w:bottom w:type="dxa" w:w="60"/>
+              <w:right w:type="dxa" w:w="90"/>
+            </w:tcMar>
+          </w:tcPr>
+          <w:p>
+            <w:pPr>
+              <w:spacing w:after="0" w:before="0"/>
+            </w:pPr>
+            <w:r>
+              <w:rPr>
+                <w:rFonts w:ascii="Calibri" w:cs="Calibri" w:eastAsia="Calibri" w:hAnsi="Calibri"/>
+                <w:sz w:val="21"/>
+                <w:szCs w:val="21"/>
+              </w:rPr>
+              <w:t xml:space="preserve">Accents and length marks</w:t>
+            </w:r>
+          </w:p>
+        </w:tc>
+      </w:tr>
+      <w:tr>
+        <w:tc>
+          <w:tcPr>
+            <w:tcW w:type="dxa" w:w="1120"/>
+            <w:tcMar>
+              <w:top w:type="dxa" w:w="60"/>
+              <w:left w:type="dxa" w:w="90"/>
+              <w:bottom w:type="dxa" w:w="60"/>
+              <w:right w:type="dxa" w:w="90"/>
+            </w:tcMar>
+          </w:tcPr>
+          <w:p>
+            <w:pPr>
+              <w:spacing w:after="0"/>
+            </w:pPr>
+            <w:r>
+              <w:rPr>
+                <w:rFonts w:ascii="Consolas" w:cs="Consolas" w:eastAsia="Consolas" w:hAnsi="Consolas"/>
+                <w:color w:val="9A958B"/>
+                <w:sz w:val="15"/>
+                <w:szCs w:val="15"/>
+              </w:rPr>
+              <w:t xml:space="preserve">B-681</w:t>
+            </w:r>
+          </w:p>
+        </w:tc>
+        <w:tc>
+          <w:tcPr>
+            <w:tcW w:type="dxa" w:w="7880"/>
+            <w:tcMar>
+              <w:top w:type="dxa" w:w="60"/>
+              <w:left w:type="dxa" w:w="90"/>
+              <w:bottom w:type="dxa" w:w="60"/>
+              <w:right w:type="dxa" w:w="90"/>
+            </w:tcMar>
+          </w:tcPr>
+          <w:p>
+            <w:pPr>
+              <w:spacing w:after="0" w:before="0"/>
+            </w:pPr>
+            <w:r>
+              <w:rPr>
+                <w:rFonts w:ascii="Calibri" w:cs="Calibri" w:eastAsia="Calibri" w:hAnsi="Calibri"/>
+                <w:sz w:val="21"/>
+                <w:szCs w:val="21"/>
+              </w:rPr>
+              <w:t xml:space="preserve">another word</w:t>
+            </w:r>
+          </w:p>
+        </w:tc>
+      </w:tr>
+      <w:tr>
+        <w:tc>
+          <w:tcPr>
+            <w:tcW w:type="dxa" w:w="1120"/>
+            <w:tcMar>
+              <w:top w:type="dxa" w:w="60"/>
+              <w:left w:type="dxa" w:w="90"/>
+              <w:bottom w:type="dxa" w:w="60"/>
+              <w:right w:type="dxa" w:w="90"/>
+            </w:tcMar>
+          </w:tcPr>
+          <w:p>
+            <w:pPr>
+              <w:spacing w:after="0"/>
+            </w:pPr>
+            <w:r>
+              <w:rPr>
+                <w:rFonts w:ascii="Consolas" w:cs="Consolas" w:eastAsia="Consolas" w:hAnsi="Consolas"/>
+                <w:color w:val="9A958B"/>
+                <w:sz w:val="15"/>
+                <w:szCs w:val="15"/>
+              </w:rPr>
+              <w:t xml:space="preserve">B-682</w:t>
+            </w:r>
+          </w:p>
+        </w:tc>
+        <w:tc>
+          <w:tcPr>
+            <w:tcW w:type="dxa" w:w="7880"/>
+            <w:tcMar>
+              <w:top w:type="dxa" w:w="60"/>
+              <w:left w:type="dxa" w:w="90"/>
+              <w:bottom w:type="dxa" w:w="60"/>
+              <w:right w:type="dxa" w:w="90"/>
+            </w:tcMar>
+          </w:tcPr>
+          <w:p>
+            <w:pPr>
+              <w:spacing w:after="0" w:before="0"/>
+            </w:pPr>
+            <w:r>
+              <w:rPr>
+                <w:rFonts w:ascii="Calibri" w:cs="Calibri" w:eastAsia="Calibri" w:hAnsi="Calibri"/>
+                <w:sz w:val="21"/>
+                <w:szCs w:val="21"/>
+              </w:rPr>
+              <w:t xml:space="preserve">counts as a hit</w:t>
+            </w:r>
+          </w:p>
+        </w:tc>
+      </w:tr>
+      <w:tr>
+        <w:tc>
+          <w:tcPr>
+            <w:tcW w:type="dxa" w:w="1120"/>
+            <w:tcMar>
+              <w:top w:type="dxa" w:w="60"/>
+              <w:left w:type="dxa" w:w="90"/>
+              <w:bottom w:type="dxa" w:w="60"/>
+              <w:right w:type="dxa" w:w="90"/>
+            </w:tcMar>
+          </w:tcPr>
+          <w:p>
+            <w:pPr>
+              <w:spacing w:after="0"/>
+            </w:pPr>
+            <w:r>
+              <w:rPr>
+                <w:rFonts w:ascii="Consolas" w:cs="Consolas" w:eastAsia="Consolas" w:hAnsi="Consolas"/>
+                <w:color w:val="9A958B"/>
+                <w:sz w:val="15"/>
+                <w:szCs w:val="15"/>
+              </w:rPr>
+              <w:t xml:space="preserve">B-683</w:t>
+            </w:r>
+          </w:p>
+        </w:tc>
+        <w:tc>
+          <w:tcPr>
+            <w:tcW w:type="dxa" w:w="7880"/>
+            <w:tcMar>
+              <w:top w:type="dxa" w:w="60"/>
+              <w:left w:type="dxa" w:w="90"/>
+              <w:bottom w:type="dxa" w:w="60"/>
+              <w:right w:type="dxa" w:w="90"/>
+            </w:tcMar>
+          </w:tcPr>
+          <w:p>
+            <w:pPr>
+              <w:spacing w:after="0" w:before="0"/>
+            </w:pPr>
+            <w:r>
+              <w:rPr>
+                <w:rFonts w:ascii="Calibri" w:cs="Calibri" w:eastAsia="Calibri" w:hAnsi="Calibri"/>
+                <w:sz w:val="21"/>
+                <w:szCs w:val="21"/>
+              </w:rPr>
+              <w:t xml:space="preserve">der / die / das</w:t>
+            </w:r>
+          </w:p>
+        </w:tc>
+      </w:tr>
+      <w:tr>
+        <w:tc>
+          <w:tcPr>
+            <w:tcW w:type="dxa" w:w="1120"/>
+            <w:tcMar>
+              <w:top w:type="dxa" w:w="60"/>
+              <w:left w:type="dxa" w:w="90"/>
+              <w:bottom w:type="dxa" w:w="60"/>
+              <w:right w:type="dxa" w:w="90"/>
+            </w:tcMar>
+          </w:tcPr>
+          <w:p>
+            <w:pPr>
+              <w:spacing w:after="0"/>
+            </w:pPr>
+            <w:r>
+              <w:rPr>
+                <w:rFonts w:ascii="Consolas" w:cs="Consolas" w:eastAsia="Consolas" w:hAnsi="Consolas"/>
+                <w:color w:val="9A958B"/>
+                <w:sz w:val="15"/>
+                <w:szCs w:val="15"/>
+              </w:rPr>
+              <w:t xml:space="preserve">B-684</w:t>
+            </w:r>
+          </w:p>
+        </w:tc>
+        <w:tc>
+          <w:tcPr>
+            <w:tcW w:type="dxa" w:w="7880"/>
+            <w:tcMar>
+              <w:top w:type="dxa" w:w="60"/>
+              <w:left w:type="dxa" w:w="90"/>
+              <w:bottom w:type="dxa" w:w="60"/>
+              <w:right w:type="dxa" w:w="90"/>
+            </w:tcMar>
+          </w:tcPr>
+          <w:p>
+            <w:pPr>
+              <w:spacing w:after="0" w:before="0"/>
+            </w:pPr>
+            <w:r>
+              <w:rPr>
+                <w:rFonts w:ascii="Calibri" w:cs="Calibri" w:eastAsia="Calibri" w:hAnsi="Calibri"/>
+                <w:sz w:val="21"/>
+                <w:szCs w:val="21"/>
+              </w:rPr>
+              <w:t xml:space="preserve">longer</w:t>
             </w:r>
           </w:p>
         </w:tc>
@@ -43442,7 +43952,7 @@
         <w:spacing w:after="120" w:before="260"/>
       </w:pPr>
       <w:r>
-        <w:t xml:space="preserve">Statistics (analyses)  (5)</w:t>
+        <w:t xml:space="preserve">Latin  (2)</w:t>
       </w:r>
     </w:p>
     <w:tbl>
@@ -43542,235 +44052,82 @@
                 <w:sz w:val="15"/>
                 <w:szCs w:val="15"/>
               </w:rPr>
-              <w:t xml:space="preserve">B-675</w:t>
-            </w:r>
-          </w:p>
-        </w:tc>
-        <w:tc>
-          <w:tcPr>
-            <w:tcW w:type="dxa" w:w="7880"/>
-            <w:tcMar>
-              <w:top w:type="dxa" w:w="60"/>
-              <w:left w:type="dxa" w:w="90"/>
-              <w:bottom w:type="dxa" w:w="60"/>
-              <w:right w:type="dxa" w:w="90"/>
-            </w:tcMar>
-          </w:tcPr>
-          <w:p>
-            <w:pPr>
-              <w:spacing w:after="0" w:before="0"/>
-            </w:pPr>
-            <w:r>
-              <w:rPr>
-                <w:rFonts w:ascii="Calibri" w:cs="Calibri" w:eastAsia="Calibri" w:hAnsi="Calibri"/>
-                <w:sz w:val="21"/>
-                <w:szCs w:val="21"/>
-              </w:rPr>
-              <w:t xml:space="preserve">Accents and length marks</w:t>
-            </w:r>
-          </w:p>
-        </w:tc>
-      </w:tr>
-      <w:tr>
-        <w:tc>
-          <w:tcPr>
-            <w:tcW w:type="dxa" w:w="1120"/>
-            <w:tcMar>
-              <w:top w:type="dxa" w:w="60"/>
-              <w:left w:type="dxa" w:w="90"/>
-              <w:bottom w:type="dxa" w:w="60"/>
-              <w:right w:type="dxa" w:w="90"/>
-            </w:tcMar>
-          </w:tcPr>
-          <w:p>
-            <w:pPr>
-              <w:spacing w:after="0"/>
-            </w:pPr>
-            <w:r>
-              <w:rPr>
-                <w:rFonts w:ascii="Consolas" w:cs="Consolas" w:eastAsia="Consolas" w:hAnsi="Consolas"/>
-                <w:color w:val="9A958B"/>
-                <w:sz w:val="15"/>
-                <w:szCs w:val="15"/>
-              </w:rPr>
-              <w:t xml:space="preserve">B-676</w:t>
-            </w:r>
-          </w:p>
-        </w:tc>
-        <w:tc>
-          <w:tcPr>
-            <w:tcW w:type="dxa" w:w="7880"/>
-            <w:tcMar>
-              <w:top w:type="dxa" w:w="60"/>
-              <w:left w:type="dxa" w:w="90"/>
-              <w:bottom w:type="dxa" w:w="60"/>
-              <w:right w:type="dxa" w:w="90"/>
-            </w:tcMar>
-          </w:tcPr>
-          <w:p>
-            <w:pPr>
-              <w:spacing w:after="0" w:before="0"/>
-            </w:pPr>
-            <w:r>
-              <w:rPr>
-                <w:rFonts w:ascii="Calibri" w:cs="Calibri" w:eastAsia="Calibri" w:hAnsi="Calibri"/>
-                <w:sz w:val="21"/>
-                <w:szCs w:val="21"/>
-              </w:rPr>
-              <w:t xml:space="preserve">another word</w:t>
-            </w:r>
-          </w:p>
-        </w:tc>
-      </w:tr>
-      <w:tr>
-        <w:tc>
-          <w:tcPr>
-            <w:tcW w:type="dxa" w:w="1120"/>
-            <w:tcMar>
-              <w:top w:type="dxa" w:w="60"/>
-              <w:left w:type="dxa" w:w="90"/>
-              <w:bottom w:type="dxa" w:w="60"/>
-              <w:right w:type="dxa" w:w="90"/>
-            </w:tcMar>
-          </w:tcPr>
-          <w:p>
-            <w:pPr>
-              <w:spacing w:after="0"/>
-            </w:pPr>
-            <w:r>
-              <w:rPr>
-                <w:rFonts w:ascii="Consolas" w:cs="Consolas" w:eastAsia="Consolas" w:hAnsi="Consolas"/>
-                <w:color w:val="9A958B"/>
-                <w:sz w:val="15"/>
-                <w:szCs w:val="15"/>
-              </w:rPr>
-              <w:t xml:space="preserve">B-677</w:t>
-            </w:r>
-          </w:p>
-        </w:tc>
-        <w:tc>
-          <w:tcPr>
-            <w:tcW w:type="dxa" w:w="7880"/>
-            <w:tcMar>
-              <w:top w:type="dxa" w:w="60"/>
-              <w:left w:type="dxa" w:w="90"/>
-              <w:bottom w:type="dxa" w:w="60"/>
-              <w:right w:type="dxa" w:w="90"/>
-            </w:tcMar>
-          </w:tcPr>
-          <w:p>
-            <w:pPr>
-              <w:spacing w:after="0" w:before="0"/>
-            </w:pPr>
-            <w:r>
-              <w:rPr>
-                <w:rFonts w:ascii="Calibri" w:cs="Calibri" w:eastAsia="Calibri" w:hAnsi="Calibri"/>
-                <w:sz w:val="21"/>
-                <w:szCs w:val="21"/>
-              </w:rPr>
-              <w:t xml:space="preserve">counts as a hit</w:t>
-            </w:r>
-          </w:p>
-        </w:tc>
-      </w:tr>
-      <w:tr>
-        <w:tc>
-          <w:tcPr>
-            <w:tcW w:type="dxa" w:w="1120"/>
-            <w:tcMar>
-              <w:top w:type="dxa" w:w="60"/>
-              <w:left w:type="dxa" w:w="90"/>
-              <w:bottom w:type="dxa" w:w="60"/>
-              <w:right w:type="dxa" w:w="90"/>
-            </w:tcMar>
-          </w:tcPr>
-          <w:p>
-            <w:pPr>
-              <w:spacing w:after="0"/>
-            </w:pPr>
-            <w:r>
-              <w:rPr>
-                <w:rFonts w:ascii="Consolas" w:cs="Consolas" w:eastAsia="Consolas" w:hAnsi="Consolas"/>
-                <w:color w:val="9A958B"/>
-                <w:sz w:val="15"/>
-                <w:szCs w:val="15"/>
-              </w:rPr>
-              <w:t xml:space="preserve">B-678</w:t>
-            </w:r>
-          </w:p>
-        </w:tc>
-        <w:tc>
-          <w:tcPr>
-            <w:tcW w:type="dxa" w:w="7880"/>
-            <w:tcMar>
-              <w:top w:type="dxa" w:w="60"/>
-              <w:left w:type="dxa" w:w="90"/>
-              <w:bottom w:type="dxa" w:w="60"/>
-              <w:right w:type="dxa" w:w="90"/>
-            </w:tcMar>
-          </w:tcPr>
-          <w:p>
-            <w:pPr>
-              <w:spacing w:after="0" w:before="0"/>
-            </w:pPr>
-            <w:r>
-              <w:rPr>
-                <w:rFonts w:ascii="Calibri" w:cs="Calibri" w:eastAsia="Calibri" w:hAnsi="Calibri"/>
-                <w:sz w:val="21"/>
-                <w:szCs w:val="21"/>
-              </w:rPr>
-              <w:t xml:space="preserve">der / die / das</w:t>
-            </w:r>
-          </w:p>
-        </w:tc>
-      </w:tr>
-      <w:tr>
-        <w:tc>
-          <w:tcPr>
-            <w:tcW w:type="dxa" w:w="1120"/>
-            <w:tcMar>
-              <w:top w:type="dxa" w:w="60"/>
-              <w:left w:type="dxa" w:w="90"/>
-              <w:bottom w:type="dxa" w:w="60"/>
-              <w:right w:type="dxa" w:w="90"/>
-            </w:tcMar>
-          </w:tcPr>
-          <w:p>
-            <w:pPr>
-              <w:spacing w:after="0"/>
-            </w:pPr>
-            <w:r>
-              <w:rPr>
-                <w:rFonts w:ascii="Consolas" w:cs="Consolas" w:eastAsia="Consolas" w:hAnsi="Consolas"/>
-                <w:color w:val="9A958B"/>
-                <w:sz w:val="15"/>
-                <w:szCs w:val="15"/>
-              </w:rPr>
-              <w:t xml:space="preserve">B-679</w:t>
-            </w:r>
-          </w:p>
-        </w:tc>
-        <w:tc>
-          <w:tcPr>
-            <w:tcW w:type="dxa" w:w="7880"/>
-            <w:tcMar>
-              <w:top w:type="dxa" w:w="60"/>
-              <w:left w:type="dxa" w:w="90"/>
-              <w:bottom w:type="dxa" w:w="60"/>
-              <w:right w:type="dxa" w:w="90"/>
-            </w:tcMar>
-          </w:tcPr>
-          <w:p>
-            <w:pPr>
-              <w:spacing w:after="0" w:before="0"/>
-            </w:pPr>
-            <w:r>
-              <w:rPr>
-                <w:rFonts w:ascii="Calibri" w:cs="Calibri" w:eastAsia="Calibri" w:hAnsi="Calibri"/>
-                <w:sz w:val="21"/>
-                <w:szCs w:val="21"/>
-              </w:rPr>
-              <w:t xml:space="preserve">longer</w:t>
+              <w:t xml:space="preserve">B-685</w:t>
+            </w:r>
+          </w:p>
+        </w:tc>
+        <w:tc>
+          <w:tcPr>
+            <w:tcW w:type="dxa" w:w="7880"/>
+            <w:tcMar>
+              <w:top w:type="dxa" w:w="60"/>
+              <w:left w:type="dxa" w:w="90"/>
+              <w:bottom w:type="dxa" w:w="60"/>
+              <w:right w:type="dxa" w:w="90"/>
+            </w:tcMar>
+          </w:tcPr>
+          <w:p>
+            <w:pPr>
+              <w:spacing w:after="0" w:before="0"/>
+            </w:pPr>
+            <w:r>
+              <w:rPr>
+                <w:rFonts w:ascii="Calibri" w:cs="Calibri" w:eastAsia="Calibri" w:hAnsi="Calibri"/>
+                <w:sz w:val="21"/>
+                <w:szCs w:val="21"/>
+              </w:rPr>
+              <w:t xml:space="preserve">Check the principal parts again</w:t>
+            </w:r>
+          </w:p>
+        </w:tc>
+      </w:tr>
+      <w:tr>
+        <w:tc>
+          <w:tcPr>
+            <w:tcW w:type="dxa" w:w="1120"/>
+            <w:tcMar>
+              <w:top w:type="dxa" w:w="60"/>
+              <w:left w:type="dxa" w:w="90"/>
+              <w:bottom w:type="dxa" w:w="60"/>
+              <w:right w:type="dxa" w:w="90"/>
+            </w:tcMar>
+          </w:tcPr>
+          <w:p>
+            <w:pPr>
+              <w:spacing w:after="0"/>
+            </w:pPr>
+            <w:r>
+              <w:rPr>
+                <w:rFonts w:ascii="Consolas" w:cs="Consolas" w:eastAsia="Consolas" w:hAnsi="Consolas"/>
+                <w:color w:val="9A958B"/>
+                <w:sz w:val="15"/>
+                <w:szCs w:val="15"/>
+              </w:rPr>
+              <w:t xml:space="preserve">B-686</w:t>
+            </w:r>
+          </w:p>
+        </w:tc>
+        <w:tc>
+          <w:tcPr>
+            <w:tcW w:type="dxa" w:w="7880"/>
+            <w:tcMar>
+              <w:top w:type="dxa" w:w="60"/>
+              <w:left w:type="dxa" w:w="90"/>
+              <w:bottom w:type="dxa" w:w="60"/>
+              <w:right w:type="dxa" w:w="90"/>
+            </w:tcMar>
+          </w:tcPr>
+          <w:p>
+            <w:pPr>
+              <w:spacing w:after="0" w:before="0"/>
+            </w:pPr>
+            <w:r>
+              <w:rPr>
+                <w:rFonts w:ascii="Calibri" w:cs="Calibri" w:eastAsia="Calibri" w:hAnsi="Calibri"/>
+                <w:sz w:val="21"/>
+                <w:szCs w:val="21"/>
+              </w:rPr>
+              <w:t xml:space="preserve">Nearly: check the spelling of the principal parts</w:t>
             </w:r>
           </w:p>
         </w:tc>
@@ -43795,7 +44152,7 @@
         <w:spacing w:after="120" w:before="260"/>
       </w:pPr>
       <w:r>
-        <w:t xml:space="preserve">Latin  (2)</w:t>
+        <w:t xml:space="preserve">Learning model  (2)</w:t>
       </w:r>
     </w:p>
     <w:tbl>
@@ -43895,82 +44252,82 @@
                 <w:sz w:val="15"/>
                 <w:szCs w:val="15"/>
               </w:rPr>
-              <w:t xml:space="preserve">B-680</w:t>
-            </w:r>
-          </w:p>
-        </w:tc>
-        <w:tc>
-          <w:tcPr>
-            <w:tcW w:type="dxa" w:w="7880"/>
-            <w:tcMar>
-              <w:top w:type="dxa" w:w="60"/>
-              <w:left w:type="dxa" w:w="90"/>
-              <w:bottom w:type="dxa" w:w="60"/>
-              <w:right w:type="dxa" w:w="90"/>
-            </w:tcMar>
-          </w:tcPr>
-          <w:p>
-            <w:pPr>
-              <w:spacing w:after="0" w:before="0"/>
-            </w:pPr>
-            <w:r>
-              <w:rPr>
-                <w:rFonts w:ascii="Calibri" w:cs="Calibri" w:eastAsia="Calibri" w:hAnsi="Calibri"/>
-                <w:sz w:val="21"/>
-                <w:szCs w:val="21"/>
-              </w:rPr>
-              <w:t xml:space="preserve">Check the principal parts again</w:t>
-            </w:r>
-          </w:p>
-        </w:tc>
-      </w:tr>
-      <w:tr>
-        <w:tc>
-          <w:tcPr>
-            <w:tcW w:type="dxa" w:w="1120"/>
-            <w:tcMar>
-              <w:top w:type="dxa" w:w="60"/>
-              <w:left w:type="dxa" w:w="90"/>
-              <w:bottom w:type="dxa" w:w="60"/>
-              <w:right w:type="dxa" w:w="90"/>
-            </w:tcMar>
-          </w:tcPr>
-          <w:p>
-            <w:pPr>
-              <w:spacing w:after="0"/>
-            </w:pPr>
-            <w:r>
-              <w:rPr>
-                <w:rFonts w:ascii="Consolas" w:cs="Consolas" w:eastAsia="Consolas" w:hAnsi="Consolas"/>
-                <w:color w:val="9A958B"/>
-                <w:sz w:val="15"/>
-                <w:szCs w:val="15"/>
-              </w:rPr>
-              <w:t xml:space="preserve">B-681</w:t>
-            </w:r>
-          </w:p>
-        </w:tc>
-        <w:tc>
-          <w:tcPr>
-            <w:tcW w:type="dxa" w:w="7880"/>
-            <w:tcMar>
-              <w:top w:type="dxa" w:w="60"/>
-              <w:left w:type="dxa" w:w="90"/>
-              <w:bottom w:type="dxa" w:w="60"/>
-              <w:right w:type="dxa" w:w="90"/>
-            </w:tcMar>
-          </w:tcPr>
-          <w:p>
-            <w:pPr>
-              <w:spacing w:after="0" w:before="0"/>
-            </w:pPr>
-            <w:r>
-              <w:rPr>
-                <w:rFonts w:ascii="Calibri" w:cs="Calibri" w:eastAsia="Calibri" w:hAnsi="Calibri"/>
-                <w:sz w:val="21"/>
-                <w:szCs w:val="21"/>
-              </w:rPr>
-              <w:t xml:space="preserve">Nearly: check the spelling of the principal parts</w:t>
+              <w:t xml:space="preserve">B-687</w:t>
+            </w:r>
+          </w:p>
+        </w:tc>
+        <w:tc>
+          <w:tcPr>
+            <w:tcW w:type="dxa" w:w="7880"/>
+            <w:tcMar>
+              <w:top w:type="dxa" w:w="60"/>
+              <w:left w:type="dxa" w:w="90"/>
+              <w:bottom w:type="dxa" w:w="60"/>
+              <w:right w:type="dxa" w:w="90"/>
+            </w:tcMar>
+          </w:tcPr>
+          <w:p>
+            <w:pPr>
+              <w:spacing w:after="0" w:before="0"/>
+            </w:pPr>
+            <w:r>
+              <w:rPr>
+                <w:rFonts w:ascii="Calibri" w:cs="Calibri" w:eastAsia="Calibri" w:hAnsi="Calibri"/>
+                <w:sz w:val="21"/>
+                <w:szCs w:val="21"/>
+              </w:rPr>
+              <w:t xml:space="preserve">not practised yet</w:t>
+            </w:r>
+          </w:p>
+        </w:tc>
+      </w:tr>
+      <w:tr>
+        <w:tc>
+          <w:tcPr>
+            <w:tcW w:type="dxa" w:w="1120"/>
+            <w:tcMar>
+              <w:top w:type="dxa" w:w="60"/>
+              <w:left w:type="dxa" w:w="90"/>
+              <w:bottom w:type="dxa" w:w="60"/>
+              <w:right w:type="dxa" w:w="90"/>
+            </w:tcMar>
+          </w:tcPr>
+          <w:p>
+            <w:pPr>
+              <w:spacing w:after="0"/>
+            </w:pPr>
+            <w:r>
+              <w:rPr>
+                <w:rFonts w:ascii="Consolas" w:cs="Consolas" w:eastAsia="Consolas" w:hAnsi="Consolas"/>
+                <w:color w:val="9A958B"/>
+                <w:sz w:val="15"/>
+                <w:szCs w:val="15"/>
+              </w:rPr>
+              <w:t xml:space="preserve">B-688</w:t>
+            </w:r>
+          </w:p>
+        </w:tc>
+        <w:tc>
+          <w:tcPr>
+            <w:tcW w:type="dxa" w:w="7880"/>
+            <w:tcMar>
+              <w:top w:type="dxa" w:w="60"/>
+              <w:left w:type="dxa" w:w="90"/>
+              <w:bottom w:type="dxa" w:w="60"/>
+              <w:right w:type="dxa" w:w="90"/>
+            </w:tcMar>
+          </w:tcPr>
+          <w:p>
+            <w:pPr>
+              <w:spacing w:after="0" w:before="0"/>
+            </w:pPr>
+            <w:r>
+              <w:rPr>
+                <w:rFonts w:ascii="Calibri" w:cs="Calibri" w:eastAsia="Calibri" w:hAnsi="Calibri"/>
+                <w:sz w:val="21"/>
+                <w:szCs w:val="21"/>
+              </w:rPr>
+              <w:t xml:space="preserve">still wobbly</w:t>
             </w:r>
           </w:p>
         </w:tc>
@@ -43995,7 +44352,7 @@
         <w:spacing w:after="120" w:before="260"/>
       </w:pPr>
       <w:r>
-        <w:t xml:space="preserve">Learning model  (2)</w:t>
+        <w:t xml:space="preserve">Data storage  (1)</w:t>
       </w:r>
     </w:p>
     <w:tbl>
@@ -44095,82 +44452,31 @@
                 <w:sz w:val="15"/>
                 <w:szCs w:val="15"/>
               </w:rPr>
-              <w:t xml:space="preserve">B-682</w:t>
-            </w:r>
-          </w:p>
-        </w:tc>
-        <w:tc>
-          <w:tcPr>
-            <w:tcW w:type="dxa" w:w="7880"/>
-            <w:tcMar>
-              <w:top w:type="dxa" w:w="60"/>
-              <w:left w:type="dxa" w:w="90"/>
-              <w:bottom w:type="dxa" w:w="60"/>
-              <w:right w:type="dxa" w:w="90"/>
-            </w:tcMar>
-          </w:tcPr>
-          <w:p>
-            <w:pPr>
-              <w:spacing w:after="0" w:before="0"/>
-            </w:pPr>
-            <w:r>
-              <w:rPr>
-                <w:rFonts w:ascii="Calibri" w:cs="Calibri" w:eastAsia="Calibri" w:hAnsi="Calibri"/>
-                <w:sz w:val="21"/>
-                <w:szCs w:val="21"/>
-              </w:rPr>
-              <w:t xml:space="preserve">not practised yet</w:t>
-            </w:r>
-          </w:p>
-        </w:tc>
-      </w:tr>
-      <w:tr>
-        <w:tc>
-          <w:tcPr>
-            <w:tcW w:type="dxa" w:w="1120"/>
-            <w:tcMar>
-              <w:top w:type="dxa" w:w="60"/>
-              <w:left w:type="dxa" w:w="90"/>
-              <w:bottom w:type="dxa" w:w="60"/>
-              <w:right w:type="dxa" w:w="90"/>
-            </w:tcMar>
-          </w:tcPr>
-          <w:p>
-            <w:pPr>
-              <w:spacing w:after="0"/>
-            </w:pPr>
-            <w:r>
-              <w:rPr>
-                <w:rFonts w:ascii="Consolas" w:cs="Consolas" w:eastAsia="Consolas" w:hAnsi="Consolas"/>
-                <w:color w:val="9A958B"/>
-                <w:sz w:val="15"/>
-                <w:szCs w:val="15"/>
-              </w:rPr>
-              <w:t xml:space="preserve">B-683</w:t>
-            </w:r>
-          </w:p>
-        </w:tc>
-        <w:tc>
-          <w:tcPr>
-            <w:tcW w:type="dxa" w:w="7880"/>
-            <w:tcMar>
-              <w:top w:type="dxa" w:w="60"/>
-              <w:left w:type="dxa" w:w="90"/>
-              <w:bottom w:type="dxa" w:w="60"/>
-              <w:right w:type="dxa" w:w="90"/>
-            </w:tcMar>
-          </w:tcPr>
-          <w:p>
-            <w:pPr>
-              <w:spacing w:after="0" w:before="0"/>
-            </w:pPr>
-            <w:r>
-              <w:rPr>
-                <w:rFonts w:ascii="Calibri" w:cs="Calibri" w:eastAsia="Calibri" w:hAnsi="Calibri"/>
-                <w:sz w:val="21"/>
-                <w:szCs w:val="21"/>
-              </w:rPr>
-              <w:t xml:space="preserve">still wobbly</w:t>
+              <w:t xml:space="preserve">B-689</w:t>
+            </w:r>
+          </w:p>
+        </w:tc>
+        <w:tc>
+          <w:tcPr>
+            <w:tcW w:type="dxa" w:w="7880"/>
+            <w:tcMar>
+              <w:top w:type="dxa" w:w="60"/>
+              <w:left w:type="dxa" w:w="90"/>
+              <w:bottom w:type="dxa" w:w="60"/>
+              <w:right w:type="dxa" w:w="90"/>
+            </w:tcMar>
+          </w:tcPr>
+          <w:p>
+            <w:pPr>
+              <w:spacing w:after="0" w:before="0"/>
+            </w:pPr>
+            <w:r>
+              <w:rPr>
+                <w:rFonts w:ascii="Calibri" w:cs="Calibri" w:eastAsia="Calibri" w:hAnsi="Calibri"/>
+                <w:sz w:val="21"/>
+                <w:szCs w:val="21"/>
+              </w:rPr>
+              <w:t xml:space="preserve">Words without a list</w:t>
             </w:r>
           </w:p>
         </w:tc>
@@ -44195,7 +44501,7 @@
         <w:spacing w:after="120" w:before="260"/>
       </w:pPr>
       <w:r>
-        <w:t xml:space="preserve">Data storage  (1)</w:t>
+        <w:t xml:space="preserve">Weitere (index)  (1)</w:t>
       </w:r>
     </w:p>
     <w:tbl>
@@ -44295,156 +44601,7 @@
                 <w:sz w:val="15"/>
                 <w:szCs w:val="15"/>
               </w:rPr>
-              <w:t xml:space="preserve">B-684</w:t>
-            </w:r>
-          </w:p>
-        </w:tc>
-        <w:tc>
-          <w:tcPr>
-            <w:tcW w:type="dxa" w:w="7880"/>
-            <w:tcMar>
-              <w:top w:type="dxa" w:w="60"/>
-              <w:left w:type="dxa" w:w="90"/>
-              <w:bottom w:type="dxa" w:w="60"/>
-              <w:right w:type="dxa" w:w="90"/>
-            </w:tcMar>
-          </w:tcPr>
-          <w:p>
-            <w:pPr>
-              <w:spacing w:after="0" w:before="0"/>
-            </w:pPr>
-            <w:r>
-              <w:rPr>
-                <w:rFonts w:ascii="Calibri" w:cs="Calibri" w:eastAsia="Calibri" w:hAnsi="Calibri"/>
-                <w:sz w:val="21"/>
-                <w:szCs w:val="21"/>
-              </w:rPr>
-              <w:t xml:space="preserve">Words without a list</w:t>
-            </w:r>
-          </w:p>
-        </w:tc>
-      </w:tr>
-    </w:tbl>
-    <w:p>
-      <w:pPr>
-        <w:spacing w:after="200" w:before="0"/>
-      </w:pPr>
-      <w:r>
-        <w:rPr>
-          <w:rFonts w:ascii="Calibri" w:cs="Calibri" w:eastAsia="Calibri" w:hAnsi="Calibri"/>
-          <w:sz w:val="21"/>
-          <w:szCs w:val="21"/>
-        </w:rPr>
-        <w:t xml:space="preserve"/>
-      </w:r>
-    </w:p>
-    <w:p>
-      <w:pPr>
-        <w:pStyle w:val="Heading2"/>
-        <w:spacing w:after="120" w:before="260"/>
-      </w:pPr>
-      <w:r>
-        <w:t xml:space="preserve">Weitere (index)  (1)</w:t>
-      </w:r>
-    </w:p>
-    <w:tbl>
-      <w:tblPr>
-        <w:tblW w:type="dxa" w:w="9000"/>
-        <w:tblBorders>
-          <w:top w:val="single" w:color="auto" w:sz="4"/>
-          <w:left w:val="single" w:color="auto" w:sz="4"/>
-          <w:bottom w:val="single" w:color="auto" w:sz="4"/>
-          <w:right w:val="single" w:color="auto" w:sz="4"/>
-          <w:insideH w:val="single" w:color="auto" w:sz="4"/>
-          <w:insideV w:val="single" w:color="auto" w:sz="4"/>
-        </w:tblBorders>
-      </w:tblPr>
-      <w:tblGrid>
-        <w:gridCol w:w="1120"/>
-        <w:gridCol w:w="7880"/>
-      </w:tblGrid>
-      <w:tr>
-        <w:trPr>
-          <w:tblHeader/>
-        </w:trPr>
-        <w:tc>
-          <w:tcPr>
-            <w:tcW w:type="dxa" w:w="1120"/>
-            <w:shd w:fill="EFEAE0" w:val="clear"/>
-            <w:tcMar>
-              <w:top w:type="dxa" w:w="60"/>
-              <w:left w:type="dxa" w:w="90"/>
-              <w:bottom w:type="dxa" w:w="60"/>
-              <w:right w:type="dxa" w:w="90"/>
-            </w:tcMar>
-          </w:tcPr>
-          <w:p>
-            <w:pPr>
-              <w:spacing w:after="0" w:before="0"/>
-            </w:pPr>
-            <w:r>
-              <w:rPr>
-                <w:rFonts w:ascii="Calibri" w:cs="Calibri" w:eastAsia="Calibri" w:hAnsi="Calibri"/>
-                <w:b/>
-                <w:bCs/>
-                <w:sz w:val="18"/>
-                <w:szCs w:val="18"/>
-              </w:rPr>
-              <w:t xml:space="preserve">Nr.</w:t>
-            </w:r>
-          </w:p>
-        </w:tc>
-        <w:tc>
-          <w:tcPr>
-            <w:tcW w:type="dxa" w:w="7880"/>
-            <w:shd w:fill="EFEAE0" w:val="clear"/>
-            <w:tcMar>
-              <w:top w:type="dxa" w:w="60"/>
-              <w:left w:type="dxa" w:w="90"/>
-              <w:bottom w:type="dxa" w:w="60"/>
-              <w:right w:type="dxa" w:w="90"/>
-            </w:tcMar>
-          </w:tcPr>
-          <w:p>
-            <w:pPr>
-              <w:spacing w:after="0" w:before="0"/>
-            </w:pPr>
-            <w:r>
-              <w:rPr>
-                <w:rFonts w:ascii="Calibri" w:cs="Calibri" w:eastAsia="Calibri" w:hAnsi="Calibri"/>
-                <w:b/>
-                <w:bCs/>
-                <w:sz w:val="18"/>
-                <w:szCs w:val="18"/>
-              </w:rPr>
-              <w:t xml:space="preserve">Text</w:t>
-            </w:r>
-          </w:p>
-        </w:tc>
-      </w:tr>
-      <w:tr>
-        <w:tc>
-          <w:tcPr>
-            <w:tcW w:type="dxa" w:w="1120"/>
-            <w:tcMar>
-              <w:top w:type="dxa" w:w="60"/>
-              <w:left w:type="dxa" w:w="90"/>
-              <w:bottom w:type="dxa" w:w="60"/>
-              <w:right w:type="dxa" w:w="90"/>
-            </w:tcMar>
-          </w:tcPr>
-          <w:p>
-            <w:pPr>
-              <w:spacing w:after="0"/>
-            </w:pPr>
-            <w:r>
-              <w:rPr>
-                <w:rFonts w:ascii="Consolas" w:cs="Consolas" w:eastAsia="Consolas" w:hAnsi="Consolas"/>
-                <w:color w:val="9A958B"/>
-                <w:sz w:val="15"/>
-                <w:szCs w:val="15"/>
-              </w:rPr>
-              <w:t xml:space="preserve">B-685</w:t>
+              <w:t xml:space="preserve">B-690</w:t>
             </w:r>
           </w:p>
         </w:tc>

--- a/texte/SmartVoc-Texts-English.docx
+++ b/texte/SmartVoc-Texts-English.docx
@@ -31282,7 +31282,7 @@
         <w:spacing w:after="120" w:before="260"/>
       </w:pPr>
       <w:r>
-        <w:t xml:space="preserve">Account  (43)</w:t>
+        <w:t xml:space="preserve">Account  (45)</w:t>
       </w:r>
     </w:p>
     <w:tbl>
@@ -31814,6 +31814,57 @@
                 <w:sz w:val="21"/>
                 <w:szCs w:val="21"/>
               </w:rPr>
+              <w:t xml:space="preserve">Current password</w:t>
+            </w:r>
+          </w:p>
+        </w:tc>
+      </w:tr>
+      <w:tr>
+        <w:tc>
+          <w:tcPr>
+            <w:tcW w:type="dxa" w:w="1120"/>
+            <w:tcMar>
+              <w:top w:type="dxa" w:w="60"/>
+              <w:left w:type="dxa" w:w="90"/>
+              <w:bottom w:type="dxa" w:w="60"/>
+              <w:right w:type="dxa" w:w="90"/>
+            </w:tcMar>
+          </w:tcPr>
+          <w:p>
+            <w:pPr>
+              <w:spacing w:after="0"/>
+            </w:pPr>
+            <w:r>
+              <w:rPr>
+                <w:rFonts w:ascii="Consolas" w:cs="Consolas" w:eastAsia="Consolas" w:hAnsi="Consolas"/>
+                <w:color w:val="9A958B"/>
+                <w:sz w:val="15"/>
+                <w:szCs w:val="15"/>
+              </w:rPr>
+              <w:t xml:space="preserve">B-484</w:t>
+            </w:r>
+          </w:p>
+        </w:tc>
+        <w:tc>
+          <w:tcPr>
+            <w:tcW w:type="dxa" w:w="7880"/>
+            <w:tcMar>
+              <w:top w:type="dxa" w:w="60"/>
+              <w:left w:type="dxa" w:w="90"/>
+              <w:bottom w:type="dxa" w:w="60"/>
+              <w:right w:type="dxa" w:w="90"/>
+            </w:tcMar>
+          </w:tcPr>
+          <w:p>
+            <w:pPr>
+              <w:spacing w:after="0" w:before="0"/>
+            </w:pPr>
+            <w:r>
+              <w:rPr>
+                <w:rFonts w:ascii="Calibri" w:cs="Calibri" w:eastAsia="Calibri" w:hAnsi="Calibri"/>
+                <w:sz w:val="21"/>
+                <w:szCs w:val="21"/>
+              </w:rPr>
               <w:t xml:space="preserve">DELETE</w:t>
             </w:r>
           </w:p>
@@ -31841,7 +31892,7 @@
                 <w:sz w:val="15"/>
                 <w:szCs w:val="15"/>
               </w:rPr>
-              <w:t xml:space="preserve">B-484</w:t>
+              <w:t xml:space="preserve">B-485</w:t>
             </w:r>
           </w:p>
         </w:tc>
@@ -31892,7 +31943,7 @@
                 <w:sz w:val="15"/>
                 <w:szCs w:val="15"/>
               </w:rPr>
-              <w:t xml:space="preserve">B-485</w:t>
+              <w:t xml:space="preserve">B-486</w:t>
             </w:r>
           </w:p>
         </w:tc>
@@ -31943,7 +31994,7 @@
                 <w:sz w:val="15"/>
                 <w:szCs w:val="15"/>
               </w:rPr>
-              <w:t xml:space="preserve">B-486</w:t>
+              <w:t xml:space="preserve">B-487</w:t>
             </w:r>
           </w:p>
         </w:tc>
@@ -31994,7 +32045,7 @@
                 <w:sz w:val="15"/>
                 <w:szCs w:val="15"/>
               </w:rPr>
-              <w:t xml:space="preserve">B-487</w:t>
+              <w:t xml:space="preserve">B-488</w:t>
             </w:r>
           </w:p>
         </w:tc>
@@ -32045,7 +32096,7 @@
                 <w:sz w:val="15"/>
                 <w:szCs w:val="15"/>
               </w:rPr>
-              <w:t xml:space="preserve">B-488</w:t>
+              <w:t xml:space="preserve">B-489</w:t>
             </w:r>
           </w:p>
         </w:tc>
@@ -32096,7 +32147,7 @@
                 <w:sz w:val="15"/>
                 <w:szCs w:val="15"/>
               </w:rPr>
-              <w:t xml:space="preserve">B-489</w:t>
+              <w:t xml:space="preserve">B-490</w:t>
             </w:r>
           </w:p>
         </w:tc>
@@ -32147,7 +32198,7 @@
                 <w:sz w:val="15"/>
                 <w:szCs w:val="15"/>
               </w:rPr>
-              <w:t xml:space="preserve">B-490</w:t>
+              <w:t xml:space="preserve">B-491</w:t>
             </w:r>
           </w:p>
         </w:tc>
@@ -32198,7 +32249,7 @@
                 <w:sz w:val="15"/>
                 <w:szCs w:val="15"/>
               </w:rPr>
-              <w:t xml:space="preserve">B-491</w:t>
+              <w:t xml:space="preserve">B-492</w:t>
             </w:r>
           </w:p>
         </w:tc>
@@ -32249,7 +32300,7 @@
                 <w:sz w:val="15"/>
                 <w:szCs w:val="15"/>
               </w:rPr>
-              <w:t xml:space="preserve">B-492</w:t>
+              <w:t xml:space="preserve">B-493</w:t>
             </w:r>
           </w:p>
         </w:tc>
@@ -32300,7 +32351,7 @@
                 <w:sz w:val="15"/>
                 <w:szCs w:val="15"/>
               </w:rPr>
-              <w:t xml:space="preserve">B-493</w:t>
+              <w:t xml:space="preserve">B-494</w:t>
             </w:r>
           </w:p>
         </w:tc>
@@ -32351,7 +32402,7 @@
                 <w:sz w:val="15"/>
                 <w:szCs w:val="15"/>
               </w:rPr>
-              <w:t xml:space="preserve">B-494</w:t>
+              <w:t xml:space="preserve">B-495</w:t>
             </w:r>
           </w:p>
         </w:tc>
@@ -32402,7 +32453,7 @@
                 <w:sz w:val="15"/>
                 <w:szCs w:val="15"/>
               </w:rPr>
-              <w:t xml:space="preserve">B-495</w:t>
+              <w:t xml:space="preserve">B-496</w:t>
             </w:r>
           </w:p>
         </w:tc>
@@ -32453,7 +32504,7 @@
                 <w:sz w:val="15"/>
                 <w:szCs w:val="15"/>
               </w:rPr>
-              <w:t xml:space="preserve">B-496</w:t>
+              <w:t xml:space="preserve">B-497</w:t>
             </w:r>
           </w:p>
         </w:tc>
@@ -32504,7 +32555,7 @@
                 <w:sz w:val="15"/>
                 <w:szCs w:val="15"/>
               </w:rPr>
-              <w:t xml:space="preserve">B-497</w:t>
+              <w:t xml:space="preserve">B-498</w:t>
             </w:r>
           </w:p>
         </w:tc>
@@ -32555,7 +32606,7 @@
                 <w:sz w:val="15"/>
                 <w:szCs w:val="15"/>
               </w:rPr>
-              <w:t xml:space="preserve">B-498</w:t>
+              <w:t xml:space="preserve">B-499</w:t>
             </w:r>
           </w:p>
         </w:tc>
@@ -32606,7 +32657,7 @@
                 <w:sz w:val="15"/>
                 <w:szCs w:val="15"/>
               </w:rPr>
-              <w:t xml:space="preserve">B-499</w:t>
+              <w:t xml:space="preserve">B-500</w:t>
             </w:r>
           </w:p>
         </w:tc>
@@ -32657,7 +32708,7 @@
                 <w:sz w:val="15"/>
                 <w:szCs w:val="15"/>
               </w:rPr>
-              <w:t xml:space="preserve">B-500</w:t>
+              <w:t xml:space="preserve">B-501</w:t>
             </w:r>
           </w:p>
         </w:tc>
@@ -32708,7 +32759,7 @@
                 <w:sz w:val="15"/>
                 <w:szCs w:val="15"/>
               </w:rPr>
-              <w:t xml:space="preserve">B-501</w:t>
+              <w:t xml:space="preserve">B-502</w:t>
             </w:r>
           </w:p>
         </w:tc>
@@ -32759,7 +32810,7 @@
                 <w:sz w:val="15"/>
                 <w:szCs w:val="15"/>
               </w:rPr>
-              <w:t xml:space="preserve">B-502</w:t>
+              <w:t xml:space="preserve">B-503</w:t>
             </w:r>
           </w:p>
         </w:tc>
@@ -32810,7 +32861,7 @@
                 <w:sz w:val="15"/>
                 <w:szCs w:val="15"/>
               </w:rPr>
-              <w:t xml:space="preserve">B-503</w:t>
+              <w:t xml:space="preserve">B-504</w:t>
             </w:r>
           </w:p>
         </w:tc>
@@ -32861,7 +32912,7 @@
                 <w:sz w:val="15"/>
                 <w:szCs w:val="15"/>
               </w:rPr>
-              <w:t xml:space="preserve">B-504</w:t>
+              <w:t xml:space="preserve">B-505</w:t>
             </w:r>
           </w:p>
         </w:tc>
@@ -32912,7 +32963,7 @@
                 <w:sz w:val="15"/>
                 <w:szCs w:val="15"/>
               </w:rPr>
-              <w:t xml:space="preserve">B-505</w:t>
+              <w:t xml:space="preserve">B-506</w:t>
             </w:r>
           </w:p>
         </w:tc>
@@ -32963,7 +33014,7 @@
                 <w:sz w:val="15"/>
                 <w:szCs w:val="15"/>
               </w:rPr>
-              <w:t xml:space="preserve">B-506</w:t>
+              <w:t xml:space="preserve">B-507</w:t>
             </w:r>
           </w:p>
         </w:tc>
@@ -33014,7 +33065,7 @@
                 <w:sz w:val="15"/>
                 <w:szCs w:val="15"/>
               </w:rPr>
-              <w:t xml:space="preserve">B-507</w:t>
+              <w:t xml:space="preserve">B-508</w:t>
             </w:r>
           </w:p>
         </w:tc>
@@ -33065,7 +33116,7 @@
                 <w:sz w:val="15"/>
                 <w:szCs w:val="15"/>
               </w:rPr>
-              <w:t xml:space="preserve">B-508</w:t>
+              <w:t xml:space="preserve">B-509</w:t>
             </w:r>
           </w:p>
         </w:tc>
@@ -33116,7 +33167,7 @@
                 <w:sz w:val="15"/>
                 <w:szCs w:val="15"/>
               </w:rPr>
-              <w:t xml:space="preserve">B-509</w:t>
+              <w:t xml:space="preserve">B-510</w:t>
             </w:r>
           </w:p>
         </w:tc>
@@ -33167,7 +33218,58 @@
                 <w:sz w:val="15"/>
                 <w:szCs w:val="15"/>
               </w:rPr>
-              <w:t xml:space="preserve">B-510</w:t>
+              <w:t xml:space="preserve">B-511</w:t>
+            </w:r>
+          </w:p>
+        </w:tc>
+        <w:tc>
+          <w:tcPr>
+            <w:tcW w:type="dxa" w:w="7880"/>
+            <w:tcMar>
+              <w:top w:type="dxa" w:w="60"/>
+              <w:left w:type="dxa" w:w="90"/>
+              <w:bottom w:type="dxa" w:w="60"/>
+              <w:right w:type="dxa" w:w="90"/>
+            </w:tcMar>
+          </w:tcPr>
+          <w:p>
+            <w:pPr>
+              <w:spacing w:after="0" w:before="0"/>
+            </w:pPr>
+            <w:r>
+              <w:rPr>
+                <w:rFonts w:ascii="Calibri" w:cs="Calibri" w:eastAsia="Calibri" w:hAnsi="Calibri"/>
+                <w:sz w:val="21"/>
+                <w:szCs w:val="21"/>
+              </w:rPr>
+              <w:t xml:space="preserve">That is not your current password.</w:t>
+            </w:r>
+          </w:p>
+        </w:tc>
+      </w:tr>
+      <w:tr>
+        <w:tc>
+          <w:tcPr>
+            <w:tcW w:type="dxa" w:w="1120"/>
+            <w:tcMar>
+              <w:top w:type="dxa" w:w="60"/>
+              <w:left w:type="dxa" w:w="90"/>
+              <w:bottom w:type="dxa" w:w="60"/>
+              <w:right w:type="dxa" w:w="90"/>
+            </w:tcMar>
+          </w:tcPr>
+          <w:p>
+            <w:pPr>
+              <w:spacing w:after="0"/>
+            </w:pPr>
+            <w:r>
+              <w:rPr>
+                <w:rFonts w:ascii="Consolas" w:cs="Consolas" w:eastAsia="Consolas" w:hAnsi="Consolas"/>
+                <w:color w:val="9A958B"/>
+                <w:sz w:val="15"/>
+                <w:szCs w:val="15"/>
+              </w:rPr>
+              <w:t xml:space="preserve">B-512</w:t>
             </w:r>
           </w:p>
         </w:tc>
@@ -33218,7 +33320,7 @@
                 <w:sz w:val="15"/>
                 <w:szCs w:val="15"/>
               </w:rPr>
-              <w:t xml:space="preserve">B-511</w:t>
+              <w:t xml:space="preserve">B-513</w:t>
             </w:r>
           </w:p>
         </w:tc>
@@ -33269,7 +33371,7 @@
                 <w:sz w:val="15"/>
                 <w:szCs w:val="15"/>
               </w:rPr>
-              <w:t xml:space="preserve">B-512</w:t>
+              <w:t xml:space="preserve">B-514</w:t>
             </w:r>
           </w:p>
         </w:tc>
@@ -33320,7 +33422,7 @@
                 <w:sz w:val="15"/>
                 <w:szCs w:val="15"/>
               </w:rPr>
-              <w:t xml:space="preserve">B-513</w:t>
+              <w:t xml:space="preserve">B-515</w:t>
             </w:r>
           </w:p>
         </w:tc>
@@ -33371,7 +33473,7 @@
                 <w:sz w:val="15"/>
                 <w:szCs w:val="15"/>
               </w:rPr>
-              <w:t xml:space="preserve">B-514</w:t>
+              <w:t xml:space="preserve">B-516</w:t>
             </w:r>
           </w:p>
         </w:tc>
@@ -33422,7 +33524,7 @@
                 <w:sz w:val="15"/>
                 <w:szCs w:val="15"/>
               </w:rPr>
-              <w:t xml:space="preserve">B-515</w:t>
+              <w:t xml:space="preserve">B-517</w:t>
             </w:r>
           </w:p>
         </w:tc>
@@ -33473,58 +33575,58 @@
                 <w:sz w:val="15"/>
                 <w:szCs w:val="15"/>
               </w:rPr>
-              <w:t xml:space="preserve">B-516</w:t>
-            </w:r>
-          </w:p>
-        </w:tc>
-        <w:tc>
-          <w:tcPr>
-            <w:tcW w:type="dxa" w:w="7880"/>
-            <w:tcMar>
-              <w:top w:type="dxa" w:w="60"/>
-              <w:left w:type="dxa" w:w="90"/>
-              <w:bottom w:type="dxa" w:w="60"/>
-              <w:right w:type="dxa" w:w="90"/>
-            </w:tcMar>
-          </w:tcPr>
-          <w:p>
-            <w:pPr>
-              <w:spacing w:after="0" w:before="0"/>
-            </w:pPr>
-            <w:r>
-              <w:rPr>
-                <w:rFonts w:ascii="Calibri" w:cs="Calibri" w:eastAsia="Calibri" w:hAnsi="Calibri"/>
-                <w:sz w:val="21"/>
-                <w:szCs w:val="21"/>
-              </w:rPr>
-              <w:t xml:space="preserve">Your data stays on the server</w:t>
-            </w:r>
-          </w:p>
-        </w:tc>
-      </w:tr>
-      <w:tr>
-        <w:tc>
-          <w:tcPr>
-            <w:tcW w:type="dxa" w:w="1120"/>
-            <w:tcMar>
-              <w:top w:type="dxa" w:w="60"/>
-              <w:left w:type="dxa" w:w="90"/>
-              <w:bottom w:type="dxa" w:w="60"/>
-              <w:right w:type="dxa" w:w="90"/>
-            </w:tcMar>
-          </w:tcPr>
-          <w:p>
-            <w:pPr>
-              <w:spacing w:after="0"/>
-            </w:pPr>
-            <w:r>
-              <w:rPr>
-                <w:rFonts w:ascii="Consolas" w:cs="Consolas" w:eastAsia="Consolas" w:hAnsi="Consolas"/>
-                <w:color w:val="9A958B"/>
-                <w:sz w:val="15"/>
-                <w:szCs w:val="15"/>
-              </w:rPr>
-              <w:t xml:space="preserve">B-517</w:t>
+              <w:t xml:space="preserve">B-518</w:t>
+            </w:r>
+          </w:p>
+        </w:tc>
+        <w:tc>
+          <w:tcPr>
+            <w:tcW w:type="dxa" w:w="7880"/>
+            <w:tcMar>
+              <w:top w:type="dxa" w:w="60"/>
+              <w:left w:type="dxa" w:w="90"/>
+              <w:bottom w:type="dxa" w:w="60"/>
+              <w:right w:type="dxa" w:w="90"/>
+            </w:tcMar>
+          </w:tcPr>
+          <w:p>
+            <w:pPr>
+              <w:spacing w:after="0" w:before="0"/>
+            </w:pPr>
+            <w:r>
+              <w:rPr>
+                <w:rFonts w:ascii="Calibri" w:cs="Calibri" w:eastAsia="Calibri" w:hAnsi="Calibri"/>
+                <w:sz w:val="21"/>
+                <w:szCs w:val="21"/>
+              </w:rPr>
+              <w:t xml:space="preserve">Your words stay on this device</w:t>
+            </w:r>
+          </w:p>
+        </w:tc>
+      </w:tr>
+      <w:tr>
+        <w:tc>
+          <w:tcPr>
+            <w:tcW w:type="dxa" w:w="1120"/>
+            <w:tcMar>
+              <w:top w:type="dxa" w:w="60"/>
+              <w:left w:type="dxa" w:w="90"/>
+              <w:bottom w:type="dxa" w:w="60"/>
+              <w:right w:type="dxa" w:w="90"/>
+            </w:tcMar>
+          </w:tcPr>
+          <w:p>
+            <w:pPr>
+              <w:spacing w:after="0"/>
+            </w:pPr>
+            <w:r>
+              <w:rPr>
+                <w:rFonts w:ascii="Consolas" w:cs="Consolas" w:eastAsia="Consolas" w:hAnsi="Consolas"/>
+                <w:color w:val="9A958B"/>
+                <w:sz w:val="15"/>
+                <w:szCs w:val="15"/>
+              </w:rPr>
+              <w:t xml:space="preserve">B-519</w:t>
             </w:r>
           </w:p>
         </w:tc>
@@ -33673,7 +33775,7 @@
                 <w:sz w:val="15"/>
                 <w:szCs w:val="15"/>
               </w:rPr>
-              <w:t xml:space="preserve">B-518</w:t>
+              <w:t xml:space="preserve">B-520</w:t>
             </w:r>
           </w:p>
         </w:tc>
@@ -33724,7 +33826,7 @@
                 <w:sz w:val="15"/>
                 <w:szCs w:val="15"/>
               </w:rPr>
-              <w:t xml:space="preserve">B-519</w:t>
+              <w:t xml:space="preserve">B-521</w:t>
             </w:r>
           </w:p>
         </w:tc>
@@ -33775,7 +33877,7 @@
                 <w:sz w:val="15"/>
                 <w:szCs w:val="15"/>
               </w:rPr>
-              <w:t xml:space="preserve">B-520</w:t>
+              <w:t xml:space="preserve">B-522</w:t>
             </w:r>
           </w:p>
         </w:tc>
@@ -33826,7 +33928,7 @@
                 <w:sz w:val="15"/>
                 <w:szCs w:val="15"/>
               </w:rPr>
-              <w:t xml:space="preserve">B-521</w:t>
+              <w:t xml:space="preserve">B-523</w:t>
             </w:r>
           </w:p>
         </w:tc>
@@ -33975,7 +34077,7 @@
                 <w:sz w:val="15"/>
                 <w:szCs w:val="15"/>
               </w:rPr>
-              <w:t xml:space="preserve">B-522</w:t>
+              <w:t xml:space="preserve">B-524</w:t>
             </w:r>
           </w:p>
         </w:tc>
@@ -34026,7 +34128,7 @@
                 <w:sz w:val="15"/>
                 <w:szCs w:val="15"/>
               </w:rPr>
-              <w:t xml:space="preserve">B-523</w:t>
+              <w:t xml:space="preserve">B-525</w:t>
             </w:r>
           </w:p>
         </w:tc>
@@ -34077,7 +34179,7 @@
                 <w:sz w:val="15"/>
                 <w:szCs w:val="15"/>
               </w:rPr>
-              <w:t xml:space="preserve">B-524</w:t>
+              <w:t xml:space="preserve">B-526</w:t>
             </w:r>
           </w:p>
         </w:tc>
@@ -34226,7 +34328,7 @@
                 <w:sz w:val="15"/>
                 <w:szCs w:val="15"/>
               </w:rPr>
-              <w:t xml:space="preserve">B-525</w:t>
+              <w:t xml:space="preserve">B-527</w:t>
             </w:r>
           </w:p>
         </w:tc>
@@ -34277,7 +34379,7 @@
                 <w:sz w:val="15"/>
                 <w:szCs w:val="15"/>
               </w:rPr>
-              <w:t xml:space="preserve">B-526</w:t>
+              <w:t xml:space="preserve">B-528</w:t>
             </w:r>
           </w:p>
         </w:tc>
@@ -34328,7 +34430,7 @@
                 <w:sz w:val="15"/>
                 <w:szCs w:val="15"/>
               </w:rPr>
-              <w:t xml:space="preserve">B-527</w:t>
+              <w:t xml:space="preserve">B-529</w:t>
             </w:r>
           </w:p>
         </w:tc>
@@ -34379,7 +34481,7 @@
                 <w:sz w:val="15"/>
                 <w:szCs w:val="15"/>
               </w:rPr>
-              <w:t xml:space="preserve">B-528</w:t>
+              <w:t xml:space="preserve">B-530</w:t>
             </w:r>
           </w:p>
         </w:tc>
@@ -34430,7 +34532,7 @@
                 <w:sz w:val="15"/>
                 <w:szCs w:val="15"/>
               </w:rPr>
-              <w:t xml:space="preserve">B-529</w:t>
+              <w:t xml:space="preserve">B-531</w:t>
             </w:r>
           </w:p>
         </w:tc>
@@ -34481,7 +34583,7 @@
                 <w:sz w:val="15"/>
                 <w:szCs w:val="15"/>
               </w:rPr>
-              <w:t xml:space="preserve">B-530</w:t>
+              <w:t xml:space="preserve">B-532</w:t>
             </w:r>
           </w:p>
         </w:tc>
@@ -34532,7 +34634,7 @@
                 <w:sz w:val="15"/>
                 <w:szCs w:val="15"/>
               </w:rPr>
-              <w:t xml:space="preserve">B-531</w:t>
+              <w:t xml:space="preserve">B-533</w:t>
             </w:r>
           </w:p>
         </w:tc>
@@ -34583,7 +34685,7 @@
                 <w:sz w:val="15"/>
                 <w:szCs w:val="15"/>
               </w:rPr>
-              <w:t xml:space="preserve">B-532</w:t>
+              <w:t xml:space="preserve">B-534</w:t>
             </w:r>
           </w:p>
         </w:tc>
@@ -34634,7 +34736,7 @@
                 <w:sz w:val="15"/>
                 <w:szCs w:val="15"/>
               </w:rPr>
-              <w:t xml:space="preserve">B-533</w:t>
+              <w:t xml:space="preserve">B-535</w:t>
             </w:r>
           </w:p>
         </w:tc>
@@ -34685,7 +34787,7 @@
                 <w:sz w:val="15"/>
                 <w:szCs w:val="15"/>
               </w:rPr>
-              <w:t xml:space="preserve">B-534</w:t>
+              <w:t xml:space="preserve">B-536</w:t>
             </w:r>
           </w:p>
         </w:tc>
@@ -34736,7 +34838,7 @@
                 <w:sz w:val="15"/>
                 <w:szCs w:val="15"/>
               </w:rPr>
-              <w:t xml:space="preserve">B-535</w:t>
+              <w:t xml:space="preserve">B-537</w:t>
             </w:r>
           </w:p>
         </w:tc>
@@ -34787,7 +34889,7 @@
                 <w:sz w:val="15"/>
                 <w:szCs w:val="15"/>
               </w:rPr>
-              <w:t xml:space="preserve">B-536</w:t>
+              <w:t xml:space="preserve">B-538</w:t>
             </w:r>
           </w:p>
         </w:tc>
@@ -34838,7 +34940,7 @@
                 <w:sz w:val="15"/>
                 <w:szCs w:val="15"/>
               </w:rPr>
-              <w:t xml:space="preserve">B-537</w:t>
+              <w:t xml:space="preserve">B-539</w:t>
             </w:r>
           </w:p>
         </w:tc>
@@ -34889,7 +34991,7 @@
                 <w:sz w:val="15"/>
                 <w:szCs w:val="15"/>
               </w:rPr>
-              <w:t xml:space="preserve">B-538</w:t>
+              <w:t xml:space="preserve">B-540</w:t>
             </w:r>
           </w:p>
         </w:tc>
@@ -34940,7 +35042,7 @@
                 <w:sz w:val="15"/>
                 <w:szCs w:val="15"/>
               </w:rPr>
-              <w:t xml:space="preserve">B-539</w:t>
+              <w:t xml:space="preserve">B-541</w:t>
             </w:r>
           </w:p>
         </w:tc>
@@ -34991,7 +35093,7 @@
                 <w:sz w:val="15"/>
                 <w:szCs w:val="15"/>
               </w:rPr>
-              <w:t xml:space="preserve">B-540</w:t>
+              <w:t xml:space="preserve">B-542</w:t>
             </w:r>
           </w:p>
         </w:tc>
@@ -35042,7 +35144,7 @@
                 <w:sz w:val="15"/>
                 <w:szCs w:val="15"/>
               </w:rPr>
-              <w:t xml:space="preserve">B-541</w:t>
+              <w:t xml:space="preserve">B-543</w:t>
             </w:r>
           </w:p>
         </w:tc>
@@ -35191,7 +35293,7 @@
                 <w:sz w:val="15"/>
                 <w:szCs w:val="15"/>
               </w:rPr>
-              <w:t xml:space="preserve">B-542</w:t>
+              <w:t xml:space="preserve">B-544</w:t>
             </w:r>
           </w:p>
         </w:tc>
@@ -35242,7 +35344,7 @@
                 <w:sz w:val="15"/>
                 <w:szCs w:val="15"/>
               </w:rPr>
-              <w:t xml:space="preserve">B-543</w:t>
+              <w:t xml:space="preserve">B-545</w:t>
             </w:r>
           </w:p>
         </w:tc>
@@ -35293,7 +35395,7 @@
                 <w:sz w:val="15"/>
                 <w:szCs w:val="15"/>
               </w:rPr>
-              <w:t xml:space="preserve">B-544</w:t>
+              <w:t xml:space="preserve">B-546</w:t>
             </w:r>
           </w:p>
         </w:tc>
@@ -35344,7 +35446,7 @@
                 <w:sz w:val="15"/>
                 <w:szCs w:val="15"/>
               </w:rPr>
-              <w:t xml:space="preserve">B-545</w:t>
+              <w:t xml:space="preserve">B-547</w:t>
             </w:r>
           </w:p>
         </w:tc>
@@ -35395,7 +35497,7 @@
                 <w:sz w:val="15"/>
                 <w:szCs w:val="15"/>
               </w:rPr>
-              <w:t xml:space="preserve">B-546</w:t>
+              <w:t xml:space="preserve">B-548</w:t>
             </w:r>
           </w:p>
         </w:tc>
@@ -35446,7 +35548,7 @@
                 <w:sz w:val="15"/>
                 <w:szCs w:val="15"/>
               </w:rPr>
-              <w:t xml:space="preserve">B-547</w:t>
+              <w:t xml:space="preserve">B-549</w:t>
             </w:r>
           </w:p>
         </w:tc>
@@ -35497,7 +35599,7 @@
                 <w:sz w:val="15"/>
                 <w:szCs w:val="15"/>
               </w:rPr>
-              <w:t xml:space="preserve">B-548</w:t>
+              <w:t xml:space="preserve">B-550</w:t>
             </w:r>
           </w:p>
         </w:tc>
@@ -35548,7 +35650,7 @@
                 <w:sz w:val="15"/>
                 <w:szCs w:val="15"/>
               </w:rPr>
-              <w:t xml:space="preserve">B-549</w:t>
+              <w:t xml:space="preserve">B-551</w:t>
             </w:r>
           </w:p>
         </w:tc>
@@ -35599,7 +35701,7 @@
                 <w:sz w:val="15"/>
                 <w:szCs w:val="15"/>
               </w:rPr>
-              <w:t xml:space="preserve">B-550</w:t>
+              <w:t xml:space="preserve">B-552</w:t>
             </w:r>
           </w:p>
         </w:tc>
@@ -35650,7 +35752,7 @@
                 <w:sz w:val="15"/>
                 <w:szCs w:val="15"/>
               </w:rPr>
-              <w:t xml:space="preserve">B-551</w:t>
+              <w:t xml:space="preserve">B-553</w:t>
             </w:r>
           </w:p>
         </w:tc>
@@ -35701,7 +35803,7 @@
                 <w:sz w:val="15"/>
                 <w:szCs w:val="15"/>
               </w:rPr>
-              <w:t xml:space="preserve">B-552</w:t>
+              <w:t xml:space="preserve">B-554</w:t>
             </w:r>
           </w:p>
         </w:tc>
@@ -35752,7 +35854,7 @@
                 <w:sz w:val="15"/>
                 <w:szCs w:val="15"/>
               </w:rPr>
-              <w:t xml:space="preserve">B-553</w:t>
+              <w:t xml:space="preserve">B-555</w:t>
             </w:r>
           </w:p>
         </w:tc>
@@ -35901,7 +36003,7 @@
                 <w:sz w:val="15"/>
                 <w:szCs w:val="15"/>
               </w:rPr>
-              <w:t xml:space="preserve">B-554</w:t>
+              <w:t xml:space="preserve">B-556</w:t>
             </w:r>
           </w:p>
         </w:tc>
@@ -35952,7 +36054,7 @@
                 <w:sz w:val="15"/>
                 <w:szCs w:val="15"/>
               </w:rPr>
-              <w:t xml:space="preserve">B-555</w:t>
+              <w:t xml:space="preserve">B-557</w:t>
             </w:r>
           </w:p>
         </w:tc>
@@ -36003,7 +36105,7 @@
                 <w:sz w:val="15"/>
                 <w:szCs w:val="15"/>
               </w:rPr>
-              <w:t xml:space="preserve">B-556</w:t>
+              <w:t xml:space="preserve">B-558</w:t>
             </w:r>
           </w:p>
         </w:tc>
@@ -36054,7 +36156,7 @@
                 <w:sz w:val="15"/>
                 <w:szCs w:val="15"/>
               </w:rPr>
-              <w:t xml:space="preserve">B-557</w:t>
+              <w:t xml:space="preserve">B-559</w:t>
             </w:r>
           </w:p>
         </w:tc>
@@ -36105,7 +36207,7 @@
                 <w:sz w:val="15"/>
                 <w:szCs w:val="15"/>
               </w:rPr>
-              <w:t xml:space="preserve">B-558</w:t>
+              <w:t xml:space="preserve">B-560</w:t>
             </w:r>
           </w:p>
         </w:tc>
@@ -36156,7 +36258,7 @@
                 <w:sz w:val="15"/>
                 <w:szCs w:val="15"/>
               </w:rPr>
-              <w:t xml:space="preserve">B-559</w:t>
+              <w:t xml:space="preserve">B-561</w:t>
             </w:r>
           </w:p>
         </w:tc>
@@ -36207,7 +36309,7 @@
                 <w:sz w:val="15"/>
                 <w:szCs w:val="15"/>
               </w:rPr>
-              <w:t xml:space="preserve">B-560</w:t>
+              <w:t xml:space="preserve">B-562</w:t>
             </w:r>
           </w:p>
         </w:tc>
@@ -36258,7 +36360,7 @@
                 <w:sz w:val="15"/>
                 <w:szCs w:val="15"/>
               </w:rPr>
-              <w:t xml:space="preserve">B-561</w:t>
+              <w:t xml:space="preserve">B-563</w:t>
             </w:r>
           </w:p>
         </w:tc>
@@ -36407,7 +36509,7 @@
                 <w:sz w:val="15"/>
                 <w:szCs w:val="15"/>
               </w:rPr>
-              <w:t xml:space="preserve">B-562</w:t>
+              <w:t xml:space="preserve">B-564</w:t>
             </w:r>
           </w:p>
         </w:tc>
@@ -36458,7 +36560,7 @@
                 <w:sz w:val="15"/>
                 <w:szCs w:val="15"/>
               </w:rPr>
-              <w:t xml:space="preserve">B-563</w:t>
+              <w:t xml:space="preserve">B-565</w:t>
             </w:r>
           </w:p>
         </w:tc>
@@ -36509,7 +36611,7 @@
                 <w:sz w:val="15"/>
                 <w:szCs w:val="15"/>
               </w:rPr>
-              <w:t xml:space="preserve">B-564</w:t>
+              <w:t xml:space="preserve">B-566</w:t>
             </w:r>
           </w:p>
         </w:tc>
@@ -36560,7 +36662,7 @@
                 <w:sz w:val="15"/>
                 <w:szCs w:val="15"/>
               </w:rPr>
-              <w:t xml:space="preserve">B-565</w:t>
+              <w:t xml:space="preserve">B-567</w:t>
             </w:r>
           </w:p>
         </w:tc>
@@ -36611,7 +36713,7 @@
                 <w:sz w:val="15"/>
                 <w:szCs w:val="15"/>
               </w:rPr>
-              <w:t xml:space="preserve">B-566</w:t>
+              <w:t xml:space="preserve">B-568</w:t>
             </w:r>
           </w:p>
         </w:tc>
@@ -36662,7 +36764,7 @@
                 <w:sz w:val="15"/>
                 <w:szCs w:val="15"/>
               </w:rPr>
-              <w:t xml:space="preserve">B-567</w:t>
+              <w:t xml:space="preserve">B-569</w:t>
             </w:r>
           </w:p>
         </w:tc>
@@ -36811,7 +36913,7 @@
                 <w:sz w:val="15"/>
                 <w:szCs w:val="15"/>
               </w:rPr>
-              <w:t xml:space="preserve">B-568</w:t>
+              <w:t xml:space="preserve">B-570</w:t>
             </w:r>
           </w:p>
         </w:tc>
@@ -36862,7 +36964,7 @@
                 <w:sz w:val="15"/>
                 <w:szCs w:val="15"/>
               </w:rPr>
-              <w:t xml:space="preserve">B-569</w:t>
+              <w:t xml:space="preserve">B-571</w:t>
             </w:r>
           </w:p>
         </w:tc>
@@ -36913,7 +37015,7 @@
                 <w:sz w:val="15"/>
                 <w:szCs w:val="15"/>
               </w:rPr>
-              <w:t xml:space="preserve">B-570</w:t>
+              <w:t xml:space="preserve">B-572</w:t>
             </w:r>
           </w:p>
         </w:tc>
@@ -36964,7 +37066,7 @@
                 <w:sz w:val="15"/>
                 <w:szCs w:val="15"/>
               </w:rPr>
-              <w:t xml:space="preserve">B-571</w:t>
+              <w:t xml:space="preserve">B-573</w:t>
             </w:r>
           </w:p>
         </w:tc>
@@ -37113,7 +37215,7 @@
                 <w:sz w:val="15"/>
                 <w:szCs w:val="15"/>
               </w:rPr>
-              <w:t xml:space="preserve">B-572</w:t>
+              <w:t xml:space="preserve">B-574</w:t>
             </w:r>
           </w:p>
         </w:tc>
@@ -37164,7 +37266,7 @@
                 <w:sz w:val="15"/>
                 <w:szCs w:val="15"/>
               </w:rPr>
-              <w:t xml:space="preserve">B-573</w:t>
+              <w:t xml:space="preserve">B-575</w:t>
             </w:r>
           </w:p>
         </w:tc>
@@ -37215,7 +37317,7 @@
                 <w:sz w:val="15"/>
                 <w:szCs w:val="15"/>
               </w:rPr>
-              <w:t xml:space="preserve">B-574</w:t>
+              <w:t xml:space="preserve">B-576</w:t>
             </w:r>
           </w:p>
         </w:tc>
@@ -37266,7 +37368,7 @@
                 <w:sz w:val="15"/>
                 <w:szCs w:val="15"/>
               </w:rPr>
-              <w:t xml:space="preserve">B-575</w:t>
+              <w:t xml:space="preserve">B-577</w:t>
             </w:r>
           </w:p>
         </w:tc>
@@ -37317,7 +37419,7 @@
                 <w:sz w:val="15"/>
                 <w:szCs w:val="15"/>
               </w:rPr>
-              <w:t xml:space="preserve">B-576</w:t>
+              <w:t xml:space="preserve">B-578</w:t>
             </w:r>
           </w:p>
         </w:tc>
@@ -37368,7 +37470,7 @@
                 <w:sz w:val="15"/>
                 <w:szCs w:val="15"/>
               </w:rPr>
-              <w:t xml:space="preserve">B-577</w:t>
+              <w:t xml:space="preserve">B-579</w:t>
             </w:r>
           </w:p>
         </w:tc>
@@ -37419,7 +37521,7 @@
                 <w:sz w:val="15"/>
                 <w:szCs w:val="15"/>
               </w:rPr>
-              <w:t xml:space="preserve">B-578</w:t>
+              <w:t xml:space="preserve">B-580</w:t>
             </w:r>
           </w:p>
         </w:tc>
@@ -37568,7 +37670,7 @@
                 <w:sz w:val="15"/>
                 <w:szCs w:val="15"/>
               </w:rPr>
-              <w:t xml:space="preserve">B-579</w:t>
+              <w:t xml:space="preserve">B-581</w:t>
             </w:r>
           </w:p>
         </w:tc>
@@ -37619,7 +37721,7 @@
                 <w:sz w:val="15"/>
                 <w:szCs w:val="15"/>
               </w:rPr>
-              <w:t xml:space="preserve">B-580</w:t>
+              <w:t xml:space="preserve">B-582</w:t>
             </w:r>
           </w:p>
         </w:tc>
@@ -37670,7 +37772,7 @@
                 <w:sz w:val="15"/>
                 <w:szCs w:val="15"/>
               </w:rPr>
-              <w:t xml:space="preserve">B-581</w:t>
+              <w:t xml:space="preserve">B-583</w:t>
             </w:r>
           </w:p>
         </w:tc>
@@ -37721,7 +37823,7 @@
                 <w:sz w:val="15"/>
                 <w:szCs w:val="15"/>
               </w:rPr>
-              <w:t xml:space="preserve">B-582</w:t>
+              <w:t xml:space="preserve">B-584</w:t>
             </w:r>
           </w:p>
         </w:tc>
@@ -37772,7 +37874,7 @@
                 <w:sz w:val="15"/>
                 <w:szCs w:val="15"/>
               </w:rPr>
-              <w:t xml:space="preserve">B-583</w:t>
+              <w:t xml:space="preserve">B-585</w:t>
             </w:r>
           </w:p>
         </w:tc>
@@ -37823,7 +37925,7 @@
                 <w:sz w:val="15"/>
                 <w:szCs w:val="15"/>
               </w:rPr>
-              <w:t xml:space="preserve">B-584</w:t>
+              <w:t xml:space="preserve">B-586</w:t>
             </w:r>
           </w:p>
         </w:tc>
@@ -37874,7 +37976,7 @@
                 <w:sz w:val="15"/>
                 <w:szCs w:val="15"/>
               </w:rPr>
-              <w:t xml:space="preserve">B-585</w:t>
+              <w:t xml:space="preserve">B-587</w:t>
             </w:r>
           </w:p>
         </w:tc>
@@ -37925,7 +38027,7 @@
                 <w:sz w:val="15"/>
                 <w:szCs w:val="15"/>
               </w:rPr>
-              <w:t xml:space="preserve">B-586</w:t>
+              <w:t xml:space="preserve">B-588</w:t>
             </w:r>
           </w:p>
         </w:tc>
@@ -38074,7 +38176,7 @@
                 <w:sz w:val="15"/>
                 <w:szCs w:val="15"/>
               </w:rPr>
-              <w:t xml:space="preserve">B-587</w:t>
+              <w:t xml:space="preserve">B-589</w:t>
             </w:r>
           </w:p>
         </w:tc>
@@ -38125,7 +38227,7 @@
                 <w:sz w:val="15"/>
                 <w:szCs w:val="15"/>
               </w:rPr>
-              <w:t xml:space="preserve">B-588</w:t>
+              <w:t xml:space="preserve">B-590</w:t>
             </w:r>
           </w:p>
         </w:tc>
@@ -38176,7 +38278,7 @@
                 <w:sz w:val="15"/>
                 <w:szCs w:val="15"/>
               </w:rPr>
-              <w:t xml:space="preserve">B-589</w:t>
+              <w:t xml:space="preserve">B-591</w:t>
             </w:r>
           </w:p>
         </w:tc>
@@ -38227,7 +38329,7 @@
                 <w:sz w:val="15"/>
                 <w:szCs w:val="15"/>
               </w:rPr>
-              <w:t xml:space="preserve">B-590</w:t>
+              <w:t xml:space="preserve">B-592</w:t>
             </w:r>
           </w:p>
         </w:tc>
@@ -38278,7 +38380,7 @@
                 <w:sz w:val="15"/>
                 <w:szCs w:val="15"/>
               </w:rPr>
-              <w:t xml:space="preserve">B-591</w:t>
+              <w:t xml:space="preserve">B-593</w:t>
             </w:r>
           </w:p>
         </w:tc>
@@ -38427,7 +38529,7 @@
                 <w:sz w:val="15"/>
                 <w:szCs w:val="15"/>
               </w:rPr>
-              <w:t xml:space="preserve">B-592</w:t>
+              <w:t xml:space="preserve">B-594</w:t>
             </w:r>
           </w:p>
         </w:tc>
@@ -38478,7 +38580,7 @@
                 <w:sz w:val="15"/>
                 <w:szCs w:val="15"/>
               </w:rPr>
-              <w:t xml:space="preserve">B-593</w:t>
+              <w:t xml:space="preserve">B-595</w:t>
             </w:r>
           </w:p>
         </w:tc>
@@ -38529,7 +38631,7 @@
                 <w:sz w:val="15"/>
                 <w:szCs w:val="15"/>
               </w:rPr>
-              <w:t xml:space="preserve">B-594</w:t>
+              <w:t xml:space="preserve">B-596</w:t>
             </w:r>
           </w:p>
         </w:tc>
@@ -38580,7 +38682,7 @@
                 <w:sz w:val="15"/>
                 <w:szCs w:val="15"/>
               </w:rPr>
-              <w:t xml:space="preserve">B-595</w:t>
+              <w:t xml:space="preserve">B-597</w:t>
             </w:r>
           </w:p>
         </w:tc>
@@ -38729,7 +38831,7 @@
                 <w:sz w:val="15"/>
                 <w:szCs w:val="15"/>
               </w:rPr>
-              <w:t xml:space="preserve">B-596</w:t>
+              <w:t xml:space="preserve">B-598</w:t>
             </w:r>
           </w:p>
         </w:tc>
@@ -38780,7 +38882,7 @@
                 <w:sz w:val="15"/>
                 <w:szCs w:val="15"/>
               </w:rPr>
-              <w:t xml:space="preserve">B-597</w:t>
+              <w:t xml:space="preserve">B-599</w:t>
             </w:r>
           </w:p>
         </w:tc>
@@ -38831,7 +38933,7 @@
                 <w:sz w:val="15"/>
                 <w:szCs w:val="15"/>
               </w:rPr>
-              <w:t xml:space="preserve">B-598</w:t>
+              <w:t xml:space="preserve">B-600</w:t>
             </w:r>
           </w:p>
         </w:tc>
@@ -38882,7 +38984,7 @@
                 <w:sz w:val="15"/>
                 <w:szCs w:val="15"/>
               </w:rPr>
-              <w:t xml:space="preserve">B-599</w:t>
+              <w:t xml:space="preserve">B-601</w:t>
             </w:r>
           </w:p>
         </w:tc>
@@ -38933,7 +39035,7 @@
                 <w:sz w:val="15"/>
                 <w:szCs w:val="15"/>
               </w:rPr>
-              <w:t xml:space="preserve">B-600</w:t>
+              <w:t xml:space="preserve">B-602</w:t>
             </w:r>
           </w:p>
         </w:tc>
@@ -38984,7 +39086,7 @@
                 <w:sz w:val="15"/>
                 <w:szCs w:val="15"/>
               </w:rPr>
-              <w:t xml:space="preserve">B-601</w:t>
+              <w:t xml:space="preserve">B-603</w:t>
             </w:r>
           </w:p>
         </w:tc>
@@ -39133,7 +39235,7 @@
                 <w:sz w:val="15"/>
                 <w:szCs w:val="15"/>
               </w:rPr>
-              <w:t xml:space="preserve">B-602</w:t>
+              <w:t xml:space="preserve">B-604</w:t>
             </w:r>
           </w:p>
         </w:tc>
@@ -39184,7 +39286,7 @@
                 <w:sz w:val="15"/>
                 <w:szCs w:val="15"/>
               </w:rPr>
-              <w:t xml:space="preserve">B-603</w:t>
+              <w:t xml:space="preserve">B-605</w:t>
             </w:r>
           </w:p>
         </w:tc>
@@ -39235,7 +39337,7 @@
                 <w:sz w:val="15"/>
                 <w:szCs w:val="15"/>
               </w:rPr>
-              <w:t xml:space="preserve">B-604</w:t>
+              <w:t xml:space="preserve">B-606</w:t>
             </w:r>
           </w:p>
         </w:tc>
@@ -39384,7 +39486,7 @@
                 <w:sz w:val="15"/>
                 <w:szCs w:val="15"/>
               </w:rPr>
-              <w:t xml:space="preserve">B-605</w:t>
+              <w:t xml:space="preserve">B-607</w:t>
             </w:r>
           </w:p>
         </w:tc>
@@ -39435,7 +39537,7 @@
                 <w:sz w:val="15"/>
                 <w:szCs w:val="15"/>
               </w:rPr>
-              <w:t xml:space="preserve">B-606</w:t>
+              <w:t xml:space="preserve">B-608</w:t>
             </w:r>
           </w:p>
         </w:tc>
@@ -39486,7 +39588,7 @@
                 <w:sz w:val="15"/>
                 <w:szCs w:val="15"/>
               </w:rPr>
-              <w:t xml:space="preserve">B-607</w:t>
+              <w:t xml:space="preserve">B-609</w:t>
             </w:r>
           </w:p>
         </w:tc>
@@ -39537,7 +39639,7 @@
                 <w:sz w:val="15"/>
                 <w:szCs w:val="15"/>
               </w:rPr>
-              <w:t xml:space="preserve">B-608</w:t>
+              <w:t xml:space="preserve">B-610</w:t>
             </w:r>
           </w:p>
         </w:tc>
@@ -39588,7 +39690,7 @@
                 <w:sz w:val="15"/>
                 <w:szCs w:val="15"/>
               </w:rPr>
-              <w:t xml:space="preserve">B-609</w:t>
+              <w:t xml:space="preserve">B-611</w:t>
             </w:r>
           </w:p>
         </w:tc>
@@ -39639,7 +39741,7 @@
                 <w:sz w:val="15"/>
                 <w:szCs w:val="15"/>
               </w:rPr>
-              <w:t xml:space="preserve">B-610</w:t>
+              <w:t xml:space="preserve">B-612</w:t>
             </w:r>
           </w:p>
         </w:tc>
@@ -39690,7 +39792,7 @@
                 <w:sz w:val="15"/>
                 <w:szCs w:val="15"/>
               </w:rPr>
-              <w:t xml:space="preserve">B-611</w:t>
+              <w:t xml:space="preserve">B-613</w:t>
             </w:r>
           </w:p>
         </w:tc>
@@ -39741,7 +39843,7 @@
                 <w:sz w:val="15"/>
                 <w:szCs w:val="15"/>
               </w:rPr>
-              <w:t xml:space="preserve">B-612</w:t>
+              <w:t xml:space="preserve">B-614</w:t>
             </w:r>
           </w:p>
         </w:tc>
@@ -39792,7 +39894,7 @@
                 <w:sz w:val="15"/>
                 <w:szCs w:val="15"/>
               </w:rPr>
-              <w:t xml:space="preserve">B-613</w:t>
+              <w:t xml:space="preserve">B-615</w:t>
             </w:r>
           </w:p>
         </w:tc>
@@ -39843,7 +39945,7 @@
                 <w:sz w:val="15"/>
                 <w:szCs w:val="15"/>
               </w:rPr>
-              <w:t xml:space="preserve">B-614</w:t>
+              <w:t xml:space="preserve">B-616</w:t>
             </w:r>
           </w:p>
         </w:tc>
@@ -39894,7 +39996,7 @@
                 <w:sz w:val="15"/>
                 <w:szCs w:val="15"/>
               </w:rPr>
-              <w:t xml:space="preserve">B-615</w:t>
+              <w:t xml:space="preserve">B-617</w:t>
             </w:r>
           </w:p>
         </w:tc>
@@ -39945,7 +40047,7 @@
                 <w:sz w:val="15"/>
                 <w:szCs w:val="15"/>
               </w:rPr>
-              <w:t xml:space="preserve">B-616</w:t>
+              <w:t xml:space="preserve">B-618</w:t>
             </w:r>
           </w:p>
         </w:tc>
@@ -39996,7 +40098,7 @@
                 <w:sz w:val="15"/>
                 <w:szCs w:val="15"/>
               </w:rPr>
-              <w:t xml:space="preserve">B-617</w:t>
+              <w:t xml:space="preserve">B-619</w:t>
             </w:r>
           </w:p>
         </w:tc>
@@ -40047,7 +40149,7 @@
                 <w:sz w:val="15"/>
                 <w:szCs w:val="15"/>
               </w:rPr>
-              <w:t xml:space="preserve">B-618</w:t>
+              <w:t xml:space="preserve">B-620</w:t>
             </w:r>
           </w:p>
         </w:tc>
@@ -40098,7 +40200,7 @@
                 <w:sz w:val="15"/>
                 <w:szCs w:val="15"/>
               </w:rPr>
-              <w:t xml:space="preserve">B-619</w:t>
+              <w:t xml:space="preserve">B-621</w:t>
             </w:r>
           </w:p>
         </w:tc>
@@ -40149,7 +40251,7 @@
                 <w:sz w:val="15"/>
                 <w:szCs w:val="15"/>
               </w:rPr>
-              <w:t xml:space="preserve">B-620</w:t>
+              <w:t xml:space="preserve">B-622</w:t>
             </w:r>
           </w:p>
         </w:tc>
@@ -40200,7 +40302,7 @@
                 <w:sz w:val="15"/>
                 <w:szCs w:val="15"/>
               </w:rPr>
-              <w:t xml:space="preserve">B-621</w:t>
+              <w:t xml:space="preserve">B-623</w:t>
             </w:r>
           </w:p>
         </w:tc>
@@ -40251,7 +40353,7 @@
                 <w:sz w:val="15"/>
                 <w:szCs w:val="15"/>
               </w:rPr>
-              <w:t xml:space="preserve">B-622</w:t>
+              <w:t xml:space="preserve">B-624</w:t>
             </w:r>
           </w:p>
         </w:tc>
@@ -40302,7 +40404,7 @@
                 <w:sz w:val="15"/>
                 <w:szCs w:val="15"/>
               </w:rPr>
-              <w:t xml:space="preserve">B-623</w:t>
+              <w:t xml:space="preserve">B-625</w:t>
             </w:r>
           </w:p>
         </w:tc>
@@ -40353,7 +40455,7 @@
                 <w:sz w:val="15"/>
                 <w:szCs w:val="15"/>
               </w:rPr>
-              <w:t xml:space="preserve">B-624</w:t>
+              <w:t xml:space="preserve">B-626</w:t>
             </w:r>
           </w:p>
         </w:tc>
@@ -40404,7 +40506,7 @@
                 <w:sz w:val="15"/>
                 <w:szCs w:val="15"/>
               </w:rPr>
-              <w:t xml:space="preserve">B-625</w:t>
+              <w:t xml:space="preserve">B-627</w:t>
             </w:r>
           </w:p>
         </w:tc>
@@ -40455,7 +40557,7 @@
                 <w:sz w:val="15"/>
                 <w:szCs w:val="15"/>
               </w:rPr>
-              <w:t xml:space="preserve">B-626</w:t>
+              <w:t xml:space="preserve">B-628</w:t>
             </w:r>
           </w:p>
         </w:tc>
@@ -40604,7 +40706,7 @@
                 <w:sz w:val="15"/>
                 <w:szCs w:val="15"/>
               </w:rPr>
-              <w:t xml:space="preserve">B-627</w:t>
+              <w:t xml:space="preserve">B-629</w:t>
             </w:r>
           </w:p>
         </w:tc>
@@ -40655,7 +40757,7 @@
                 <w:sz w:val="15"/>
                 <w:szCs w:val="15"/>
               </w:rPr>
-              <w:t xml:space="preserve">B-628</w:t>
+              <w:t xml:space="preserve">B-630</w:t>
             </w:r>
           </w:p>
         </w:tc>
@@ -40706,7 +40808,7 @@
                 <w:sz w:val="15"/>
                 <w:szCs w:val="15"/>
               </w:rPr>
-              <w:t xml:space="preserve">B-629</w:t>
+              <w:t xml:space="preserve">B-631</w:t>
             </w:r>
           </w:p>
         </w:tc>
@@ -40757,7 +40859,7 @@
                 <w:sz w:val="15"/>
                 <w:szCs w:val="15"/>
               </w:rPr>
-              <w:t xml:space="preserve">B-630</w:t>
+              <w:t xml:space="preserve">B-632</w:t>
             </w:r>
           </w:p>
         </w:tc>
@@ -40808,7 +40910,7 @@
                 <w:sz w:val="15"/>
                 <w:szCs w:val="15"/>
               </w:rPr>
-              <w:t xml:space="preserve">B-631</w:t>
+              <w:t xml:space="preserve">B-633</w:t>
             </w:r>
           </w:p>
         </w:tc>
@@ -40957,7 +41059,7 @@
                 <w:sz w:val="15"/>
                 <w:szCs w:val="15"/>
               </w:rPr>
-              <w:t xml:space="preserve">B-632</w:t>
+              <w:t xml:space="preserve">B-634</w:t>
             </w:r>
           </w:p>
         </w:tc>
@@ -41008,7 +41110,7 @@
                 <w:sz w:val="15"/>
                 <w:szCs w:val="15"/>
               </w:rPr>
-              <w:t xml:space="preserve">B-633</w:t>
+              <w:t xml:space="preserve">B-635</w:t>
             </w:r>
           </w:p>
         </w:tc>
@@ -41059,7 +41161,7 @@
                 <w:sz w:val="15"/>
                 <w:szCs w:val="15"/>
               </w:rPr>
-              <w:t xml:space="preserve">B-634</w:t>
+              <w:t xml:space="preserve">B-636</w:t>
             </w:r>
           </w:p>
         </w:tc>
@@ -41110,7 +41212,7 @@
                 <w:sz w:val="15"/>
                 <w:szCs w:val="15"/>
               </w:rPr>
-              <w:t xml:space="preserve">B-635</w:t>
+              <w:t xml:space="preserve">B-637</w:t>
             </w:r>
           </w:p>
         </w:tc>
@@ -41161,7 +41263,7 @@
                 <w:sz w:val="15"/>
                 <w:szCs w:val="15"/>
               </w:rPr>
-              <w:t xml:space="preserve">B-636</w:t>
+              <w:t xml:space="preserve">B-638</w:t>
             </w:r>
           </w:p>
         </w:tc>
@@ -41212,7 +41314,7 @@
                 <w:sz w:val="15"/>
                 <w:szCs w:val="15"/>
               </w:rPr>
-              <w:t xml:space="preserve">B-637</w:t>
+              <w:t xml:space="preserve">B-639</w:t>
             </w:r>
           </w:p>
         </w:tc>
@@ -41263,7 +41365,7 @@
                 <w:sz w:val="15"/>
                 <w:szCs w:val="15"/>
               </w:rPr>
-              <w:t xml:space="preserve">B-638</w:t>
+              <w:t xml:space="preserve">B-640</w:t>
             </w:r>
           </w:p>
         </w:tc>
@@ -41314,7 +41416,7 @@
                 <w:sz w:val="15"/>
                 <w:szCs w:val="15"/>
               </w:rPr>
-              <w:t xml:space="preserve">B-639</w:t>
+              <w:t xml:space="preserve">B-641</w:t>
             </w:r>
           </w:p>
         </w:tc>
@@ -41463,7 +41565,7 @@
                 <w:sz w:val="15"/>
                 <w:szCs w:val="15"/>
               </w:rPr>
-              <w:t xml:space="preserve">B-640</w:t>
+              <w:t xml:space="preserve">B-642</w:t>
             </w:r>
           </w:p>
         </w:tc>
@@ -41514,7 +41616,7 @@
                 <w:sz w:val="15"/>
                 <w:szCs w:val="15"/>
               </w:rPr>
-              <w:t xml:space="preserve">B-641</w:t>
+              <w:t xml:space="preserve">B-643</w:t>
             </w:r>
           </w:p>
         </w:tc>
@@ -41565,7 +41667,7 @@
                 <w:sz w:val="15"/>
                 <w:szCs w:val="15"/>
               </w:rPr>
-              <w:t xml:space="preserve">B-642</w:t>
+              <w:t xml:space="preserve">B-644</w:t>
             </w:r>
           </w:p>
         </w:tc>
@@ -41616,7 +41718,7 @@
                 <w:sz w:val="15"/>
                 <w:szCs w:val="15"/>
               </w:rPr>
-              <w:t xml:space="preserve">B-643</w:t>
+              <w:t xml:space="preserve">B-645</w:t>
             </w:r>
           </w:p>
         </w:tc>
@@ -41667,7 +41769,7 @@
                 <w:sz w:val="15"/>
                 <w:szCs w:val="15"/>
               </w:rPr>
-              <w:t xml:space="preserve">B-644</w:t>
+              <w:t xml:space="preserve">B-646</w:t>
             </w:r>
           </w:p>
         </w:tc>
@@ -41718,7 +41820,7 @@
                 <w:sz w:val="15"/>
                 <w:szCs w:val="15"/>
               </w:rPr>
-              <w:t xml:space="preserve">B-645</w:t>
+              <w:t xml:space="preserve">B-647</w:t>
             </w:r>
           </w:p>
         </w:tc>
@@ -41769,7 +41871,7 @@
                 <w:sz w:val="15"/>
                 <w:szCs w:val="15"/>
               </w:rPr>
-              <w:t xml:space="preserve">B-646</w:t>
+              <w:t xml:space="preserve">B-648</w:t>
             </w:r>
           </w:p>
         </w:tc>
@@ -41820,7 +41922,7 @@
                 <w:sz w:val="15"/>
                 <w:szCs w:val="15"/>
               </w:rPr>
-              <w:t xml:space="preserve">B-647</w:t>
+              <w:t xml:space="preserve">B-649</w:t>
             </w:r>
           </w:p>
         </w:tc>
@@ -41871,7 +41973,7 @@
                 <w:sz w:val="15"/>
                 <w:szCs w:val="15"/>
               </w:rPr>
-              <w:t xml:space="preserve">B-648</w:t>
+              <w:t xml:space="preserve">B-650</w:t>
             </w:r>
           </w:p>
         </w:tc>
@@ -41922,7 +42024,7 @@
                 <w:sz w:val="15"/>
                 <w:szCs w:val="15"/>
               </w:rPr>
-              <w:t xml:space="preserve">B-649</w:t>
+              <w:t xml:space="preserve">B-651</w:t>
             </w:r>
           </w:p>
         </w:tc>
@@ -41973,7 +42075,7 @@
                 <w:sz w:val="15"/>
                 <w:szCs w:val="15"/>
               </w:rPr>
-              <w:t xml:space="preserve">B-650</w:t>
+              <w:t xml:space="preserve">B-652</w:t>
             </w:r>
           </w:p>
         </w:tc>
@@ -42024,7 +42126,7 @@
                 <w:sz w:val="15"/>
                 <w:szCs w:val="15"/>
               </w:rPr>
-              <w:t xml:space="preserve">B-651</w:t>
+              <w:t xml:space="preserve">B-653</w:t>
             </w:r>
           </w:p>
         </w:tc>
@@ -42075,7 +42177,7 @@
                 <w:sz w:val="15"/>
                 <w:szCs w:val="15"/>
               </w:rPr>
-              <w:t xml:space="preserve">B-652</w:t>
+              <w:t xml:space="preserve">B-654</w:t>
             </w:r>
           </w:p>
         </w:tc>
@@ -42126,7 +42228,7 @@
                 <w:sz w:val="15"/>
                 <w:szCs w:val="15"/>
               </w:rPr>
-              <w:t xml:space="preserve">B-653</w:t>
+              <w:t xml:space="preserve">B-655</w:t>
             </w:r>
           </w:p>
         </w:tc>
@@ -42177,7 +42279,7 @@
                 <w:sz w:val="15"/>
                 <w:szCs w:val="15"/>
               </w:rPr>
-              <w:t xml:space="preserve">B-654</w:t>
+              <w:t xml:space="preserve">B-656</w:t>
             </w:r>
           </w:p>
         </w:tc>
@@ -42228,7 +42330,7 @@
                 <w:sz w:val="15"/>
                 <w:szCs w:val="15"/>
               </w:rPr>
-              <w:t xml:space="preserve">B-655</w:t>
+              <w:t xml:space="preserve">B-657</w:t>
             </w:r>
           </w:p>
         </w:tc>
@@ -42279,7 +42381,7 @@
                 <w:sz w:val="15"/>
                 <w:szCs w:val="15"/>
               </w:rPr>
-              <w:t xml:space="preserve">B-656</w:t>
+              <w:t xml:space="preserve">B-658</w:t>
             </w:r>
           </w:p>
         </w:tc>
@@ -42330,7 +42432,7 @@
                 <w:sz w:val="15"/>
                 <w:szCs w:val="15"/>
               </w:rPr>
-              <w:t xml:space="preserve">B-657</w:t>
+              <w:t xml:space="preserve">B-659</w:t>
             </w:r>
           </w:p>
         </w:tc>
@@ -42381,7 +42483,7 @@
                 <w:sz w:val="15"/>
                 <w:szCs w:val="15"/>
               </w:rPr>
-              <w:t xml:space="preserve">B-658</w:t>
+              <w:t xml:space="preserve">B-660</w:t>
             </w:r>
           </w:p>
         </w:tc>
@@ -42432,7 +42534,7 @@
                 <w:sz w:val="15"/>
                 <w:szCs w:val="15"/>
               </w:rPr>
-              <w:t xml:space="preserve">B-659</w:t>
+              <w:t xml:space="preserve">B-661</w:t>
             </w:r>
           </w:p>
         </w:tc>
@@ -42483,7 +42585,7 @@
                 <w:sz w:val="15"/>
                 <w:szCs w:val="15"/>
               </w:rPr>
-              <w:t xml:space="preserve">B-660</w:t>
+              <w:t xml:space="preserve">B-662</w:t>
             </w:r>
           </w:p>
         </w:tc>
@@ -42534,7 +42636,7 @@
                 <w:sz w:val="15"/>
                 <w:szCs w:val="15"/>
               </w:rPr>
-              <w:t xml:space="preserve">B-661</w:t>
+              <w:t xml:space="preserve">B-663</w:t>
             </w:r>
           </w:p>
         </w:tc>
@@ -42585,7 +42687,7 @@
                 <w:sz w:val="15"/>
                 <w:szCs w:val="15"/>
               </w:rPr>
-              <w:t xml:space="preserve">B-662</w:t>
+              <w:t xml:space="preserve">B-664</w:t>
             </w:r>
           </w:p>
         </w:tc>
@@ -42636,7 +42738,7 @@
                 <w:sz w:val="15"/>
                 <w:szCs w:val="15"/>
               </w:rPr>
-              <w:t xml:space="preserve">B-663</w:t>
+              <w:t xml:space="preserve">B-665</w:t>
             </w:r>
           </w:p>
         </w:tc>
@@ -42687,7 +42789,7 @@
                 <w:sz w:val="15"/>
                 <w:szCs w:val="15"/>
               </w:rPr>
-              <w:t xml:space="preserve">B-664</w:t>
+              <w:t xml:space="preserve">B-666</w:t>
             </w:r>
           </w:p>
         </w:tc>
@@ -42738,7 +42840,7 @@
                 <w:sz w:val="15"/>
                 <w:szCs w:val="15"/>
               </w:rPr>
-              <w:t xml:space="preserve">B-665</w:t>
+              <w:t xml:space="preserve">B-667</w:t>
             </w:r>
           </w:p>
         </w:tc>
@@ -42789,7 +42891,7 @@
                 <w:sz w:val="15"/>
                 <w:szCs w:val="15"/>
               </w:rPr>
-              <w:t xml:space="preserve">B-666</w:t>
+              <w:t xml:space="preserve">B-668</w:t>
             </w:r>
           </w:p>
         </w:tc>
@@ -42840,7 +42942,7 @@
                 <w:sz w:val="15"/>
                 <w:szCs w:val="15"/>
               </w:rPr>
-              <w:t xml:space="preserve">B-667</w:t>
+              <w:t xml:space="preserve">B-669</w:t>
             </w:r>
           </w:p>
         </w:tc>
@@ -42891,7 +42993,7 @@
                 <w:sz w:val="15"/>
                 <w:szCs w:val="15"/>
               </w:rPr>
-              <w:t xml:space="preserve">B-668</w:t>
+              <w:t xml:space="preserve">B-670</w:t>
             </w:r>
           </w:p>
         </w:tc>
@@ -42942,7 +43044,7 @@
                 <w:sz w:val="15"/>
                 <w:szCs w:val="15"/>
               </w:rPr>
-              <w:t xml:space="preserve">B-669</w:t>
+              <w:t xml:space="preserve">B-671</w:t>
             </w:r>
           </w:p>
         </w:tc>
@@ -42993,7 +43095,7 @@
                 <w:sz w:val="15"/>
                 <w:szCs w:val="15"/>
               </w:rPr>
-              <w:t xml:space="preserve">B-670</w:t>
+              <w:t xml:space="preserve">B-672</w:t>
             </w:r>
           </w:p>
         </w:tc>
@@ -43044,7 +43146,7 @@
                 <w:sz w:val="15"/>
                 <w:szCs w:val="15"/>
               </w:rPr>
-              <w:t xml:space="preserve">B-671</w:t>
+              <w:t xml:space="preserve">B-673</w:t>
             </w:r>
           </w:p>
         </w:tc>
@@ -43095,7 +43197,7 @@
                 <w:sz w:val="15"/>
                 <w:szCs w:val="15"/>
               </w:rPr>
-              <w:t xml:space="preserve">B-672</w:t>
+              <w:t xml:space="preserve">B-674</w:t>
             </w:r>
           </w:p>
         </w:tc>
@@ -43146,7 +43248,7 @@
                 <w:sz w:val="15"/>
                 <w:szCs w:val="15"/>
               </w:rPr>
-              <w:t xml:space="preserve">B-673</w:t>
+              <w:t xml:space="preserve">B-675</w:t>
             </w:r>
           </w:p>
         </w:tc>
@@ -43197,7 +43299,7 @@
                 <w:sz w:val="15"/>
                 <w:szCs w:val="15"/>
               </w:rPr>
-              <w:t xml:space="preserve">B-674</w:t>
+              <w:t xml:space="preserve">B-676</w:t>
             </w:r>
           </w:p>
         </w:tc>
@@ -43346,7 +43448,7 @@
                 <w:sz w:val="15"/>
                 <w:szCs w:val="15"/>
               </w:rPr>
-              <w:t xml:space="preserve">B-675</w:t>
+              <w:t xml:space="preserve">B-677</w:t>
             </w:r>
           </w:p>
         </w:tc>
@@ -43397,7 +43499,7 @@
                 <w:sz w:val="15"/>
                 <w:szCs w:val="15"/>
               </w:rPr>
-              <w:t xml:space="preserve">B-676</w:t>
+              <w:t xml:space="preserve">B-678</w:t>
             </w:r>
           </w:p>
         </w:tc>
@@ -43448,7 +43550,7 @@
                 <w:sz w:val="15"/>
                 <w:szCs w:val="15"/>
               </w:rPr>
-              <w:t xml:space="preserve">B-677</w:t>
+              <w:t xml:space="preserve">B-679</w:t>
             </w:r>
           </w:p>
         </w:tc>
@@ -43499,7 +43601,7 @@
                 <w:sz w:val="15"/>
                 <w:szCs w:val="15"/>
               </w:rPr>
-              <w:t xml:space="preserve">B-678</w:t>
+              <w:t xml:space="preserve">B-680</w:t>
             </w:r>
           </w:p>
         </w:tc>
@@ -43550,7 +43652,7 @@
                 <w:sz w:val="15"/>
                 <w:szCs w:val="15"/>
               </w:rPr>
-              <w:t xml:space="preserve">B-679</w:t>
+              <w:t xml:space="preserve">B-681</w:t>
             </w:r>
           </w:p>
         </w:tc>
@@ -43699,7 +43801,7 @@
                 <w:sz w:val="15"/>
                 <w:szCs w:val="15"/>
               </w:rPr>
-              <w:t xml:space="preserve">B-680</w:t>
+              <w:t xml:space="preserve">B-682</w:t>
             </w:r>
           </w:p>
         </w:tc>
@@ -43750,7 +43852,7 @@
                 <w:sz w:val="15"/>
                 <w:szCs w:val="15"/>
               </w:rPr>
-              <w:t xml:space="preserve">B-681</w:t>
+              <w:t xml:space="preserve">B-683</w:t>
             </w:r>
           </w:p>
         </w:tc>
@@ -43801,7 +43903,7 @@
                 <w:sz w:val="15"/>
                 <w:szCs w:val="15"/>
               </w:rPr>
-              <w:t xml:space="preserve">B-682</w:t>
+              <w:t xml:space="preserve">B-684</w:t>
             </w:r>
           </w:p>
         </w:tc>
@@ -43852,7 +43954,7 @@
                 <w:sz w:val="15"/>
                 <w:szCs w:val="15"/>
               </w:rPr>
-              <w:t xml:space="preserve">B-683</w:t>
+              <w:t xml:space="preserve">B-685</w:t>
             </w:r>
           </w:p>
         </w:tc>
@@ -43903,7 +44005,7 @@
                 <w:sz w:val="15"/>
                 <w:szCs w:val="15"/>
               </w:rPr>
-              <w:t xml:space="preserve">B-684</w:t>
+              <w:t xml:space="preserve">B-686</w:t>
             </w:r>
           </w:p>
         </w:tc>
@@ -44052,7 +44154,7 @@
                 <w:sz w:val="15"/>
                 <w:szCs w:val="15"/>
               </w:rPr>
-              <w:t xml:space="preserve">B-685</w:t>
+              <w:t xml:space="preserve">B-687</w:t>
             </w:r>
           </w:p>
         </w:tc>
@@ -44103,7 +44205,7 @@
                 <w:sz w:val="15"/>
                 <w:szCs w:val="15"/>
               </w:rPr>
-              <w:t xml:space="preserve">B-686</w:t>
+              <w:t xml:space="preserve">B-688</w:t>
             </w:r>
           </w:p>
         </w:tc>
@@ -44252,7 +44354,7 @@
                 <w:sz w:val="15"/>
                 <w:szCs w:val="15"/>
               </w:rPr>
-              <w:t xml:space="preserve">B-687</w:t>
+              <w:t xml:space="preserve">B-689</w:t>
             </w:r>
           </w:p>
         </w:tc>
@@ -44303,7 +44405,7 @@
                 <w:sz w:val="15"/>
                 <w:szCs w:val="15"/>
               </w:rPr>
-              <w:t xml:space="preserve">B-688</w:t>
+              <w:t xml:space="preserve">B-690</w:t>
             </w:r>
           </w:p>
         </w:tc>
@@ -44452,7 +44554,7 @@
                 <w:sz w:val="15"/>
                 <w:szCs w:val="15"/>
               </w:rPr>
-              <w:t xml:space="preserve">B-689</w:t>
+              <w:t xml:space="preserve">B-691</w:t>
             </w:r>
           </w:p>
         </w:tc>
@@ -44601,7 +44703,7 @@
                 <w:sz w:val="15"/>
                 <w:szCs w:val="15"/>
               </w:rPr>
-              <w:t xml:space="preserve">B-690</w:t>
+              <w:t xml:space="preserve">B-692</w:t>
             </w:r>
           </w:p>
         </w:tc>

--- a/texte/SmartVoc-Texts-English.docx
+++ b/texte/SmartVoc-Texts-English.docx
@@ -5974,7 +5974,7 @@
           <w:sz w:val="21"/>
           <w:szCs w:val="21"/>
         </w:rPr>
-        <w:t xml:space="preserve">You can ask what is stored about you, have it corrected, and you can export everything yourself as a file or delete your account entirely at any time. The export is in the settings; deleting your account is in the account window at the top right. Deleting also removes the data on the server, and it cannot be undone. For anything else, a message to the address given in the imprint is enough.</w:t>
+        <w:t xml:space="preserve">You can ask what is stored about you, have it corrected, and you can export everything yourself as a file or delete your account entirely at any time. The export is in the settings; deleting your account is in the account window at the top right. Deleting also removes the data on the server, and it cannot be undone. For anything else, a message to support@smartvoc.app is enough.</w:t>
       </w:r>
     </w:p>
     <w:p>
@@ -6129,16 +6129,7 @@
           <w:sz w:val="21"/>
           <w:szCs w:val="21"/>
         </w:rPr>
-        <w:t xml:space="preserve">Martin Keller, Switzerland. Questions about data protection go to the address given in the imprint.</w:t>
-      </w:r>
-    </w:p>
-    <w:p>
-      <w:pPr>
-        <w:pStyle w:val="Heading3"/>
-        <w:spacing w:after="120" w:before="260"/>
-      </w:pPr>
-      <w:r>
-        <w:t xml:space="preserve">Imprint</w:t>
+        <w:t xml:space="preserve">Martin Keller, Rebbergstrasse 7a, 8953 Dietikon, Switzerland.</w:t>
       </w:r>
     </w:p>
     <w:p>
@@ -6153,6 +6144,46 @@
           <w:szCs w:val="15"/>
         </w:rPr>
         <w:t xml:space="preserve">A-200</w:t>
+      </w:r>
+    </w:p>
+    <w:p>
+      <w:pPr>
+        <w:spacing w:after="60"/>
+      </w:pPr>
+      <w:r>
+        <w:rPr>
+          <w:rFonts w:ascii="Calibri" w:cs="Calibri" w:eastAsia="Calibri" w:hAnsi="Calibri"/>
+          <w:b w:val="false"/>
+          <w:bCs w:val="false"/>
+          <w:i w:val="false"/>
+          <w:iCs w:val="false"/>
+          <w:sz w:val="21"/>
+          <w:szCs w:val="21"/>
+        </w:rPr>
+        <w:t xml:space="preserve">Questions about data protection: support@smartvoc.app, phone +41 79 822 36 75.</w:t>
+      </w:r>
+    </w:p>
+    <w:p>
+      <w:pPr>
+        <w:pStyle w:val="Heading3"/>
+        <w:spacing w:after="120" w:before="260"/>
+      </w:pPr>
+      <w:r>
+        <w:t xml:space="preserve">Imprint</w:t>
+      </w:r>
+    </w:p>
+    <w:p>
+      <w:pPr>
+        <w:spacing w:after="20" w:before="140"/>
+      </w:pPr>
+      <w:r>
+        <w:rPr>
+          <w:rFonts w:ascii="Consolas" w:cs="Consolas" w:eastAsia="Consolas" w:hAnsi="Consolas"/>
+          <w:color w:val="9A958B"/>
+          <w:sz w:val="15"/>
+          <w:szCs w:val="15"/>
+        </w:rPr>
+        <w:t xml:space="preserve">A-201</w:t>
       </w:r>
     </w:p>
     <w:p>
@@ -6183,7 +6214,7 @@
           <w:sz w:val="15"/>
           <w:szCs w:val="15"/>
         </w:rPr>
-        <w:t xml:space="preserve">A-201</w:t>
+        <w:t xml:space="preserve">A-202</w:t>
       </w:r>
     </w:p>
     <w:p>
@@ -6200,7 +6231,7 @@
           <w:sz w:val="21"/>
           <w:szCs w:val="21"/>
         </w:rPr>
-        <w:t xml:space="preserve">Martin Keller, Switzerland</w:t>
+        <w:t xml:space="preserve">Martin Keller</w:t>
       </w:r>
     </w:p>
     <w:p>
@@ -6214,7 +6245,100 @@
           <w:sz w:val="15"/>
           <w:szCs w:val="15"/>
         </w:rPr>
-        <w:t xml:space="preserve">A-202</w:t>
+        <w:t xml:space="preserve">A-203</w:t>
+      </w:r>
+    </w:p>
+    <w:p>
+      <w:pPr>
+        <w:spacing w:after="60"/>
+      </w:pPr>
+      <w:r>
+        <w:rPr>
+          <w:rFonts w:ascii="Calibri" w:cs="Calibri" w:eastAsia="Calibri" w:hAnsi="Calibri"/>
+          <w:b w:val="false"/>
+          <w:bCs w:val="false"/>
+          <w:i w:val="false"/>
+          <w:iCs w:val="false"/>
+          <w:sz w:val="21"/>
+          <w:szCs w:val="21"/>
+        </w:rPr>
+        <w:t xml:space="preserve">Rebbergstrasse 7a</w:t>
+      </w:r>
+    </w:p>
+    <w:p>
+      <w:pPr>
+        <w:spacing w:after="20" w:before="140"/>
+      </w:pPr>
+      <w:r>
+        <w:rPr>
+          <w:rFonts w:ascii="Consolas" w:cs="Consolas" w:eastAsia="Consolas" w:hAnsi="Consolas"/>
+          <w:color w:val="9A958B"/>
+          <w:sz w:val="15"/>
+          <w:szCs w:val="15"/>
+        </w:rPr>
+        <w:t xml:space="preserve">A-204</w:t>
+      </w:r>
+    </w:p>
+    <w:p>
+      <w:pPr>
+        <w:spacing w:after="60"/>
+      </w:pPr>
+      <w:r>
+        <w:rPr>
+          <w:rFonts w:ascii="Calibri" w:cs="Calibri" w:eastAsia="Calibri" w:hAnsi="Calibri"/>
+          <w:b w:val="false"/>
+          <w:bCs w:val="false"/>
+          <w:i w:val="false"/>
+          <w:iCs w:val="false"/>
+          <w:sz w:val="21"/>
+          <w:szCs w:val="21"/>
+        </w:rPr>
+        <w:t xml:space="preserve">8953 Dietikon</w:t>
+      </w:r>
+    </w:p>
+    <w:p>
+      <w:pPr>
+        <w:spacing w:after="20" w:before="140"/>
+      </w:pPr>
+      <w:r>
+        <w:rPr>
+          <w:rFonts w:ascii="Consolas" w:cs="Consolas" w:eastAsia="Consolas" w:hAnsi="Consolas"/>
+          <w:color w:val="9A958B"/>
+          <w:sz w:val="15"/>
+          <w:szCs w:val="15"/>
+        </w:rPr>
+        <w:t xml:space="preserve">A-205</w:t>
+      </w:r>
+    </w:p>
+    <w:p>
+      <w:pPr>
+        <w:spacing w:after="60"/>
+      </w:pPr>
+      <w:r>
+        <w:rPr>
+          <w:rFonts w:ascii="Calibri" w:cs="Calibri" w:eastAsia="Calibri" w:hAnsi="Calibri"/>
+          <w:b w:val="false"/>
+          <w:bCs w:val="false"/>
+          <w:i w:val="false"/>
+          <w:iCs w:val="false"/>
+          <w:sz w:val="21"/>
+          <w:szCs w:val="21"/>
+        </w:rPr>
+        <w:t xml:space="preserve">Switzerland</w:t>
+      </w:r>
+    </w:p>
+    <w:p>
+      <w:pPr>
+        <w:spacing w:after="20" w:before="140"/>
+      </w:pPr>
+      <w:r>
+        <w:rPr>
+          <w:rFonts w:ascii="Consolas" w:cs="Consolas" w:eastAsia="Consolas" w:hAnsi="Consolas"/>
+          <w:color w:val="9A958B"/>
+          <w:sz w:val="15"/>
+          <w:szCs w:val="15"/>
+        </w:rPr>
+        <w:t xml:space="preserve">A-206</w:t>
       </w:r>
     </w:p>
     <w:p>
@@ -6245,7 +6369,7 @@
           <w:sz w:val="15"/>
           <w:szCs w:val="15"/>
         </w:rPr>
-        <w:t xml:space="preserve">A-203</w:t>
+        <w:t xml:space="preserve">A-207</w:t>
       </w:r>
     </w:p>
     <w:p>
@@ -6262,7 +6386,7 @@
           <w:sz w:val="21"/>
           <w:szCs w:val="21"/>
         </w:rPr>
-        <w:t xml:space="preserve">Questions, faults and feedback go to the address given in the App Store.</w:t>
+        <w:t xml:space="preserve">Email: support@smartvoc.app</w:t>
       </w:r>
     </w:p>
     <w:p>
@@ -6276,7 +6400,69 @@
           <w:sz w:val="15"/>
           <w:szCs w:val="15"/>
         </w:rPr>
-        <w:t xml:space="preserve">A-204</w:t>
+        <w:t xml:space="preserve">A-208</w:t>
+      </w:r>
+    </w:p>
+    <w:p>
+      <w:pPr>
+        <w:spacing w:after="60"/>
+      </w:pPr>
+      <w:r>
+        <w:rPr>
+          <w:rFonts w:ascii="Calibri" w:cs="Calibri" w:eastAsia="Calibri" w:hAnsi="Calibri"/>
+          <w:b w:val="false"/>
+          <w:bCs w:val="false"/>
+          <w:i w:val="false"/>
+          <w:iCs w:val="false"/>
+          <w:sz w:val="21"/>
+          <w:szCs w:val="21"/>
+        </w:rPr>
+        <w:t xml:space="preserve">Phone: +41 79 822 36 75</w:t>
+      </w:r>
+    </w:p>
+    <w:p>
+      <w:pPr>
+        <w:spacing w:after="20" w:before="140"/>
+      </w:pPr>
+      <w:r>
+        <w:rPr>
+          <w:rFonts w:ascii="Consolas" w:cs="Consolas" w:eastAsia="Consolas" w:hAnsi="Consolas"/>
+          <w:color w:val="9A958B"/>
+          <w:sz w:val="15"/>
+          <w:szCs w:val="15"/>
+        </w:rPr>
+        <w:t xml:space="preserve">A-209</w:t>
+      </w:r>
+    </w:p>
+    <w:p>
+      <w:pPr>
+        <w:spacing w:after="60"/>
+      </w:pPr>
+      <w:r>
+        <w:rPr>
+          <w:rFonts w:ascii="Calibri" w:cs="Calibri" w:eastAsia="Calibri" w:hAnsi="Calibri"/>
+          <w:b w:val="false"/>
+          <w:bCs w:val="false"/>
+          <w:i w:val="false"/>
+          <w:iCs w:val="false"/>
+          <w:sz w:val="21"/>
+          <w:szCs w:val="21"/>
+        </w:rPr>
+        <w:t xml:space="preserve">Questions, faults and feedback go to the same address.</w:t>
+      </w:r>
+    </w:p>
+    <w:p>
+      <w:pPr>
+        <w:spacing w:after="20" w:before="140"/>
+      </w:pPr>
+      <w:r>
+        <w:rPr>
+          <w:rFonts w:ascii="Consolas" w:cs="Consolas" w:eastAsia="Consolas" w:hAnsi="Consolas"/>
+          <w:color w:val="9A958B"/>
+          <w:sz w:val="15"/>
+          <w:szCs w:val="15"/>
+        </w:rPr>
+        <w:t xml:space="preserve">A-210</w:t>
       </w:r>
     </w:p>
     <w:p>
@@ -6307,7 +6493,7 @@
           <w:sz w:val="15"/>
           <w:szCs w:val="15"/>
         </w:rPr>
-        <w:t xml:space="preserve">A-205</w:t>
+        <w:t xml:space="preserve">A-211</w:t>
       </w:r>
     </w:p>
     <w:p>
@@ -6338,7 +6524,7 @@
           <w:sz w:val="15"/>
           <w:szCs w:val="15"/>
         </w:rPr>
-        <w:t xml:space="preserve">A-206</w:t>
+        <w:t xml:space="preserve">A-212</w:t>
       </w:r>
     </w:p>
     <w:p>
@@ -6369,7 +6555,7 @@
           <w:sz w:val="15"/>
           <w:szCs w:val="15"/>
         </w:rPr>
-        <w:t xml:space="preserve">A-207</w:t>
+        <w:t xml:space="preserve">A-213</w:t>
       </w:r>
     </w:p>
     <w:p>
